--- a/Диплом_Журавлева.docx
+++ b/Диплом_Журавлева.docx
@@ -5288,16 +5288,31 @@
           </w:r>
         </w:p>
         <w:p>
-          <w:fldSimple w:instr=" TOC \o &quot;1-3&quot; \h \z \u ">
-            <w:r>
-              <w:rPr>
-                <w:b/>
-                <w:bCs/>
-                <w:noProof/>
-              </w:rPr>
-              <w:t>Элементы оглавления не найдены.</w:t>
-            </w:r>
-          </w:fldSimple>
+          <w:r>
+            <w:fldChar w:fldCharType="begin"/>
+          </w:r>
+          <w:r>
+            <w:instrText xml:space="preserve"> TOC \o "1-3" \h \z \u </w:instrText>
+          </w:r>
+          <w:r>
+            <w:fldChar w:fldCharType="separate"/>
+          </w:r>
+          <w:r>
+            <w:rPr>
+              <w:b/>
+              <w:bCs/>
+              <w:noProof/>
+            </w:rPr>
+            <w:t>Элементы оглавления не найдены.</w:t>
+          </w:r>
+          <w:r>
+            <w:rPr>
+              <w:b/>
+              <w:bCs/>
+              <w:noProof/>
+            </w:rPr>
+            <w:fldChar w:fldCharType="end"/>
+          </w:r>
         </w:p>
       </w:sdtContent>
     </w:sdt>
@@ -6127,13 +6142,6 @@
       </w:r>
     </w:p>
     <w:p>
-      <w:pPr>
-        <w:pStyle w:val="2"/>
-        <w:numPr>
-          <w:ilvl w:val="0"/>
-          <w:numId w:val="0"/>
-        </w:numPr>
-      </w:pPr>
       <w:r>
         <w:object w:dxaOrig="12840" w:dyaOrig="1980" w14:anchorId="14428B8A">
           <v:shapetype id="_x0000_t75" coordsize="21600,21600" o:spt="75" o:preferrelative="t" path="m@4@5l@4@11@9@11@9@5xe" filled="f" stroked="f">
@@ -6155,10 +6163,10 @@
             <v:path o:extrusionok="f" gradientshapeok="t" o:connecttype="rect"/>
             <o:lock v:ext="edit" aspectratio="t"/>
           </v:shapetype>
-          <v:shape id="_x0000_i1025" type="#_x0000_t75" style="width:467.45pt;height:1in" o:ole="">
+          <v:shape id="_x0000_i1025" type="#_x0000_t75" style="width:467.25pt;height:1in" o:ole="">
             <v:imagedata r:id="rId11" o:title=""/>
           </v:shape>
-          <o:OLEObject Type="Embed" ProgID="Visio.Drawing.15" ShapeID="_x0000_i1025" DrawAspect="Content" ObjectID="_1839358797" r:id="rId12"/>
+          <o:OLEObject Type="Embed" ProgID="Visio.Drawing.15" ShapeID="_x0000_i1025" DrawAspect="Content" ObjectID="_1839693414" r:id="rId12"/>
         </w:object>
       </w:r>
     </w:p>
@@ -6471,10 +6479,10 @@
           <w:position w:val="-12"/>
         </w:rPr>
         <w:object w:dxaOrig="499" w:dyaOrig="360" w14:anchorId="7DEB3D77">
-          <v:shape id="_x0000_i1026" type="#_x0000_t75" style="width:25.15pt;height:18pt" o:ole="">
+          <v:shape id="_x0000_i1026" type="#_x0000_t75" style="width:25.5pt;height:18pt" o:ole="">
             <v:imagedata r:id="rId13" o:title=""/>
           </v:shape>
-          <o:OLEObject Type="Embed" ProgID="Equation.DSMT4" ShapeID="_x0000_i1026" DrawAspect="Content" ObjectID="_1839358798" r:id="rId14"/>
+          <o:OLEObject Type="Embed" ProgID="Equation.DSMT4" ShapeID="_x0000_i1026" DrawAspect="Content" ObjectID="_1839693415" r:id="rId14"/>
         </w:object>
       </w:r>
       <w:r>
@@ -6505,10 +6513,10 @@
           <w:position w:val="-12"/>
         </w:rPr>
         <w:object w:dxaOrig="560" w:dyaOrig="380" w14:anchorId="41198861">
-          <v:shape id="_x0000_i1027" type="#_x0000_t75" style="width:28.3pt;height:19.15pt" o:ole="">
+          <v:shape id="_x0000_i1027" type="#_x0000_t75" style="width:28.5pt;height:19.5pt" o:ole="">
             <v:imagedata r:id="rId15" o:title=""/>
           </v:shape>
-          <o:OLEObject Type="Embed" ProgID="Equation.DSMT4" ShapeID="_x0000_i1027" DrawAspect="Content" ObjectID="_1839358799" r:id="rId16"/>
+          <o:OLEObject Type="Embed" ProgID="Equation.DSMT4" ShapeID="_x0000_i1027" DrawAspect="Content" ObjectID="_1839693416" r:id="rId16"/>
         </w:object>
       </w:r>
       <w:r>
@@ -6533,10 +6541,10 @@
           <w:position w:val="-4"/>
         </w:rPr>
         <w:object w:dxaOrig="180" w:dyaOrig="279" w14:anchorId="57D3B3DA">
-          <v:shape id="_x0000_i1028" type="#_x0000_t75" style="width:9.15pt;height:13.7pt" o:ole="">
+          <v:shape id="_x0000_i1028" type="#_x0000_t75" style="width:9pt;height:13.5pt" o:ole="">
             <v:imagedata r:id="rId17" o:title=""/>
           </v:shape>
-          <o:OLEObject Type="Embed" ProgID="Equation.DSMT4" ShapeID="_x0000_i1028" DrawAspect="Content" ObjectID="_1839358800" r:id="rId18"/>
+          <o:OLEObject Type="Embed" ProgID="Equation.DSMT4" ShapeID="_x0000_i1028" DrawAspect="Content" ObjectID="_1839693417" r:id="rId18"/>
         </w:object>
       </w:r>
       <w:r>
@@ -6544,10 +6552,10 @@
           <w:position w:val="-12"/>
         </w:rPr>
         <w:object w:dxaOrig="1600" w:dyaOrig="420" w14:anchorId="43111F24">
-          <v:shape id="_x0000_i1029" type="#_x0000_t75" style="width:79.7pt;height:21.15pt" o:ole="">
+          <v:shape id="_x0000_i1029" type="#_x0000_t75" style="width:79.5pt;height:21pt" o:ole="">
             <v:imagedata r:id="rId19" o:title=""/>
           </v:shape>
-          <o:OLEObject Type="Embed" ProgID="Equation.DSMT4" ShapeID="_x0000_i1029" DrawAspect="Content" ObjectID="_1839358801" r:id="rId20"/>
+          <o:OLEObject Type="Embed" ProgID="Equation.DSMT4" ShapeID="_x0000_i1029" DrawAspect="Content" ObjectID="_1839693418" r:id="rId20"/>
         </w:object>
       </w:r>
       <w:r>
@@ -6618,10 +6626,10 @@
           <w:position w:val="-12"/>
         </w:rPr>
         <w:object w:dxaOrig="499" w:dyaOrig="360" w14:anchorId="751EBF9A">
-          <v:shape id="_x0000_i1030" type="#_x0000_t75" style="width:25.15pt;height:18pt" o:ole="">
+          <v:shape id="_x0000_i1030" type="#_x0000_t75" style="width:25.5pt;height:18pt" o:ole="">
             <v:imagedata r:id="rId21" o:title=""/>
           </v:shape>
-          <o:OLEObject Type="Embed" ProgID="Equation.DSMT4" ShapeID="_x0000_i1030" DrawAspect="Content" ObjectID="_1839358802" r:id="rId22"/>
+          <o:OLEObject Type="Embed" ProgID="Equation.DSMT4" ShapeID="_x0000_i1030" DrawAspect="Content" ObjectID="_1839693419" r:id="rId22"/>
         </w:object>
       </w:r>
       <w:r>
@@ -6653,10 +6661,10 @@
           <w:position w:val="-16"/>
         </w:rPr>
         <w:object w:dxaOrig="2460" w:dyaOrig="460" w14:anchorId="4778F632">
-          <v:shape id="_x0000_i1031" type="#_x0000_t75" style="width:123.15pt;height:22.85pt" o:ole="">
+          <v:shape id="_x0000_i1031" type="#_x0000_t75" style="width:123pt;height:22.5pt" o:ole="">
             <v:imagedata r:id="rId23" o:title=""/>
           </v:shape>
-          <o:OLEObject Type="Embed" ProgID="Equation.DSMT4" ShapeID="_x0000_i1031" DrawAspect="Content" ObjectID="_1839358803" r:id="rId24"/>
+          <o:OLEObject Type="Embed" ProgID="Equation.DSMT4" ShapeID="_x0000_i1031" DrawAspect="Content" ObjectID="_1839693420" r:id="rId24"/>
         </w:object>
       </w:r>
       <w:r>
@@ -6706,10 +6714,10 @@
           <w:position w:val="-12"/>
         </w:rPr>
         <w:object w:dxaOrig="2420" w:dyaOrig="420" w14:anchorId="23D837E1">
-          <v:shape id="_x0000_i1032" type="#_x0000_t75" style="width:121.15pt;height:21.15pt" o:ole="">
+          <v:shape id="_x0000_i1032" type="#_x0000_t75" style="width:120.75pt;height:21pt" o:ole="">
             <v:imagedata r:id="rId25" o:title=""/>
           </v:shape>
-          <o:OLEObject Type="Embed" ProgID="Equation.DSMT4" ShapeID="_x0000_i1032" DrawAspect="Content" ObjectID="_1839358804" r:id="rId26"/>
+          <o:OLEObject Type="Embed" ProgID="Equation.DSMT4" ShapeID="_x0000_i1032" DrawAspect="Content" ObjectID="_1839693421" r:id="rId26"/>
         </w:object>
       </w:r>
       <w:r>
@@ -6765,10 +6773,10 @@
           <w:position w:val="-12"/>
         </w:rPr>
         <w:object w:dxaOrig="2200" w:dyaOrig="380" w14:anchorId="305D8A8F">
-          <v:shape id="_x0000_i1033" type="#_x0000_t75" style="width:109.7pt;height:19.15pt" o:ole="">
+          <v:shape id="_x0000_i1033" type="#_x0000_t75" style="width:109.5pt;height:19.5pt" o:ole="">
             <v:imagedata r:id="rId27" o:title=""/>
           </v:shape>
-          <o:OLEObject Type="Embed" ProgID="Equation.DSMT4" ShapeID="_x0000_i1033" DrawAspect="Content" ObjectID="_1839358805" r:id="rId28"/>
+          <o:OLEObject Type="Embed" ProgID="Equation.DSMT4" ShapeID="_x0000_i1033" DrawAspect="Content" ObjectID="_1839693422" r:id="rId28"/>
         </w:object>
       </w:r>
       <w:r>
@@ -6834,10 +6842,10 @@
           <w:position w:val="-28"/>
         </w:rPr>
         <w:object w:dxaOrig="740" w:dyaOrig="720" w14:anchorId="30A55121">
-          <v:shape id="_x0000_i1034" type="#_x0000_t75" style="width:37.15pt;height:36pt" o:ole="">
+          <v:shape id="_x0000_i1034" type="#_x0000_t75" style="width:37.5pt;height:36pt" o:ole="">
             <v:imagedata r:id="rId29" o:title=""/>
           </v:shape>
-          <o:OLEObject Type="Embed" ProgID="Equation.DSMT4" ShapeID="_x0000_i1034" DrawAspect="Content" ObjectID="_1839358806" r:id="rId30"/>
+          <o:OLEObject Type="Embed" ProgID="Equation.DSMT4" ShapeID="_x0000_i1034" DrawAspect="Content" ObjectID="_1839693423" r:id="rId30"/>
         </w:object>
       </w:r>
       <w:r>
@@ -6862,10 +6870,10 @@
           <w:position w:val="-12"/>
         </w:rPr>
         <w:object w:dxaOrig="540" w:dyaOrig="360" w14:anchorId="1C0BA28F">
-          <v:shape id="_x0000_i1035" type="#_x0000_t75" style="width:27.15pt;height:18pt" o:ole="">
+          <v:shape id="_x0000_i1035" type="#_x0000_t75" style="width:27pt;height:18pt" o:ole="">
             <v:imagedata r:id="rId31" o:title=""/>
           </v:shape>
-          <o:OLEObject Type="Embed" ProgID="Equation.DSMT4" ShapeID="_x0000_i1035" DrawAspect="Content" ObjectID="_1839358807" r:id="rId32"/>
+          <o:OLEObject Type="Embed" ProgID="Equation.DSMT4" ShapeID="_x0000_i1035" DrawAspect="Content" ObjectID="_1839693424" r:id="rId32"/>
         </w:object>
       </w:r>
       <w:r>
@@ -6898,10 +6906,10 @@
           <w:position w:val="-12"/>
         </w:rPr>
         <w:object w:dxaOrig="1600" w:dyaOrig="360" w14:anchorId="7F1EE616">
-          <v:shape id="_x0000_i1036" type="#_x0000_t75" style="width:79.7pt;height:18pt" o:ole="">
+          <v:shape id="_x0000_i1036" type="#_x0000_t75" style="width:79.5pt;height:18pt" o:ole="">
             <v:imagedata r:id="rId33" o:title=""/>
           </v:shape>
-          <o:OLEObject Type="Embed" ProgID="Equation.DSMT4" ShapeID="_x0000_i1036" DrawAspect="Content" ObjectID="_1839358808" r:id="rId34"/>
+          <o:OLEObject Type="Embed" ProgID="Equation.DSMT4" ShapeID="_x0000_i1036" DrawAspect="Content" ObjectID="_1839693425" r:id="rId34"/>
         </w:object>
       </w:r>
       <w:r>
@@ -6951,10 +6959,10 @@
           <w:position w:val="-12"/>
         </w:rPr>
         <w:object w:dxaOrig="1579" w:dyaOrig="420" w14:anchorId="3FA91E97">
-          <v:shape id="_x0000_i1037" type="#_x0000_t75" style="width:79.15pt;height:21.15pt" o:ole="">
+          <v:shape id="_x0000_i1037" type="#_x0000_t75" style="width:79.5pt;height:21pt" o:ole="">
             <v:imagedata r:id="rId35" o:title=""/>
           </v:shape>
-          <o:OLEObject Type="Embed" ProgID="Equation.DSMT4" ShapeID="_x0000_i1037" DrawAspect="Content" ObjectID="_1839358809" r:id="rId36"/>
+          <o:OLEObject Type="Embed" ProgID="Equation.DSMT4" ShapeID="_x0000_i1037" DrawAspect="Content" ObjectID="_1839693426" r:id="rId36"/>
         </w:object>
       </w:r>
       <w:r>
@@ -7470,10 +7478,10 @@
           <w:position w:val="-32"/>
         </w:rPr>
         <w:object w:dxaOrig="3600" w:dyaOrig="780" w14:anchorId="1F5D1BD7">
-          <v:shape id="_x0000_i1038" type="#_x0000_t75" style="width:180pt;height:39.15pt" o:ole="">
+          <v:shape id="_x0000_i1038" type="#_x0000_t75" style="width:180pt;height:39pt" o:ole="">
             <v:imagedata r:id="rId37" o:title=""/>
           </v:shape>
-          <o:OLEObject Type="Embed" ProgID="Equation.DSMT4" ShapeID="_x0000_i1038" DrawAspect="Content" ObjectID="_1839358810" r:id="rId38"/>
+          <o:OLEObject Type="Embed" ProgID="Equation.DSMT4" ShapeID="_x0000_i1038" DrawAspect="Content" ObjectID="_1839693427" r:id="rId38"/>
         </w:object>
       </w:r>
       <w:r>
@@ -7504,10 +7512,10 @@
           <w:position w:val="-12"/>
         </w:rPr>
         <w:object w:dxaOrig="499" w:dyaOrig="360" w14:anchorId="16D79576">
-          <v:shape id="_x0000_i1039" type="#_x0000_t75" style="width:25.15pt;height:18pt" o:ole="">
+          <v:shape id="_x0000_i1039" type="#_x0000_t75" style="width:25.5pt;height:18pt" o:ole="">
             <v:imagedata r:id="rId39" o:title=""/>
           </v:shape>
-          <o:OLEObject Type="Embed" ProgID="Equation.DSMT4" ShapeID="_x0000_i1039" DrawAspect="Content" ObjectID="_1839358811" r:id="rId40"/>
+          <o:OLEObject Type="Embed" ProgID="Equation.DSMT4" ShapeID="_x0000_i1039" DrawAspect="Content" ObjectID="_1839693428" r:id="rId40"/>
         </w:object>
       </w:r>
       <w:r>
@@ -7617,10 +7625,10 @@
           <w:position w:val="-12"/>
         </w:rPr>
         <w:object w:dxaOrig="340" w:dyaOrig="420" w14:anchorId="32C75374">
-          <v:shape id="_x0000_i1040" type="#_x0000_t75" style="width:16.85pt;height:21.15pt" o:ole="">
+          <v:shape id="_x0000_i1040" type="#_x0000_t75" style="width:16.5pt;height:21pt" o:ole="">
             <v:imagedata r:id="rId41" o:title=""/>
           </v:shape>
-          <o:OLEObject Type="Embed" ProgID="Equation.DSMT4" ShapeID="_x0000_i1040" DrawAspect="Content" ObjectID="_1839358812" r:id="rId42"/>
+          <o:OLEObject Type="Embed" ProgID="Equation.DSMT4" ShapeID="_x0000_i1040" DrawAspect="Content" ObjectID="_1839693429" r:id="rId42"/>
         </w:object>
       </w:r>
       <w:r>
@@ -7731,10 +7739,10 @@
     <w:p>
       <w:r>
         <w:object w:dxaOrig="8304" w:dyaOrig="2124" w14:anchorId="3D66E9FF">
-          <v:shape id="_x0000_i1041" type="#_x0000_t75" style="width:415.15pt;height:106.3pt" o:ole="">
+          <v:shape id="_x0000_i1041" type="#_x0000_t75" style="width:415.5pt;height:106.5pt" o:ole="">
             <v:imagedata r:id="rId43" o:title=""/>
           </v:shape>
-          <o:OLEObject Type="Embed" ProgID="Visio.Drawing.15" ShapeID="_x0000_i1041" DrawAspect="Content" ObjectID="_1839358813" r:id="rId44"/>
+          <o:OLEObject Type="Embed" ProgID="Visio.Drawing.15" ShapeID="_x0000_i1041" DrawAspect="Content" ObjectID="_1839693430" r:id="rId44"/>
         </w:object>
       </w:r>
     </w:p>
@@ -7765,10 +7773,10 @@
           <w:position w:val="-16"/>
         </w:rPr>
         <w:object w:dxaOrig="980" w:dyaOrig="460" w14:anchorId="2A11B555">
-          <v:shape id="_x0000_i1042" type="#_x0000_t75" style="width:49.15pt;height:22.85pt" o:ole="">
+          <v:shape id="_x0000_i1042" type="#_x0000_t75" style="width:49.5pt;height:22.5pt" o:ole="">
             <v:imagedata r:id="rId45" o:title=""/>
           </v:shape>
-          <o:OLEObject Type="Embed" ProgID="Equation.DSMT4" ShapeID="_x0000_i1042" DrawAspect="Content" ObjectID="_1839358814" r:id="rId46"/>
+          <o:OLEObject Type="Embed" ProgID="Equation.DSMT4" ShapeID="_x0000_i1042" DrawAspect="Content" ObjectID="_1839693431" r:id="rId46"/>
         </w:object>
       </w:r>
       <w:r>
@@ -7787,10 +7795,10 @@
           <w:position w:val="-16"/>
         </w:rPr>
         <w:object w:dxaOrig="440" w:dyaOrig="420" w14:anchorId="6347F269">
-          <v:shape id="_x0000_i1043" type="#_x0000_t75" style="width:22.3pt;height:21.15pt" o:ole="">
+          <v:shape id="_x0000_i1043" type="#_x0000_t75" style="width:22.5pt;height:21pt" o:ole="">
             <v:imagedata r:id="rId47" o:title=""/>
           </v:shape>
-          <o:OLEObject Type="Embed" ProgID="Equation.DSMT4" ShapeID="_x0000_i1043" DrawAspect="Content" ObjectID="_1839358815" r:id="rId48"/>
+          <o:OLEObject Type="Embed" ProgID="Equation.DSMT4" ShapeID="_x0000_i1043" DrawAspect="Content" ObjectID="_1839693432" r:id="rId48"/>
         </w:object>
       </w:r>
       <w:r>
@@ -7887,10 +7895,10 @@
     <w:p>
       <w:r>
         <w:object w:dxaOrig="7824" w:dyaOrig="3468" w14:anchorId="6C32395D">
-          <v:shape id="_x0000_i1044" type="#_x0000_t75" style="width:391.7pt;height:173.7pt" o:ole="">
+          <v:shape id="_x0000_i1044" type="#_x0000_t75" style="width:391.5pt;height:174pt" o:ole="">
             <v:imagedata r:id="rId49" o:title=""/>
           </v:shape>
-          <o:OLEObject Type="Embed" ProgID="Visio.Drawing.15" ShapeID="_x0000_i1044" DrawAspect="Content" ObjectID="_1839358816" r:id="rId50"/>
+          <o:OLEObject Type="Embed" ProgID="Visio.Drawing.15" ShapeID="_x0000_i1044" DrawAspect="Content" ObjectID="_1839693433" r:id="rId50"/>
         </w:object>
       </w:r>
     </w:p>
@@ -7926,10 +7934,10 @@
           <w:position w:val="-12"/>
         </w:rPr>
         <w:object w:dxaOrig="540" w:dyaOrig="380" w14:anchorId="526DF07A">
-          <v:shape id="_x0000_i1045" type="#_x0000_t75" style="width:27.15pt;height:19.15pt" o:ole="">
+          <v:shape id="_x0000_i1045" type="#_x0000_t75" style="width:27pt;height:19.5pt" o:ole="">
             <v:imagedata r:id="rId51" o:title=""/>
           </v:shape>
-          <o:OLEObject Type="Embed" ProgID="Equation.DSMT4" ShapeID="_x0000_i1045" DrawAspect="Content" ObjectID="_1839358817" r:id="rId52"/>
+          <o:OLEObject Type="Embed" ProgID="Equation.DSMT4" ShapeID="_x0000_i1045" DrawAspect="Content" ObjectID="_1839693434" r:id="rId52"/>
         </w:object>
       </w:r>
       <w:r>
@@ -7972,10 +7980,10 @@
           <w:position w:val="-12"/>
         </w:rPr>
         <w:object w:dxaOrig="1860" w:dyaOrig="420" w14:anchorId="2D30533B">
-          <v:shape id="_x0000_i1046" type="#_x0000_t75" style="width:93.15pt;height:21.15pt" o:ole="">
+          <v:shape id="_x0000_i1046" type="#_x0000_t75" style="width:93pt;height:21pt" o:ole="">
             <v:imagedata r:id="rId53" o:title=""/>
           </v:shape>
-          <o:OLEObject Type="Embed" ProgID="Equation.DSMT4" ShapeID="_x0000_i1046" DrawAspect="Content" ObjectID="_1839358818" r:id="rId54"/>
+          <o:OLEObject Type="Embed" ProgID="Equation.DSMT4" ShapeID="_x0000_i1046" DrawAspect="Content" ObjectID="_1839693435" r:id="rId54"/>
         </w:object>
       </w:r>
       <w:r>
@@ -8027,10 +8035,10 @@
           <w:position w:val="-12"/>
         </w:rPr>
         <w:object w:dxaOrig="780" w:dyaOrig="380" w14:anchorId="702E0358">
-          <v:shape id="_x0000_i1047" type="#_x0000_t75" style="width:39.15pt;height:19.15pt" o:ole="">
+          <v:shape id="_x0000_i1047" type="#_x0000_t75" style="width:39pt;height:19.5pt" o:ole="">
             <v:imagedata r:id="rId55" o:title=""/>
           </v:shape>
-          <o:OLEObject Type="Embed" ProgID="Equation.DSMT4" ShapeID="_x0000_i1047" DrawAspect="Content" ObjectID="_1839358819" r:id="rId56"/>
+          <o:OLEObject Type="Embed" ProgID="Equation.DSMT4" ShapeID="_x0000_i1047" DrawAspect="Content" ObjectID="_1839693436" r:id="rId56"/>
         </w:object>
       </w:r>
       <w:r>
@@ -8105,10 +8113,7 @@
         <w:t xml:space="preserve">Принципиальным ограничением </w:t>
       </w:r>
       <w:r>
-        <w:t xml:space="preserve">схемы </w:t>
-      </w:r>
-      <w:r>
-        <w:t>«2 из 3</w:t>
+        <w:t>схемы «2 из 3</w:t>
       </w:r>
       <w:r>
         <w:t xml:space="preserve"> применительно к БПС является не расчётная вероятность, а характер поведения системы после первого отказа. После выхода из строя одного канала система продолжает работать без какой-либо индикации ухудшения состояния </w:t>
@@ -8133,10 +8138,7 @@
         <w:t xml:space="preserve">Вероятность безотказной работы </w:t>
       </w:r>
       <w:r>
-        <w:t xml:space="preserve">схемы </w:t>
-      </w:r>
-      <w:r>
-        <w:t>«2 из 3</w:t>
+        <w:t>схемы «2 из 3</w:t>
       </w:r>
       <w:r>
         <w:t xml:space="preserve"> по формуле </w:t>
@@ -8180,10 +8182,7 @@
         <w:t xml:space="preserve">Рассмотрим следующую схему мажоритарного резервирования «3 из 5»: пять независимых каналов работают параллельно, мажоритарный элемент формирует выходной сигнал по принципу большинства. Система сохраняет работоспособность при отказе любых двух каналов из пяти одновременно, что обеспечивает более высокую устойчивость к множественным отказам по сравнению </w:t>
       </w:r>
       <w:r>
-        <w:t xml:space="preserve">со схемой </w:t>
-      </w:r>
-      <w:r>
-        <w:t>«2 из 3</w:t>
+        <w:t>со схемой «2 из 3</w:t>
       </w:r>
       <w:r>
         <w:t>.</w:t>
@@ -8204,10 +8203,10 @@
       </w:pPr>
       <w:r>
         <w:object w:dxaOrig="8761" w:dyaOrig="6012" w14:anchorId="5371BD2B">
-          <v:shape id="_x0000_i1048" type="#_x0000_t75" style="width:438pt;height:300.55pt" o:ole="">
+          <v:shape id="_x0000_i1048" type="#_x0000_t75" style="width:438pt;height:300.75pt" o:ole="">
             <v:imagedata r:id="rId57" o:title=""/>
           </v:shape>
-          <o:OLEObject Type="Embed" ProgID="Visio.Drawing.15" ShapeID="_x0000_i1048" DrawAspect="Content" ObjectID="_1839358820" r:id="rId58"/>
+          <o:OLEObject Type="Embed" ProgID="Visio.Drawing.15" ShapeID="_x0000_i1048" DrawAspect="Content" ObjectID="_1839693437" r:id="rId58"/>
         </w:object>
       </w:r>
     </w:p>
@@ -8241,10 +8240,10 @@
           <w:position w:val="-16"/>
         </w:rPr>
         <w:object w:dxaOrig="980" w:dyaOrig="460" w14:anchorId="04F8A7F1">
-          <v:shape id="_x0000_i1049" type="#_x0000_t75" style="width:49.15pt;height:22.85pt" o:ole="">
+          <v:shape id="_x0000_i1049" type="#_x0000_t75" style="width:49.5pt;height:22.5pt" o:ole="">
             <v:imagedata r:id="rId59" o:title=""/>
           </v:shape>
-          <o:OLEObject Type="Embed" ProgID="Equation.DSMT4" ShapeID="_x0000_i1049" DrawAspect="Content" ObjectID="_1839358821" r:id="rId60"/>
+          <o:OLEObject Type="Embed" ProgID="Equation.DSMT4" ShapeID="_x0000_i1049" DrawAspect="Content" ObjectID="_1839693438" r:id="rId60"/>
         </w:object>
       </w:r>
       <w:r>
@@ -8279,10 +8278,10 @@
           <w:position w:val="-12"/>
         </w:rPr>
         <w:object w:dxaOrig="3900" w:dyaOrig="420" w14:anchorId="39F574E0">
-          <v:shape id="_x0000_i1050" type="#_x0000_t75" style="width:195.15pt;height:21.15pt" o:ole="">
+          <v:shape id="_x0000_i1050" type="#_x0000_t75" style="width:195pt;height:21pt" o:ole="">
             <v:imagedata r:id="rId61" o:title=""/>
           </v:shape>
-          <o:OLEObject Type="Embed" ProgID="Equation.DSMT4" ShapeID="_x0000_i1050" DrawAspect="Content" ObjectID="_1839358822" r:id="rId62"/>
+          <o:OLEObject Type="Embed" ProgID="Equation.DSMT4" ShapeID="_x0000_i1050" DrawAspect="Content" ObjectID="_1839693439" r:id="rId62"/>
         </w:object>
       </w:r>
     </w:p>
@@ -8306,10 +8305,10 @@
           <w:position w:val="-12"/>
         </w:rPr>
         <w:object w:dxaOrig="2740" w:dyaOrig="420" w14:anchorId="247EDA5E">
-          <v:shape id="_x0000_i1051" type="#_x0000_t75" style="width:136.85pt;height:21.15pt" o:ole="">
+          <v:shape id="_x0000_i1051" type="#_x0000_t75" style="width:136.5pt;height:21pt" o:ole="">
             <v:imagedata r:id="rId63" o:title=""/>
           </v:shape>
-          <o:OLEObject Type="Embed" ProgID="Equation.DSMT4" ShapeID="_x0000_i1051" DrawAspect="Content" ObjectID="_1839358823" r:id="rId64"/>
+          <o:OLEObject Type="Embed" ProgID="Equation.DSMT4" ShapeID="_x0000_i1051" DrawAspect="Content" ObjectID="_1839693440" r:id="rId64"/>
         </w:object>
       </w:r>
     </w:p>
@@ -8325,10 +8324,10 @@
           <w:position w:val="-12"/>
         </w:rPr>
         <w:object w:dxaOrig="300" w:dyaOrig="420" w14:anchorId="3B852F03">
-          <v:shape id="_x0000_i1052" type="#_x0000_t75" style="width:15.15pt;height:21.15pt" o:ole="">
+          <v:shape id="_x0000_i1052" type="#_x0000_t75" style="width:15pt;height:21pt" o:ole="">
             <v:imagedata r:id="rId65" o:title=""/>
           </v:shape>
-          <o:OLEObject Type="Embed" ProgID="Equation.DSMT4" ShapeID="_x0000_i1052" DrawAspect="Content" ObjectID="_1839358824" r:id="rId66"/>
+          <o:OLEObject Type="Embed" ProgID="Equation.DSMT4" ShapeID="_x0000_i1052" DrawAspect="Content" ObjectID="_1839693441" r:id="rId66"/>
         </w:object>
       </w:r>
       <w:r>
@@ -8374,10 +8373,10 @@
           <w:position w:val="-12"/>
         </w:rPr>
         <w:object w:dxaOrig="2640" w:dyaOrig="420" w14:anchorId="52FC64A0">
-          <v:shape id="_x0000_i1053" type="#_x0000_t75" style="width:132pt;height:21.15pt" o:ole="">
+          <v:shape id="_x0000_i1053" type="#_x0000_t75" style="width:132pt;height:21pt" o:ole="">
             <v:imagedata r:id="rId67" o:title=""/>
           </v:shape>
-          <o:OLEObject Type="Embed" ProgID="Equation.DSMT4" ShapeID="_x0000_i1053" DrawAspect="Content" ObjectID="_1839358825" r:id="rId68"/>
+          <o:OLEObject Type="Embed" ProgID="Equation.DSMT4" ShapeID="_x0000_i1053" DrawAspect="Content" ObjectID="_1839693442" r:id="rId68"/>
         </w:object>
       </w:r>
       <w:r>
@@ -8448,10 +8447,10 @@
           <w:position w:val="-12"/>
         </w:rPr>
         <w:object w:dxaOrig="420" w:dyaOrig="380" w14:anchorId="55F5D95F">
-          <v:shape id="_x0000_i1054" type="#_x0000_t75" style="width:21.15pt;height:19.15pt" o:ole="">
+          <v:shape id="_x0000_i1054" type="#_x0000_t75" style="width:21pt;height:19.5pt" o:ole="">
             <v:imagedata r:id="rId69" o:title=""/>
           </v:shape>
-          <o:OLEObject Type="Embed" ProgID="Equation.DSMT4" ShapeID="_x0000_i1054" DrawAspect="Content" ObjectID="_1839358826" r:id="rId70"/>
+          <o:OLEObject Type="Embed" ProgID="Equation.DSMT4" ShapeID="_x0000_i1054" DrawAspect="Content" ObjectID="_1839693443" r:id="rId70"/>
         </w:object>
       </w:r>
       <w:r>
@@ -8470,13 +8469,7 @@
     <w:p>
       <w:r>
         <w:lastRenderedPageBreak/>
-        <w:t xml:space="preserve">Вероятность безотказной работы схемы «3 из 5» по формуле </w:t>
-      </w:r>
-      <w:r>
-        <w:t>7</w:t>
-      </w:r>
-      <w:r>
-        <w:t xml:space="preserve">: </w:t>
+        <w:t xml:space="preserve">Вероятность безотказной работы схемы «3 из 5» по формуле 7: </w:t>
       </w:r>
       <w:r>
         <w:br/>
@@ -8563,10 +8556,10 @@
       </w:pPr>
       <w:r>
         <w:object w:dxaOrig="13572" w:dyaOrig="4105" w14:anchorId="48CA6AF1">
-          <v:shape id="_x0000_i1055" type="#_x0000_t75" style="width:467.45pt;height:141.15pt" o:ole="">
+          <v:shape id="_x0000_i1055" type="#_x0000_t75" style="width:467.25pt;height:141pt" o:ole="">
             <v:imagedata r:id="rId71" o:title=""/>
           </v:shape>
-          <o:OLEObject Type="Embed" ProgID="Visio.Drawing.15" ShapeID="_x0000_i1055" DrawAspect="Content" ObjectID="_1839358827" r:id="rId72"/>
+          <o:OLEObject Type="Embed" ProgID="Visio.Drawing.15" ShapeID="_x0000_i1055" DrawAspect="Content" ObjectID="_1839693444" r:id="rId72"/>
         </w:object>
       </w:r>
     </w:p>
@@ -8613,16 +8606,7 @@
         <w:t xml:space="preserve">В качестве блока контроля принят микроконтроллер Texas Instruments TMS570LS3137. </w:t>
       </w:r>
       <w:r>
-        <w:t>Данный микроконтроллер специально разработан для систем функциональной безопасности</w:t>
-      </w:r>
-      <w:r>
-        <w:t xml:space="preserve"> и </w:t>
-      </w:r>
-      <w:r>
-        <w:t>нашёл широкое применение в бортовой авиационной аппаратур</w:t>
-      </w:r>
-      <w:r>
-        <w:t>е. В его состав входят</w:t>
+        <w:t>Данный микроконтроллер специально разработан для систем функциональной безопасности и нашёл широкое применение в бортовой авиационной аппаратуре. В его состав входят</w:t>
       </w:r>
       <w:r>
         <w:t xml:space="preserve"> два процессорных ядра ARM Cortex-R4F, </w:t>
@@ -8673,10 +8657,10 @@
           <w:position w:val="-16"/>
         </w:rPr>
         <w:object w:dxaOrig="3340" w:dyaOrig="420" w14:anchorId="3D9B209A">
-          <v:shape id="_x0000_i1056" type="#_x0000_t75" style="width:166.85pt;height:21.15pt" o:ole="">
+          <v:shape id="_x0000_i1056" type="#_x0000_t75" style="width:166.5pt;height:21pt" o:ole="">
             <v:imagedata r:id="rId73" o:title=""/>
           </v:shape>
-          <o:OLEObject Type="Embed" ProgID="Equation.DSMT4" ShapeID="_x0000_i1056" DrawAspect="Content" ObjectID="_1839358828" r:id="rId74"/>
+          <o:OLEObject Type="Embed" ProgID="Equation.DSMT4" ShapeID="_x0000_i1056" DrawAspect="Content" ObjectID="_1839693445" r:id="rId74"/>
         </w:object>
       </w:r>
       <w:r>
@@ -8710,10 +8694,10 @@
           <w:position w:val="-12"/>
         </w:rPr>
         <w:object w:dxaOrig="300" w:dyaOrig="380" w14:anchorId="4B59322B">
-          <v:shape id="_x0000_i1057" type="#_x0000_t75" style="width:15.15pt;height:19.15pt" o:ole="">
+          <v:shape id="_x0000_i1057" type="#_x0000_t75" style="width:15pt;height:19.5pt" o:ole="">
             <v:imagedata r:id="rId75" o:title=""/>
           </v:shape>
-          <o:OLEObject Type="Embed" ProgID="Equation.DSMT4" ShapeID="_x0000_i1057" DrawAspect="Content" ObjectID="_1839358829" r:id="rId76"/>
+          <o:OLEObject Type="Embed" ProgID="Equation.DSMT4" ShapeID="_x0000_i1057" DrawAspect="Content" ObjectID="_1839693446" r:id="rId76"/>
         </w:object>
       </w:r>
       <w:r>
@@ -8745,10 +8729,10 @@
           <w:position w:val="-12"/>
         </w:rPr>
         <w:object w:dxaOrig="340" w:dyaOrig="380" w14:anchorId="689A9863">
-          <v:shape id="_x0000_i1058" type="#_x0000_t75" style="width:16.85pt;height:19.15pt" o:ole="">
+          <v:shape id="_x0000_i1058" type="#_x0000_t75" style="width:16.5pt;height:19.5pt" o:ole="">
             <v:imagedata r:id="rId77" o:title=""/>
           </v:shape>
-          <o:OLEObject Type="Embed" ProgID="Equation.DSMT4" ShapeID="_x0000_i1058" DrawAspect="Content" ObjectID="_1839358830" r:id="rId78"/>
+          <o:OLEObject Type="Embed" ProgID="Equation.DSMT4" ShapeID="_x0000_i1058" DrawAspect="Content" ObjectID="_1839693447" r:id="rId78"/>
         </w:object>
       </w:r>
       <w:r>
@@ -8779,10 +8763,10 @@
           <w:position w:val="-12"/>
         </w:rPr>
         <w:object w:dxaOrig="340" w:dyaOrig="380" w14:anchorId="1BB3B9FF">
-          <v:shape id="_x0000_i1059" type="#_x0000_t75" style="width:16.85pt;height:19.15pt" o:ole="">
+          <v:shape id="_x0000_i1059" type="#_x0000_t75" style="width:16.5pt;height:19.5pt" o:ole="">
             <v:imagedata r:id="rId79" o:title=""/>
           </v:shape>
-          <o:OLEObject Type="Embed" ProgID="Equation.DSMT4" ShapeID="_x0000_i1059" DrawAspect="Content" ObjectID="_1839358831" r:id="rId80"/>
+          <o:OLEObject Type="Embed" ProgID="Equation.DSMT4" ShapeID="_x0000_i1059" DrawAspect="Content" ObjectID="_1839693448" r:id="rId80"/>
         </w:object>
       </w:r>
       <w:r>
@@ -8816,10 +8800,10 @@
           <w:position w:val="-12"/>
         </w:rPr>
         <w:object w:dxaOrig="360" w:dyaOrig="380" w14:anchorId="07F9B8DD">
-          <v:shape id="_x0000_i1060" type="#_x0000_t75" style="width:18pt;height:19.15pt" o:ole="">
+          <v:shape id="_x0000_i1060" type="#_x0000_t75" style="width:18pt;height:19.5pt" o:ole="">
             <v:imagedata r:id="rId81" o:title=""/>
           </v:shape>
-          <o:OLEObject Type="Embed" ProgID="Equation.DSMT4" ShapeID="_x0000_i1060" DrawAspect="Content" ObjectID="_1839358832" r:id="rId82"/>
+          <o:OLEObject Type="Embed" ProgID="Equation.DSMT4" ShapeID="_x0000_i1060" DrawAspect="Content" ObjectID="_1839693449" r:id="rId82"/>
         </w:object>
       </w:r>
       <w:r>
@@ -8850,10 +8834,10 @@
           <w:position w:val="-12"/>
         </w:rPr>
         <w:object w:dxaOrig="360" w:dyaOrig="380" w14:anchorId="7E0F0C55">
-          <v:shape id="_x0000_i1061" type="#_x0000_t75" style="width:18pt;height:19.15pt" o:ole="">
+          <v:shape id="_x0000_i1061" type="#_x0000_t75" style="width:18pt;height:19.5pt" o:ole="">
             <v:imagedata r:id="rId83" o:title=""/>
           </v:shape>
-          <o:OLEObject Type="Embed" ProgID="Equation.DSMT4" ShapeID="_x0000_i1061" DrawAspect="Content" ObjectID="_1839358833" r:id="rId84"/>
+          <o:OLEObject Type="Embed" ProgID="Equation.DSMT4" ShapeID="_x0000_i1061" DrawAspect="Content" ObjectID="_1839693450" r:id="rId84"/>
         </w:object>
       </w:r>
       <w:r>
@@ -8884,10 +8868,10 @@
           <w:position w:val="-16"/>
         </w:rPr>
         <w:object w:dxaOrig="360" w:dyaOrig="420" w14:anchorId="21C3F3CA">
-          <v:shape id="_x0000_i1062" type="#_x0000_t75" style="width:18pt;height:21.15pt" o:ole="">
+          <v:shape id="_x0000_i1062" type="#_x0000_t75" style="width:18pt;height:21pt" o:ole="">
             <v:imagedata r:id="rId85" o:title=""/>
           </v:shape>
-          <o:OLEObject Type="Embed" ProgID="Equation.DSMT4" ShapeID="_x0000_i1062" DrawAspect="Content" ObjectID="_1839358834" r:id="rId86"/>
+          <o:OLEObject Type="Embed" ProgID="Equation.DSMT4" ShapeID="_x0000_i1062" DrawAspect="Content" ObjectID="_1839693451" r:id="rId86"/>
         </w:object>
       </w:r>
       <w:r>
@@ -8918,10 +8902,10 @@
           <w:position w:val="-12"/>
         </w:rPr>
         <w:object w:dxaOrig="340" w:dyaOrig="380" w14:anchorId="38F0538C">
-          <v:shape id="_x0000_i1063" type="#_x0000_t75" style="width:16.85pt;height:19.15pt" o:ole="">
+          <v:shape id="_x0000_i1063" type="#_x0000_t75" style="width:16.5pt;height:19.5pt" o:ole="">
             <v:imagedata r:id="rId87" o:title=""/>
           </v:shape>
-          <o:OLEObject Type="Embed" ProgID="Equation.DSMT4" ShapeID="_x0000_i1063" DrawAspect="Content" ObjectID="_1839358835" r:id="rId88"/>
+          <o:OLEObject Type="Embed" ProgID="Equation.DSMT4" ShapeID="_x0000_i1063" DrawAspect="Content" ObjectID="_1839693452" r:id="rId88"/>
         </w:object>
       </w:r>
       <w:r>
@@ -8952,10 +8936,10 @@
           <w:position w:val="-12"/>
         </w:rPr>
         <w:object w:dxaOrig="340" w:dyaOrig="380" w14:anchorId="1200B5A6">
-          <v:shape id="_x0000_i1064" type="#_x0000_t75" style="width:16.85pt;height:19.15pt" o:ole="">
+          <v:shape id="_x0000_i1064" type="#_x0000_t75" style="width:16.5pt;height:19.5pt" o:ole="">
             <v:imagedata r:id="rId79" o:title=""/>
           </v:shape>
-          <o:OLEObject Type="Embed" ProgID="Equation.DSMT4" ShapeID="_x0000_i1064" DrawAspect="Content" ObjectID="_1839358836" r:id="rId89"/>
+          <o:OLEObject Type="Embed" ProgID="Equation.DSMT4" ShapeID="_x0000_i1064" DrawAspect="Content" ObjectID="_1839693453" r:id="rId89"/>
         </w:object>
       </w:r>
       <w:r>
@@ -8966,10 +8950,10 @@
           <w:position w:val="-12"/>
         </w:rPr>
         <w:object w:dxaOrig="300" w:dyaOrig="380" w14:anchorId="7DEF699B">
-          <v:shape id="_x0000_i1065" type="#_x0000_t75" style="width:15.15pt;height:19.15pt" o:ole="">
+          <v:shape id="_x0000_i1065" type="#_x0000_t75" style="width:15pt;height:19.5pt" o:ole="">
             <v:imagedata r:id="rId90" o:title=""/>
           </v:shape>
-          <o:OLEObject Type="Embed" ProgID="Equation.DSMT4" ShapeID="_x0000_i1065" DrawAspect="Content" ObjectID="_1839358837" r:id="rId91"/>
+          <o:OLEObject Type="Embed" ProgID="Equation.DSMT4" ShapeID="_x0000_i1065" DrawAspect="Content" ObjectID="_1839693454" r:id="rId91"/>
         </w:object>
       </w:r>
       <w:r>
@@ -8989,10 +8973,10 @@
           <w:position w:val="-12"/>
         </w:rPr>
         <w:object w:dxaOrig="380" w:dyaOrig="380" w14:anchorId="12727311">
-          <v:shape id="_x0000_i1066" type="#_x0000_t75" style="width:19.15pt;height:19.15pt" o:ole="">
+          <v:shape id="_x0000_i1066" type="#_x0000_t75" style="width:19.5pt;height:19.5pt" o:ole="">
             <v:imagedata r:id="rId92" o:title=""/>
           </v:shape>
-          <o:OLEObject Type="Embed" ProgID="Equation.DSMT4" ShapeID="_x0000_i1066" DrawAspect="Content" ObjectID="_1839358838" r:id="rId93"/>
+          <o:OLEObject Type="Embed" ProgID="Equation.DSMT4" ShapeID="_x0000_i1066" DrawAspect="Content" ObjectID="_1839693455" r:id="rId93"/>
         </w:object>
       </w:r>
       <w:r>
@@ -9017,10 +9001,10 @@
           <w:position w:val="-12"/>
         </w:rPr>
         <w:object w:dxaOrig="5780" w:dyaOrig="380" w14:anchorId="5D4D81BD">
-          <v:shape id="_x0000_i1067" type="#_x0000_t75" style="width:289.45pt;height:19.15pt" o:ole="">
+          <v:shape id="_x0000_i1067" type="#_x0000_t75" style="width:289.5pt;height:19.5pt" o:ole="">
             <v:imagedata r:id="rId94" o:title=""/>
           </v:shape>
-          <o:OLEObject Type="Embed" ProgID="Equation.DSMT4" ShapeID="_x0000_i1067" DrawAspect="Content" ObjectID="_1839358839" r:id="rId95"/>
+          <o:OLEObject Type="Embed" ProgID="Equation.DSMT4" ShapeID="_x0000_i1067" DrawAspect="Content" ObjectID="_1839693456" r:id="rId95"/>
         </w:object>
       </w:r>
       <w:r>
@@ -9042,10 +9026,10 @@
           <w:position w:val="-12"/>
         </w:rPr>
         <w:object w:dxaOrig="300" w:dyaOrig="380" w14:anchorId="663EB3FC">
-          <v:shape id="_x0000_i1068" type="#_x0000_t75" style="width:15.15pt;height:19.15pt" o:ole="">
+          <v:shape id="_x0000_i1068" type="#_x0000_t75" style="width:15pt;height:19.5pt" o:ole="">
             <v:imagedata r:id="rId96" o:title=""/>
           </v:shape>
-          <o:OLEObject Type="Embed" ProgID="Equation.DSMT4" ShapeID="_x0000_i1068" DrawAspect="Content" ObjectID="_1839358840" r:id="rId97"/>
+          <o:OLEObject Type="Embed" ProgID="Equation.DSMT4" ShapeID="_x0000_i1068" DrawAspect="Content" ObjectID="_1839693457" r:id="rId97"/>
         </w:object>
       </w:r>
       <w:r>
@@ -9061,10 +9045,10 @@
           <w:position w:val="-12"/>
         </w:rPr>
         <w:object w:dxaOrig="3860" w:dyaOrig="380" w14:anchorId="25CEC8C5">
-          <v:shape id="_x0000_i1069" type="#_x0000_t75" style="width:193.15pt;height:19.15pt" o:ole="">
+          <v:shape id="_x0000_i1069" type="#_x0000_t75" style="width:193.5pt;height:19.5pt" o:ole="">
             <v:imagedata r:id="rId98" o:title=""/>
           </v:shape>
-          <o:OLEObject Type="Embed" ProgID="Equation.DSMT4" ShapeID="_x0000_i1069" DrawAspect="Content" ObjectID="_1839358841" r:id="rId99"/>
+          <o:OLEObject Type="Embed" ProgID="Equation.DSMT4" ShapeID="_x0000_i1069" DrawAspect="Content" ObjectID="_1839693458" r:id="rId99"/>
         </w:object>
       </w:r>
       <w:r>
@@ -9085,10 +9069,10 @@
           <w:position w:val="-34"/>
         </w:rPr>
         <w:object w:dxaOrig="8059" w:dyaOrig="859" w14:anchorId="61F694DA">
-          <v:shape id="_x0000_i1070" type="#_x0000_t75" style="width:402.85pt;height:43.15pt" o:ole="">
+          <v:shape id="_x0000_i1070" type="#_x0000_t75" style="width:402.75pt;height:43.5pt" o:ole="">
             <v:imagedata r:id="rId100" o:title=""/>
           </v:shape>
-          <o:OLEObject Type="Embed" ProgID="Equation.DSMT4" ShapeID="_x0000_i1070" DrawAspect="Content" ObjectID="_1839358842" r:id="rId101"/>
+          <o:OLEObject Type="Embed" ProgID="Equation.DSMT4" ShapeID="_x0000_i1070" DrawAspect="Content" ObjectID="_1839693459" r:id="rId101"/>
         </w:object>
       </w:r>
       <w:r>
@@ -9110,10 +9094,10 @@
           <w:position w:val="-12"/>
         </w:rPr>
         <w:object w:dxaOrig="360" w:dyaOrig="380" w14:anchorId="2E242EF9">
-          <v:shape id="_x0000_i1071" type="#_x0000_t75" style="width:18pt;height:19.15pt" o:ole="">
+          <v:shape id="_x0000_i1071" type="#_x0000_t75" style="width:18pt;height:19.5pt" o:ole="">
             <v:imagedata r:id="rId83" o:title=""/>
           </v:shape>
-          <o:OLEObject Type="Embed" ProgID="Equation.DSMT4" ShapeID="_x0000_i1071" DrawAspect="Content" ObjectID="_1839358843" r:id="rId102"/>
+          <o:OLEObject Type="Embed" ProgID="Equation.DSMT4" ShapeID="_x0000_i1071" DrawAspect="Content" ObjectID="_1839693460" r:id="rId102"/>
         </w:object>
       </w:r>
       <w:r>
@@ -9134,10 +9118,10 @@
           <w:position w:val="-12"/>
         </w:rPr>
         <w:object w:dxaOrig="300" w:dyaOrig="380" w14:anchorId="4E769A18">
-          <v:shape id="_x0000_i1072" type="#_x0000_t75" style="width:15.15pt;height:19.15pt" o:ole="">
+          <v:shape id="_x0000_i1072" type="#_x0000_t75" style="width:15pt;height:19.5pt" o:ole="">
             <v:imagedata r:id="rId75" o:title=""/>
           </v:shape>
-          <o:OLEObject Type="Embed" ProgID="Equation.DSMT4" ShapeID="_x0000_i1072" DrawAspect="Content" ObjectID="_1839358844" r:id="rId103"/>
+          <o:OLEObject Type="Embed" ProgID="Equation.DSMT4" ShapeID="_x0000_i1072" DrawAspect="Content" ObjectID="_1839693461" r:id="rId103"/>
         </w:object>
       </w:r>
       <w:r>
@@ -9148,10 +9132,10 @@
           <w:position w:val="-12"/>
         </w:rPr>
         <w:object w:dxaOrig="340" w:dyaOrig="380" w14:anchorId="4D829E55">
-          <v:shape id="_x0000_i1073" type="#_x0000_t75" style="width:16.85pt;height:19.15pt" o:ole="">
+          <v:shape id="_x0000_i1073" type="#_x0000_t75" style="width:16.5pt;height:19.5pt" o:ole="">
             <v:imagedata r:id="rId77" o:title=""/>
           </v:shape>
-          <o:OLEObject Type="Embed" ProgID="Equation.DSMT4" ShapeID="_x0000_i1073" DrawAspect="Content" ObjectID="_1839358845" r:id="rId104"/>
+          <o:OLEObject Type="Embed" ProgID="Equation.DSMT4" ShapeID="_x0000_i1073" DrawAspect="Content" ObjectID="_1839693462" r:id="rId104"/>
         </w:object>
       </w:r>
       <w:r>
@@ -9168,10 +9152,10 @@
           <w:position w:val="-12"/>
         </w:rPr>
         <w:object w:dxaOrig="360" w:dyaOrig="380" w14:anchorId="0E055D71">
-          <v:shape id="_x0000_i1074" type="#_x0000_t75" style="width:18pt;height:19.15pt" o:ole="">
+          <v:shape id="_x0000_i1074" type="#_x0000_t75" style="width:18pt;height:19.5pt" o:ole="">
             <v:imagedata r:id="rId81" o:title=""/>
           </v:shape>
-          <o:OLEObject Type="Embed" ProgID="Equation.DSMT4" ShapeID="_x0000_i1074" DrawAspect="Content" ObjectID="_1839358846" r:id="rId105"/>
+          <o:OLEObject Type="Embed" ProgID="Equation.DSMT4" ShapeID="_x0000_i1074" DrawAspect="Content" ObjectID="_1839693463" r:id="rId105"/>
         </w:object>
       </w:r>
       <w:r>
@@ -9182,10 +9166,10 @@
           <w:position w:val="-16"/>
         </w:rPr>
         <w:object w:dxaOrig="360" w:dyaOrig="420" w14:anchorId="74C1BCA9">
-          <v:shape id="_x0000_i1075" type="#_x0000_t75" style="width:18pt;height:21.15pt" o:ole="">
+          <v:shape id="_x0000_i1075" type="#_x0000_t75" style="width:18pt;height:21pt" o:ole="">
             <v:imagedata r:id="rId85" o:title=""/>
           </v:shape>
-          <o:OLEObject Type="Embed" ProgID="Equation.DSMT4" ShapeID="_x0000_i1075" DrawAspect="Content" ObjectID="_1839358847" r:id="rId106"/>
+          <o:OLEObject Type="Embed" ProgID="Equation.DSMT4" ShapeID="_x0000_i1075" DrawAspect="Content" ObjectID="_1839693464" r:id="rId106"/>
         </w:object>
       </w:r>
       <w:r>
@@ -9199,10 +9183,10 @@
           <w:position w:val="-12"/>
         </w:rPr>
         <w:object w:dxaOrig="340" w:dyaOrig="380" w14:anchorId="732EB40A">
-          <v:shape id="_x0000_i1076" type="#_x0000_t75" style="width:16.85pt;height:19.15pt" o:ole="">
+          <v:shape id="_x0000_i1076" type="#_x0000_t75" style="width:16.5pt;height:19.5pt" o:ole="">
             <v:imagedata r:id="rId87" o:title=""/>
           </v:shape>
-          <o:OLEObject Type="Embed" ProgID="Equation.DSMT4" ShapeID="_x0000_i1076" DrawAspect="Content" ObjectID="_1839358848" r:id="rId107"/>
+          <o:OLEObject Type="Embed" ProgID="Equation.DSMT4" ShapeID="_x0000_i1076" DrawAspect="Content" ObjectID="_1839693465" r:id="rId107"/>
         </w:object>
       </w:r>
       <w:r>
@@ -9230,10 +9214,10 @@
           <w:position w:val="-12"/>
         </w:rPr>
         <w:object w:dxaOrig="300" w:dyaOrig="380" w14:anchorId="76FBD857">
-          <v:shape id="_x0000_i1077" type="#_x0000_t75" style="width:15.15pt;height:19.15pt" o:ole="">
+          <v:shape id="_x0000_i1077" type="#_x0000_t75" style="width:15pt;height:19.5pt" o:ole="">
             <v:imagedata r:id="rId108" o:title=""/>
           </v:shape>
-          <o:OLEObject Type="Embed" ProgID="Equation.DSMT4" ShapeID="_x0000_i1077" DrawAspect="Content" ObjectID="_1839358849" r:id="rId109"/>
+          <o:OLEObject Type="Embed" ProgID="Equation.DSMT4" ShapeID="_x0000_i1077" DrawAspect="Content" ObjectID="_1839693466" r:id="rId109"/>
         </w:object>
       </w:r>
       <w:r>
@@ -9334,10 +9318,10 @@
           <w:position w:val="-12"/>
         </w:rPr>
         <w:object w:dxaOrig="3280" w:dyaOrig="380" w14:anchorId="46C8240F">
-          <v:shape id="_x0000_i1078" type="#_x0000_t75" style="width:164.3pt;height:18.85pt" o:ole="">
+          <v:shape id="_x0000_i1078" type="#_x0000_t75" style="width:164.25pt;height:18.75pt" o:ole="">
             <v:imagedata r:id="rId110" o:title=""/>
           </v:shape>
-          <o:OLEObject Type="Embed" ProgID="Equation.DSMT4" ShapeID="_x0000_i1078" DrawAspect="Content" ObjectID="_1839358850" r:id="rId111"/>
+          <o:OLEObject Type="Embed" ProgID="Equation.DSMT4" ShapeID="_x0000_i1078" DrawAspect="Content" ObjectID="_1839693467" r:id="rId111"/>
         </w:object>
       </w:r>
       <w:r>
@@ -9348,10 +9332,10 @@
           <w:position w:val="-12"/>
         </w:rPr>
         <w:object w:dxaOrig="2900" w:dyaOrig="380" w14:anchorId="62E60AB2">
-          <v:shape id="_x0000_i1079" type="#_x0000_t75" style="width:145.15pt;height:19.15pt" o:ole="">
+          <v:shape id="_x0000_i1079" type="#_x0000_t75" style="width:145.5pt;height:19.5pt" o:ole="">
             <v:imagedata r:id="rId112" o:title=""/>
           </v:shape>
-          <o:OLEObject Type="Embed" ProgID="Equation.DSMT4" ShapeID="_x0000_i1079" DrawAspect="Content" ObjectID="_1839358851" r:id="rId113"/>
+          <o:OLEObject Type="Embed" ProgID="Equation.DSMT4" ShapeID="_x0000_i1079" DrawAspect="Content" ObjectID="_1839693468" r:id="rId113"/>
         </w:object>
       </w:r>
       <w:r>
@@ -9397,10 +9381,10 @@
           <w:position w:val="-12"/>
         </w:rPr>
         <w:object w:dxaOrig="600" w:dyaOrig="380" w14:anchorId="3D6E7AE7">
-          <v:shape id="_x0000_i1080" type="#_x0000_t75" style="width:30pt;height:19.15pt" o:ole="">
+          <v:shape id="_x0000_i1080" type="#_x0000_t75" style="width:30pt;height:19.5pt" o:ole="">
             <v:imagedata r:id="rId114" o:title=""/>
           </v:shape>
-          <o:OLEObject Type="Embed" ProgID="Equation.DSMT4" ShapeID="_x0000_i1080" DrawAspect="Content" ObjectID="_1839358852" r:id="rId115"/>
+          <o:OLEObject Type="Embed" ProgID="Equation.DSMT4" ShapeID="_x0000_i1080" DrawAspect="Content" ObjectID="_1839693469" r:id="rId115"/>
         </w:object>
       </w:r>
       <w:r>
@@ -9473,10 +9457,10 @@
           <w:position w:val="-12"/>
         </w:rPr>
         <w:object w:dxaOrig="600" w:dyaOrig="380" w14:anchorId="1E1984E1">
-          <v:shape id="_x0000_i1081" type="#_x0000_t75" style="width:30pt;height:19.15pt" o:ole="">
+          <v:shape id="_x0000_i1081" type="#_x0000_t75" style="width:30pt;height:19.5pt" o:ole="">
             <v:imagedata r:id="rId114" o:title=""/>
           </v:shape>
-          <o:OLEObject Type="Embed" ProgID="Equation.DSMT4" ShapeID="_x0000_i1081" DrawAspect="Content" ObjectID="_1839358853" r:id="rId116"/>
+          <o:OLEObject Type="Embed" ProgID="Equation.DSMT4" ShapeID="_x0000_i1081" DrawAspect="Content" ObjectID="_1839693470" r:id="rId116"/>
         </w:object>
       </w:r>
       <w:r>
@@ -9597,10 +9581,10 @@
       </w:pPr>
       <w:r>
         <w:object w:dxaOrig="12480" w:dyaOrig="3396" w14:anchorId="44038B54">
-          <v:shape id="_x0000_i1082" type="#_x0000_t75" style="width:467.45pt;height:127.15pt" o:ole="">
+          <v:shape id="_x0000_i1082" type="#_x0000_t75" style="width:467.25pt;height:127.5pt" o:ole="">
             <v:imagedata r:id="rId117" o:title=""/>
           </v:shape>
-          <o:OLEObject Type="Embed" ProgID="Visio.Drawing.15" ShapeID="_x0000_i1082" DrawAspect="Content" ObjectID="_1839358854" r:id="rId118"/>
+          <o:OLEObject Type="Embed" ProgID="Visio.Drawing.15" ShapeID="_x0000_i1082" DrawAspect="Content" ObjectID="_1839693471" r:id="rId118"/>
         </w:object>
       </w:r>
     </w:p>
@@ -9648,10 +9632,10 @@
           <w:position w:val="-12"/>
         </w:rPr>
         <w:object w:dxaOrig="499" w:dyaOrig="380" w14:anchorId="14A29432">
-          <v:shape id="_x0000_i1083" type="#_x0000_t75" style="width:24.85pt;height:18.85pt" o:ole="">
+          <v:shape id="_x0000_i1083" type="#_x0000_t75" style="width:24.75pt;height:18.75pt" o:ole="">
             <v:imagedata r:id="rId119" o:title=""/>
           </v:shape>
-          <o:OLEObject Type="Embed" ProgID="Equation.DSMT4" ShapeID="_x0000_i1083" DrawAspect="Content" ObjectID="_1839358855" r:id="rId120"/>
+          <o:OLEObject Type="Embed" ProgID="Equation.DSMT4" ShapeID="_x0000_i1083" DrawAspect="Content" ObjectID="_1839693472" r:id="rId120"/>
         </w:object>
       </w:r>
       <w:r>
@@ -9684,10 +9668,10 @@
           <w:position w:val="-12"/>
         </w:rPr>
         <w:object w:dxaOrig="3280" w:dyaOrig="380" w14:anchorId="0EE1C75B">
-          <v:shape id="_x0000_i1084" type="#_x0000_t75" style="width:164.3pt;height:18.85pt" o:ole="">
+          <v:shape id="_x0000_i1084" type="#_x0000_t75" style="width:164.25pt;height:18.75pt" o:ole="">
             <v:imagedata r:id="rId121" o:title=""/>
           </v:shape>
-          <o:OLEObject Type="Embed" ProgID="Equation.DSMT4" ShapeID="_x0000_i1084" DrawAspect="Content" ObjectID="_1839358856" r:id="rId122"/>
+          <o:OLEObject Type="Embed" ProgID="Equation.DSMT4" ShapeID="_x0000_i1084" DrawAspect="Content" ObjectID="_1839693473" r:id="rId122"/>
         </w:object>
       </w:r>
       <w:r>
@@ -9706,10 +9690,10 @@
           <w:position w:val="-12"/>
         </w:rPr>
         <w:object w:dxaOrig="560" w:dyaOrig="380" w14:anchorId="77BD3CA8">
-          <v:shape id="_x0000_i1085" type="#_x0000_t75" style="width:28pt;height:18.85pt" o:ole="">
+          <v:shape id="_x0000_i1085" type="#_x0000_t75" style="width:27.75pt;height:18.75pt" o:ole="">
             <v:imagedata r:id="rId123" o:title=""/>
           </v:shape>
-          <o:OLEObject Type="Embed" ProgID="Equation.DSMT4" ShapeID="_x0000_i1085" DrawAspect="Content" ObjectID="_1839358857" r:id="rId124"/>
+          <o:OLEObject Type="Embed" ProgID="Equation.DSMT4" ShapeID="_x0000_i1085" DrawAspect="Content" ObjectID="_1839693474" r:id="rId124"/>
         </w:object>
       </w:r>
       <w:r>
@@ -9727,13 +9711,7 @@
     </w:p>
     <w:p>
       <w:r>
-        <w:t xml:space="preserve">Вероятность безотказной работы комбинированной схемы по формуле </w:t>
-      </w:r>
-      <w:r>
-        <w:t>7</w:t>
-      </w:r>
-      <w:r>
-        <w:t xml:space="preserve">: </w:t>
+        <w:t xml:space="preserve">Вероятность безотказной работы комбинированной схемы по формуле 7: </w:t>
       </w:r>
       <w:r>
         <w:rPr>
@@ -10317,6 +10295,3969 @@
           <w:cols w:space="708"/>
           <w:titlePg/>
           <w:docGrid w:linePitch="360"/>
+        </w:sectPr>
+      </w:pPr>
+    </w:p>
+    <w:p>
+      <w:pPr>
+        <w:pStyle w:val="1"/>
+      </w:pPr>
+      <w:r>
+        <w:lastRenderedPageBreak/>
+        <w:t>Процесс оценки безопасности БПС</w:t>
+      </w:r>
+    </w:p>
+    <w:p>
+      <w:pPr>
+        <w:pStyle w:val="2"/>
+      </w:pPr>
+      <w:r>
+        <w:t>О</w:t>
+      </w:r>
+      <w:r>
+        <w:t>бщая структура процесса оценки безопасности</w:t>
+      </w:r>
+    </w:p>
+    <w:p>
+      <w:r>
+        <w:t>Процесс оценки безопасности авиационных систем в гражданской авиации регламентируется стандартом Р-4761 «Р</w:t>
+      </w:r>
+      <w:r>
+        <w:t xml:space="preserve">уководство </w:t>
+      </w:r>
+      <w:r>
+        <w:t>по методам оценки безопасности</w:t>
+      </w:r>
+      <w:r>
+        <w:t xml:space="preserve"> </w:t>
+      </w:r>
+      <w:r>
+        <w:t>систем и бортового оборудования</w:t>
+      </w:r>
+      <w:r>
+        <w:t xml:space="preserve"> </w:t>
+      </w:r>
+      <w:r>
+        <w:t>воздушных судов</w:t>
+      </w:r>
+      <w:r>
+        <w:t xml:space="preserve"> </w:t>
+      </w:r>
+      <w:r>
+        <w:t>гражданской авиации</w:t>
+      </w:r>
+      <w:r>
+        <w:t xml:space="preserve">» [15]. Документ </w:t>
+      </w:r>
+      <w:r>
+        <w:t>утвержден Авиационным регистром МАК и служит для</w:t>
+      </w:r>
+      <w:r>
+        <w:t xml:space="preserve"> соответствия требованиям </w:t>
+      </w:r>
+      <w:r>
+        <w:t xml:space="preserve">РЦ </w:t>
+      </w:r>
+      <w:r>
+        <w:t xml:space="preserve">АП-25.1309 </w:t>
+      </w:r>
+      <w:r>
+        <w:t>–</w:t>
+      </w:r>
+      <w:r>
+        <w:t xml:space="preserve"> нормативного положения, определяющего требования к безопасности бортового оборудования самолётов транспортной категории [3].</w:t>
+      </w:r>
+    </w:p>
+    <w:p>
+      <w:r>
+        <w:t xml:space="preserve">Принципиальная особенность стандарта состоит в том, что оценка безопасности не выполняется однократно по завершении проектирования </w:t>
+      </w:r>
+      <w:r>
+        <w:t>–</w:t>
+      </w:r>
+      <w:r>
+        <w:t xml:space="preserve"> она встроена в итерационный процесс разработки и ведётся параллельно с формированием архитектурных решений, начиная с самых ранних этапов. Результаты каждого последующего шага уточняют и верифицируют входные данные предыдущего, что обеспечивает замкнутость всего процесса в целом.</w:t>
+      </w:r>
+    </w:p>
+    <w:p>
+      <w:r>
+        <w:t>Структурно процесс оценки безопасности по Р-4761 состоит из трёх взаимосвязанных анализов, выполняемых на различных уровнях детализации системы.</w:t>
+      </w:r>
+    </w:p>
+    <w:p>
+      <w:r>
+        <w:t xml:space="preserve">Анализ функциональных опасностей (FHA, Functional Hazard Assessment) выполняется на начальном этапе. Цель FHA </w:t>
+      </w:r>
+      <w:r>
+        <w:t>–</w:t>
+      </w:r>
+      <w:r>
+        <w:t xml:space="preserve"> систематически выявить отказные состояния, возникающие при нарушении функций системы, и определить степень их опасности для воздушного судна, экипажа и пассажиров. На данном этапе конкретные причины отказов не рассматриваются </w:t>
+      </w:r>
+      <w:r>
+        <w:t>–</w:t>
+      </w:r>
+      <w:r>
+        <w:t xml:space="preserve"> анализируются только функциональные проявления и их последствия. На выходе FHA формируются требования к вероятности возникновения каждого отказного состояния, которые служат исходными данными для всех последующих шагов.</w:t>
+      </w:r>
+    </w:p>
+    <w:p>
+      <w:r>
+        <w:t xml:space="preserve">Предварительная оценка безопасности системы (PSSA, Preliminary System Safety Assessment) выполняется по мере формирования архитектуры. Основная задача </w:t>
+      </w:r>
+      <w:r>
+        <w:t>–</w:t>
+      </w:r>
+      <w:r>
+        <w:t xml:space="preserve"> проверить, что предложенная архитектура способна </w:t>
+      </w:r>
+      <w:r>
+        <w:lastRenderedPageBreak/>
+        <w:t xml:space="preserve">обеспечить выполнение требований FHA, а также распределить эти требования по подсистемам и компонентам. Главным инструментом здесь является анализ дерева отказов, </w:t>
+      </w:r>
+      <w:r>
+        <w:t>выполняемый в следующем порядке</w:t>
+      </w:r>
+      <w:r>
+        <w:t xml:space="preserve">: от верхнего отказного состояния к отказам отдельных элементов. По результатам PSSA назначаются уровни гарантии разработки для программного обеспечения согласно DO-178C [16] и для </w:t>
+      </w:r>
+      <w:r>
+        <w:t>аппаратного обеспечения</w:t>
+      </w:r>
+      <w:r>
+        <w:t xml:space="preserve"> согласно DO-254 [17].</w:t>
+      </w:r>
+    </w:p>
+    <w:p>
+      <w:r>
+        <w:t>Оценка безопасности системы (SSA, System Safety Assessment) проводится после завершения разработки и представляет собой итоговое подтверждение того, что реализованная система соответствует требованиям FHA. SSA опирается на результаты верификации и испытаний и формирует доказательную базу для сертификации. В рамках настоящей работы SSA не рассматривается, поскольку предметом исследования является архитектурное проектирование, а не сертификация конкретного изделия.</w:t>
+      </w:r>
+    </w:p>
+    <w:p>
+      <w:r>
+        <w:t>Помимо</w:t>
+      </w:r>
+      <w:r>
+        <w:t xml:space="preserve"> перечисленны</w:t>
+      </w:r>
+      <w:r>
+        <w:t>х</w:t>
+      </w:r>
+      <w:r>
+        <w:t xml:space="preserve"> анализ</w:t>
+      </w:r>
+      <w:r>
+        <w:t>ов</w:t>
+      </w:r>
+      <w:r>
+        <w:t xml:space="preserve"> важную роль играет анализ отказов по общей причине (CCA, Common Cause Analysis). Он выполняется в соответствии с требованиями стандарта Р-4754А «Руко</w:t>
+      </w:r>
+      <w:r>
+        <w:t xml:space="preserve">водство </w:t>
+      </w:r>
+      <w:r>
+        <w:t xml:space="preserve">по разработке гражданских воздушных судов и систем» [19] и ведётся параллельно с процессом оценки безопасности по Р-4761 на всех его этапах. </w:t>
+      </w:r>
+      <w:r>
+        <w:t xml:space="preserve">Основная цель </w:t>
+      </w:r>
+      <w:r>
+        <w:t xml:space="preserve">CCA </w:t>
+      </w:r>
+      <w:r>
+        <w:t>–</w:t>
+      </w:r>
+      <w:r>
+        <w:t xml:space="preserve"> </w:t>
+      </w:r>
+      <w:r>
+        <w:t>определить ситуации</w:t>
+      </w:r>
+      <w:r>
+        <w:t xml:space="preserve">, когда независимые каналы резервирования могут выйти из строя по единой физической причине, что аннулирует расчётный выигрыш от резервирования. CCA включает три метода: </w:t>
+      </w:r>
+      <w:r>
+        <w:t>зонный анализ</w:t>
+      </w:r>
+      <w:r>
+        <w:t xml:space="preserve"> (ZSA, Zonal Safety Assessment), анализ общих </w:t>
+      </w:r>
+      <w:r>
+        <w:t>видов</w:t>
+      </w:r>
+      <w:r>
+        <w:t xml:space="preserve"> (CMA, Common Mode Analysis) и анализ </w:t>
+      </w:r>
+      <w:r>
+        <w:t>специфических</w:t>
+      </w:r>
+      <w:r>
+        <w:t xml:space="preserve"> рисков (PRA, Particular Risks Analysis</w:t>
+      </w:r>
+      <w:r>
+        <w:t>)</w:t>
+      </w:r>
+      <w:r>
+        <w:t>.</w:t>
+      </w:r>
+    </w:p>
+    <w:p>
+      <w:r>
+        <w:t xml:space="preserve">Установленные в АП-25.1309 категории отказных состояний и соответствующие им допустимые вероятности возникновения приведены в таблице </w:t>
+      </w:r>
+      <w:r>
+        <w:t>2</w:t>
+      </w:r>
+      <w:r>
+        <w:t xml:space="preserve"> [3].</w:t>
+      </w:r>
+      <w:r>
+        <w:br w:type="page"/>
+      </w:r>
+    </w:p>
+    <w:p>
+      <w:pPr>
+        <w:ind w:firstLine="0"/>
+      </w:pPr>
+      <w:r>
+        <w:rPr>
+          <w:spacing w:val="20"/>
+        </w:rPr>
+        <w:lastRenderedPageBreak/>
+        <w:t>Таблица</w:t>
+      </w:r>
+      <w:r>
+        <w:t xml:space="preserve"> </w:t>
+      </w:r>
+      <w:r>
+        <w:t xml:space="preserve">2 – Классификация </w:t>
+      </w:r>
+      <w:r>
+        <w:t xml:space="preserve">отказных состояний по </w:t>
+      </w:r>
+      <w:r>
+        <w:t xml:space="preserve">РЦ </w:t>
+      </w:r>
+      <w:r>
+        <w:t>АП-25.1309</w:t>
+      </w:r>
+    </w:p>
+    <w:tbl>
+      <w:tblPr>
+        <w:tblStyle w:val="ae"/>
+        <w:tblW w:w="0" w:type="auto"/>
+        <w:tblLayout w:type="fixed"/>
+        <w:tblLook w:val="04A0" w:firstRow="1" w:lastRow="0" w:firstColumn="1" w:lastColumn="0" w:noHBand="0" w:noVBand="1"/>
+      </w:tblPr>
+      <w:tblGrid>
+        <w:gridCol w:w="1608"/>
+        <w:gridCol w:w="1219"/>
+        <w:gridCol w:w="1843"/>
+        <w:gridCol w:w="1843"/>
+        <w:gridCol w:w="1701"/>
+        <w:gridCol w:w="1124"/>
+      </w:tblGrid>
+      <w:tr>
+        <w:trPr>
+          <w:tblHeader/>
+        </w:trPr>
+        <w:tc>
+          <w:tcPr>
+            <w:tcW w:w="1608" w:type="dxa"/>
+            <w:tcBorders>
+              <w:top w:val="single" w:sz="6" w:space="0" w:color="auto"/>
+              <w:left w:val="single" w:sz="6" w:space="0" w:color="auto"/>
+              <w:bottom w:val="double" w:sz="6" w:space="0" w:color="auto"/>
+              <w:right w:val="single" w:sz="6" w:space="0" w:color="auto"/>
+            </w:tcBorders>
+          </w:tcPr>
+          <w:p>
+            <w:pPr>
+              <w:spacing w:line="276" w:lineRule="auto"/>
+              <w:ind w:firstLine="0"/>
+              <w:jc w:val="center"/>
+              <w:rPr>
+                <w:sz w:val="24"/>
+                <w:szCs w:val="24"/>
+              </w:rPr>
+            </w:pPr>
+            <w:r>
+              <w:rPr>
+                <w:sz w:val="24"/>
+                <w:szCs w:val="24"/>
+              </w:rPr>
+              <w:t>Классифика</w:t>
+            </w:r>
+            <w:r>
+              <w:rPr>
+                <w:sz w:val="24"/>
+                <w:szCs w:val="24"/>
+              </w:rPr>
+              <w:t>-</w:t>
+            </w:r>
+            <w:r>
+              <w:rPr>
+                <w:sz w:val="24"/>
+                <w:szCs w:val="24"/>
+              </w:rPr>
+              <w:t>ция отказного состояния</w:t>
+            </w:r>
+          </w:p>
+        </w:tc>
+        <w:tc>
+          <w:tcPr>
+            <w:tcW w:w="1219" w:type="dxa"/>
+            <w:tcBorders>
+              <w:top w:val="single" w:sz="6" w:space="0" w:color="auto"/>
+              <w:left w:val="single" w:sz="6" w:space="0" w:color="auto"/>
+              <w:bottom w:val="double" w:sz="6" w:space="0" w:color="auto"/>
+              <w:right w:val="single" w:sz="6" w:space="0" w:color="auto"/>
+            </w:tcBorders>
+          </w:tcPr>
+          <w:p>
+            <w:pPr>
+              <w:spacing w:line="276" w:lineRule="auto"/>
+              <w:ind w:firstLine="0"/>
+              <w:jc w:val="center"/>
+              <w:rPr>
+                <w:sz w:val="24"/>
+                <w:szCs w:val="24"/>
+              </w:rPr>
+            </w:pPr>
+            <w:r>
+              <w:rPr>
+                <w:sz w:val="24"/>
+                <w:szCs w:val="24"/>
+              </w:rPr>
+              <w:t>Вероят</w:t>
+            </w:r>
+            <w:r>
+              <w:rPr>
+                <w:sz w:val="24"/>
+                <w:szCs w:val="24"/>
+              </w:rPr>
+              <w:t>-</w:t>
+            </w:r>
+            <w:r>
+              <w:rPr>
+                <w:sz w:val="24"/>
+                <w:szCs w:val="24"/>
+              </w:rPr>
+              <w:t>ность возник</w:t>
+            </w:r>
+            <w:r>
+              <w:rPr>
+                <w:sz w:val="24"/>
+                <w:szCs w:val="24"/>
+              </w:rPr>
+              <w:t>-</w:t>
+            </w:r>
+            <w:r>
+              <w:rPr>
+                <w:sz w:val="24"/>
+                <w:szCs w:val="24"/>
+              </w:rPr>
+              <w:t>новения на час полета</w:t>
+            </w:r>
+          </w:p>
+        </w:tc>
+        <w:tc>
+          <w:tcPr>
+            <w:tcW w:w="1843" w:type="dxa"/>
+            <w:tcBorders>
+              <w:top w:val="single" w:sz="6" w:space="0" w:color="auto"/>
+              <w:left w:val="single" w:sz="6" w:space="0" w:color="auto"/>
+              <w:bottom w:val="double" w:sz="6" w:space="0" w:color="auto"/>
+              <w:right w:val="single" w:sz="6" w:space="0" w:color="auto"/>
+            </w:tcBorders>
+          </w:tcPr>
+          <w:p>
+            <w:pPr>
+              <w:spacing w:line="276" w:lineRule="auto"/>
+              <w:ind w:firstLine="0"/>
+              <w:jc w:val="center"/>
+              <w:rPr>
+                <w:sz w:val="24"/>
+                <w:szCs w:val="24"/>
+              </w:rPr>
+            </w:pPr>
+            <w:r>
+              <w:rPr>
+                <w:sz w:val="24"/>
+                <w:szCs w:val="24"/>
+              </w:rPr>
+              <w:t>Последствия для ВС</w:t>
+            </w:r>
+          </w:p>
+        </w:tc>
+        <w:tc>
+          <w:tcPr>
+            <w:tcW w:w="1843" w:type="dxa"/>
+            <w:tcBorders>
+              <w:top w:val="single" w:sz="6" w:space="0" w:color="auto"/>
+              <w:left w:val="single" w:sz="6" w:space="0" w:color="auto"/>
+              <w:bottom w:val="double" w:sz="6" w:space="0" w:color="auto"/>
+              <w:right w:val="single" w:sz="6" w:space="0" w:color="auto"/>
+            </w:tcBorders>
+          </w:tcPr>
+          <w:p>
+            <w:pPr>
+              <w:spacing w:line="276" w:lineRule="auto"/>
+              <w:ind w:firstLine="0"/>
+              <w:jc w:val="center"/>
+              <w:rPr>
+                <w:sz w:val="24"/>
+                <w:szCs w:val="24"/>
+              </w:rPr>
+            </w:pPr>
+            <w:r>
+              <w:rPr>
+                <w:sz w:val="24"/>
+                <w:szCs w:val="24"/>
+              </w:rPr>
+              <w:t>Последствия для экипажа</w:t>
+            </w:r>
+          </w:p>
+        </w:tc>
+        <w:tc>
+          <w:tcPr>
+            <w:tcW w:w="1701" w:type="dxa"/>
+            <w:tcBorders>
+              <w:top w:val="single" w:sz="6" w:space="0" w:color="auto"/>
+              <w:left w:val="single" w:sz="6" w:space="0" w:color="auto"/>
+              <w:bottom w:val="double" w:sz="6" w:space="0" w:color="auto"/>
+              <w:right w:val="single" w:sz="6" w:space="0" w:color="auto"/>
+            </w:tcBorders>
+          </w:tcPr>
+          <w:p>
+            <w:pPr>
+              <w:spacing w:line="276" w:lineRule="auto"/>
+              <w:ind w:firstLine="0"/>
+              <w:jc w:val="center"/>
+              <w:rPr>
+                <w:sz w:val="24"/>
+                <w:szCs w:val="24"/>
+              </w:rPr>
+            </w:pPr>
+            <w:r>
+              <w:rPr>
+                <w:sz w:val="24"/>
+                <w:szCs w:val="24"/>
+              </w:rPr>
+              <w:t>Последствия для пассажиров</w:t>
+            </w:r>
+          </w:p>
+        </w:tc>
+        <w:tc>
+          <w:tcPr>
+            <w:tcW w:w="1124" w:type="dxa"/>
+            <w:tcBorders>
+              <w:top w:val="single" w:sz="6" w:space="0" w:color="auto"/>
+              <w:left w:val="single" w:sz="6" w:space="0" w:color="auto"/>
+              <w:bottom w:val="double" w:sz="6" w:space="0" w:color="auto"/>
+              <w:right w:val="single" w:sz="6" w:space="0" w:color="auto"/>
+            </w:tcBorders>
+          </w:tcPr>
+          <w:p>
+            <w:pPr>
+              <w:spacing w:line="276" w:lineRule="auto"/>
+              <w:ind w:firstLine="0"/>
+              <w:jc w:val="center"/>
+              <w:rPr>
+                <w:sz w:val="24"/>
+                <w:szCs w:val="24"/>
+              </w:rPr>
+            </w:pPr>
+            <w:r>
+              <w:rPr>
+                <w:sz w:val="24"/>
+                <w:szCs w:val="24"/>
+              </w:rPr>
+              <w:t>Допу</w:t>
+            </w:r>
+            <w:r>
+              <w:rPr>
+                <w:sz w:val="24"/>
+                <w:szCs w:val="24"/>
+              </w:rPr>
+              <w:t>-</w:t>
+            </w:r>
+            <w:r>
+              <w:rPr>
+                <w:sz w:val="24"/>
+                <w:szCs w:val="24"/>
+              </w:rPr>
+              <w:t>стимая вероят</w:t>
+            </w:r>
+            <w:r>
+              <w:rPr>
+                <w:sz w:val="24"/>
+                <w:szCs w:val="24"/>
+              </w:rPr>
+              <w:t>-</w:t>
+            </w:r>
+            <w:r>
+              <w:rPr>
+                <w:sz w:val="24"/>
+                <w:szCs w:val="24"/>
+              </w:rPr>
+              <w:t>ность</w:t>
+            </w:r>
+          </w:p>
+        </w:tc>
+      </w:tr>
+      <w:tr>
+        <w:tc>
+          <w:tcPr>
+            <w:tcW w:w="1608" w:type="dxa"/>
+            <w:tcBorders>
+              <w:top w:val="double" w:sz="6" w:space="0" w:color="auto"/>
+              <w:left w:val="single" w:sz="6" w:space="0" w:color="auto"/>
+              <w:right w:val="single" w:sz="6" w:space="0" w:color="auto"/>
+            </w:tcBorders>
+          </w:tcPr>
+          <w:p>
+            <w:pPr>
+              <w:spacing w:line="276" w:lineRule="auto"/>
+              <w:ind w:firstLine="0"/>
+              <w:jc w:val="center"/>
+              <w:rPr>
+                <w:sz w:val="24"/>
+                <w:szCs w:val="24"/>
+              </w:rPr>
+            </w:pPr>
+            <w:r>
+              <w:rPr>
+                <w:sz w:val="24"/>
+                <w:szCs w:val="24"/>
+              </w:rPr>
+              <w:t>Без последствий (БП)</w:t>
+            </w:r>
+          </w:p>
+        </w:tc>
+        <w:tc>
+          <w:tcPr>
+            <w:tcW w:w="1219" w:type="dxa"/>
+            <w:tcBorders>
+              <w:top w:val="double" w:sz="6" w:space="0" w:color="auto"/>
+              <w:left w:val="single" w:sz="6" w:space="0" w:color="auto"/>
+              <w:right w:val="single" w:sz="6" w:space="0" w:color="auto"/>
+            </w:tcBorders>
+          </w:tcPr>
+          <w:p>
+            <w:pPr>
+              <w:spacing w:line="276" w:lineRule="auto"/>
+              <w:ind w:firstLine="0"/>
+              <w:jc w:val="center"/>
+              <w:rPr>
+                <w:sz w:val="24"/>
+                <w:szCs w:val="24"/>
+              </w:rPr>
+            </w:pPr>
+            <w:r>
+              <w:rPr>
+                <w:sz w:val="24"/>
+                <w:szCs w:val="24"/>
+              </w:rPr>
+              <w:t>Не устанав</w:t>
+            </w:r>
+            <w:r>
+              <w:rPr>
+                <w:sz w:val="24"/>
+                <w:szCs w:val="24"/>
+              </w:rPr>
+              <w:t>-</w:t>
+            </w:r>
+            <w:r>
+              <w:rPr>
+                <w:sz w:val="24"/>
+                <w:szCs w:val="24"/>
+              </w:rPr>
+              <w:t>ливается</w:t>
+            </w:r>
+          </w:p>
+        </w:tc>
+        <w:tc>
+          <w:tcPr>
+            <w:tcW w:w="1843" w:type="dxa"/>
+            <w:tcBorders>
+              <w:top w:val="double" w:sz="6" w:space="0" w:color="auto"/>
+              <w:left w:val="single" w:sz="6" w:space="0" w:color="auto"/>
+              <w:right w:val="single" w:sz="6" w:space="0" w:color="auto"/>
+            </w:tcBorders>
+          </w:tcPr>
+          <w:p>
+            <w:pPr>
+              <w:spacing w:line="276" w:lineRule="auto"/>
+              <w:ind w:firstLine="0"/>
+              <w:jc w:val="left"/>
+              <w:rPr>
+                <w:sz w:val="24"/>
+                <w:szCs w:val="24"/>
+              </w:rPr>
+            </w:pPr>
+            <w:r>
+              <w:rPr>
+                <w:sz w:val="24"/>
+                <w:szCs w:val="24"/>
+              </w:rPr>
+              <w:t>Отсутствие влияния на характеристики или безопасность</w:t>
+            </w:r>
+          </w:p>
+        </w:tc>
+        <w:tc>
+          <w:tcPr>
+            <w:tcW w:w="1843" w:type="dxa"/>
+            <w:tcBorders>
+              <w:top w:val="double" w:sz="6" w:space="0" w:color="auto"/>
+              <w:left w:val="single" w:sz="6" w:space="0" w:color="auto"/>
+              <w:right w:val="single" w:sz="6" w:space="0" w:color="auto"/>
+            </w:tcBorders>
+          </w:tcPr>
+          <w:p>
+            <w:pPr>
+              <w:spacing w:line="276" w:lineRule="auto"/>
+              <w:ind w:firstLine="0"/>
+              <w:jc w:val="left"/>
+              <w:rPr>
+                <w:sz w:val="24"/>
+                <w:szCs w:val="24"/>
+              </w:rPr>
+            </w:pPr>
+            <w:r>
+              <w:rPr>
+                <w:sz w:val="24"/>
+                <w:szCs w:val="24"/>
+              </w:rPr>
+              <w:t>Отсутствие последстви</w:t>
+            </w:r>
+            <w:r>
+              <w:rPr>
+                <w:sz w:val="24"/>
+                <w:szCs w:val="24"/>
+              </w:rPr>
+              <w:t>й</w:t>
+            </w:r>
+          </w:p>
+        </w:tc>
+        <w:tc>
+          <w:tcPr>
+            <w:tcW w:w="1701" w:type="dxa"/>
+            <w:tcBorders>
+              <w:top w:val="double" w:sz="6" w:space="0" w:color="auto"/>
+              <w:left w:val="single" w:sz="6" w:space="0" w:color="auto"/>
+              <w:right w:val="single" w:sz="6" w:space="0" w:color="auto"/>
+            </w:tcBorders>
+          </w:tcPr>
+          <w:p>
+            <w:pPr>
+              <w:spacing w:line="276" w:lineRule="auto"/>
+              <w:ind w:firstLine="0"/>
+              <w:jc w:val="left"/>
+              <w:rPr>
+                <w:sz w:val="24"/>
+                <w:szCs w:val="24"/>
+              </w:rPr>
+            </w:pPr>
+            <w:r>
+              <w:rPr>
+                <w:sz w:val="24"/>
+                <w:szCs w:val="24"/>
+              </w:rPr>
+              <w:t>Неудобство</w:t>
+            </w:r>
+          </w:p>
+        </w:tc>
+        <w:tc>
+          <w:tcPr>
+            <w:tcW w:w="1124" w:type="dxa"/>
+            <w:tcBorders>
+              <w:top w:val="double" w:sz="6" w:space="0" w:color="auto"/>
+              <w:left w:val="single" w:sz="6" w:space="0" w:color="auto"/>
+              <w:right w:val="single" w:sz="6" w:space="0" w:color="auto"/>
+            </w:tcBorders>
+          </w:tcPr>
+          <w:p>
+            <w:pPr>
+              <w:spacing w:line="276" w:lineRule="auto"/>
+              <w:ind w:firstLine="0"/>
+              <w:jc w:val="left"/>
+              <w:rPr>
+                <w:sz w:val="24"/>
+                <w:szCs w:val="24"/>
+              </w:rPr>
+            </w:pPr>
+            <w:r>
+              <w:rPr>
+                <w:sz w:val="24"/>
+                <w:szCs w:val="24"/>
+              </w:rPr>
+              <w:t>Не устана</w:t>
+            </w:r>
+            <w:r>
+              <w:rPr>
+                <w:sz w:val="24"/>
+                <w:szCs w:val="24"/>
+              </w:rPr>
+              <w:t>-</w:t>
+            </w:r>
+            <w:r>
+              <w:rPr>
+                <w:sz w:val="24"/>
+                <w:szCs w:val="24"/>
+              </w:rPr>
+              <w:t>влива</w:t>
+            </w:r>
+            <w:r>
+              <w:rPr>
+                <w:sz w:val="24"/>
+                <w:szCs w:val="24"/>
+              </w:rPr>
+              <w:t>-</w:t>
+            </w:r>
+            <w:r>
+              <w:rPr>
+                <w:sz w:val="24"/>
+                <w:szCs w:val="24"/>
+              </w:rPr>
+              <w:t>ются</w:t>
+            </w:r>
+          </w:p>
+        </w:tc>
+      </w:tr>
+      <w:tr>
+        <w:tc>
+          <w:tcPr>
+            <w:tcW w:w="1608" w:type="dxa"/>
+            <w:tcBorders>
+              <w:top w:val="single" w:sz="6" w:space="0" w:color="auto"/>
+              <w:bottom w:val="single" w:sz="6" w:space="0" w:color="auto"/>
+              <w:right w:val="single" w:sz="6" w:space="0" w:color="auto"/>
+            </w:tcBorders>
+          </w:tcPr>
+          <w:p>
+            <w:pPr>
+              <w:spacing w:line="276" w:lineRule="auto"/>
+              <w:ind w:firstLine="0"/>
+              <w:jc w:val="center"/>
+              <w:rPr>
+                <w:sz w:val="24"/>
+                <w:szCs w:val="24"/>
+              </w:rPr>
+            </w:pPr>
+            <w:r>
+              <w:rPr>
+                <w:sz w:val="24"/>
+                <w:szCs w:val="24"/>
+              </w:rPr>
+              <w:t>Незначите</w:t>
+            </w:r>
+            <w:r>
+              <w:rPr>
+                <w:sz w:val="24"/>
+                <w:szCs w:val="24"/>
+              </w:rPr>
+              <w:t>-</w:t>
+            </w:r>
+            <w:r>
+              <w:rPr>
+                <w:sz w:val="24"/>
+                <w:szCs w:val="24"/>
+              </w:rPr>
+              <w:t>льная (УУП)</w:t>
+            </w:r>
+          </w:p>
+        </w:tc>
+        <w:tc>
+          <w:tcPr>
+            <w:tcW w:w="1219" w:type="dxa"/>
+            <w:tcBorders>
+              <w:top w:val="single" w:sz="6" w:space="0" w:color="auto"/>
+              <w:left w:val="single" w:sz="6" w:space="0" w:color="auto"/>
+              <w:bottom w:val="single" w:sz="6" w:space="0" w:color="auto"/>
+              <w:right w:val="single" w:sz="6" w:space="0" w:color="auto"/>
+            </w:tcBorders>
+          </w:tcPr>
+          <w:p>
+            <w:pPr>
+              <w:spacing w:line="276" w:lineRule="auto"/>
+              <w:ind w:firstLine="0"/>
+              <w:jc w:val="center"/>
+              <w:rPr>
+                <w:sz w:val="24"/>
+                <w:szCs w:val="24"/>
+              </w:rPr>
+            </w:pPr>
+            <w:r>
+              <w:rPr>
+                <w:sz w:val="24"/>
+                <w:szCs w:val="24"/>
+              </w:rPr>
+              <w:t>≤ 10</w:t>
+            </w:r>
+            <w:r>
+              <w:rPr>
+                <w:sz w:val="24"/>
+                <w:szCs w:val="24"/>
+                <w:vertAlign w:val="superscript"/>
+              </w:rPr>
+              <w:t>-</w:t>
+            </w:r>
+            <w:r>
+              <w:rPr>
+                <w:sz w:val="24"/>
+                <w:szCs w:val="24"/>
+              </w:rPr>
+              <w:t>³</w:t>
+            </w:r>
+          </w:p>
+        </w:tc>
+        <w:tc>
+          <w:tcPr>
+            <w:tcW w:w="1843" w:type="dxa"/>
+            <w:tcBorders>
+              <w:top w:val="single" w:sz="6" w:space="0" w:color="auto"/>
+              <w:left w:val="single" w:sz="6" w:space="0" w:color="auto"/>
+              <w:bottom w:val="single" w:sz="6" w:space="0" w:color="auto"/>
+              <w:right w:val="single" w:sz="6" w:space="0" w:color="auto"/>
+            </w:tcBorders>
+          </w:tcPr>
+          <w:p>
+            <w:pPr>
+              <w:spacing w:line="276" w:lineRule="auto"/>
+              <w:ind w:firstLine="0"/>
+              <w:jc w:val="left"/>
+              <w:rPr>
+                <w:sz w:val="24"/>
+                <w:szCs w:val="24"/>
+              </w:rPr>
+            </w:pPr>
+            <w:r>
+              <w:rPr>
+                <w:sz w:val="24"/>
+                <w:szCs w:val="24"/>
+              </w:rPr>
+              <w:t>Незначитель</w:t>
+            </w:r>
+            <w:r>
+              <w:rPr>
+                <w:sz w:val="24"/>
+                <w:szCs w:val="24"/>
+              </w:rPr>
+              <w:t>-</w:t>
+            </w:r>
+            <w:r>
+              <w:rPr>
+                <w:sz w:val="24"/>
+                <w:szCs w:val="24"/>
+              </w:rPr>
+              <w:t>ное уменьше</w:t>
+            </w:r>
+            <w:r>
+              <w:rPr>
+                <w:sz w:val="24"/>
+                <w:szCs w:val="24"/>
+              </w:rPr>
+              <w:t>-</w:t>
+            </w:r>
+            <w:r>
+              <w:rPr>
+                <w:sz w:val="24"/>
+                <w:szCs w:val="24"/>
+              </w:rPr>
+              <w:t>ние функци</w:t>
+            </w:r>
+            <w:r>
+              <w:rPr>
+                <w:sz w:val="24"/>
+                <w:szCs w:val="24"/>
+              </w:rPr>
+              <w:t>-</w:t>
+            </w:r>
+            <w:r>
+              <w:rPr>
+                <w:sz w:val="24"/>
+                <w:szCs w:val="24"/>
+              </w:rPr>
+              <w:t>ональных возможностей или запасов безопасности</w:t>
+            </w:r>
+          </w:p>
+        </w:tc>
+        <w:tc>
+          <w:tcPr>
+            <w:tcW w:w="1843" w:type="dxa"/>
+            <w:tcBorders>
+              <w:top w:val="single" w:sz="6" w:space="0" w:color="auto"/>
+              <w:left w:val="single" w:sz="6" w:space="0" w:color="auto"/>
+              <w:bottom w:val="single" w:sz="6" w:space="0" w:color="auto"/>
+              <w:right w:val="single" w:sz="6" w:space="0" w:color="auto"/>
+            </w:tcBorders>
+          </w:tcPr>
+          <w:p>
+            <w:pPr>
+              <w:spacing w:line="276" w:lineRule="auto"/>
+              <w:ind w:firstLine="0"/>
+              <w:jc w:val="left"/>
+              <w:rPr>
+                <w:sz w:val="24"/>
+                <w:szCs w:val="24"/>
+              </w:rPr>
+            </w:pPr>
+            <w:r>
+              <w:rPr>
+                <w:sz w:val="24"/>
+                <w:szCs w:val="24"/>
+              </w:rPr>
+              <w:t>Незначитель</w:t>
+            </w:r>
+            <w:r>
+              <w:rPr>
+                <w:sz w:val="24"/>
+                <w:szCs w:val="24"/>
+              </w:rPr>
+              <w:t>-</w:t>
+            </w:r>
+            <w:r>
+              <w:rPr>
+                <w:sz w:val="24"/>
+                <w:szCs w:val="24"/>
+              </w:rPr>
+              <w:t>ное увеличение рабочей нагрузки</w:t>
+            </w:r>
+          </w:p>
+        </w:tc>
+        <w:tc>
+          <w:tcPr>
+            <w:tcW w:w="1701" w:type="dxa"/>
+            <w:tcBorders>
+              <w:top w:val="single" w:sz="6" w:space="0" w:color="auto"/>
+              <w:left w:val="single" w:sz="6" w:space="0" w:color="auto"/>
+              <w:bottom w:val="single" w:sz="6" w:space="0" w:color="auto"/>
+              <w:right w:val="single" w:sz="6" w:space="0" w:color="auto"/>
+            </w:tcBorders>
+          </w:tcPr>
+          <w:p>
+            <w:pPr>
+              <w:spacing w:line="276" w:lineRule="auto"/>
+              <w:ind w:firstLine="0"/>
+              <w:jc w:val="left"/>
+              <w:rPr>
+                <w:sz w:val="24"/>
+                <w:szCs w:val="24"/>
+              </w:rPr>
+            </w:pPr>
+            <w:r>
+              <w:rPr>
+                <w:sz w:val="24"/>
+                <w:szCs w:val="24"/>
+              </w:rPr>
+              <w:t>Физический дискомфорт</w:t>
+            </w:r>
+          </w:p>
+        </w:tc>
+        <w:tc>
+          <w:tcPr>
+            <w:tcW w:w="1124" w:type="dxa"/>
+            <w:tcBorders>
+              <w:top w:val="single" w:sz="6" w:space="0" w:color="auto"/>
+              <w:left w:val="single" w:sz="6" w:space="0" w:color="auto"/>
+              <w:bottom w:val="single" w:sz="6" w:space="0" w:color="auto"/>
+              <w:right w:val="single" w:sz="6" w:space="0" w:color="auto"/>
+            </w:tcBorders>
+          </w:tcPr>
+          <w:p>
+            <w:pPr>
+              <w:spacing w:line="276" w:lineRule="auto"/>
+              <w:ind w:firstLine="0"/>
+              <w:jc w:val="left"/>
+              <w:rPr>
+                <w:sz w:val="24"/>
+                <w:szCs w:val="24"/>
+              </w:rPr>
+            </w:pPr>
+            <w:r>
+              <w:rPr>
+                <w:sz w:val="24"/>
+                <w:szCs w:val="24"/>
+              </w:rPr>
+              <w:t>Вероят</w:t>
+            </w:r>
+            <w:r>
+              <w:rPr>
+                <w:sz w:val="24"/>
+                <w:szCs w:val="24"/>
+              </w:rPr>
+              <w:t>-</w:t>
+            </w:r>
+            <w:r>
+              <w:rPr>
+                <w:sz w:val="24"/>
+                <w:szCs w:val="24"/>
+              </w:rPr>
+              <w:t>ное</w:t>
+            </w:r>
+          </w:p>
+        </w:tc>
+      </w:tr>
+      <w:tr>
+        <w:tc>
+          <w:tcPr>
+            <w:tcW w:w="1608" w:type="dxa"/>
+            <w:tcBorders>
+              <w:top w:val="single" w:sz="6" w:space="0" w:color="auto"/>
+              <w:bottom w:val="single" w:sz="6" w:space="0" w:color="auto"/>
+              <w:right w:val="single" w:sz="6" w:space="0" w:color="auto"/>
+            </w:tcBorders>
+          </w:tcPr>
+          <w:p>
+            <w:pPr>
+              <w:spacing w:line="276" w:lineRule="auto"/>
+              <w:ind w:firstLine="0"/>
+              <w:jc w:val="center"/>
+              <w:rPr>
+                <w:sz w:val="24"/>
+                <w:szCs w:val="24"/>
+              </w:rPr>
+            </w:pPr>
+            <w:r>
+              <w:rPr>
+                <w:sz w:val="24"/>
+                <w:szCs w:val="24"/>
+              </w:rPr>
+              <w:t>Значительная (СС)</w:t>
+            </w:r>
+          </w:p>
+        </w:tc>
+        <w:tc>
+          <w:tcPr>
+            <w:tcW w:w="1219" w:type="dxa"/>
+            <w:tcBorders>
+              <w:top w:val="single" w:sz="6" w:space="0" w:color="auto"/>
+              <w:left w:val="single" w:sz="6" w:space="0" w:color="auto"/>
+              <w:bottom w:val="single" w:sz="6" w:space="0" w:color="auto"/>
+              <w:right w:val="single" w:sz="6" w:space="0" w:color="auto"/>
+            </w:tcBorders>
+          </w:tcPr>
+          <w:p>
+            <w:pPr>
+              <w:spacing w:line="276" w:lineRule="auto"/>
+              <w:ind w:firstLine="0"/>
+              <w:jc w:val="center"/>
+              <w:rPr>
+                <w:sz w:val="24"/>
+                <w:szCs w:val="24"/>
+              </w:rPr>
+            </w:pPr>
+            <w:r>
+              <w:rPr>
+                <w:sz w:val="24"/>
+                <w:szCs w:val="24"/>
+              </w:rPr>
+              <w:t>10</w:t>
+            </w:r>
+            <w:r>
+              <w:rPr>
+                <w:sz w:val="24"/>
+                <w:szCs w:val="24"/>
+                <w:vertAlign w:val="superscript"/>
+              </w:rPr>
+              <w:t>-</w:t>
+            </w:r>
+            <w:r>
+              <w:rPr>
+                <w:sz w:val="24"/>
+                <w:szCs w:val="24"/>
+                <w:vertAlign w:val="superscript"/>
+              </w:rPr>
+              <w:t>5</w:t>
+            </w:r>
+          </w:p>
+        </w:tc>
+        <w:tc>
+          <w:tcPr>
+            <w:tcW w:w="1843" w:type="dxa"/>
+            <w:tcBorders>
+              <w:top w:val="single" w:sz="6" w:space="0" w:color="auto"/>
+              <w:left w:val="single" w:sz="6" w:space="0" w:color="auto"/>
+              <w:bottom w:val="single" w:sz="6" w:space="0" w:color="auto"/>
+              <w:right w:val="single" w:sz="6" w:space="0" w:color="auto"/>
+            </w:tcBorders>
+          </w:tcPr>
+          <w:p>
+            <w:pPr>
+              <w:spacing w:line="276" w:lineRule="auto"/>
+              <w:ind w:firstLine="0"/>
+              <w:jc w:val="left"/>
+              <w:rPr>
+                <w:sz w:val="24"/>
+                <w:szCs w:val="24"/>
+              </w:rPr>
+            </w:pPr>
+            <w:r>
+              <w:rPr>
+                <w:sz w:val="24"/>
+                <w:szCs w:val="24"/>
+              </w:rPr>
+              <w:t>Заметное уменьшение функциона</w:t>
+            </w:r>
+            <w:r>
+              <w:rPr>
+                <w:sz w:val="24"/>
+                <w:szCs w:val="24"/>
+              </w:rPr>
+              <w:t>-</w:t>
+            </w:r>
+            <w:r>
+              <w:rPr>
+                <w:sz w:val="24"/>
+                <w:szCs w:val="24"/>
+              </w:rPr>
+              <w:t>льных возмож</w:t>
+            </w:r>
+            <w:r>
+              <w:rPr>
+                <w:sz w:val="24"/>
+                <w:szCs w:val="24"/>
+              </w:rPr>
+              <w:t>-</w:t>
+            </w:r>
+            <w:r>
+              <w:rPr>
+                <w:sz w:val="24"/>
+                <w:szCs w:val="24"/>
+              </w:rPr>
+              <w:t>ностей или запасов безопасности</w:t>
+            </w:r>
+          </w:p>
+        </w:tc>
+        <w:tc>
+          <w:tcPr>
+            <w:tcW w:w="1843" w:type="dxa"/>
+            <w:tcBorders>
+              <w:top w:val="single" w:sz="6" w:space="0" w:color="auto"/>
+              <w:left w:val="single" w:sz="6" w:space="0" w:color="auto"/>
+              <w:bottom w:val="single" w:sz="6" w:space="0" w:color="auto"/>
+              <w:right w:val="single" w:sz="6" w:space="0" w:color="auto"/>
+            </w:tcBorders>
+          </w:tcPr>
+          <w:p>
+            <w:pPr>
+              <w:spacing w:line="276" w:lineRule="auto"/>
+              <w:ind w:firstLine="0"/>
+              <w:jc w:val="left"/>
+              <w:rPr>
+                <w:sz w:val="24"/>
+                <w:szCs w:val="24"/>
+              </w:rPr>
+            </w:pPr>
+            <w:r>
+              <w:rPr>
+                <w:sz w:val="24"/>
+                <w:szCs w:val="24"/>
+              </w:rPr>
+              <w:t>Физический дискомфорт и заметное увеличение рабочей нагрузки</w:t>
+            </w:r>
+          </w:p>
+        </w:tc>
+        <w:tc>
+          <w:tcPr>
+            <w:tcW w:w="1701" w:type="dxa"/>
+            <w:tcBorders>
+              <w:top w:val="single" w:sz="6" w:space="0" w:color="auto"/>
+              <w:left w:val="single" w:sz="6" w:space="0" w:color="auto"/>
+              <w:bottom w:val="single" w:sz="6" w:space="0" w:color="auto"/>
+              <w:right w:val="single" w:sz="6" w:space="0" w:color="auto"/>
+            </w:tcBorders>
+          </w:tcPr>
+          <w:p>
+            <w:pPr>
+              <w:spacing w:line="276" w:lineRule="auto"/>
+              <w:ind w:firstLine="0"/>
+              <w:jc w:val="left"/>
+              <w:rPr>
+                <w:sz w:val="24"/>
+                <w:szCs w:val="24"/>
+              </w:rPr>
+            </w:pPr>
+            <w:r>
+              <w:rPr>
+                <w:sz w:val="24"/>
+                <w:szCs w:val="24"/>
+              </w:rPr>
+              <w:t>Физическое недомогание, возможны травмы</w:t>
+            </w:r>
+          </w:p>
+        </w:tc>
+        <w:tc>
+          <w:tcPr>
+            <w:tcW w:w="1124" w:type="dxa"/>
+            <w:tcBorders>
+              <w:top w:val="single" w:sz="6" w:space="0" w:color="auto"/>
+              <w:left w:val="single" w:sz="6" w:space="0" w:color="auto"/>
+              <w:bottom w:val="single" w:sz="6" w:space="0" w:color="auto"/>
+              <w:right w:val="single" w:sz="6" w:space="0" w:color="auto"/>
+            </w:tcBorders>
+          </w:tcPr>
+          <w:p>
+            <w:pPr>
+              <w:spacing w:line="276" w:lineRule="auto"/>
+              <w:ind w:firstLine="0"/>
+              <w:jc w:val="left"/>
+              <w:rPr>
+                <w:sz w:val="24"/>
+                <w:szCs w:val="24"/>
+              </w:rPr>
+            </w:pPr>
+            <w:r>
+              <w:rPr>
+                <w:sz w:val="24"/>
+                <w:szCs w:val="24"/>
+              </w:rPr>
+              <w:t>Малов</w:t>
+            </w:r>
+            <w:r>
+              <w:rPr>
+                <w:sz w:val="24"/>
+                <w:szCs w:val="24"/>
+              </w:rPr>
+              <w:t>е</w:t>
+            </w:r>
+            <w:r>
+              <w:rPr>
+                <w:sz w:val="24"/>
+                <w:szCs w:val="24"/>
+              </w:rPr>
+              <w:t>-</w:t>
+            </w:r>
+            <w:r>
+              <w:rPr>
+                <w:sz w:val="24"/>
+                <w:szCs w:val="24"/>
+              </w:rPr>
+              <w:t>роятное</w:t>
+            </w:r>
+          </w:p>
+        </w:tc>
+      </w:tr>
+      <w:tr>
+        <w:tc>
+          <w:tcPr>
+            <w:tcW w:w="1608" w:type="dxa"/>
+            <w:tcBorders>
+              <w:top w:val="single" w:sz="6" w:space="0" w:color="auto"/>
+              <w:bottom w:val="single" w:sz="6" w:space="0" w:color="auto"/>
+              <w:right w:val="single" w:sz="6" w:space="0" w:color="auto"/>
+            </w:tcBorders>
+          </w:tcPr>
+          <w:p>
+            <w:pPr>
+              <w:spacing w:line="276" w:lineRule="auto"/>
+              <w:ind w:firstLine="0"/>
+              <w:jc w:val="center"/>
+              <w:rPr>
+                <w:sz w:val="24"/>
+                <w:szCs w:val="24"/>
+              </w:rPr>
+            </w:pPr>
+            <w:r>
+              <w:rPr>
+                <w:sz w:val="24"/>
+                <w:szCs w:val="24"/>
+              </w:rPr>
+              <w:t>Аварийная (АС)</w:t>
+            </w:r>
+          </w:p>
+        </w:tc>
+        <w:tc>
+          <w:tcPr>
+            <w:tcW w:w="1219" w:type="dxa"/>
+            <w:tcBorders>
+              <w:top w:val="single" w:sz="6" w:space="0" w:color="auto"/>
+              <w:left w:val="single" w:sz="6" w:space="0" w:color="auto"/>
+              <w:bottom w:val="single" w:sz="6" w:space="0" w:color="auto"/>
+              <w:right w:val="single" w:sz="6" w:space="0" w:color="auto"/>
+            </w:tcBorders>
+          </w:tcPr>
+          <w:p>
+            <w:pPr>
+              <w:spacing w:line="276" w:lineRule="auto"/>
+              <w:ind w:firstLine="0"/>
+              <w:jc w:val="center"/>
+              <w:rPr>
+                <w:sz w:val="24"/>
+                <w:szCs w:val="24"/>
+              </w:rPr>
+            </w:pPr>
+            <w:r>
+              <w:rPr>
+                <w:sz w:val="24"/>
+                <w:szCs w:val="24"/>
+              </w:rPr>
+              <w:t>10</w:t>
+            </w:r>
+            <w:r>
+              <w:rPr>
+                <w:sz w:val="24"/>
+                <w:szCs w:val="24"/>
+                <w:vertAlign w:val="superscript"/>
+              </w:rPr>
+              <w:t>-</w:t>
+            </w:r>
+            <w:r>
+              <w:rPr>
+                <w:sz w:val="24"/>
+                <w:szCs w:val="24"/>
+                <w:vertAlign w:val="superscript"/>
+              </w:rPr>
+              <w:t>7</w:t>
+            </w:r>
+          </w:p>
+        </w:tc>
+        <w:tc>
+          <w:tcPr>
+            <w:tcW w:w="1843" w:type="dxa"/>
+            <w:tcBorders>
+              <w:top w:val="single" w:sz="6" w:space="0" w:color="auto"/>
+              <w:left w:val="single" w:sz="6" w:space="0" w:color="auto"/>
+              <w:bottom w:val="single" w:sz="6" w:space="0" w:color="auto"/>
+              <w:right w:val="single" w:sz="6" w:space="0" w:color="auto"/>
+            </w:tcBorders>
+          </w:tcPr>
+          <w:p>
+            <w:pPr>
+              <w:spacing w:line="276" w:lineRule="auto"/>
+              <w:ind w:firstLine="0"/>
+              <w:jc w:val="left"/>
+              <w:rPr>
+                <w:sz w:val="24"/>
+                <w:szCs w:val="24"/>
+              </w:rPr>
+            </w:pPr>
+            <w:r>
+              <w:rPr>
+                <w:sz w:val="24"/>
+                <w:szCs w:val="24"/>
+              </w:rPr>
+              <w:t>Значительное уменьшение функциона</w:t>
+            </w:r>
+            <w:r>
+              <w:rPr>
+                <w:sz w:val="24"/>
+                <w:szCs w:val="24"/>
+              </w:rPr>
+              <w:t>-</w:t>
+            </w:r>
+            <w:r>
+              <w:rPr>
+                <w:sz w:val="24"/>
+                <w:szCs w:val="24"/>
+              </w:rPr>
+              <w:t>льных возмож</w:t>
+            </w:r>
+            <w:r>
+              <w:rPr>
+                <w:sz w:val="24"/>
+                <w:szCs w:val="24"/>
+              </w:rPr>
+              <w:t>-</w:t>
+            </w:r>
+            <w:r>
+              <w:rPr>
+                <w:sz w:val="24"/>
+                <w:szCs w:val="24"/>
+              </w:rPr>
+              <w:t>ностей или запасов безопасности</w:t>
+            </w:r>
+          </w:p>
+        </w:tc>
+        <w:tc>
+          <w:tcPr>
+            <w:tcW w:w="1843" w:type="dxa"/>
+            <w:tcBorders>
+              <w:top w:val="single" w:sz="6" w:space="0" w:color="auto"/>
+              <w:left w:val="single" w:sz="6" w:space="0" w:color="auto"/>
+              <w:bottom w:val="single" w:sz="6" w:space="0" w:color="auto"/>
+              <w:right w:val="single" w:sz="6" w:space="0" w:color="auto"/>
+            </w:tcBorders>
+          </w:tcPr>
+          <w:p>
+            <w:pPr>
+              <w:spacing w:line="276" w:lineRule="auto"/>
+              <w:ind w:firstLine="0"/>
+              <w:jc w:val="left"/>
+              <w:rPr>
+                <w:sz w:val="24"/>
+                <w:szCs w:val="24"/>
+              </w:rPr>
+            </w:pPr>
+            <w:r>
+              <w:rPr>
+                <w:sz w:val="24"/>
+                <w:szCs w:val="24"/>
+              </w:rPr>
+              <w:t xml:space="preserve">Физическое недомогание или чрезмерное </w:t>
+            </w:r>
+            <w:r>
+              <w:rPr>
+                <w:sz w:val="24"/>
+                <w:szCs w:val="24"/>
+              </w:rPr>
+              <w:t>увеличение рабочей нагрузки</w:t>
+            </w:r>
+            <w:r>
+              <w:rPr>
+                <w:sz w:val="24"/>
+                <w:szCs w:val="24"/>
+              </w:rPr>
+              <w:t>, снижающее способность выполнять задачи</w:t>
+            </w:r>
+          </w:p>
+        </w:tc>
+        <w:tc>
+          <w:tcPr>
+            <w:tcW w:w="1701" w:type="dxa"/>
+            <w:tcBorders>
+              <w:top w:val="single" w:sz="6" w:space="0" w:color="auto"/>
+              <w:left w:val="single" w:sz="6" w:space="0" w:color="auto"/>
+              <w:bottom w:val="single" w:sz="6" w:space="0" w:color="auto"/>
+              <w:right w:val="single" w:sz="6" w:space="0" w:color="auto"/>
+            </w:tcBorders>
+          </w:tcPr>
+          <w:p>
+            <w:pPr>
+              <w:spacing w:line="276" w:lineRule="auto"/>
+              <w:ind w:firstLine="0"/>
+              <w:jc w:val="left"/>
+              <w:rPr>
+                <w:sz w:val="24"/>
+                <w:szCs w:val="24"/>
+              </w:rPr>
+            </w:pPr>
+            <w:r>
+              <w:rPr>
+                <w:sz w:val="24"/>
+                <w:szCs w:val="24"/>
+              </w:rPr>
+              <w:t>Серьёзные или смертельные травмы небольшого числа пассажиров</w:t>
+            </w:r>
+            <w:r>
+              <w:rPr>
+                <w:sz w:val="24"/>
+                <w:szCs w:val="24"/>
+              </w:rPr>
+              <w:t xml:space="preserve"> или обслуживающего экипажа</w:t>
+            </w:r>
+          </w:p>
+        </w:tc>
+        <w:tc>
+          <w:tcPr>
+            <w:tcW w:w="1124" w:type="dxa"/>
+            <w:tcBorders>
+              <w:top w:val="single" w:sz="6" w:space="0" w:color="auto"/>
+              <w:left w:val="single" w:sz="6" w:space="0" w:color="auto"/>
+              <w:bottom w:val="single" w:sz="6" w:space="0" w:color="auto"/>
+            </w:tcBorders>
+          </w:tcPr>
+          <w:p>
+            <w:pPr>
+              <w:spacing w:line="276" w:lineRule="auto"/>
+              <w:ind w:firstLine="0"/>
+              <w:jc w:val="left"/>
+              <w:rPr>
+                <w:sz w:val="24"/>
+                <w:szCs w:val="24"/>
+              </w:rPr>
+            </w:pPr>
+            <w:r>
+              <w:rPr>
+                <w:sz w:val="24"/>
+                <w:szCs w:val="24"/>
+              </w:rPr>
+              <w:t>Крайне малов</w:t>
+            </w:r>
+            <w:r>
+              <w:rPr>
+                <w:sz w:val="24"/>
+                <w:szCs w:val="24"/>
+              </w:rPr>
+              <w:t>е</w:t>
+            </w:r>
+            <w:r>
+              <w:rPr>
+                <w:sz w:val="24"/>
+                <w:szCs w:val="24"/>
+              </w:rPr>
+              <w:t>-</w:t>
+            </w:r>
+            <w:r>
+              <w:rPr>
+                <w:sz w:val="24"/>
+                <w:szCs w:val="24"/>
+              </w:rPr>
+              <w:t>роятное</w:t>
+            </w:r>
+          </w:p>
+        </w:tc>
+      </w:tr>
+      <w:tr>
+        <w:tc>
+          <w:tcPr>
+            <w:tcW w:w="1608" w:type="dxa"/>
+            <w:tcBorders>
+              <w:top w:val="single" w:sz="6" w:space="0" w:color="auto"/>
+              <w:left w:val="single" w:sz="6" w:space="0" w:color="auto"/>
+              <w:bottom w:val="single" w:sz="6" w:space="0" w:color="auto"/>
+              <w:right w:val="single" w:sz="6" w:space="0" w:color="auto"/>
+            </w:tcBorders>
+          </w:tcPr>
+          <w:p>
+            <w:pPr>
+              <w:spacing w:line="276" w:lineRule="auto"/>
+              <w:ind w:firstLine="0"/>
+              <w:jc w:val="center"/>
+              <w:rPr>
+                <w:sz w:val="24"/>
+                <w:szCs w:val="24"/>
+              </w:rPr>
+            </w:pPr>
+            <w:r>
+              <w:rPr>
+                <w:sz w:val="24"/>
+                <w:szCs w:val="24"/>
+              </w:rPr>
+              <w:t>Катастрофическая (КС)</w:t>
+            </w:r>
+          </w:p>
+        </w:tc>
+        <w:tc>
+          <w:tcPr>
+            <w:tcW w:w="1219" w:type="dxa"/>
+            <w:tcBorders>
+              <w:top w:val="single" w:sz="6" w:space="0" w:color="auto"/>
+              <w:left w:val="single" w:sz="6" w:space="0" w:color="auto"/>
+              <w:bottom w:val="single" w:sz="6" w:space="0" w:color="auto"/>
+              <w:right w:val="single" w:sz="6" w:space="0" w:color="auto"/>
+            </w:tcBorders>
+          </w:tcPr>
+          <w:p>
+            <w:pPr>
+              <w:spacing w:line="276" w:lineRule="auto"/>
+              <w:ind w:firstLine="0"/>
+              <w:jc w:val="center"/>
+              <w:rPr>
+                <w:sz w:val="24"/>
+                <w:szCs w:val="24"/>
+              </w:rPr>
+            </w:pPr>
+            <w:r>
+              <w:rPr>
+                <w:sz w:val="24"/>
+                <w:szCs w:val="24"/>
+              </w:rPr>
+              <w:t>10</w:t>
+            </w:r>
+            <w:r>
+              <w:rPr>
+                <w:sz w:val="24"/>
+                <w:szCs w:val="24"/>
+                <w:vertAlign w:val="superscript"/>
+              </w:rPr>
+              <w:t>-</w:t>
+            </w:r>
+            <w:r>
+              <w:rPr>
+                <w:sz w:val="24"/>
+                <w:szCs w:val="24"/>
+                <w:vertAlign w:val="superscript"/>
+              </w:rPr>
+              <w:t>9</w:t>
+            </w:r>
+          </w:p>
+        </w:tc>
+        <w:tc>
+          <w:tcPr>
+            <w:tcW w:w="1843" w:type="dxa"/>
+            <w:tcBorders>
+              <w:top w:val="single" w:sz="6" w:space="0" w:color="auto"/>
+              <w:left w:val="single" w:sz="6" w:space="0" w:color="auto"/>
+              <w:bottom w:val="single" w:sz="6" w:space="0" w:color="auto"/>
+              <w:right w:val="single" w:sz="6" w:space="0" w:color="auto"/>
+            </w:tcBorders>
+          </w:tcPr>
+          <w:p>
+            <w:pPr>
+              <w:spacing w:line="276" w:lineRule="auto"/>
+              <w:ind w:firstLine="0"/>
+              <w:jc w:val="left"/>
+              <w:rPr>
+                <w:sz w:val="24"/>
+                <w:szCs w:val="24"/>
+              </w:rPr>
+            </w:pPr>
+            <w:r>
+              <w:rPr>
+                <w:sz w:val="24"/>
+                <w:szCs w:val="24"/>
+              </w:rPr>
+              <w:t>Потеря управляемости или разрушение самолёта</w:t>
+            </w:r>
+          </w:p>
+        </w:tc>
+        <w:tc>
+          <w:tcPr>
+            <w:tcW w:w="1843" w:type="dxa"/>
+            <w:tcBorders>
+              <w:top w:val="single" w:sz="6" w:space="0" w:color="auto"/>
+              <w:left w:val="single" w:sz="6" w:space="0" w:color="auto"/>
+              <w:bottom w:val="single" w:sz="6" w:space="0" w:color="auto"/>
+              <w:right w:val="single" w:sz="6" w:space="0" w:color="auto"/>
+            </w:tcBorders>
+          </w:tcPr>
+          <w:p>
+            <w:pPr>
+              <w:spacing w:line="276" w:lineRule="auto"/>
+              <w:ind w:firstLine="0"/>
+              <w:jc w:val="left"/>
+              <w:rPr>
+                <w:sz w:val="24"/>
+                <w:szCs w:val="24"/>
+              </w:rPr>
+            </w:pPr>
+            <w:r>
+              <w:rPr>
+                <w:sz w:val="24"/>
+                <w:szCs w:val="24"/>
+              </w:rPr>
+              <w:t>Жертвы или потеря работоспособности</w:t>
+            </w:r>
+          </w:p>
+        </w:tc>
+        <w:tc>
+          <w:tcPr>
+            <w:tcW w:w="1701" w:type="dxa"/>
+            <w:tcBorders>
+              <w:top w:val="single" w:sz="6" w:space="0" w:color="auto"/>
+              <w:left w:val="single" w:sz="6" w:space="0" w:color="auto"/>
+              <w:bottom w:val="single" w:sz="6" w:space="0" w:color="auto"/>
+              <w:right w:val="single" w:sz="6" w:space="0" w:color="auto"/>
+            </w:tcBorders>
+          </w:tcPr>
+          <w:p>
+            <w:pPr>
+              <w:spacing w:line="276" w:lineRule="auto"/>
+              <w:ind w:firstLine="0"/>
+              <w:jc w:val="left"/>
+              <w:rPr>
+                <w:sz w:val="24"/>
+                <w:szCs w:val="24"/>
+              </w:rPr>
+            </w:pPr>
+            <w:r>
+              <w:rPr>
+                <w:sz w:val="24"/>
+                <w:szCs w:val="24"/>
+              </w:rPr>
+              <w:t>Многочислен</w:t>
+            </w:r>
+            <w:r>
+              <w:rPr>
+                <w:sz w:val="24"/>
+                <w:szCs w:val="24"/>
+              </w:rPr>
+              <w:t>-</w:t>
+            </w:r>
+            <w:r>
+              <w:rPr>
+                <w:sz w:val="24"/>
+                <w:szCs w:val="24"/>
+              </w:rPr>
+              <w:t>ные жертвы</w:t>
+            </w:r>
+          </w:p>
+        </w:tc>
+        <w:tc>
+          <w:tcPr>
+            <w:tcW w:w="1124" w:type="dxa"/>
+            <w:tcBorders>
+              <w:top w:val="single" w:sz="6" w:space="0" w:color="auto"/>
+              <w:left w:val="single" w:sz="6" w:space="0" w:color="auto"/>
+              <w:bottom w:val="single" w:sz="6" w:space="0" w:color="auto"/>
+            </w:tcBorders>
+          </w:tcPr>
+          <w:p>
+            <w:pPr>
+              <w:spacing w:line="276" w:lineRule="auto"/>
+              <w:ind w:firstLine="0"/>
+              <w:jc w:val="left"/>
+              <w:rPr>
+                <w:sz w:val="24"/>
+                <w:szCs w:val="24"/>
+              </w:rPr>
+            </w:pPr>
+            <w:r>
+              <w:rPr>
+                <w:sz w:val="24"/>
+                <w:szCs w:val="24"/>
+              </w:rPr>
+              <w:t>Крайне (практи</w:t>
+            </w:r>
+            <w:r>
+              <w:rPr>
+                <w:sz w:val="24"/>
+                <w:szCs w:val="24"/>
+              </w:rPr>
+              <w:t>-</w:t>
+            </w:r>
+            <w:r>
+              <w:rPr>
+                <w:sz w:val="24"/>
+                <w:szCs w:val="24"/>
+              </w:rPr>
+              <w:t>чески) нев</w:t>
+            </w:r>
+            <w:r>
+              <w:rPr>
+                <w:sz w:val="24"/>
+                <w:szCs w:val="24"/>
+              </w:rPr>
+              <w:t>еро</w:t>
+            </w:r>
+            <w:r>
+              <w:rPr>
+                <w:sz w:val="24"/>
+                <w:szCs w:val="24"/>
+              </w:rPr>
+              <w:t>-</w:t>
+            </w:r>
+            <w:r>
+              <w:rPr>
+                <w:sz w:val="24"/>
+                <w:szCs w:val="24"/>
+              </w:rPr>
+              <w:t>ятное</w:t>
+            </w:r>
+          </w:p>
+        </w:tc>
+      </w:tr>
+    </w:tbl>
+    <w:p>
+      <w:r>
+        <w:t>Данная классификация используется в качестве нормативной основы при проведении FHA и при оценке архитектур резервирования.</w:t>
+      </w:r>
+    </w:p>
+    <w:p>
+      <w:r>
+        <w:lastRenderedPageBreak/>
+        <w:t xml:space="preserve">Применительно к бортовому посадочному средству процесс оценки безопасности </w:t>
+      </w:r>
+      <w:r>
+        <w:t>исходит</w:t>
+      </w:r>
+      <w:r>
+        <w:t xml:space="preserve"> от результатов, полученных в главе 3. </w:t>
+      </w:r>
+      <w:r>
+        <w:t>Где</w:t>
+      </w:r>
+      <w:r>
+        <w:t xml:space="preserve"> было установлено, что наибольшую опасность представляет не полная потеря посадочной информации, а её искажение </w:t>
+      </w:r>
+      <w:r>
+        <w:t>–</w:t>
+      </w:r>
+      <w:r>
+        <w:t xml:space="preserve"> выдача ложных сигналов отклонения по курсу и глиссаде без формирования признака неисправности. </w:t>
+      </w:r>
+    </w:p>
+    <w:p>
+      <w:pPr>
+        <w:pStyle w:val="2"/>
+      </w:pPr>
+      <w:r>
+        <w:t xml:space="preserve"> </w:t>
+      </w:r>
+      <w:r>
+        <w:t>Оценка функциональных опасностей</w:t>
+      </w:r>
+      <w:r>
+        <w:t xml:space="preserve"> (FHA)</w:t>
+      </w:r>
+    </w:p>
+    <w:p>
+      <w:r>
+        <w:t xml:space="preserve">FHA представляет собой первый шаг в процессе оценки безопасности по Р-4761 [15]. </w:t>
+      </w:r>
+      <w:r>
+        <w:t xml:space="preserve">В </w:t>
+      </w:r>
+      <w:r>
+        <w:t>данном анализе рассматриваются</w:t>
+      </w:r>
+      <w:r>
+        <w:t xml:space="preserve"> все функций системы с вопросом: что произойдёт с воздушным судном при нарушении каждой функции? Ответы формируют перечень отказных состояний, каждому из которых присваивается категория опасности и численное требование к вероятности возникновения в соответствии с таблицей 2.</w:t>
+      </w:r>
+    </w:p>
+    <w:p>
+      <w:r>
+        <w:t>FHA выполняется на двух уровнях. На уровне воздушного судна рассматривается влияние отказного состояния на безопасность полёта в целом. На уровне системы анализируется конкретное бортовое посадочное средство: какие нарушения его функций приводят к тем или иным отказным состояниям на уровне ВС. Настоящий раздел посвящён системному уровню FHA применительно к БПС.</w:t>
+      </w:r>
+    </w:p>
+    <w:p>
+      <w:r>
+        <w:t>Как было показано в главе 3, БПС выполняет две основные функции, непосредственно влияющие на безопасность захода на посадку:</w:t>
+      </w:r>
+    </w:p>
+    <w:p>
+      <w:r>
+        <w:t>- </w:t>
+      </w:r>
+      <w:r>
+        <w:t>выдача информации об отклонении воздушного судна от глиссады снижения;</w:t>
+      </w:r>
+    </w:p>
+    <w:p>
+      <w:r>
+        <w:t>- </w:t>
+      </w:r>
+      <w:r>
+        <w:t>выдача информации об отклонении воздушного судна от курса посадки.</w:t>
+      </w:r>
+    </w:p>
+    <w:p>
+      <w:r>
+        <w:t>Идентификация нарушений функций</w:t>
+      </w:r>
+    </w:p>
+    <w:p>
+      <w:r>
+        <w:t>В соответствии с методологией Р-4761 [15] для каждой функции рассматриваются три характерных нарушения:</w:t>
+      </w:r>
+    </w:p>
+    <w:p>
+      <w:r>
+        <w:t>- </w:t>
+      </w:r>
+      <w:r>
+        <w:t xml:space="preserve">сигнализируемая потеря выдачи </w:t>
+      </w:r>
+      <w:r>
+        <w:t>–</w:t>
+      </w:r>
+      <w:r>
+        <w:t xml:space="preserve"> выходная информация отсутствует, при этом сформирован признак отказа (</w:t>
+      </w:r>
+      <w:r>
+        <w:t>сигнализация об отказе</w:t>
+      </w:r>
+      <w:r>
+        <w:t>);</w:t>
+      </w:r>
+    </w:p>
+    <w:p>
+      <w:r>
+        <w:lastRenderedPageBreak/>
+        <w:t>- </w:t>
+      </w:r>
+      <w:r>
+        <w:t xml:space="preserve">несигнализируемая потеря выдачи </w:t>
+      </w:r>
+      <w:r>
+        <w:t xml:space="preserve">– </w:t>
+      </w:r>
+      <w:r>
+        <w:t>выходная информация отсутствует, признак отказа не сформирован;</w:t>
+      </w:r>
+    </w:p>
+    <w:p>
+      <w:r>
+        <w:t>- </w:t>
+      </w:r>
+      <w:r>
+        <w:t xml:space="preserve">выдача ложной информации </w:t>
+      </w:r>
+      <w:r>
+        <w:t>–</w:t>
+      </w:r>
+      <w:r>
+        <w:t xml:space="preserve"> система выдаёт значения отклонения, не соответствующие действительному положению ВС, признак отказа не сформирован.</w:t>
+      </w:r>
+    </w:p>
+    <w:p>
+      <w:r>
+        <w:t xml:space="preserve">Для классификации последствий необходимо учитывать условия, в которых выполняется заход на посадку. </w:t>
+      </w:r>
+      <w:r>
+        <w:t xml:space="preserve">Согласно Приложению 10, том I, и Приложению 14 к Конвенции о международной гражданской авиации ИКАО, точные заходы на посадку по системе инструментальной посадки (ILS) подразделяются на </w:t>
+      </w:r>
+      <w:r>
+        <w:t xml:space="preserve">следующие </w:t>
+      </w:r>
+      <w:r>
+        <w:t>категории</w:t>
+      </w:r>
+      <w:r>
+        <w:t>:</w:t>
+      </w:r>
+    </w:p>
+    <w:p>
+      <w:r>
+        <w:t>1. з</w:t>
+      </w:r>
+      <w:r>
+        <w:t>аход на посадку по категории I</w:t>
+      </w:r>
+      <w:r>
+        <w:t xml:space="preserve"> –</w:t>
+      </w:r>
+      <w:r>
+        <w:t xml:space="preserve"> </w:t>
+      </w:r>
+      <w:r>
+        <w:t>выполняется при</w:t>
+      </w:r>
+      <w:r>
+        <w:t xml:space="preserve"> высот</w:t>
+      </w:r>
+      <w:r>
+        <w:t>е</w:t>
+      </w:r>
+      <w:r>
+        <w:t xml:space="preserve"> принятия решения не менее 60 м и дальностью видимости на ВПП не менее 550 м. </w:t>
+      </w:r>
+      <w:r>
+        <w:t>Посадка допускается при условии установления экипажем визуального контакта с ориентирами взлётно-посадочной полосы не ниже высоты принятия решения</w:t>
+      </w:r>
+      <w:r>
+        <w:t>;</w:t>
+      </w:r>
+    </w:p>
+    <w:p>
+      <w:r>
+        <w:t>2. з</w:t>
+      </w:r>
+      <w:r>
+        <w:t xml:space="preserve">аход на посадку по категории II </w:t>
+      </w:r>
+      <w:r>
+        <w:t xml:space="preserve">– </w:t>
+      </w:r>
+      <w:r>
+        <w:t>выполняется при высоте принятия решения от 30 до 60 м и дальности видимости на взлё</w:t>
+      </w:r>
+      <w:r>
+        <w:t xml:space="preserve">те ВПП </w:t>
+      </w:r>
+      <w:r>
+        <w:t>не менее 300 м и, как правило, осуществляется с использованием автоматических или директорных режимов управления.</w:t>
+      </w:r>
+      <w:r>
+        <w:t>;</w:t>
+      </w:r>
+    </w:p>
+    <w:p>
+      <w:r>
+        <w:t>3 з</w:t>
+      </w:r>
+      <w:r>
+        <w:t xml:space="preserve">аход на посадку по категории III </w:t>
+      </w:r>
+      <w:r>
+        <w:t xml:space="preserve">– </w:t>
+      </w:r>
+      <w:r>
+        <w:t>выполняется при высоте принятия решения менее 30 м либо без установленной высоты принятия решения и подразделяется на подкатегории IIIA, IIIB и IIIC. Выполнение захода обеспечивается автоматическими системами посадки в условиях ограниченной или отсутствующей видимости.</w:t>
+      </w:r>
+      <w:r>
+        <w:t>.</w:t>
+      </w:r>
+    </w:p>
+    <w:p>
+      <w:r>
+        <w:t xml:space="preserve">С точки зрения </w:t>
+      </w:r>
+      <w:r>
+        <w:rPr>
+          <w:lang w:val="en-US"/>
+        </w:rPr>
+        <w:t>FHA</w:t>
+      </w:r>
+      <w:r>
+        <w:t xml:space="preserve"> </w:t>
+      </w:r>
+      <w:r>
+        <w:t xml:space="preserve">принципиальным отличием заходов на посадку по категориям II и III от категории I является отсутствие у экипажа возможности визуального контроля параметров захода вплоть до этапа выравнивания, вследствие чего основным источником информации о положении воздушного судна относительно </w:t>
+      </w:r>
+      <w:r>
+        <w:t>ВПП</w:t>
+      </w:r>
+      <w:r>
+        <w:t xml:space="preserve"> являются бортовые посадочные системы.</w:t>
+      </w:r>
+    </w:p>
+    <w:p>
+      <w:r>
+        <w:lastRenderedPageBreak/>
+        <w:t xml:space="preserve">Результаты FHA представлены в таблице 3. </w:t>
+      </w:r>
+      <w:r>
+        <w:t>Степень опасности</w:t>
+      </w:r>
+      <w:r>
+        <w:t xml:space="preserve"> присваивались в соответствии с таблицей 2</w:t>
+      </w:r>
+      <w:r>
+        <w:t xml:space="preserve"> из РЦ</w:t>
+      </w:r>
+      <w:r>
+        <w:t xml:space="preserve"> АП-25.1309 [3] с учётом требований TSO-C34f [6] и TSO-C36f [7].</w:t>
+      </w:r>
+    </w:p>
+    <w:p>
+      <w:pPr>
+        <w:ind w:firstLine="0"/>
+        <w:sectPr>
+          <w:pgSz w:w="11906" w:h="16838" w:code="9"/>
+          <w:pgMar w:top="1134" w:right="851" w:bottom="1134" w:left="1701" w:header="709" w:footer="709" w:gutter="0"/>
+          <w:pgNumType w:start="1"/>
+          <w:cols w:space="708"/>
+          <w:titlePg/>
+          <w:docGrid w:linePitch="360"/>
+        </w:sectPr>
+      </w:pPr>
+    </w:p>
+    <w:p>
+      <w:pPr>
+        <w:ind w:firstLine="0"/>
+      </w:pPr>
+      <w:r>
+        <w:rPr>
+          <w:spacing w:val="20"/>
+        </w:rPr>
+        <w:lastRenderedPageBreak/>
+        <w:t>Таблица</w:t>
+      </w:r>
+      <w:r>
+        <w:t xml:space="preserve"> 3 – FHA бортового посадочного средства</w:t>
+      </w:r>
+    </w:p>
+    <w:tbl>
+      <w:tblPr>
+        <w:tblStyle w:val="ae"/>
+        <w:tblW w:w="14702" w:type="dxa"/>
+        <w:tblLayout w:type="fixed"/>
+        <w:tblLook w:val="04A0" w:firstRow="1" w:lastRow="0" w:firstColumn="1" w:lastColumn="0" w:noHBand="0" w:noVBand="1"/>
+      </w:tblPr>
+      <w:tblGrid>
+        <w:gridCol w:w="546"/>
+        <w:gridCol w:w="1975"/>
+        <w:gridCol w:w="2843"/>
+        <w:gridCol w:w="1294"/>
+        <w:gridCol w:w="3118"/>
+        <w:gridCol w:w="1418"/>
+        <w:gridCol w:w="1559"/>
+        <w:gridCol w:w="1949"/>
+      </w:tblGrid>
+      <w:tr>
+        <w:trPr>
+          <w:tblHeader/>
+        </w:trPr>
+        <w:tc>
+          <w:tcPr>
+            <w:tcW w:w="546" w:type="dxa"/>
+            <w:tcBorders>
+              <w:bottom w:val="double" w:sz="6" w:space="0" w:color="auto"/>
+            </w:tcBorders>
+          </w:tcPr>
+          <w:p>
+            <w:pPr>
+              <w:spacing w:line="276" w:lineRule="auto"/>
+              <w:ind w:firstLine="0"/>
+              <w:jc w:val="center"/>
+              <w:rPr>
+                <w:sz w:val="24"/>
+                <w:szCs w:val="24"/>
+              </w:rPr>
+            </w:pPr>
+            <w:r>
+              <w:rPr>
+                <w:sz w:val="24"/>
+                <w:szCs w:val="24"/>
+              </w:rPr>
+              <w:t>№</w:t>
+            </w:r>
+          </w:p>
+        </w:tc>
+        <w:tc>
+          <w:tcPr>
+            <w:tcW w:w="1975" w:type="dxa"/>
+            <w:tcBorders>
+              <w:bottom w:val="double" w:sz="6" w:space="0" w:color="auto"/>
+            </w:tcBorders>
+          </w:tcPr>
+          <w:p>
+            <w:pPr>
+              <w:spacing w:line="276" w:lineRule="auto"/>
+              <w:ind w:firstLine="0"/>
+              <w:jc w:val="center"/>
+              <w:rPr>
+                <w:sz w:val="24"/>
+                <w:szCs w:val="24"/>
+              </w:rPr>
+            </w:pPr>
+            <w:r>
+              <w:rPr>
+                <w:sz w:val="24"/>
+                <w:szCs w:val="24"/>
+              </w:rPr>
+              <w:t>Наименование функции</w:t>
+            </w:r>
+          </w:p>
+        </w:tc>
+        <w:tc>
+          <w:tcPr>
+            <w:tcW w:w="2843" w:type="dxa"/>
+            <w:tcBorders>
+              <w:bottom w:val="double" w:sz="6" w:space="0" w:color="auto"/>
+            </w:tcBorders>
+          </w:tcPr>
+          <w:p>
+            <w:pPr>
+              <w:spacing w:line="276" w:lineRule="auto"/>
+              <w:ind w:firstLine="0"/>
+              <w:jc w:val="center"/>
+              <w:rPr>
+                <w:sz w:val="24"/>
+                <w:szCs w:val="24"/>
+              </w:rPr>
+            </w:pPr>
+            <w:r>
+              <w:rPr>
+                <w:sz w:val="24"/>
+                <w:szCs w:val="24"/>
+              </w:rPr>
+              <w:t>Нарушение функции</w:t>
+            </w:r>
+          </w:p>
+        </w:tc>
+        <w:tc>
+          <w:tcPr>
+            <w:tcW w:w="1294" w:type="dxa"/>
+            <w:tcBorders>
+              <w:bottom w:val="double" w:sz="6" w:space="0" w:color="auto"/>
+            </w:tcBorders>
+          </w:tcPr>
+          <w:p>
+            <w:pPr>
+              <w:spacing w:line="276" w:lineRule="auto"/>
+              <w:ind w:firstLine="0"/>
+              <w:jc w:val="center"/>
+              <w:rPr>
+                <w:sz w:val="24"/>
+                <w:szCs w:val="24"/>
+              </w:rPr>
+            </w:pPr>
+            <w:r>
+              <w:rPr>
+                <w:sz w:val="24"/>
+                <w:szCs w:val="24"/>
+              </w:rPr>
+              <w:t>Условия захода на посадку</w:t>
+            </w:r>
+          </w:p>
+        </w:tc>
+        <w:tc>
+          <w:tcPr>
+            <w:tcW w:w="3118" w:type="dxa"/>
+            <w:tcBorders>
+              <w:bottom w:val="double" w:sz="6" w:space="0" w:color="auto"/>
+            </w:tcBorders>
+          </w:tcPr>
+          <w:p>
+            <w:pPr>
+              <w:spacing w:line="276" w:lineRule="auto"/>
+              <w:ind w:firstLine="0"/>
+              <w:jc w:val="center"/>
+              <w:rPr>
+                <w:sz w:val="24"/>
+                <w:szCs w:val="24"/>
+              </w:rPr>
+            </w:pPr>
+            <w:r>
+              <w:rPr>
+                <w:sz w:val="24"/>
+                <w:szCs w:val="24"/>
+              </w:rPr>
+              <w:t>Последствия на уровне ВС</w:t>
+            </w:r>
+          </w:p>
+        </w:tc>
+        <w:tc>
+          <w:tcPr>
+            <w:tcW w:w="1418" w:type="dxa"/>
+            <w:tcBorders>
+              <w:bottom w:val="double" w:sz="6" w:space="0" w:color="auto"/>
+            </w:tcBorders>
+          </w:tcPr>
+          <w:p>
+            <w:pPr>
+              <w:spacing w:line="276" w:lineRule="auto"/>
+              <w:ind w:firstLine="0"/>
+              <w:jc w:val="center"/>
+              <w:rPr>
+                <w:sz w:val="24"/>
+                <w:szCs w:val="24"/>
+              </w:rPr>
+            </w:pPr>
+            <w:r>
+              <w:rPr>
+                <w:sz w:val="24"/>
+                <w:szCs w:val="24"/>
+              </w:rPr>
+              <w:t>Степень опасности нарушения функции</w:t>
+            </w:r>
+          </w:p>
+        </w:tc>
+        <w:tc>
+          <w:tcPr>
+            <w:tcW w:w="1559" w:type="dxa"/>
+            <w:tcBorders>
+              <w:bottom w:val="double" w:sz="6" w:space="0" w:color="auto"/>
+            </w:tcBorders>
+          </w:tcPr>
+          <w:p>
+            <w:pPr>
+              <w:spacing w:line="276" w:lineRule="auto"/>
+              <w:ind w:firstLine="0"/>
+              <w:jc w:val="center"/>
+              <w:rPr>
+                <w:sz w:val="24"/>
+                <w:szCs w:val="24"/>
+              </w:rPr>
+            </w:pPr>
+            <w:r>
+              <w:rPr>
+                <w:sz w:val="24"/>
+                <w:szCs w:val="24"/>
+              </w:rPr>
+              <w:t>Вероятность возник</w:t>
+            </w:r>
+            <w:r>
+              <w:rPr>
+                <w:sz w:val="24"/>
+                <w:szCs w:val="24"/>
+              </w:rPr>
+              <w:t>-</w:t>
+            </w:r>
+            <w:r>
+              <w:rPr>
+                <w:sz w:val="24"/>
+                <w:szCs w:val="24"/>
+              </w:rPr>
+              <w:t>новения на час полета</w:t>
+            </w:r>
+          </w:p>
+        </w:tc>
+        <w:tc>
+          <w:tcPr>
+            <w:tcW w:w="1949" w:type="dxa"/>
+            <w:tcBorders>
+              <w:bottom w:val="double" w:sz="6" w:space="0" w:color="auto"/>
+            </w:tcBorders>
+          </w:tcPr>
+          <w:p>
+            <w:pPr>
+              <w:spacing w:line="276" w:lineRule="auto"/>
+              <w:ind w:firstLine="0"/>
+              <w:jc w:val="center"/>
+              <w:rPr>
+                <w:sz w:val="24"/>
+                <w:szCs w:val="24"/>
+              </w:rPr>
+            </w:pPr>
+            <w:r>
+              <w:rPr>
+                <w:sz w:val="24"/>
+                <w:szCs w:val="24"/>
+              </w:rPr>
+              <w:t>Источник</w:t>
+            </w:r>
+          </w:p>
+        </w:tc>
+      </w:tr>
+      <w:tr>
+        <w:tc>
+          <w:tcPr>
+            <w:tcW w:w="546" w:type="dxa"/>
+            <w:vMerge w:val="restart"/>
+            <w:tcBorders>
+              <w:top w:val="double" w:sz="6" w:space="0" w:color="auto"/>
+            </w:tcBorders>
+          </w:tcPr>
+          <w:p>
+            <w:pPr>
+              <w:spacing w:line="276" w:lineRule="auto"/>
+              <w:ind w:firstLine="0"/>
+              <w:rPr>
+                <w:sz w:val="24"/>
+                <w:szCs w:val="24"/>
+              </w:rPr>
+            </w:pPr>
+            <w:r>
+              <w:rPr>
+                <w:sz w:val="24"/>
+                <w:szCs w:val="24"/>
+              </w:rPr>
+              <w:t>1</w:t>
+            </w:r>
+          </w:p>
+        </w:tc>
+        <w:tc>
+          <w:tcPr>
+            <w:tcW w:w="1975" w:type="dxa"/>
+            <w:vMerge w:val="restart"/>
+            <w:tcBorders>
+              <w:top w:val="double" w:sz="6" w:space="0" w:color="auto"/>
+            </w:tcBorders>
+          </w:tcPr>
+          <w:p>
+            <w:pPr>
+              <w:spacing w:line="276" w:lineRule="auto"/>
+              <w:ind w:firstLine="0"/>
+              <w:jc w:val="left"/>
+              <w:rPr>
+                <w:sz w:val="24"/>
+                <w:szCs w:val="24"/>
+              </w:rPr>
+            </w:pPr>
+            <w:r>
+              <w:rPr>
+                <w:sz w:val="24"/>
+                <w:szCs w:val="24"/>
+              </w:rPr>
+              <w:t>Выдача информации об отклонении от глиссады</w:t>
+            </w:r>
+            <w:r>
+              <w:rPr>
+                <w:sz w:val="24"/>
+                <w:szCs w:val="24"/>
+              </w:rPr>
+              <w:t xml:space="preserve"> снижения</w:t>
+            </w:r>
+          </w:p>
+        </w:tc>
+        <w:tc>
+          <w:tcPr>
+            <w:tcW w:w="2843" w:type="dxa"/>
+            <w:tcBorders>
+              <w:top w:val="double" w:sz="6" w:space="0" w:color="auto"/>
+            </w:tcBorders>
+          </w:tcPr>
+          <w:p>
+            <w:pPr>
+              <w:spacing w:line="276" w:lineRule="auto"/>
+              <w:ind w:firstLine="0"/>
+              <w:jc w:val="left"/>
+              <w:rPr>
+                <w:sz w:val="24"/>
+                <w:szCs w:val="24"/>
+              </w:rPr>
+            </w:pPr>
+            <w:r>
+              <w:rPr>
+                <w:sz w:val="24"/>
+                <w:szCs w:val="24"/>
+              </w:rPr>
+              <w:t xml:space="preserve">Сигнализируемая потеря выдачи </w:t>
+            </w:r>
+            <w:r>
+              <w:rPr>
+                <w:sz w:val="24"/>
+                <w:szCs w:val="24"/>
+              </w:rPr>
+              <w:t>информации об отклонении от глиссады снижения</w:t>
+            </w:r>
+          </w:p>
+        </w:tc>
+        <w:tc>
+          <w:tcPr>
+            <w:tcW w:w="1294" w:type="dxa"/>
+            <w:tcBorders>
+              <w:top w:val="double" w:sz="6" w:space="0" w:color="auto"/>
+            </w:tcBorders>
+          </w:tcPr>
+          <w:p>
+            <w:pPr>
+              <w:spacing w:line="276" w:lineRule="auto"/>
+              <w:ind w:firstLine="0"/>
+              <w:jc w:val="center"/>
+              <w:rPr>
+                <w:sz w:val="24"/>
+                <w:szCs w:val="24"/>
+                <w:lang w:val="en-US"/>
+              </w:rPr>
+            </w:pPr>
+            <w:r>
+              <w:rPr>
+                <w:sz w:val="24"/>
+                <w:szCs w:val="24"/>
+              </w:rPr>
+              <w:t>Категории</w:t>
+            </w:r>
+            <w:r>
+              <w:rPr>
+                <w:sz w:val="24"/>
+                <w:szCs w:val="24"/>
+                <w:lang w:val="en-US"/>
+              </w:rPr>
+              <w:t xml:space="preserve"> </w:t>
+            </w:r>
+            <w:r>
+              <w:rPr>
+                <w:sz w:val="24"/>
+                <w:szCs w:val="24"/>
+                <w:lang w:val="en-US"/>
+              </w:rPr>
+              <w:t>I</w:t>
+            </w:r>
+            <w:r>
+              <w:rPr>
+                <w:sz w:val="24"/>
+                <w:szCs w:val="24"/>
+                <w:lang w:val="en-US"/>
+              </w:rPr>
+              <w:t>/</w:t>
+            </w:r>
+            <w:r>
+              <w:rPr>
+                <w:sz w:val="24"/>
+                <w:szCs w:val="24"/>
+                <w:lang w:val="en-US"/>
+              </w:rPr>
+              <w:t>II</w:t>
+            </w:r>
+            <w:r>
+              <w:rPr>
+                <w:sz w:val="24"/>
+                <w:szCs w:val="24"/>
+                <w:lang w:val="en-US"/>
+              </w:rPr>
+              <w:t>/</w:t>
+            </w:r>
+            <w:r>
+              <w:rPr>
+                <w:sz w:val="24"/>
+                <w:szCs w:val="24"/>
+                <w:lang w:val="en-US"/>
+              </w:rPr>
+              <w:t>III</w:t>
+            </w:r>
+          </w:p>
+        </w:tc>
+        <w:tc>
+          <w:tcPr>
+            <w:tcW w:w="3118" w:type="dxa"/>
+            <w:tcBorders>
+              <w:top w:val="double" w:sz="6" w:space="0" w:color="auto"/>
+            </w:tcBorders>
+          </w:tcPr>
+          <w:p>
+            <w:pPr>
+              <w:spacing w:line="276" w:lineRule="auto"/>
+              <w:ind w:firstLine="0"/>
+              <w:jc w:val="left"/>
+              <w:rPr>
+                <w:sz w:val="24"/>
+                <w:szCs w:val="24"/>
+              </w:rPr>
+            </w:pPr>
+            <w:r>
+              <w:rPr>
+                <w:sz w:val="24"/>
+                <w:szCs w:val="24"/>
+              </w:rPr>
+              <w:t>Переход на резервные средства или уход на второй круг; повышение рабочей нагрузки на экипаж</w:t>
+            </w:r>
+          </w:p>
+        </w:tc>
+        <w:tc>
+          <w:tcPr>
+            <w:tcW w:w="1418" w:type="dxa"/>
+            <w:tcBorders>
+              <w:top w:val="double" w:sz="6" w:space="0" w:color="auto"/>
+            </w:tcBorders>
+          </w:tcPr>
+          <w:p>
+            <w:pPr>
+              <w:spacing w:line="276" w:lineRule="auto"/>
+              <w:ind w:firstLine="0"/>
+              <w:jc w:val="center"/>
+              <w:rPr>
+                <w:sz w:val="24"/>
+                <w:szCs w:val="24"/>
+              </w:rPr>
+            </w:pPr>
+            <w:r>
+              <w:rPr>
+                <w:sz w:val="24"/>
+                <w:szCs w:val="24"/>
+              </w:rPr>
+              <w:t>СС</w:t>
+            </w:r>
+          </w:p>
+        </w:tc>
+        <w:tc>
+          <w:tcPr>
+            <w:tcW w:w="1559" w:type="dxa"/>
+            <w:tcBorders>
+              <w:top w:val="double" w:sz="6" w:space="0" w:color="auto"/>
+            </w:tcBorders>
+          </w:tcPr>
+          <w:p>
+            <w:pPr>
+              <w:spacing w:line="276" w:lineRule="auto"/>
+              <w:ind w:firstLine="0"/>
+              <w:rPr>
+                <w:sz w:val="24"/>
+                <w:szCs w:val="24"/>
+              </w:rPr>
+            </w:pPr>
+            <w:r>
+              <w:rPr>
+                <w:sz w:val="24"/>
+                <w:szCs w:val="24"/>
+              </w:rPr>
+              <w:t>10</w:t>
+            </w:r>
+            <w:r>
+              <w:rPr>
+                <w:sz w:val="24"/>
+                <w:szCs w:val="24"/>
+                <w:vertAlign w:val="superscript"/>
+              </w:rPr>
+              <w:t>-5</w:t>
+            </w:r>
+          </w:p>
+        </w:tc>
+        <w:tc>
+          <w:tcPr>
+            <w:tcW w:w="1949" w:type="dxa"/>
+            <w:tcBorders>
+              <w:top w:val="double" w:sz="6" w:space="0" w:color="auto"/>
+            </w:tcBorders>
+          </w:tcPr>
+          <w:p>
+            <w:pPr>
+              <w:spacing w:line="276" w:lineRule="auto"/>
+              <w:ind w:firstLine="0"/>
+              <w:rPr>
+                <w:sz w:val="24"/>
+                <w:szCs w:val="24"/>
+              </w:rPr>
+            </w:pPr>
+            <w:r>
+              <w:rPr>
+                <w:sz w:val="24"/>
+                <w:szCs w:val="24"/>
+              </w:rPr>
+              <w:t>АП-25.1309</w:t>
+            </w:r>
+            <w:r>
+              <w:rPr>
+                <w:sz w:val="24"/>
+                <w:szCs w:val="24"/>
+              </w:rPr>
+              <w:t> </w:t>
+            </w:r>
+            <w:r>
+              <w:rPr>
+                <w:sz w:val="24"/>
+                <w:szCs w:val="24"/>
+              </w:rPr>
+              <w:t>[3]</w:t>
+            </w:r>
+          </w:p>
+        </w:tc>
+      </w:tr>
+      <w:tr>
+        <w:tc>
+          <w:tcPr>
+            <w:tcW w:w="546" w:type="dxa"/>
+            <w:vMerge/>
+          </w:tcPr>
+          <w:p>
+            <w:pPr>
+              <w:spacing w:line="276" w:lineRule="auto"/>
+              <w:ind w:firstLine="0"/>
+              <w:rPr>
+                <w:sz w:val="24"/>
+                <w:szCs w:val="24"/>
+              </w:rPr>
+            </w:pPr>
+          </w:p>
+        </w:tc>
+        <w:tc>
+          <w:tcPr>
+            <w:tcW w:w="1975" w:type="dxa"/>
+            <w:vMerge/>
+          </w:tcPr>
+          <w:p>
+            <w:pPr>
+              <w:spacing w:line="276" w:lineRule="auto"/>
+              <w:ind w:firstLine="0"/>
+              <w:jc w:val="left"/>
+              <w:rPr>
+                <w:sz w:val="24"/>
+                <w:szCs w:val="24"/>
+              </w:rPr>
+            </w:pPr>
+          </w:p>
+        </w:tc>
+        <w:tc>
+          <w:tcPr>
+            <w:tcW w:w="2843" w:type="dxa"/>
+          </w:tcPr>
+          <w:p>
+            <w:pPr>
+              <w:spacing w:line="276" w:lineRule="auto"/>
+              <w:ind w:firstLine="0"/>
+              <w:jc w:val="left"/>
+              <w:rPr>
+                <w:sz w:val="24"/>
+                <w:szCs w:val="24"/>
+              </w:rPr>
+            </w:pPr>
+            <w:r>
+              <w:rPr>
+                <w:sz w:val="24"/>
+                <w:szCs w:val="24"/>
+              </w:rPr>
+              <w:t>Несигнализируемая потеря выдачи</w:t>
+            </w:r>
+            <w:r>
+              <w:rPr>
+                <w:sz w:val="24"/>
+                <w:szCs w:val="24"/>
+              </w:rPr>
+              <w:t xml:space="preserve"> </w:t>
+            </w:r>
+            <w:r>
+              <w:rPr>
+                <w:sz w:val="24"/>
+                <w:szCs w:val="24"/>
+              </w:rPr>
+              <w:t>информации об отклонении от глиссады снижения</w:t>
+            </w:r>
+          </w:p>
+        </w:tc>
+        <w:tc>
+          <w:tcPr>
+            <w:tcW w:w="1294" w:type="dxa"/>
+          </w:tcPr>
+          <w:p>
+            <w:pPr>
+              <w:spacing w:line="276" w:lineRule="auto"/>
+              <w:ind w:firstLine="0"/>
+              <w:jc w:val="center"/>
+              <w:rPr>
+                <w:sz w:val="24"/>
+                <w:szCs w:val="24"/>
+              </w:rPr>
+            </w:pPr>
+            <w:r>
+              <w:rPr>
+                <w:sz w:val="24"/>
+                <w:szCs w:val="24"/>
+              </w:rPr>
+              <w:t>Категории</w:t>
+            </w:r>
+            <w:r>
+              <w:rPr>
+                <w:sz w:val="24"/>
+                <w:szCs w:val="24"/>
+                <w:lang w:val="en-US"/>
+              </w:rPr>
+              <w:t xml:space="preserve"> I</w:t>
+            </w:r>
+            <w:r>
+              <w:rPr>
+                <w:sz w:val="24"/>
+                <w:szCs w:val="24"/>
+              </w:rPr>
+              <w:t>/</w:t>
+            </w:r>
+            <w:r>
+              <w:rPr>
+                <w:sz w:val="24"/>
+                <w:szCs w:val="24"/>
+                <w:lang w:val="en-US"/>
+              </w:rPr>
+              <w:t>II/III</w:t>
+            </w:r>
+          </w:p>
+        </w:tc>
+        <w:tc>
+          <w:tcPr>
+            <w:tcW w:w="3118" w:type="dxa"/>
+          </w:tcPr>
+          <w:p>
+            <w:pPr>
+              <w:spacing w:line="276" w:lineRule="auto"/>
+              <w:ind w:firstLine="0"/>
+              <w:jc w:val="left"/>
+              <w:rPr>
+                <w:sz w:val="24"/>
+                <w:szCs w:val="24"/>
+              </w:rPr>
+            </w:pPr>
+            <w:r>
+              <w:rPr>
+                <w:sz w:val="24"/>
+                <w:szCs w:val="24"/>
+              </w:rPr>
+              <w:t>Переход на резервные средства или уход на второй круг; повышение рабочей нагрузки на экипаж</w:t>
+            </w:r>
+          </w:p>
+        </w:tc>
+        <w:tc>
+          <w:tcPr>
+            <w:tcW w:w="1418" w:type="dxa"/>
+          </w:tcPr>
+          <w:p>
+            <w:pPr>
+              <w:spacing w:line="276" w:lineRule="auto"/>
+              <w:ind w:firstLine="0"/>
+              <w:jc w:val="center"/>
+              <w:rPr>
+                <w:sz w:val="24"/>
+                <w:szCs w:val="24"/>
+              </w:rPr>
+            </w:pPr>
+            <w:r>
+              <w:rPr>
+                <w:sz w:val="24"/>
+                <w:szCs w:val="24"/>
+              </w:rPr>
+              <w:t>АС</w:t>
+            </w:r>
+            <w:r>
+              <w:rPr>
+                <w:sz w:val="24"/>
+                <w:szCs w:val="24"/>
+                <w:vertAlign w:val="superscript"/>
+              </w:rPr>
+              <w:t>*</w:t>
+            </w:r>
+            <w:r>
+              <w:rPr>
+                <w:sz w:val="24"/>
+                <w:szCs w:val="24"/>
+              </w:rPr>
+              <w:t>/КС</w:t>
+            </w:r>
+          </w:p>
+        </w:tc>
+        <w:tc>
+          <w:tcPr>
+            <w:tcW w:w="1559" w:type="dxa"/>
+          </w:tcPr>
+          <w:p>
+            <w:pPr>
+              <w:spacing w:line="276" w:lineRule="auto"/>
+              <w:ind w:firstLine="0"/>
+              <w:rPr>
+                <w:sz w:val="24"/>
+                <w:szCs w:val="24"/>
+              </w:rPr>
+            </w:pPr>
+            <w:r>
+              <w:rPr>
+                <w:sz w:val="24"/>
+                <w:szCs w:val="24"/>
+              </w:rPr>
+              <w:t>10</w:t>
+            </w:r>
+            <w:r>
+              <w:rPr>
+                <w:sz w:val="24"/>
+                <w:szCs w:val="24"/>
+                <w:vertAlign w:val="superscript"/>
+              </w:rPr>
+              <w:t>-</w:t>
+            </w:r>
+            <w:r>
+              <w:rPr>
+                <w:sz w:val="24"/>
+                <w:szCs w:val="24"/>
+                <w:vertAlign w:val="superscript"/>
+              </w:rPr>
+              <w:t>7</w:t>
+            </w:r>
+          </w:p>
+        </w:tc>
+        <w:tc>
+          <w:tcPr>
+            <w:tcW w:w="1949" w:type="dxa"/>
+          </w:tcPr>
+          <w:p>
+            <w:pPr>
+              <w:spacing w:line="276" w:lineRule="auto"/>
+              <w:ind w:firstLine="0"/>
+              <w:rPr>
+                <w:sz w:val="24"/>
+                <w:szCs w:val="24"/>
+              </w:rPr>
+            </w:pPr>
+            <w:r>
+              <w:rPr>
+                <w:sz w:val="24"/>
+                <w:szCs w:val="24"/>
+              </w:rPr>
+              <w:t>АП-25.1309</w:t>
+            </w:r>
+            <w:r>
+              <w:rPr>
+                <w:sz w:val="24"/>
+                <w:szCs w:val="24"/>
+              </w:rPr>
+              <w:t> </w:t>
+            </w:r>
+            <w:r>
+              <w:rPr>
+                <w:sz w:val="24"/>
+                <w:szCs w:val="24"/>
+              </w:rPr>
+              <w:t>[3], TSO-C34f [6]</w:t>
+            </w:r>
+          </w:p>
+        </w:tc>
+      </w:tr>
+      <w:tr>
+        <w:tc>
+          <w:tcPr>
+            <w:tcW w:w="546" w:type="dxa"/>
+            <w:vMerge/>
+          </w:tcPr>
+          <w:p>
+            <w:pPr>
+              <w:spacing w:line="276" w:lineRule="auto"/>
+              <w:ind w:firstLine="0"/>
+              <w:rPr>
+                <w:sz w:val="24"/>
+                <w:szCs w:val="24"/>
+              </w:rPr>
+            </w:pPr>
+          </w:p>
+        </w:tc>
+        <w:tc>
+          <w:tcPr>
+            <w:tcW w:w="1975" w:type="dxa"/>
+            <w:vMerge/>
+          </w:tcPr>
+          <w:p>
+            <w:pPr>
+              <w:spacing w:line="276" w:lineRule="auto"/>
+              <w:ind w:firstLine="0"/>
+              <w:jc w:val="left"/>
+              <w:rPr>
+                <w:sz w:val="24"/>
+                <w:szCs w:val="24"/>
+              </w:rPr>
+            </w:pPr>
+          </w:p>
+        </w:tc>
+        <w:tc>
+          <w:tcPr>
+            <w:tcW w:w="2843" w:type="dxa"/>
+          </w:tcPr>
+          <w:p>
+            <w:pPr>
+              <w:spacing w:line="276" w:lineRule="auto"/>
+              <w:ind w:firstLine="0"/>
+              <w:jc w:val="left"/>
+              <w:rPr>
+                <w:sz w:val="24"/>
+                <w:szCs w:val="24"/>
+              </w:rPr>
+            </w:pPr>
+            <w:r>
+              <w:rPr>
+                <w:sz w:val="24"/>
+                <w:szCs w:val="24"/>
+              </w:rPr>
+              <w:t>Выдача ложной информации</w:t>
+            </w:r>
+            <w:r>
+              <w:rPr>
+                <w:sz w:val="24"/>
+                <w:szCs w:val="24"/>
+              </w:rPr>
+              <w:t xml:space="preserve"> </w:t>
+            </w:r>
+            <w:r>
+              <w:rPr>
+                <w:sz w:val="24"/>
+                <w:szCs w:val="24"/>
+              </w:rPr>
+              <w:t>об отклонении от глиссады снижения</w:t>
+            </w:r>
+          </w:p>
+        </w:tc>
+        <w:tc>
+          <w:tcPr>
+            <w:tcW w:w="1294" w:type="dxa"/>
+          </w:tcPr>
+          <w:p>
+            <w:pPr>
+              <w:spacing w:line="276" w:lineRule="auto"/>
+              <w:ind w:firstLine="0"/>
+              <w:jc w:val="center"/>
+              <w:rPr>
+                <w:sz w:val="24"/>
+                <w:szCs w:val="24"/>
+              </w:rPr>
+            </w:pPr>
+            <w:r>
+              <w:rPr>
+                <w:sz w:val="24"/>
+                <w:szCs w:val="24"/>
+              </w:rPr>
+              <w:t>Категории</w:t>
+            </w:r>
+            <w:r>
+              <w:rPr>
+                <w:sz w:val="24"/>
+                <w:szCs w:val="24"/>
+                <w:lang w:val="en-US"/>
+              </w:rPr>
+              <w:t xml:space="preserve"> II/III</w:t>
+            </w:r>
+          </w:p>
+        </w:tc>
+        <w:tc>
+          <w:tcPr>
+            <w:tcW w:w="3118" w:type="dxa"/>
+          </w:tcPr>
+          <w:p>
+            <w:pPr>
+              <w:spacing w:line="276" w:lineRule="auto"/>
+              <w:ind w:firstLine="0"/>
+              <w:jc w:val="left"/>
+              <w:rPr>
+                <w:sz w:val="24"/>
+                <w:szCs w:val="24"/>
+              </w:rPr>
+            </w:pPr>
+            <w:r>
+              <w:rPr>
+                <w:sz w:val="24"/>
+                <w:szCs w:val="24"/>
+              </w:rPr>
+              <w:t>Переход на резервные средства или уход на второй круг; повышение рабочей нагрузки на экипаж</w:t>
+            </w:r>
+          </w:p>
+        </w:tc>
+        <w:tc>
+          <w:tcPr>
+            <w:tcW w:w="1418" w:type="dxa"/>
+          </w:tcPr>
+          <w:p>
+            <w:pPr>
+              <w:spacing w:line="276" w:lineRule="auto"/>
+              <w:ind w:firstLine="0"/>
+              <w:jc w:val="center"/>
+              <w:rPr>
+                <w:sz w:val="24"/>
+                <w:szCs w:val="24"/>
+              </w:rPr>
+            </w:pPr>
+            <w:r>
+              <w:rPr>
+                <w:sz w:val="24"/>
+                <w:szCs w:val="24"/>
+              </w:rPr>
+              <w:t>КС</w:t>
+            </w:r>
+          </w:p>
+        </w:tc>
+        <w:tc>
+          <w:tcPr>
+            <w:tcW w:w="1559" w:type="dxa"/>
+          </w:tcPr>
+          <w:p>
+            <w:pPr>
+              <w:spacing w:line="276" w:lineRule="auto"/>
+              <w:ind w:firstLine="0"/>
+              <w:rPr>
+                <w:sz w:val="24"/>
+                <w:szCs w:val="24"/>
+              </w:rPr>
+            </w:pPr>
+            <w:r>
+              <w:rPr>
+                <w:sz w:val="24"/>
+                <w:szCs w:val="24"/>
+              </w:rPr>
+              <w:t>10</w:t>
+            </w:r>
+            <w:r>
+              <w:rPr>
+                <w:sz w:val="24"/>
+                <w:szCs w:val="24"/>
+                <w:vertAlign w:val="superscript"/>
+              </w:rPr>
+              <w:t>-</w:t>
+            </w:r>
+            <w:r>
+              <w:rPr>
+                <w:sz w:val="24"/>
+                <w:szCs w:val="24"/>
+                <w:vertAlign w:val="superscript"/>
+              </w:rPr>
+              <w:t>9</w:t>
+            </w:r>
+          </w:p>
+        </w:tc>
+        <w:tc>
+          <w:tcPr>
+            <w:tcW w:w="1949" w:type="dxa"/>
+          </w:tcPr>
+          <w:p>
+            <w:pPr>
+              <w:spacing w:line="276" w:lineRule="auto"/>
+              <w:ind w:firstLine="0"/>
+              <w:rPr>
+                <w:sz w:val="24"/>
+                <w:szCs w:val="24"/>
+              </w:rPr>
+            </w:pPr>
+            <w:r>
+              <w:rPr>
+                <w:sz w:val="24"/>
+                <w:szCs w:val="24"/>
+              </w:rPr>
+              <w:t>АП-25.1309</w:t>
+            </w:r>
+            <w:r>
+              <w:rPr>
+                <w:sz w:val="24"/>
+                <w:szCs w:val="24"/>
+              </w:rPr>
+              <w:t> </w:t>
+            </w:r>
+            <w:r>
+              <w:rPr>
+                <w:sz w:val="24"/>
+                <w:szCs w:val="24"/>
+              </w:rPr>
+              <w:t>[3], TSO-C34f [6]</w:t>
+            </w:r>
+          </w:p>
+        </w:tc>
+      </w:tr>
+      <w:tr>
+        <w:tc>
+          <w:tcPr>
+            <w:tcW w:w="546" w:type="dxa"/>
+            <w:vMerge w:val="restart"/>
+          </w:tcPr>
+          <w:p>
+            <w:pPr>
+              <w:spacing w:line="276" w:lineRule="auto"/>
+              <w:ind w:firstLine="0"/>
+              <w:rPr>
+                <w:sz w:val="24"/>
+                <w:szCs w:val="24"/>
+              </w:rPr>
+            </w:pPr>
+            <w:r>
+              <w:rPr>
+                <w:sz w:val="24"/>
+                <w:szCs w:val="24"/>
+              </w:rPr>
+              <w:t>2</w:t>
+            </w:r>
+          </w:p>
+        </w:tc>
+        <w:tc>
+          <w:tcPr>
+            <w:tcW w:w="1975" w:type="dxa"/>
+            <w:vMerge w:val="restart"/>
+          </w:tcPr>
+          <w:p>
+            <w:pPr>
+              <w:spacing w:line="276" w:lineRule="auto"/>
+              <w:ind w:firstLine="0"/>
+              <w:jc w:val="left"/>
+              <w:rPr>
+                <w:sz w:val="24"/>
+                <w:szCs w:val="24"/>
+              </w:rPr>
+            </w:pPr>
+            <w:r>
+              <w:rPr>
+                <w:sz w:val="24"/>
+                <w:szCs w:val="24"/>
+              </w:rPr>
+              <w:t>Выдача информации об отклонении от курса</w:t>
+            </w:r>
+          </w:p>
+        </w:tc>
+        <w:tc>
+          <w:tcPr>
+            <w:tcW w:w="2843" w:type="dxa"/>
+          </w:tcPr>
+          <w:p>
+            <w:pPr>
+              <w:spacing w:line="276" w:lineRule="auto"/>
+              <w:ind w:firstLine="0"/>
+              <w:jc w:val="left"/>
+              <w:rPr>
+                <w:sz w:val="24"/>
+                <w:szCs w:val="24"/>
+              </w:rPr>
+            </w:pPr>
+            <w:r>
+              <w:rPr>
+                <w:sz w:val="24"/>
+                <w:szCs w:val="24"/>
+              </w:rPr>
+              <w:t>Сигнализируемая потеря выдачи информации об отклонении от курса</w:t>
+            </w:r>
+          </w:p>
+        </w:tc>
+        <w:tc>
+          <w:tcPr>
+            <w:tcW w:w="1294" w:type="dxa"/>
+          </w:tcPr>
+          <w:p>
+            <w:pPr>
+              <w:spacing w:line="276" w:lineRule="auto"/>
+              <w:ind w:firstLine="0"/>
+              <w:jc w:val="center"/>
+              <w:rPr>
+                <w:sz w:val="24"/>
+                <w:szCs w:val="24"/>
+              </w:rPr>
+            </w:pPr>
+            <w:r>
+              <w:rPr>
+                <w:sz w:val="24"/>
+                <w:szCs w:val="24"/>
+              </w:rPr>
+              <w:t>Категории</w:t>
+            </w:r>
+            <w:r>
+              <w:rPr>
+                <w:sz w:val="24"/>
+                <w:szCs w:val="24"/>
+                <w:lang w:val="en-US"/>
+              </w:rPr>
+              <w:t xml:space="preserve"> I/II/III</w:t>
+            </w:r>
+          </w:p>
+        </w:tc>
+        <w:tc>
+          <w:tcPr>
+            <w:tcW w:w="3118" w:type="dxa"/>
+          </w:tcPr>
+          <w:p>
+            <w:pPr>
+              <w:spacing w:line="276" w:lineRule="auto"/>
+              <w:ind w:firstLine="0"/>
+              <w:jc w:val="left"/>
+              <w:rPr>
+                <w:sz w:val="24"/>
+                <w:szCs w:val="24"/>
+              </w:rPr>
+            </w:pPr>
+            <w:r>
+              <w:rPr>
+                <w:sz w:val="24"/>
+                <w:szCs w:val="24"/>
+              </w:rPr>
+              <w:t>Переход на резервные средства или уход на второй круг; повышение рабочей нагрузки на экипаж</w:t>
+            </w:r>
+          </w:p>
+        </w:tc>
+        <w:tc>
+          <w:tcPr>
+            <w:tcW w:w="1418" w:type="dxa"/>
+          </w:tcPr>
+          <w:p>
+            <w:pPr>
+              <w:spacing w:line="276" w:lineRule="auto"/>
+              <w:ind w:firstLine="0"/>
+              <w:jc w:val="center"/>
+              <w:rPr>
+                <w:sz w:val="24"/>
+                <w:szCs w:val="24"/>
+              </w:rPr>
+            </w:pPr>
+            <w:r>
+              <w:rPr>
+                <w:sz w:val="24"/>
+                <w:szCs w:val="24"/>
+              </w:rPr>
+              <w:t>СС</w:t>
+            </w:r>
+          </w:p>
+        </w:tc>
+        <w:tc>
+          <w:tcPr>
+            <w:tcW w:w="1559" w:type="dxa"/>
+          </w:tcPr>
+          <w:p>
+            <w:pPr>
+              <w:spacing w:line="276" w:lineRule="auto"/>
+              <w:ind w:firstLine="0"/>
+              <w:rPr>
+                <w:sz w:val="24"/>
+                <w:szCs w:val="24"/>
+              </w:rPr>
+            </w:pPr>
+            <w:r>
+              <w:rPr>
+                <w:sz w:val="24"/>
+                <w:szCs w:val="24"/>
+              </w:rPr>
+              <w:t>10</w:t>
+            </w:r>
+            <w:r>
+              <w:rPr>
+                <w:sz w:val="24"/>
+                <w:szCs w:val="24"/>
+                <w:vertAlign w:val="superscript"/>
+              </w:rPr>
+              <w:t>-5</w:t>
+            </w:r>
+          </w:p>
+        </w:tc>
+        <w:tc>
+          <w:tcPr>
+            <w:tcW w:w="1949" w:type="dxa"/>
+          </w:tcPr>
+          <w:p>
+            <w:pPr>
+              <w:spacing w:line="276" w:lineRule="auto"/>
+              <w:ind w:firstLine="0"/>
+              <w:rPr>
+                <w:sz w:val="24"/>
+                <w:szCs w:val="24"/>
+              </w:rPr>
+            </w:pPr>
+            <w:r>
+              <w:rPr>
+                <w:sz w:val="24"/>
+                <w:szCs w:val="24"/>
+              </w:rPr>
+              <w:t>АП-25.1309</w:t>
+            </w:r>
+            <w:r>
+              <w:rPr>
+                <w:sz w:val="24"/>
+                <w:szCs w:val="24"/>
+              </w:rPr>
+              <w:t> </w:t>
+            </w:r>
+            <w:r>
+              <w:rPr>
+                <w:sz w:val="24"/>
+                <w:szCs w:val="24"/>
+              </w:rPr>
+              <w:t>[3]</w:t>
+            </w:r>
+          </w:p>
+        </w:tc>
+      </w:tr>
+      <w:tr>
+        <w:tc>
+          <w:tcPr>
+            <w:tcW w:w="546" w:type="dxa"/>
+            <w:vMerge/>
+          </w:tcPr>
+          <w:p>
+            <w:pPr>
+              <w:spacing w:line="276" w:lineRule="auto"/>
+              <w:ind w:firstLine="0"/>
+              <w:rPr>
+                <w:sz w:val="24"/>
+                <w:szCs w:val="24"/>
+              </w:rPr>
+            </w:pPr>
+          </w:p>
+        </w:tc>
+        <w:tc>
+          <w:tcPr>
+            <w:tcW w:w="1975" w:type="dxa"/>
+            <w:vMerge/>
+          </w:tcPr>
+          <w:p>
+            <w:pPr>
+              <w:spacing w:line="276" w:lineRule="auto"/>
+              <w:ind w:firstLine="0"/>
+              <w:rPr>
+                <w:sz w:val="24"/>
+                <w:szCs w:val="24"/>
+              </w:rPr>
+            </w:pPr>
+          </w:p>
+        </w:tc>
+        <w:tc>
+          <w:tcPr>
+            <w:tcW w:w="2843" w:type="dxa"/>
+          </w:tcPr>
+          <w:p>
+            <w:pPr>
+              <w:spacing w:line="276" w:lineRule="auto"/>
+              <w:ind w:firstLine="0"/>
+              <w:jc w:val="left"/>
+              <w:rPr>
+                <w:sz w:val="24"/>
+                <w:szCs w:val="24"/>
+              </w:rPr>
+            </w:pPr>
+            <w:r>
+              <w:rPr>
+                <w:sz w:val="24"/>
+                <w:szCs w:val="24"/>
+              </w:rPr>
+              <w:t>Несигнализируемая потеря выдачи</w:t>
+            </w:r>
+            <w:r>
+              <w:rPr>
+                <w:sz w:val="24"/>
+                <w:szCs w:val="24"/>
+              </w:rPr>
+              <w:t xml:space="preserve"> </w:t>
+            </w:r>
+            <w:r>
+              <w:rPr>
+                <w:sz w:val="24"/>
+                <w:szCs w:val="24"/>
+              </w:rPr>
+              <w:t>информации об отклонении от курса</w:t>
+            </w:r>
+          </w:p>
+        </w:tc>
+        <w:tc>
+          <w:tcPr>
+            <w:tcW w:w="1294" w:type="dxa"/>
+          </w:tcPr>
+          <w:p>
+            <w:pPr>
+              <w:spacing w:line="276" w:lineRule="auto"/>
+              <w:ind w:firstLine="0"/>
+              <w:jc w:val="center"/>
+              <w:rPr>
+                <w:sz w:val="24"/>
+                <w:szCs w:val="24"/>
+              </w:rPr>
+            </w:pPr>
+            <w:r>
+              <w:rPr>
+                <w:sz w:val="24"/>
+                <w:szCs w:val="24"/>
+              </w:rPr>
+              <w:t>Категории</w:t>
+            </w:r>
+            <w:r>
+              <w:rPr>
+                <w:sz w:val="24"/>
+                <w:szCs w:val="24"/>
+                <w:lang w:val="en-US"/>
+              </w:rPr>
+              <w:t xml:space="preserve"> I</w:t>
+            </w:r>
+            <w:r>
+              <w:rPr>
+                <w:sz w:val="24"/>
+                <w:szCs w:val="24"/>
+              </w:rPr>
+              <w:t>/</w:t>
+            </w:r>
+            <w:r>
+              <w:rPr>
+                <w:sz w:val="24"/>
+                <w:szCs w:val="24"/>
+                <w:lang w:val="en-US"/>
+              </w:rPr>
+              <w:t>III/III</w:t>
+            </w:r>
+          </w:p>
+        </w:tc>
+        <w:tc>
+          <w:tcPr>
+            <w:tcW w:w="3118" w:type="dxa"/>
+          </w:tcPr>
+          <w:p>
+            <w:pPr>
+              <w:spacing w:line="276" w:lineRule="auto"/>
+              <w:ind w:firstLine="0"/>
+              <w:jc w:val="left"/>
+              <w:rPr>
+                <w:sz w:val="24"/>
+                <w:szCs w:val="24"/>
+              </w:rPr>
+            </w:pPr>
+            <w:r>
+              <w:rPr>
+                <w:sz w:val="24"/>
+                <w:szCs w:val="24"/>
+              </w:rPr>
+              <w:t>Отсутствие реакции на боковое отклонение от оси ВПП в автоматическом режиме, риск выкатывания или столкновения с препятствиями</w:t>
+            </w:r>
+          </w:p>
+        </w:tc>
+        <w:tc>
+          <w:tcPr>
+            <w:tcW w:w="1418" w:type="dxa"/>
+          </w:tcPr>
+          <w:p>
+            <w:pPr>
+              <w:spacing w:line="276" w:lineRule="auto"/>
+              <w:ind w:firstLine="0"/>
+              <w:jc w:val="center"/>
+              <w:rPr>
+                <w:sz w:val="24"/>
+                <w:szCs w:val="24"/>
+              </w:rPr>
+            </w:pPr>
+            <w:r>
+              <w:rPr>
+                <w:sz w:val="24"/>
+                <w:szCs w:val="24"/>
+              </w:rPr>
+              <w:t>АС</w:t>
+            </w:r>
+            <w:r>
+              <w:rPr>
+                <w:sz w:val="24"/>
+                <w:szCs w:val="24"/>
+                <w:vertAlign w:val="superscript"/>
+              </w:rPr>
+              <w:t>*</w:t>
+            </w:r>
+            <w:r>
+              <w:rPr>
+                <w:sz w:val="24"/>
+                <w:szCs w:val="24"/>
+              </w:rPr>
+              <w:t>/КС</w:t>
+            </w:r>
+          </w:p>
+        </w:tc>
+        <w:tc>
+          <w:tcPr>
+            <w:tcW w:w="1559" w:type="dxa"/>
+          </w:tcPr>
+          <w:p>
+            <w:pPr>
+              <w:spacing w:line="276" w:lineRule="auto"/>
+              <w:ind w:firstLine="0"/>
+              <w:rPr>
+                <w:sz w:val="24"/>
+                <w:szCs w:val="24"/>
+              </w:rPr>
+            </w:pPr>
+            <w:r>
+              <w:rPr>
+                <w:sz w:val="24"/>
+                <w:szCs w:val="24"/>
+              </w:rPr>
+              <w:t>10</w:t>
+            </w:r>
+            <w:r>
+              <w:rPr>
+                <w:sz w:val="24"/>
+                <w:szCs w:val="24"/>
+                <w:vertAlign w:val="superscript"/>
+              </w:rPr>
+              <w:t>-7</w:t>
+            </w:r>
+          </w:p>
+        </w:tc>
+        <w:tc>
+          <w:tcPr>
+            <w:tcW w:w="1949" w:type="dxa"/>
+          </w:tcPr>
+          <w:p>
+            <w:pPr>
+              <w:spacing w:line="276" w:lineRule="auto"/>
+              <w:ind w:firstLine="0"/>
+              <w:rPr>
+                <w:sz w:val="24"/>
+                <w:szCs w:val="24"/>
+              </w:rPr>
+            </w:pPr>
+            <w:r>
+              <w:rPr>
+                <w:sz w:val="24"/>
+                <w:szCs w:val="24"/>
+              </w:rPr>
+              <w:t>АП-25.1309</w:t>
+            </w:r>
+            <w:r>
+              <w:rPr>
+                <w:sz w:val="24"/>
+                <w:szCs w:val="24"/>
+              </w:rPr>
+              <w:t> </w:t>
+            </w:r>
+            <w:r>
+              <w:rPr>
+                <w:sz w:val="24"/>
+                <w:szCs w:val="24"/>
+              </w:rPr>
+              <w:t>[3], TSO-C36f [7]</w:t>
+            </w:r>
+          </w:p>
+        </w:tc>
+      </w:tr>
+      <w:tr>
+        <w:tc>
+          <w:tcPr>
+            <w:tcW w:w="546" w:type="dxa"/>
+            <w:vMerge/>
+          </w:tcPr>
+          <w:p>
+            <w:pPr>
+              <w:spacing w:line="276" w:lineRule="auto"/>
+              <w:ind w:firstLine="0"/>
+              <w:rPr>
+                <w:sz w:val="24"/>
+                <w:szCs w:val="24"/>
+              </w:rPr>
+            </w:pPr>
+          </w:p>
+        </w:tc>
+        <w:tc>
+          <w:tcPr>
+            <w:tcW w:w="1975" w:type="dxa"/>
+            <w:vMerge/>
+          </w:tcPr>
+          <w:p>
+            <w:pPr>
+              <w:spacing w:line="276" w:lineRule="auto"/>
+              <w:ind w:firstLine="0"/>
+              <w:rPr>
+                <w:sz w:val="24"/>
+                <w:szCs w:val="24"/>
+              </w:rPr>
+            </w:pPr>
+          </w:p>
+        </w:tc>
+        <w:tc>
+          <w:tcPr>
+            <w:tcW w:w="2843" w:type="dxa"/>
+          </w:tcPr>
+          <w:p>
+            <w:pPr>
+              <w:spacing w:line="276" w:lineRule="auto"/>
+              <w:ind w:firstLine="0"/>
+              <w:jc w:val="left"/>
+              <w:rPr>
+                <w:sz w:val="24"/>
+                <w:szCs w:val="24"/>
+              </w:rPr>
+            </w:pPr>
+            <w:r>
+              <w:rPr>
+                <w:sz w:val="24"/>
+                <w:szCs w:val="24"/>
+              </w:rPr>
+              <w:t>Выдача ложной информации</w:t>
+            </w:r>
+            <w:r>
+              <w:rPr>
+                <w:sz w:val="24"/>
+                <w:szCs w:val="24"/>
+              </w:rPr>
+              <w:t xml:space="preserve"> </w:t>
+            </w:r>
+            <w:r>
+              <w:rPr>
+                <w:sz w:val="24"/>
+                <w:szCs w:val="24"/>
+              </w:rPr>
+              <w:t>информации об отклонении от курса</w:t>
+            </w:r>
+          </w:p>
+        </w:tc>
+        <w:tc>
+          <w:tcPr>
+            <w:tcW w:w="1294" w:type="dxa"/>
+          </w:tcPr>
+          <w:p>
+            <w:pPr>
+              <w:spacing w:line="276" w:lineRule="auto"/>
+              <w:ind w:firstLine="0"/>
+              <w:jc w:val="center"/>
+              <w:rPr>
+                <w:sz w:val="24"/>
+                <w:szCs w:val="24"/>
+              </w:rPr>
+            </w:pPr>
+            <w:r>
+              <w:rPr>
+                <w:sz w:val="24"/>
+                <w:szCs w:val="24"/>
+              </w:rPr>
+              <w:t>Категории</w:t>
+            </w:r>
+            <w:r>
+              <w:rPr>
+                <w:sz w:val="24"/>
+                <w:szCs w:val="24"/>
+                <w:lang w:val="en-US"/>
+              </w:rPr>
+              <w:t xml:space="preserve"> II/III</w:t>
+            </w:r>
+          </w:p>
+        </w:tc>
+        <w:tc>
+          <w:tcPr>
+            <w:tcW w:w="3118" w:type="dxa"/>
+          </w:tcPr>
+          <w:p>
+            <w:pPr>
+              <w:spacing w:line="276" w:lineRule="auto"/>
+              <w:ind w:firstLine="0"/>
+              <w:jc w:val="left"/>
+              <w:rPr>
+                <w:sz w:val="24"/>
+                <w:szCs w:val="24"/>
+              </w:rPr>
+            </w:pPr>
+            <w:r>
+              <w:rPr>
+                <w:sz w:val="24"/>
+                <w:szCs w:val="24"/>
+              </w:rPr>
+              <w:t>Боковое отклонение от оси ВПП по командам автопилота, риск выкатывания или столкновения с препятствиями</w:t>
+            </w:r>
+          </w:p>
+        </w:tc>
+        <w:tc>
+          <w:tcPr>
+            <w:tcW w:w="1418" w:type="dxa"/>
+          </w:tcPr>
+          <w:p>
+            <w:pPr>
+              <w:spacing w:line="276" w:lineRule="auto"/>
+              <w:ind w:firstLine="0"/>
+              <w:jc w:val="center"/>
+              <w:rPr>
+                <w:sz w:val="24"/>
+                <w:szCs w:val="24"/>
+              </w:rPr>
+            </w:pPr>
+            <w:r>
+              <w:rPr>
+                <w:sz w:val="24"/>
+                <w:szCs w:val="24"/>
+              </w:rPr>
+              <w:t>КС</w:t>
+            </w:r>
+          </w:p>
+        </w:tc>
+        <w:tc>
+          <w:tcPr>
+            <w:tcW w:w="1559" w:type="dxa"/>
+          </w:tcPr>
+          <w:p>
+            <w:pPr>
+              <w:spacing w:line="276" w:lineRule="auto"/>
+              <w:ind w:firstLine="0"/>
+              <w:rPr>
+                <w:sz w:val="24"/>
+                <w:szCs w:val="24"/>
+              </w:rPr>
+            </w:pPr>
+            <w:r>
+              <w:rPr>
+                <w:sz w:val="24"/>
+                <w:szCs w:val="24"/>
+              </w:rPr>
+              <w:t>10</w:t>
+            </w:r>
+            <w:r>
+              <w:rPr>
+                <w:sz w:val="24"/>
+                <w:szCs w:val="24"/>
+                <w:vertAlign w:val="superscript"/>
+              </w:rPr>
+              <w:t>-9</w:t>
+            </w:r>
+          </w:p>
+        </w:tc>
+        <w:tc>
+          <w:tcPr>
+            <w:tcW w:w="1949" w:type="dxa"/>
+          </w:tcPr>
+          <w:p>
+            <w:pPr>
+              <w:spacing w:line="276" w:lineRule="auto"/>
+              <w:ind w:firstLine="0"/>
+              <w:rPr>
+                <w:sz w:val="24"/>
+                <w:szCs w:val="24"/>
+              </w:rPr>
+            </w:pPr>
+            <w:r>
+              <w:rPr>
+                <w:sz w:val="24"/>
+                <w:szCs w:val="24"/>
+              </w:rPr>
+              <w:t>АП-25.1309</w:t>
+            </w:r>
+            <w:r>
+              <w:rPr>
+                <w:sz w:val="24"/>
+                <w:szCs w:val="24"/>
+              </w:rPr>
+              <w:t> </w:t>
+            </w:r>
+            <w:r>
+              <w:rPr>
+                <w:sz w:val="24"/>
+                <w:szCs w:val="24"/>
+              </w:rPr>
+              <w:t>[3], TSO-C36f [7]</w:t>
+            </w:r>
+          </w:p>
+        </w:tc>
+      </w:tr>
+      <w:tr>
+        <w:tc>
+          <w:tcPr>
+            <w:tcW w:w="14702" w:type="dxa"/>
+            <w:gridSpan w:val="8"/>
+          </w:tcPr>
+          <w:p>
+            <w:pPr>
+              <w:spacing w:line="276" w:lineRule="auto"/>
+              <w:ind w:firstLine="0"/>
+              <w:rPr>
+                <w:sz w:val="24"/>
+                <w:szCs w:val="24"/>
+              </w:rPr>
+            </w:pPr>
+            <w:r>
+              <w:rPr>
+                <w:sz w:val="24"/>
+                <w:szCs w:val="24"/>
+              </w:rPr>
+              <w:t xml:space="preserve">Примечание –* для категории </w:t>
+            </w:r>
+            <w:r>
+              <w:rPr>
+                <w:sz w:val="24"/>
+                <w:szCs w:val="24"/>
+                <w:lang w:val="en-US"/>
+              </w:rPr>
+              <w:t>I</w:t>
+            </w:r>
+          </w:p>
+        </w:tc>
+      </w:tr>
+    </w:tbl>
+    <w:p>
+      <w:pPr>
+        <w:ind w:firstLine="0"/>
+        <w:sectPr>
+          <w:pgSz w:w="16838" w:h="11906" w:orient="landscape" w:code="9"/>
+          <w:pgMar w:top="1701" w:right="1134" w:bottom="851" w:left="1134" w:header="709" w:footer="709" w:gutter="0"/>
+          <w:pgNumType w:start="1"/>
+          <w:cols w:space="708"/>
+          <w:titlePg/>
+          <w:docGrid w:linePitch="381"/>
+        </w:sectPr>
+      </w:pPr>
+    </w:p>
+    <w:p>
+      <w:pPr>
+        <w:ind w:firstLine="0"/>
+      </w:pPr>
+    </w:p>
+    <w:p>
+      <w:pPr>
+        <w:pStyle w:val="3"/>
+      </w:pPr>
+      <w:r>
+        <w:t>Обоснование классификации</w:t>
+      </w:r>
+    </w:p>
+    <w:p>
+      <w:r>
+        <w:t xml:space="preserve">Сигнализируемая потеря выдачи (отказные состояния № 1 и № 4) характеризуется тем, что отказ обнаруживается встроенными средствами контроля, а информация о нём передаётся экипажу посредством формирования признака недостоверности. При этом дальнейшее использование информации бортового посадочного средства блокируется: автоматический режим захода на посадку отключается, экипаж выполняет уход на второй круг либо переходит на использование резервных средств. Данное отказное состояние сопровождается увеличением рабочей нагрузки на экипаж и снижением функциональных возможностей воздушного судна, что соответствует категории СС согласно АП-25.1309 с допустимой вероятностью возникновения не более </w:t>
+      </w:r>
+      <w:r>
+        <w:rPr>
+          <w:sz w:val="24"/>
+          <w:szCs w:val="24"/>
+        </w:rPr>
+        <w:t>10</w:t>
+      </w:r>
+      <w:r>
+        <w:rPr>
+          <w:sz w:val="24"/>
+          <w:szCs w:val="24"/>
+          <w:vertAlign w:val="superscript"/>
+        </w:rPr>
+        <w:t>-</w:t>
+      </w:r>
+      <w:r>
+        <w:rPr>
+          <w:sz w:val="24"/>
+          <w:szCs w:val="24"/>
+          <w:vertAlign w:val="superscript"/>
+        </w:rPr>
+        <w:t>5</w:t>
+      </w:r>
+      <w:r>
+        <w:t>на час полёта.</w:t>
+      </w:r>
+    </w:p>
+    <w:p>
+      <w:r>
+        <w:t xml:space="preserve">При выполнении захода на посадку по категории I отказные состояния, связанные с несигнализируемой потерей выдачи, могут быть отнесены к категории АС с допустимой вероятностью возникновения не более </w:t>
+      </w:r>
+      <w:r>
+        <w:rPr>
+          <w:sz w:val="24"/>
+          <w:szCs w:val="24"/>
+        </w:rPr>
+        <w:t>10</w:t>
+      </w:r>
+      <w:r>
+        <w:rPr>
+          <w:sz w:val="24"/>
+          <w:szCs w:val="24"/>
+          <w:vertAlign w:val="superscript"/>
+        </w:rPr>
+        <w:t>-</w:t>
+      </w:r>
+      <w:r>
+        <w:rPr>
+          <w:sz w:val="24"/>
+          <w:szCs w:val="24"/>
+          <w:vertAlign w:val="superscript"/>
+        </w:rPr>
+        <w:t>7</w:t>
+      </w:r>
+      <w:r>
+        <w:t xml:space="preserve"> на час полёта. Это обусловлено тем, что на этапе снижения до высоты принятия решения экипаж располагает возможностью визуального контроля положения воздушного судна относительно </w:t>
+      </w:r>
+      <w:r>
+        <w:t>ВПП</w:t>
+      </w:r>
+      <w:r>
+        <w:t xml:space="preserve"> и способен своевременно обнаружить отклонение от заданной траектории с последующим уходом на второй круг.</w:t>
+      </w:r>
+    </w:p>
+    <w:p>
+      <w:r>
+        <w:t>В то же время при выполнении захода по категориям II и III внешний визуальный контроль либо существенно ограничен, либо отсутствует, а управление воздушным судном осуществляется с использованием автоматических или директорных режимов. В этих условиях несигнализируемые отказные состояния не могут быть своевременно обнаружены экипажем и приводят к развитию опасной ситуации без вмешательства человека.</w:t>
+      </w:r>
+    </w:p>
+    <w:p>
+      <w:r>
+        <w:t xml:space="preserve">В связи с этим в рамках анализа в качестве расчётного принят наихудший случай </w:t>
+      </w:r>
+      <w:r>
+        <w:t>–</w:t>
+      </w:r>
+      <w:r>
+        <w:t xml:space="preserve"> выполнение захода на посадку по категориям II и III, для которого указанные отказные состояния классифицируются как КС с </w:t>
+      </w:r>
+      <w:r>
+        <w:lastRenderedPageBreak/>
+        <w:t>допустимой вероятностью возникновения не более 10⁻⁹ на час полёта в соответствии с АП-25.1309.</w:t>
+      </w:r>
+    </w:p>
+    <w:p>
+      <w:r>
+        <w:t xml:space="preserve">Выдача ложной информации (отказные состояния № 3 и № 6) представляет собой наиболее опасный вид нарушения функции. В данном случае система формирует корректно оформленные выходные сигналы, находящиеся в допустимом диапазоне значений, однако не соответствующие фактическому положению воздушного судна. Автоматическая система управления либо экипаж в директорном режиме отрабатывают такие сигналы, что приводит к отклонению воздушного судна от безопасной траектории. В отличие от несигнализируемой потери выдачи, имеющей пассивный характер, данное нарушение носит активный характер и сопровождается формированием управляющих воздействий в опасном направлении. По этой причине отказное состояние относится к категории КС с допустимой вероятностью не более </w:t>
+      </w:r>
+      <w:r>
+        <w:rPr>
+          <w:sz w:val="24"/>
+          <w:szCs w:val="24"/>
+        </w:rPr>
+        <w:t>10</w:t>
+      </w:r>
+      <w:r>
+        <w:rPr>
+          <w:sz w:val="24"/>
+          <w:szCs w:val="24"/>
+          <w:vertAlign w:val="superscript"/>
+        </w:rPr>
+        <w:t>-</w:t>
+      </w:r>
+      <w:r>
+        <w:rPr>
+          <w:sz w:val="24"/>
+          <w:szCs w:val="24"/>
+          <w:vertAlign w:val="superscript"/>
+        </w:rPr>
+        <w:t>9</w:t>
+      </w:r>
+      <w:r>
+        <w:t>на час полёта согласно АП-25.1309. Требования к достоверности формируемой посадочной информации установлены в TSO-C34f и TSO-C36f</w:t>
+      </w:r>
+      <w:r>
+        <w:t>.</w:t>
+      </w:r>
+    </w:p>
+    <w:p>
+      <w:pPr>
+        <w:pStyle w:val="2"/>
+      </w:pPr>
+      <w:r>
+        <w:t>Выводы по результатам FHA</w:t>
+      </w:r>
+    </w:p>
+    <w:p>
+      <w:r>
+        <w:t>Проведённый анализ функциональной опасности подтверждает результаты, полученные ранее. Из шести рассмотренных отказных состояний четыре отнесены к категории КС, что устанавливает требование к вероятности их возникновения не более 10⁻⁹ на час полёта. Данное требование является определяющим при выборе архитектуры бортового посадочного средства. Нерезервированная архитектура с вероятностью отказа 7,9·</w:t>
+      </w:r>
+      <w:r>
+        <w:rPr>
+          <w:sz w:val="24"/>
+          <w:szCs w:val="24"/>
+        </w:rPr>
+        <w:t>10</w:t>
+      </w:r>
+      <w:r>
+        <w:rPr>
+          <w:sz w:val="24"/>
+          <w:szCs w:val="24"/>
+          <w:vertAlign w:val="superscript"/>
+        </w:rPr>
+        <w:t>-</w:t>
+      </w:r>
+      <w:r>
+        <w:rPr>
+          <w:sz w:val="24"/>
+          <w:szCs w:val="24"/>
+          <w:vertAlign w:val="superscript"/>
+        </w:rPr>
+        <w:t>9</w:t>
+      </w:r>
+      <w:r>
+        <w:t xml:space="preserve"> на час полёта превышает допустимый уровень для категории КС на несколько порядков и не может рассматриваться в качестве приемлемого технического решения. Оценка вариантов резервирования на соответствие установленным требованиям выполняется далее в рамках предварительного анализа безопасности системы (PSSA).</w:t>
+      </w:r>
+    </w:p>
+    <w:p>
+      <w:pPr>
+        <w:pStyle w:val="2"/>
+        <w:sectPr>
+          <w:pgSz w:w="11906" w:h="16838" w:code="9"/>
+          <w:pgMar w:top="1134" w:right="851" w:bottom="1134" w:left="1701" w:header="709" w:footer="709" w:gutter="0"/>
+          <w:pgNumType w:start="1"/>
+          <w:cols w:space="708"/>
+          <w:titlePg/>
+          <w:docGrid w:linePitch="381"/>
         </w:sectPr>
       </w:pPr>
     </w:p>
@@ -11518,7 +15459,6 @@
   <w:style w:type="character" w:default="1" w:styleId="a0">
     <w:name w:val="Default Paragraph Font"/>
     <w:uiPriority w:val="1"/>
-    <w:semiHidden/>
     <w:unhideWhenUsed/>
   </w:style>
   <w:style w:type="table" w:default="1" w:styleId="a1">

--- a/Диплом_Журавлева.docx
+++ b/Диплом_Журавлева.docx
@@ -6163,10 +6163,10 @@
             <v:path o:extrusionok="f" gradientshapeok="t" o:connecttype="rect"/>
             <o:lock v:ext="edit" aspectratio="t"/>
           </v:shapetype>
-          <v:shape id="_x0000_i1025" type="#_x0000_t75" style="width:467.25pt;height:1in" o:ole="">
+          <v:shape id="_x0000_i1025" type="#_x0000_t75" style="width:467.35pt;height:1in" o:ole="">
             <v:imagedata r:id="rId11" o:title=""/>
           </v:shape>
-          <o:OLEObject Type="Embed" ProgID="Visio.Drawing.15" ShapeID="_x0000_i1025" DrawAspect="Content" ObjectID="_1839693414" r:id="rId12"/>
+          <o:OLEObject Type="Embed" ProgID="Visio.Drawing.15" ShapeID="_x0000_i1025" DrawAspect="Content" ObjectID="_1839776208" r:id="rId12"/>
         </w:object>
       </w:r>
     </w:p>
@@ -6479,10 +6479,10 @@
           <w:position w:val="-12"/>
         </w:rPr>
         <w:object w:dxaOrig="499" w:dyaOrig="360" w14:anchorId="7DEB3D77">
-          <v:shape id="_x0000_i1026" type="#_x0000_t75" style="width:25.5pt;height:18pt" o:ole="">
+          <v:shape id="_x0000_i1026" type="#_x0000_t75" style="width:25.35pt;height:18pt" o:ole="">
             <v:imagedata r:id="rId13" o:title=""/>
           </v:shape>
-          <o:OLEObject Type="Embed" ProgID="Equation.DSMT4" ShapeID="_x0000_i1026" DrawAspect="Content" ObjectID="_1839693415" r:id="rId14"/>
+          <o:OLEObject Type="Embed" ProgID="Equation.DSMT4" ShapeID="_x0000_i1026" DrawAspect="Content" ObjectID="_1839776209" r:id="rId14"/>
         </w:object>
       </w:r>
       <w:r>
@@ -6513,10 +6513,10 @@
           <w:position w:val="-12"/>
         </w:rPr>
         <w:object w:dxaOrig="560" w:dyaOrig="380" w14:anchorId="41198861">
-          <v:shape id="_x0000_i1027" type="#_x0000_t75" style="width:28.5pt;height:19.5pt" o:ole="">
+          <v:shape id="_x0000_i1027" type="#_x0000_t75" style="width:28.65pt;height:19.35pt" o:ole="">
             <v:imagedata r:id="rId15" o:title=""/>
           </v:shape>
-          <o:OLEObject Type="Embed" ProgID="Equation.DSMT4" ShapeID="_x0000_i1027" DrawAspect="Content" ObjectID="_1839693416" r:id="rId16"/>
+          <o:OLEObject Type="Embed" ProgID="Equation.DSMT4" ShapeID="_x0000_i1027" DrawAspect="Content" ObjectID="_1839776210" r:id="rId16"/>
         </w:object>
       </w:r>
       <w:r>
@@ -6541,10 +6541,10 @@
           <w:position w:val="-4"/>
         </w:rPr>
         <w:object w:dxaOrig="180" w:dyaOrig="279" w14:anchorId="57D3B3DA">
-          <v:shape id="_x0000_i1028" type="#_x0000_t75" style="width:9pt;height:13.5pt" o:ole="">
+          <v:shape id="_x0000_i1028" type="#_x0000_t75" style="width:9pt;height:13.65pt" o:ole="">
             <v:imagedata r:id="rId17" o:title=""/>
           </v:shape>
-          <o:OLEObject Type="Embed" ProgID="Equation.DSMT4" ShapeID="_x0000_i1028" DrawAspect="Content" ObjectID="_1839693417" r:id="rId18"/>
+          <o:OLEObject Type="Embed" ProgID="Equation.DSMT4" ShapeID="_x0000_i1028" DrawAspect="Content" ObjectID="_1839776211" r:id="rId18"/>
         </w:object>
       </w:r>
       <w:r>
@@ -6552,10 +6552,10 @@
           <w:position w:val="-12"/>
         </w:rPr>
         <w:object w:dxaOrig="1600" w:dyaOrig="420" w14:anchorId="43111F24">
-          <v:shape id="_x0000_i1029" type="#_x0000_t75" style="width:79.5pt;height:21pt" o:ole="">
+          <v:shape id="_x0000_i1029" type="#_x0000_t75" style="width:79.65pt;height:21pt" o:ole="">
             <v:imagedata r:id="rId19" o:title=""/>
           </v:shape>
-          <o:OLEObject Type="Embed" ProgID="Equation.DSMT4" ShapeID="_x0000_i1029" DrawAspect="Content" ObjectID="_1839693418" r:id="rId20"/>
+          <o:OLEObject Type="Embed" ProgID="Equation.DSMT4" ShapeID="_x0000_i1029" DrawAspect="Content" ObjectID="_1839776212" r:id="rId20"/>
         </w:object>
       </w:r>
       <w:r>
@@ -6626,10 +6626,10 @@
           <w:position w:val="-12"/>
         </w:rPr>
         <w:object w:dxaOrig="499" w:dyaOrig="360" w14:anchorId="751EBF9A">
-          <v:shape id="_x0000_i1030" type="#_x0000_t75" style="width:25.5pt;height:18pt" o:ole="">
+          <v:shape id="_x0000_i1030" type="#_x0000_t75" style="width:25.35pt;height:18pt" o:ole="">
             <v:imagedata r:id="rId21" o:title=""/>
           </v:shape>
-          <o:OLEObject Type="Embed" ProgID="Equation.DSMT4" ShapeID="_x0000_i1030" DrawAspect="Content" ObjectID="_1839693419" r:id="rId22"/>
+          <o:OLEObject Type="Embed" ProgID="Equation.DSMT4" ShapeID="_x0000_i1030" DrawAspect="Content" ObjectID="_1839776213" r:id="rId22"/>
         </w:object>
       </w:r>
       <w:r>
@@ -6661,10 +6661,10 @@
           <w:position w:val="-16"/>
         </w:rPr>
         <w:object w:dxaOrig="2460" w:dyaOrig="460" w14:anchorId="4778F632">
-          <v:shape id="_x0000_i1031" type="#_x0000_t75" style="width:123pt;height:22.5pt" o:ole="">
+          <v:shape id="_x0000_i1031" type="#_x0000_t75" style="width:123pt;height:22.35pt" o:ole="">
             <v:imagedata r:id="rId23" o:title=""/>
           </v:shape>
-          <o:OLEObject Type="Embed" ProgID="Equation.DSMT4" ShapeID="_x0000_i1031" DrawAspect="Content" ObjectID="_1839693420" r:id="rId24"/>
+          <o:OLEObject Type="Embed" ProgID="Equation.DSMT4" ShapeID="_x0000_i1031" DrawAspect="Content" ObjectID="_1839776214" r:id="rId24"/>
         </w:object>
       </w:r>
       <w:r>
@@ -6714,10 +6714,10 @@
           <w:position w:val="-12"/>
         </w:rPr>
         <w:object w:dxaOrig="2420" w:dyaOrig="420" w14:anchorId="23D837E1">
-          <v:shape id="_x0000_i1032" type="#_x0000_t75" style="width:120.75pt;height:21pt" o:ole="">
+          <v:shape id="_x0000_i1032" type="#_x0000_t75" style="width:120.65pt;height:21pt" o:ole="">
             <v:imagedata r:id="rId25" o:title=""/>
           </v:shape>
-          <o:OLEObject Type="Embed" ProgID="Equation.DSMT4" ShapeID="_x0000_i1032" DrawAspect="Content" ObjectID="_1839693421" r:id="rId26"/>
+          <o:OLEObject Type="Embed" ProgID="Equation.DSMT4" ShapeID="_x0000_i1032" DrawAspect="Content" ObjectID="_1839776215" r:id="rId26"/>
         </w:object>
       </w:r>
       <w:r>
@@ -6773,10 +6773,10 @@
           <w:position w:val="-12"/>
         </w:rPr>
         <w:object w:dxaOrig="2200" w:dyaOrig="380" w14:anchorId="305D8A8F">
-          <v:shape id="_x0000_i1033" type="#_x0000_t75" style="width:109.5pt;height:19.5pt" o:ole="">
+          <v:shape id="_x0000_i1033" type="#_x0000_t75" style="width:109.35pt;height:19.35pt" o:ole="">
             <v:imagedata r:id="rId27" o:title=""/>
           </v:shape>
-          <o:OLEObject Type="Embed" ProgID="Equation.DSMT4" ShapeID="_x0000_i1033" DrawAspect="Content" ObjectID="_1839693422" r:id="rId28"/>
+          <o:OLEObject Type="Embed" ProgID="Equation.DSMT4" ShapeID="_x0000_i1033" DrawAspect="Content" ObjectID="_1839776216" r:id="rId28"/>
         </w:object>
       </w:r>
       <w:r>
@@ -6842,10 +6842,10 @@
           <w:position w:val="-28"/>
         </w:rPr>
         <w:object w:dxaOrig="740" w:dyaOrig="720" w14:anchorId="30A55121">
-          <v:shape id="_x0000_i1034" type="#_x0000_t75" style="width:37.5pt;height:36pt" o:ole="">
+          <v:shape id="_x0000_i1034" type="#_x0000_t75" style="width:37.65pt;height:36pt" o:ole="">
             <v:imagedata r:id="rId29" o:title=""/>
           </v:shape>
-          <o:OLEObject Type="Embed" ProgID="Equation.DSMT4" ShapeID="_x0000_i1034" DrawAspect="Content" ObjectID="_1839693423" r:id="rId30"/>
+          <o:OLEObject Type="Embed" ProgID="Equation.DSMT4" ShapeID="_x0000_i1034" DrawAspect="Content" ObjectID="_1839776217" r:id="rId30"/>
         </w:object>
       </w:r>
       <w:r>
@@ -6873,7 +6873,7 @@
           <v:shape id="_x0000_i1035" type="#_x0000_t75" style="width:27pt;height:18pt" o:ole="">
             <v:imagedata r:id="rId31" o:title=""/>
           </v:shape>
-          <o:OLEObject Type="Embed" ProgID="Equation.DSMT4" ShapeID="_x0000_i1035" DrawAspect="Content" ObjectID="_1839693424" r:id="rId32"/>
+          <o:OLEObject Type="Embed" ProgID="Equation.DSMT4" ShapeID="_x0000_i1035" DrawAspect="Content" ObjectID="_1839776218" r:id="rId32"/>
         </w:object>
       </w:r>
       <w:r>
@@ -6906,10 +6906,10 @@
           <w:position w:val="-12"/>
         </w:rPr>
         <w:object w:dxaOrig="1600" w:dyaOrig="360" w14:anchorId="7F1EE616">
-          <v:shape id="_x0000_i1036" type="#_x0000_t75" style="width:79.5pt;height:18pt" o:ole="">
+          <v:shape id="_x0000_i1036" type="#_x0000_t75" style="width:79.65pt;height:18pt" o:ole="">
             <v:imagedata r:id="rId33" o:title=""/>
           </v:shape>
-          <o:OLEObject Type="Embed" ProgID="Equation.DSMT4" ShapeID="_x0000_i1036" DrawAspect="Content" ObjectID="_1839693425" r:id="rId34"/>
+          <o:OLEObject Type="Embed" ProgID="Equation.DSMT4" ShapeID="_x0000_i1036" DrawAspect="Content" ObjectID="_1839776219" r:id="rId34"/>
         </w:object>
       </w:r>
       <w:r>
@@ -6959,10 +6959,10 @@
           <w:position w:val="-12"/>
         </w:rPr>
         <w:object w:dxaOrig="1579" w:dyaOrig="420" w14:anchorId="3FA91E97">
-          <v:shape id="_x0000_i1037" type="#_x0000_t75" style="width:79.5pt;height:21pt" o:ole="">
+          <v:shape id="_x0000_i1037" type="#_x0000_t75" style="width:79.65pt;height:21pt" o:ole="">
             <v:imagedata r:id="rId35" o:title=""/>
           </v:shape>
-          <o:OLEObject Type="Embed" ProgID="Equation.DSMT4" ShapeID="_x0000_i1037" DrawAspect="Content" ObjectID="_1839693426" r:id="rId36"/>
+          <o:OLEObject Type="Embed" ProgID="Equation.DSMT4" ShapeID="_x0000_i1037" DrawAspect="Content" ObjectID="_1839776220" r:id="rId36"/>
         </w:object>
       </w:r>
       <w:r>
@@ -7481,7 +7481,7 @@
           <v:shape id="_x0000_i1038" type="#_x0000_t75" style="width:180pt;height:39pt" o:ole="">
             <v:imagedata r:id="rId37" o:title=""/>
           </v:shape>
-          <o:OLEObject Type="Embed" ProgID="Equation.DSMT4" ShapeID="_x0000_i1038" DrawAspect="Content" ObjectID="_1839693427" r:id="rId38"/>
+          <o:OLEObject Type="Embed" ProgID="Equation.DSMT4" ShapeID="_x0000_i1038" DrawAspect="Content" ObjectID="_1839776221" r:id="rId38"/>
         </w:object>
       </w:r>
       <w:r>
@@ -7512,10 +7512,10 @@
           <w:position w:val="-12"/>
         </w:rPr>
         <w:object w:dxaOrig="499" w:dyaOrig="360" w14:anchorId="16D79576">
-          <v:shape id="_x0000_i1039" type="#_x0000_t75" style="width:25.5pt;height:18pt" o:ole="">
+          <v:shape id="_x0000_i1039" type="#_x0000_t75" style="width:25.35pt;height:18pt" o:ole="">
             <v:imagedata r:id="rId39" o:title=""/>
           </v:shape>
-          <o:OLEObject Type="Embed" ProgID="Equation.DSMT4" ShapeID="_x0000_i1039" DrawAspect="Content" ObjectID="_1839693428" r:id="rId40"/>
+          <o:OLEObject Type="Embed" ProgID="Equation.DSMT4" ShapeID="_x0000_i1039" DrawAspect="Content" ObjectID="_1839776222" r:id="rId40"/>
         </w:object>
       </w:r>
       <w:r>
@@ -7625,10 +7625,10 @@
           <w:position w:val="-12"/>
         </w:rPr>
         <w:object w:dxaOrig="340" w:dyaOrig="420" w14:anchorId="32C75374">
-          <v:shape id="_x0000_i1040" type="#_x0000_t75" style="width:16.5pt;height:21pt" o:ole="">
+          <v:shape id="_x0000_i1040" type="#_x0000_t75" style="width:16.65pt;height:21pt" o:ole="">
             <v:imagedata r:id="rId41" o:title=""/>
           </v:shape>
-          <o:OLEObject Type="Embed" ProgID="Equation.DSMT4" ShapeID="_x0000_i1040" DrawAspect="Content" ObjectID="_1839693429" r:id="rId42"/>
+          <o:OLEObject Type="Embed" ProgID="Equation.DSMT4" ShapeID="_x0000_i1040" DrawAspect="Content" ObjectID="_1839776223" r:id="rId42"/>
         </w:object>
       </w:r>
       <w:r>
@@ -7739,10 +7739,10 @@
     <w:p>
       <w:r>
         <w:object w:dxaOrig="8304" w:dyaOrig="2124" w14:anchorId="3D66E9FF">
-          <v:shape id="_x0000_i1041" type="#_x0000_t75" style="width:415.5pt;height:106.5pt" o:ole="">
+          <v:shape id="_x0000_i1041" type="#_x0000_t75" style="width:415.65pt;height:106.65pt" o:ole="">
             <v:imagedata r:id="rId43" o:title=""/>
           </v:shape>
-          <o:OLEObject Type="Embed" ProgID="Visio.Drawing.15" ShapeID="_x0000_i1041" DrawAspect="Content" ObjectID="_1839693430" r:id="rId44"/>
+          <o:OLEObject Type="Embed" ProgID="Visio.Drawing.15" ShapeID="_x0000_i1041" DrawAspect="Content" ObjectID="_1839776224" r:id="rId44"/>
         </w:object>
       </w:r>
     </w:p>
@@ -7773,10 +7773,10 @@
           <w:position w:val="-16"/>
         </w:rPr>
         <w:object w:dxaOrig="980" w:dyaOrig="460" w14:anchorId="2A11B555">
-          <v:shape id="_x0000_i1042" type="#_x0000_t75" style="width:49.5pt;height:22.5pt" o:ole="">
+          <v:shape id="_x0000_i1042" type="#_x0000_t75" style="width:49.35pt;height:22.35pt" o:ole="">
             <v:imagedata r:id="rId45" o:title=""/>
           </v:shape>
-          <o:OLEObject Type="Embed" ProgID="Equation.DSMT4" ShapeID="_x0000_i1042" DrawAspect="Content" ObjectID="_1839693431" r:id="rId46"/>
+          <o:OLEObject Type="Embed" ProgID="Equation.DSMT4" ShapeID="_x0000_i1042" DrawAspect="Content" ObjectID="_1839776225" r:id="rId46"/>
         </w:object>
       </w:r>
       <w:r>
@@ -7795,10 +7795,10 @@
           <w:position w:val="-16"/>
         </w:rPr>
         <w:object w:dxaOrig="440" w:dyaOrig="420" w14:anchorId="6347F269">
-          <v:shape id="_x0000_i1043" type="#_x0000_t75" style="width:22.5pt;height:21pt" o:ole="">
+          <v:shape id="_x0000_i1043" type="#_x0000_t75" style="width:22.65pt;height:21pt" o:ole="">
             <v:imagedata r:id="rId47" o:title=""/>
           </v:shape>
-          <o:OLEObject Type="Embed" ProgID="Equation.DSMT4" ShapeID="_x0000_i1043" DrawAspect="Content" ObjectID="_1839693432" r:id="rId48"/>
+          <o:OLEObject Type="Embed" ProgID="Equation.DSMT4" ShapeID="_x0000_i1043" DrawAspect="Content" ObjectID="_1839776226" r:id="rId48"/>
         </w:object>
       </w:r>
       <w:r>
@@ -7895,10 +7895,10 @@
     <w:p>
       <w:r>
         <w:object w:dxaOrig="7824" w:dyaOrig="3468" w14:anchorId="6C32395D">
-          <v:shape id="_x0000_i1044" type="#_x0000_t75" style="width:391.5pt;height:174pt" o:ole="">
+          <v:shape id="_x0000_i1044" type="#_x0000_t75" style="width:391.65pt;height:174pt" o:ole="">
             <v:imagedata r:id="rId49" o:title=""/>
           </v:shape>
-          <o:OLEObject Type="Embed" ProgID="Visio.Drawing.15" ShapeID="_x0000_i1044" DrawAspect="Content" ObjectID="_1839693433" r:id="rId50"/>
+          <o:OLEObject Type="Embed" ProgID="Visio.Drawing.15" ShapeID="_x0000_i1044" DrawAspect="Content" ObjectID="_1839776227" r:id="rId50"/>
         </w:object>
       </w:r>
     </w:p>
@@ -7934,10 +7934,10 @@
           <w:position w:val="-12"/>
         </w:rPr>
         <w:object w:dxaOrig="540" w:dyaOrig="380" w14:anchorId="526DF07A">
-          <v:shape id="_x0000_i1045" type="#_x0000_t75" style="width:27pt;height:19.5pt" o:ole="">
+          <v:shape id="_x0000_i1045" type="#_x0000_t75" style="width:27pt;height:19.35pt" o:ole="">
             <v:imagedata r:id="rId51" o:title=""/>
           </v:shape>
-          <o:OLEObject Type="Embed" ProgID="Equation.DSMT4" ShapeID="_x0000_i1045" DrawAspect="Content" ObjectID="_1839693434" r:id="rId52"/>
+          <o:OLEObject Type="Embed" ProgID="Equation.DSMT4" ShapeID="_x0000_i1045" DrawAspect="Content" ObjectID="_1839776228" r:id="rId52"/>
         </w:object>
       </w:r>
       <w:r>
@@ -7983,7 +7983,7 @@
           <v:shape id="_x0000_i1046" type="#_x0000_t75" style="width:93pt;height:21pt" o:ole="">
             <v:imagedata r:id="rId53" o:title=""/>
           </v:shape>
-          <o:OLEObject Type="Embed" ProgID="Equation.DSMT4" ShapeID="_x0000_i1046" DrawAspect="Content" ObjectID="_1839693435" r:id="rId54"/>
+          <o:OLEObject Type="Embed" ProgID="Equation.DSMT4" ShapeID="_x0000_i1046" DrawAspect="Content" ObjectID="_1839776229" r:id="rId54"/>
         </w:object>
       </w:r>
       <w:r>
@@ -8035,10 +8035,10 @@
           <w:position w:val="-12"/>
         </w:rPr>
         <w:object w:dxaOrig="780" w:dyaOrig="380" w14:anchorId="702E0358">
-          <v:shape id="_x0000_i1047" type="#_x0000_t75" style="width:39pt;height:19.5pt" o:ole="">
+          <v:shape id="_x0000_i1047" type="#_x0000_t75" style="width:39pt;height:19.35pt" o:ole="">
             <v:imagedata r:id="rId55" o:title=""/>
           </v:shape>
-          <o:OLEObject Type="Embed" ProgID="Equation.DSMT4" ShapeID="_x0000_i1047" DrawAspect="Content" ObjectID="_1839693436" r:id="rId56"/>
+          <o:OLEObject Type="Embed" ProgID="Equation.DSMT4" ShapeID="_x0000_i1047" DrawAspect="Content" ObjectID="_1839776230" r:id="rId56"/>
         </w:object>
       </w:r>
       <w:r>
@@ -8203,10 +8203,10 @@
       </w:pPr>
       <w:r>
         <w:object w:dxaOrig="8761" w:dyaOrig="6012" w14:anchorId="5371BD2B">
-          <v:shape id="_x0000_i1048" type="#_x0000_t75" style="width:438pt;height:300.75pt" o:ole="">
+          <v:shape id="_x0000_i1048" type="#_x0000_t75" style="width:438pt;height:300.65pt" o:ole="">
             <v:imagedata r:id="rId57" o:title=""/>
           </v:shape>
-          <o:OLEObject Type="Embed" ProgID="Visio.Drawing.15" ShapeID="_x0000_i1048" DrawAspect="Content" ObjectID="_1839693437" r:id="rId58"/>
+          <o:OLEObject Type="Embed" ProgID="Visio.Drawing.15" ShapeID="_x0000_i1048" DrawAspect="Content" ObjectID="_1839776231" r:id="rId58"/>
         </w:object>
       </w:r>
     </w:p>
@@ -8240,10 +8240,10 @@
           <w:position w:val="-16"/>
         </w:rPr>
         <w:object w:dxaOrig="980" w:dyaOrig="460" w14:anchorId="04F8A7F1">
-          <v:shape id="_x0000_i1049" type="#_x0000_t75" style="width:49.5pt;height:22.5pt" o:ole="">
+          <v:shape id="_x0000_i1049" type="#_x0000_t75" style="width:49.35pt;height:22.35pt" o:ole="">
             <v:imagedata r:id="rId59" o:title=""/>
           </v:shape>
-          <o:OLEObject Type="Embed" ProgID="Equation.DSMT4" ShapeID="_x0000_i1049" DrawAspect="Content" ObjectID="_1839693438" r:id="rId60"/>
+          <o:OLEObject Type="Embed" ProgID="Equation.DSMT4" ShapeID="_x0000_i1049" DrawAspect="Content" ObjectID="_1839776232" r:id="rId60"/>
         </w:object>
       </w:r>
       <w:r>
@@ -8281,7 +8281,7 @@
           <v:shape id="_x0000_i1050" type="#_x0000_t75" style="width:195pt;height:21pt" o:ole="">
             <v:imagedata r:id="rId61" o:title=""/>
           </v:shape>
-          <o:OLEObject Type="Embed" ProgID="Equation.DSMT4" ShapeID="_x0000_i1050" DrawAspect="Content" ObjectID="_1839693439" r:id="rId62"/>
+          <o:OLEObject Type="Embed" ProgID="Equation.DSMT4" ShapeID="_x0000_i1050" DrawAspect="Content" ObjectID="_1839776233" r:id="rId62"/>
         </w:object>
       </w:r>
     </w:p>
@@ -8305,10 +8305,10 @@
           <w:position w:val="-12"/>
         </w:rPr>
         <w:object w:dxaOrig="2740" w:dyaOrig="420" w14:anchorId="247EDA5E">
-          <v:shape id="_x0000_i1051" type="#_x0000_t75" style="width:136.5pt;height:21pt" o:ole="">
+          <v:shape id="_x0000_i1051" type="#_x0000_t75" style="width:136.35pt;height:21pt" o:ole="">
             <v:imagedata r:id="rId63" o:title=""/>
           </v:shape>
-          <o:OLEObject Type="Embed" ProgID="Equation.DSMT4" ShapeID="_x0000_i1051" DrawAspect="Content" ObjectID="_1839693440" r:id="rId64"/>
+          <o:OLEObject Type="Embed" ProgID="Equation.DSMT4" ShapeID="_x0000_i1051" DrawAspect="Content" ObjectID="_1839776234" r:id="rId64"/>
         </w:object>
       </w:r>
     </w:p>
@@ -8327,7 +8327,7 @@
           <v:shape id="_x0000_i1052" type="#_x0000_t75" style="width:15pt;height:21pt" o:ole="">
             <v:imagedata r:id="rId65" o:title=""/>
           </v:shape>
-          <o:OLEObject Type="Embed" ProgID="Equation.DSMT4" ShapeID="_x0000_i1052" DrawAspect="Content" ObjectID="_1839693441" r:id="rId66"/>
+          <o:OLEObject Type="Embed" ProgID="Equation.DSMT4" ShapeID="_x0000_i1052" DrawAspect="Content" ObjectID="_1839776235" r:id="rId66"/>
         </w:object>
       </w:r>
       <w:r>
@@ -8376,7 +8376,7 @@
           <v:shape id="_x0000_i1053" type="#_x0000_t75" style="width:132pt;height:21pt" o:ole="">
             <v:imagedata r:id="rId67" o:title=""/>
           </v:shape>
-          <o:OLEObject Type="Embed" ProgID="Equation.DSMT4" ShapeID="_x0000_i1053" DrawAspect="Content" ObjectID="_1839693442" r:id="rId68"/>
+          <o:OLEObject Type="Embed" ProgID="Equation.DSMT4" ShapeID="_x0000_i1053" DrawAspect="Content" ObjectID="_1839776236" r:id="rId68"/>
         </w:object>
       </w:r>
       <w:r>
@@ -8447,10 +8447,10 @@
           <w:position w:val="-12"/>
         </w:rPr>
         <w:object w:dxaOrig="420" w:dyaOrig="380" w14:anchorId="55F5D95F">
-          <v:shape id="_x0000_i1054" type="#_x0000_t75" style="width:21pt;height:19.5pt" o:ole="">
+          <v:shape id="_x0000_i1054" type="#_x0000_t75" style="width:21pt;height:19.35pt" o:ole="">
             <v:imagedata r:id="rId69" o:title=""/>
           </v:shape>
-          <o:OLEObject Type="Embed" ProgID="Equation.DSMT4" ShapeID="_x0000_i1054" DrawAspect="Content" ObjectID="_1839693443" r:id="rId70"/>
+          <o:OLEObject Type="Embed" ProgID="Equation.DSMT4" ShapeID="_x0000_i1054" DrawAspect="Content" ObjectID="_1839776237" r:id="rId70"/>
         </w:object>
       </w:r>
       <w:r>
@@ -8556,10 +8556,10 @@
       </w:pPr>
       <w:r>
         <w:object w:dxaOrig="13572" w:dyaOrig="4105" w14:anchorId="48CA6AF1">
-          <v:shape id="_x0000_i1055" type="#_x0000_t75" style="width:467.25pt;height:141pt" o:ole="">
+          <v:shape id="_x0000_i1055" type="#_x0000_t75" style="width:467.65pt;height:141pt" o:ole="">
             <v:imagedata r:id="rId71" o:title=""/>
           </v:shape>
-          <o:OLEObject Type="Embed" ProgID="Visio.Drawing.15" ShapeID="_x0000_i1055" DrawAspect="Content" ObjectID="_1839693444" r:id="rId72"/>
+          <o:OLEObject Type="Embed" ProgID="Visio.Drawing.15" ShapeID="_x0000_i1055" DrawAspect="Content" ObjectID="_1839776238" r:id="rId72"/>
         </w:object>
       </w:r>
     </w:p>
@@ -8657,10 +8657,10 @@
           <w:position w:val="-16"/>
         </w:rPr>
         <w:object w:dxaOrig="3340" w:dyaOrig="420" w14:anchorId="3D9B209A">
-          <v:shape id="_x0000_i1056" type="#_x0000_t75" style="width:166.5pt;height:21pt" o:ole="">
+          <v:shape id="_x0000_i1056" type="#_x0000_t75" style="width:166.35pt;height:21pt" o:ole="">
             <v:imagedata r:id="rId73" o:title=""/>
           </v:shape>
-          <o:OLEObject Type="Embed" ProgID="Equation.DSMT4" ShapeID="_x0000_i1056" DrawAspect="Content" ObjectID="_1839693445" r:id="rId74"/>
+          <o:OLEObject Type="Embed" ProgID="Equation.DSMT4" ShapeID="_x0000_i1056" DrawAspect="Content" ObjectID="_1839776239" r:id="rId74"/>
         </w:object>
       </w:r>
       <w:r>
@@ -8694,10 +8694,10 @@
           <w:position w:val="-12"/>
         </w:rPr>
         <w:object w:dxaOrig="300" w:dyaOrig="380" w14:anchorId="4B59322B">
-          <v:shape id="_x0000_i1057" type="#_x0000_t75" style="width:15pt;height:19.5pt" o:ole="">
+          <v:shape id="_x0000_i1057" type="#_x0000_t75" style="width:15pt;height:19.35pt" o:ole="">
             <v:imagedata r:id="rId75" o:title=""/>
           </v:shape>
-          <o:OLEObject Type="Embed" ProgID="Equation.DSMT4" ShapeID="_x0000_i1057" DrawAspect="Content" ObjectID="_1839693446" r:id="rId76"/>
+          <o:OLEObject Type="Embed" ProgID="Equation.DSMT4" ShapeID="_x0000_i1057" DrawAspect="Content" ObjectID="_1839776240" r:id="rId76"/>
         </w:object>
       </w:r>
       <w:r>
@@ -8729,10 +8729,10 @@
           <w:position w:val="-12"/>
         </w:rPr>
         <w:object w:dxaOrig="340" w:dyaOrig="380" w14:anchorId="689A9863">
-          <v:shape id="_x0000_i1058" type="#_x0000_t75" style="width:16.5pt;height:19.5pt" o:ole="">
+          <v:shape id="_x0000_i1058" type="#_x0000_t75" style="width:16.65pt;height:19.35pt" o:ole="">
             <v:imagedata r:id="rId77" o:title=""/>
           </v:shape>
-          <o:OLEObject Type="Embed" ProgID="Equation.DSMT4" ShapeID="_x0000_i1058" DrawAspect="Content" ObjectID="_1839693447" r:id="rId78"/>
+          <o:OLEObject Type="Embed" ProgID="Equation.DSMT4" ShapeID="_x0000_i1058" DrawAspect="Content" ObjectID="_1839776241" r:id="rId78"/>
         </w:object>
       </w:r>
       <w:r>
@@ -8763,10 +8763,10 @@
           <w:position w:val="-12"/>
         </w:rPr>
         <w:object w:dxaOrig="340" w:dyaOrig="380" w14:anchorId="1BB3B9FF">
-          <v:shape id="_x0000_i1059" type="#_x0000_t75" style="width:16.5pt;height:19.5pt" o:ole="">
+          <v:shape id="_x0000_i1059" type="#_x0000_t75" style="width:16.65pt;height:19.35pt" o:ole="">
             <v:imagedata r:id="rId79" o:title=""/>
           </v:shape>
-          <o:OLEObject Type="Embed" ProgID="Equation.DSMT4" ShapeID="_x0000_i1059" DrawAspect="Content" ObjectID="_1839693448" r:id="rId80"/>
+          <o:OLEObject Type="Embed" ProgID="Equation.DSMT4" ShapeID="_x0000_i1059" DrawAspect="Content" ObjectID="_1839776242" r:id="rId80"/>
         </w:object>
       </w:r>
       <w:r>
@@ -8800,10 +8800,10 @@
           <w:position w:val="-12"/>
         </w:rPr>
         <w:object w:dxaOrig="360" w:dyaOrig="380" w14:anchorId="07F9B8DD">
-          <v:shape id="_x0000_i1060" type="#_x0000_t75" style="width:18pt;height:19.5pt" o:ole="">
+          <v:shape id="_x0000_i1060" type="#_x0000_t75" style="width:18pt;height:19.35pt" o:ole="">
             <v:imagedata r:id="rId81" o:title=""/>
           </v:shape>
-          <o:OLEObject Type="Embed" ProgID="Equation.DSMT4" ShapeID="_x0000_i1060" DrawAspect="Content" ObjectID="_1839693449" r:id="rId82"/>
+          <o:OLEObject Type="Embed" ProgID="Equation.DSMT4" ShapeID="_x0000_i1060" DrawAspect="Content" ObjectID="_1839776243" r:id="rId82"/>
         </w:object>
       </w:r>
       <w:r>
@@ -8834,10 +8834,10 @@
           <w:position w:val="-12"/>
         </w:rPr>
         <w:object w:dxaOrig="360" w:dyaOrig="380" w14:anchorId="7E0F0C55">
-          <v:shape id="_x0000_i1061" type="#_x0000_t75" style="width:18pt;height:19.5pt" o:ole="">
+          <v:shape id="_x0000_i1061" type="#_x0000_t75" style="width:18pt;height:19.35pt" o:ole="">
             <v:imagedata r:id="rId83" o:title=""/>
           </v:shape>
-          <o:OLEObject Type="Embed" ProgID="Equation.DSMT4" ShapeID="_x0000_i1061" DrawAspect="Content" ObjectID="_1839693450" r:id="rId84"/>
+          <o:OLEObject Type="Embed" ProgID="Equation.DSMT4" ShapeID="_x0000_i1061" DrawAspect="Content" ObjectID="_1839776244" r:id="rId84"/>
         </w:object>
       </w:r>
       <w:r>
@@ -8871,7 +8871,7 @@
           <v:shape id="_x0000_i1062" type="#_x0000_t75" style="width:18pt;height:21pt" o:ole="">
             <v:imagedata r:id="rId85" o:title=""/>
           </v:shape>
-          <o:OLEObject Type="Embed" ProgID="Equation.DSMT4" ShapeID="_x0000_i1062" DrawAspect="Content" ObjectID="_1839693451" r:id="rId86"/>
+          <o:OLEObject Type="Embed" ProgID="Equation.DSMT4" ShapeID="_x0000_i1062" DrawAspect="Content" ObjectID="_1839776245" r:id="rId86"/>
         </w:object>
       </w:r>
       <w:r>
@@ -8902,10 +8902,10 @@
           <w:position w:val="-12"/>
         </w:rPr>
         <w:object w:dxaOrig="340" w:dyaOrig="380" w14:anchorId="38F0538C">
-          <v:shape id="_x0000_i1063" type="#_x0000_t75" style="width:16.5pt;height:19.5pt" o:ole="">
+          <v:shape id="_x0000_i1063" type="#_x0000_t75" style="width:16.65pt;height:19.35pt" o:ole="">
             <v:imagedata r:id="rId87" o:title=""/>
           </v:shape>
-          <o:OLEObject Type="Embed" ProgID="Equation.DSMT4" ShapeID="_x0000_i1063" DrawAspect="Content" ObjectID="_1839693452" r:id="rId88"/>
+          <o:OLEObject Type="Embed" ProgID="Equation.DSMT4" ShapeID="_x0000_i1063" DrawAspect="Content" ObjectID="_1839776246" r:id="rId88"/>
         </w:object>
       </w:r>
       <w:r>
@@ -8936,10 +8936,10 @@
           <w:position w:val="-12"/>
         </w:rPr>
         <w:object w:dxaOrig="340" w:dyaOrig="380" w14:anchorId="1200B5A6">
-          <v:shape id="_x0000_i1064" type="#_x0000_t75" style="width:16.5pt;height:19.5pt" o:ole="">
+          <v:shape id="_x0000_i1064" type="#_x0000_t75" style="width:16.65pt;height:19.35pt" o:ole="">
             <v:imagedata r:id="rId79" o:title=""/>
           </v:shape>
-          <o:OLEObject Type="Embed" ProgID="Equation.DSMT4" ShapeID="_x0000_i1064" DrawAspect="Content" ObjectID="_1839693453" r:id="rId89"/>
+          <o:OLEObject Type="Embed" ProgID="Equation.DSMT4" ShapeID="_x0000_i1064" DrawAspect="Content" ObjectID="_1839776247" r:id="rId89"/>
         </w:object>
       </w:r>
       <w:r>
@@ -8950,10 +8950,10 @@
           <w:position w:val="-12"/>
         </w:rPr>
         <w:object w:dxaOrig="300" w:dyaOrig="380" w14:anchorId="7DEF699B">
-          <v:shape id="_x0000_i1065" type="#_x0000_t75" style="width:15pt;height:19.5pt" o:ole="">
+          <v:shape id="_x0000_i1065" type="#_x0000_t75" style="width:15pt;height:19.35pt" o:ole="">
             <v:imagedata r:id="rId90" o:title=""/>
           </v:shape>
-          <o:OLEObject Type="Embed" ProgID="Equation.DSMT4" ShapeID="_x0000_i1065" DrawAspect="Content" ObjectID="_1839693454" r:id="rId91"/>
+          <o:OLEObject Type="Embed" ProgID="Equation.DSMT4" ShapeID="_x0000_i1065" DrawAspect="Content" ObjectID="_1839776248" r:id="rId91"/>
         </w:object>
       </w:r>
       <w:r>
@@ -8973,10 +8973,10 @@
           <w:position w:val="-12"/>
         </w:rPr>
         <w:object w:dxaOrig="380" w:dyaOrig="380" w14:anchorId="12727311">
-          <v:shape id="_x0000_i1066" type="#_x0000_t75" style="width:19.5pt;height:19.5pt" o:ole="">
+          <v:shape id="_x0000_i1066" type="#_x0000_t75" style="width:19.35pt;height:19.35pt" o:ole="">
             <v:imagedata r:id="rId92" o:title=""/>
           </v:shape>
-          <o:OLEObject Type="Embed" ProgID="Equation.DSMT4" ShapeID="_x0000_i1066" DrawAspect="Content" ObjectID="_1839693455" r:id="rId93"/>
+          <o:OLEObject Type="Embed" ProgID="Equation.DSMT4" ShapeID="_x0000_i1066" DrawAspect="Content" ObjectID="_1839776249" r:id="rId93"/>
         </w:object>
       </w:r>
       <w:r>
@@ -9001,10 +9001,10 @@
           <w:position w:val="-12"/>
         </w:rPr>
         <w:object w:dxaOrig="5780" w:dyaOrig="380" w14:anchorId="5D4D81BD">
-          <v:shape id="_x0000_i1067" type="#_x0000_t75" style="width:289.5pt;height:19.5pt" o:ole="">
+          <v:shape id="_x0000_i1067" type="#_x0000_t75" style="width:289.65pt;height:19.35pt" o:ole="">
             <v:imagedata r:id="rId94" o:title=""/>
           </v:shape>
-          <o:OLEObject Type="Embed" ProgID="Equation.DSMT4" ShapeID="_x0000_i1067" DrawAspect="Content" ObjectID="_1839693456" r:id="rId95"/>
+          <o:OLEObject Type="Embed" ProgID="Equation.DSMT4" ShapeID="_x0000_i1067" DrawAspect="Content" ObjectID="_1839776250" r:id="rId95"/>
         </w:object>
       </w:r>
       <w:r>
@@ -9026,10 +9026,10 @@
           <w:position w:val="-12"/>
         </w:rPr>
         <w:object w:dxaOrig="300" w:dyaOrig="380" w14:anchorId="663EB3FC">
-          <v:shape id="_x0000_i1068" type="#_x0000_t75" style="width:15pt;height:19.5pt" o:ole="">
+          <v:shape id="_x0000_i1068" type="#_x0000_t75" style="width:15pt;height:19.35pt" o:ole="">
             <v:imagedata r:id="rId96" o:title=""/>
           </v:shape>
-          <o:OLEObject Type="Embed" ProgID="Equation.DSMT4" ShapeID="_x0000_i1068" DrawAspect="Content" ObjectID="_1839693457" r:id="rId97"/>
+          <o:OLEObject Type="Embed" ProgID="Equation.DSMT4" ShapeID="_x0000_i1068" DrawAspect="Content" ObjectID="_1839776251" r:id="rId97"/>
         </w:object>
       </w:r>
       <w:r>
@@ -9045,10 +9045,10 @@
           <w:position w:val="-12"/>
         </w:rPr>
         <w:object w:dxaOrig="3860" w:dyaOrig="380" w14:anchorId="25CEC8C5">
-          <v:shape id="_x0000_i1069" type="#_x0000_t75" style="width:193.5pt;height:19.5pt" o:ole="">
+          <v:shape id="_x0000_i1069" type="#_x0000_t75" style="width:193.65pt;height:19.35pt" o:ole="">
             <v:imagedata r:id="rId98" o:title=""/>
           </v:shape>
-          <o:OLEObject Type="Embed" ProgID="Equation.DSMT4" ShapeID="_x0000_i1069" DrawAspect="Content" ObjectID="_1839693458" r:id="rId99"/>
+          <o:OLEObject Type="Embed" ProgID="Equation.DSMT4" ShapeID="_x0000_i1069" DrawAspect="Content" ObjectID="_1839776252" r:id="rId99"/>
         </w:object>
       </w:r>
       <w:r>
@@ -9069,10 +9069,10 @@
           <w:position w:val="-34"/>
         </w:rPr>
         <w:object w:dxaOrig="8059" w:dyaOrig="859" w14:anchorId="61F694DA">
-          <v:shape id="_x0000_i1070" type="#_x0000_t75" style="width:402.75pt;height:43.5pt" o:ole="">
+          <v:shape id="_x0000_i1070" type="#_x0000_t75" style="width:403pt;height:43.65pt" o:ole="">
             <v:imagedata r:id="rId100" o:title=""/>
           </v:shape>
-          <o:OLEObject Type="Embed" ProgID="Equation.DSMT4" ShapeID="_x0000_i1070" DrawAspect="Content" ObjectID="_1839693459" r:id="rId101"/>
+          <o:OLEObject Type="Embed" ProgID="Equation.DSMT4" ShapeID="_x0000_i1070" DrawAspect="Content" ObjectID="_1839776253" r:id="rId101"/>
         </w:object>
       </w:r>
       <w:r>
@@ -9094,10 +9094,10 @@
           <w:position w:val="-12"/>
         </w:rPr>
         <w:object w:dxaOrig="360" w:dyaOrig="380" w14:anchorId="2E242EF9">
-          <v:shape id="_x0000_i1071" type="#_x0000_t75" style="width:18pt;height:19.5pt" o:ole="">
+          <v:shape id="_x0000_i1071" type="#_x0000_t75" style="width:18pt;height:19.35pt" o:ole="">
             <v:imagedata r:id="rId83" o:title=""/>
           </v:shape>
-          <o:OLEObject Type="Embed" ProgID="Equation.DSMT4" ShapeID="_x0000_i1071" DrawAspect="Content" ObjectID="_1839693460" r:id="rId102"/>
+          <o:OLEObject Type="Embed" ProgID="Equation.DSMT4" ShapeID="_x0000_i1071" DrawAspect="Content" ObjectID="_1839776254" r:id="rId102"/>
         </w:object>
       </w:r>
       <w:r>
@@ -9118,10 +9118,10 @@
           <w:position w:val="-12"/>
         </w:rPr>
         <w:object w:dxaOrig="300" w:dyaOrig="380" w14:anchorId="4E769A18">
-          <v:shape id="_x0000_i1072" type="#_x0000_t75" style="width:15pt;height:19.5pt" o:ole="">
+          <v:shape id="_x0000_i1072" type="#_x0000_t75" style="width:15pt;height:19.35pt" o:ole="">
             <v:imagedata r:id="rId75" o:title=""/>
           </v:shape>
-          <o:OLEObject Type="Embed" ProgID="Equation.DSMT4" ShapeID="_x0000_i1072" DrawAspect="Content" ObjectID="_1839693461" r:id="rId103"/>
+          <o:OLEObject Type="Embed" ProgID="Equation.DSMT4" ShapeID="_x0000_i1072" DrawAspect="Content" ObjectID="_1839776255" r:id="rId103"/>
         </w:object>
       </w:r>
       <w:r>
@@ -9132,10 +9132,10 @@
           <w:position w:val="-12"/>
         </w:rPr>
         <w:object w:dxaOrig="340" w:dyaOrig="380" w14:anchorId="4D829E55">
-          <v:shape id="_x0000_i1073" type="#_x0000_t75" style="width:16.5pt;height:19.5pt" o:ole="">
+          <v:shape id="_x0000_i1073" type="#_x0000_t75" style="width:16.65pt;height:19.35pt" o:ole="">
             <v:imagedata r:id="rId77" o:title=""/>
           </v:shape>
-          <o:OLEObject Type="Embed" ProgID="Equation.DSMT4" ShapeID="_x0000_i1073" DrawAspect="Content" ObjectID="_1839693462" r:id="rId104"/>
+          <o:OLEObject Type="Embed" ProgID="Equation.DSMT4" ShapeID="_x0000_i1073" DrawAspect="Content" ObjectID="_1839776256" r:id="rId104"/>
         </w:object>
       </w:r>
       <w:r>
@@ -9152,10 +9152,10 @@
           <w:position w:val="-12"/>
         </w:rPr>
         <w:object w:dxaOrig="360" w:dyaOrig="380" w14:anchorId="0E055D71">
-          <v:shape id="_x0000_i1074" type="#_x0000_t75" style="width:18pt;height:19.5pt" o:ole="">
+          <v:shape id="_x0000_i1074" type="#_x0000_t75" style="width:18pt;height:19.35pt" o:ole="">
             <v:imagedata r:id="rId81" o:title=""/>
           </v:shape>
-          <o:OLEObject Type="Embed" ProgID="Equation.DSMT4" ShapeID="_x0000_i1074" DrawAspect="Content" ObjectID="_1839693463" r:id="rId105"/>
+          <o:OLEObject Type="Embed" ProgID="Equation.DSMT4" ShapeID="_x0000_i1074" DrawAspect="Content" ObjectID="_1839776257" r:id="rId105"/>
         </w:object>
       </w:r>
       <w:r>
@@ -9169,7 +9169,7 @@
           <v:shape id="_x0000_i1075" type="#_x0000_t75" style="width:18pt;height:21pt" o:ole="">
             <v:imagedata r:id="rId85" o:title=""/>
           </v:shape>
-          <o:OLEObject Type="Embed" ProgID="Equation.DSMT4" ShapeID="_x0000_i1075" DrawAspect="Content" ObjectID="_1839693464" r:id="rId106"/>
+          <o:OLEObject Type="Embed" ProgID="Equation.DSMT4" ShapeID="_x0000_i1075" DrawAspect="Content" ObjectID="_1839776258" r:id="rId106"/>
         </w:object>
       </w:r>
       <w:r>
@@ -9183,10 +9183,10 @@
           <w:position w:val="-12"/>
         </w:rPr>
         <w:object w:dxaOrig="340" w:dyaOrig="380" w14:anchorId="732EB40A">
-          <v:shape id="_x0000_i1076" type="#_x0000_t75" style="width:16.5pt;height:19.5pt" o:ole="">
+          <v:shape id="_x0000_i1076" type="#_x0000_t75" style="width:16.65pt;height:19.35pt" o:ole="">
             <v:imagedata r:id="rId87" o:title=""/>
           </v:shape>
-          <o:OLEObject Type="Embed" ProgID="Equation.DSMT4" ShapeID="_x0000_i1076" DrawAspect="Content" ObjectID="_1839693465" r:id="rId107"/>
+          <o:OLEObject Type="Embed" ProgID="Equation.DSMT4" ShapeID="_x0000_i1076" DrawAspect="Content" ObjectID="_1839776259" r:id="rId107"/>
         </w:object>
       </w:r>
       <w:r>
@@ -9214,10 +9214,10 @@
           <w:position w:val="-12"/>
         </w:rPr>
         <w:object w:dxaOrig="300" w:dyaOrig="380" w14:anchorId="76FBD857">
-          <v:shape id="_x0000_i1077" type="#_x0000_t75" style="width:15pt;height:19.5pt" o:ole="">
+          <v:shape id="_x0000_i1077" type="#_x0000_t75" style="width:15pt;height:19.35pt" o:ole="">
             <v:imagedata r:id="rId108" o:title=""/>
           </v:shape>
-          <o:OLEObject Type="Embed" ProgID="Equation.DSMT4" ShapeID="_x0000_i1077" DrawAspect="Content" ObjectID="_1839693466" r:id="rId109"/>
+          <o:OLEObject Type="Embed" ProgID="Equation.DSMT4" ShapeID="_x0000_i1077" DrawAspect="Content" ObjectID="_1839776260" r:id="rId109"/>
         </w:object>
       </w:r>
       <w:r>
@@ -9318,10 +9318,10 @@
           <w:position w:val="-12"/>
         </w:rPr>
         <w:object w:dxaOrig="3280" w:dyaOrig="380" w14:anchorId="46C8240F">
-          <v:shape id="_x0000_i1078" type="#_x0000_t75" style="width:164.25pt;height:18.75pt" o:ole="">
+          <v:shape id="_x0000_i1078" type="#_x0000_t75" style="width:164.35pt;height:18.65pt" o:ole="">
             <v:imagedata r:id="rId110" o:title=""/>
           </v:shape>
-          <o:OLEObject Type="Embed" ProgID="Equation.DSMT4" ShapeID="_x0000_i1078" DrawAspect="Content" ObjectID="_1839693467" r:id="rId111"/>
+          <o:OLEObject Type="Embed" ProgID="Equation.DSMT4" ShapeID="_x0000_i1078" DrawAspect="Content" ObjectID="_1839776261" r:id="rId111"/>
         </w:object>
       </w:r>
       <w:r>
@@ -9332,10 +9332,10 @@
           <w:position w:val="-12"/>
         </w:rPr>
         <w:object w:dxaOrig="2900" w:dyaOrig="380" w14:anchorId="62E60AB2">
-          <v:shape id="_x0000_i1079" type="#_x0000_t75" style="width:145.5pt;height:19.5pt" o:ole="">
+          <v:shape id="_x0000_i1079" type="#_x0000_t75" style="width:145.35pt;height:19.35pt" o:ole="">
             <v:imagedata r:id="rId112" o:title=""/>
           </v:shape>
-          <o:OLEObject Type="Embed" ProgID="Equation.DSMT4" ShapeID="_x0000_i1079" DrawAspect="Content" ObjectID="_1839693468" r:id="rId113"/>
+          <o:OLEObject Type="Embed" ProgID="Equation.DSMT4" ShapeID="_x0000_i1079" DrawAspect="Content" ObjectID="_1839776262" r:id="rId113"/>
         </w:object>
       </w:r>
       <w:r>
@@ -9381,10 +9381,10 @@
           <w:position w:val="-12"/>
         </w:rPr>
         <w:object w:dxaOrig="600" w:dyaOrig="380" w14:anchorId="3D6E7AE7">
-          <v:shape id="_x0000_i1080" type="#_x0000_t75" style="width:30pt;height:19.5pt" o:ole="">
+          <v:shape id="_x0000_i1080" type="#_x0000_t75" style="width:30pt;height:19.35pt" o:ole="">
             <v:imagedata r:id="rId114" o:title=""/>
           </v:shape>
-          <o:OLEObject Type="Embed" ProgID="Equation.DSMT4" ShapeID="_x0000_i1080" DrawAspect="Content" ObjectID="_1839693469" r:id="rId115"/>
+          <o:OLEObject Type="Embed" ProgID="Equation.DSMT4" ShapeID="_x0000_i1080" DrawAspect="Content" ObjectID="_1839776263" r:id="rId115"/>
         </w:object>
       </w:r>
       <w:r>
@@ -9457,10 +9457,10 @@
           <w:position w:val="-12"/>
         </w:rPr>
         <w:object w:dxaOrig="600" w:dyaOrig="380" w14:anchorId="1E1984E1">
-          <v:shape id="_x0000_i1081" type="#_x0000_t75" style="width:30pt;height:19.5pt" o:ole="">
+          <v:shape id="_x0000_i1081" type="#_x0000_t75" style="width:30pt;height:19.35pt" o:ole="">
             <v:imagedata r:id="rId114" o:title=""/>
           </v:shape>
-          <o:OLEObject Type="Embed" ProgID="Equation.DSMT4" ShapeID="_x0000_i1081" DrawAspect="Content" ObjectID="_1839693470" r:id="rId116"/>
+          <o:OLEObject Type="Embed" ProgID="Equation.DSMT4" ShapeID="_x0000_i1081" DrawAspect="Content" ObjectID="_1839776264" r:id="rId116"/>
         </w:object>
       </w:r>
       <w:r>
@@ -9581,10 +9581,10 @@
       </w:pPr>
       <w:r>
         <w:object w:dxaOrig="12480" w:dyaOrig="3396" w14:anchorId="44038B54">
-          <v:shape id="_x0000_i1082" type="#_x0000_t75" style="width:467.25pt;height:127.5pt" o:ole="">
+          <v:shape id="_x0000_i1082" type="#_x0000_t75" style="width:467.35pt;height:127.65pt" o:ole="">
             <v:imagedata r:id="rId117" o:title=""/>
           </v:shape>
-          <o:OLEObject Type="Embed" ProgID="Visio.Drawing.15" ShapeID="_x0000_i1082" DrawAspect="Content" ObjectID="_1839693471" r:id="rId118"/>
+          <o:OLEObject Type="Embed" ProgID="Visio.Drawing.15" ShapeID="_x0000_i1082" DrawAspect="Content" ObjectID="_1839776265" r:id="rId118"/>
         </w:object>
       </w:r>
     </w:p>
@@ -9632,10 +9632,10 @@
           <w:position w:val="-12"/>
         </w:rPr>
         <w:object w:dxaOrig="499" w:dyaOrig="380" w14:anchorId="14A29432">
-          <v:shape id="_x0000_i1083" type="#_x0000_t75" style="width:24.75pt;height:18.75pt" o:ole="">
+          <v:shape id="_x0000_i1083" type="#_x0000_t75" style="width:24.65pt;height:18.65pt" o:ole="">
             <v:imagedata r:id="rId119" o:title=""/>
           </v:shape>
-          <o:OLEObject Type="Embed" ProgID="Equation.DSMT4" ShapeID="_x0000_i1083" DrawAspect="Content" ObjectID="_1839693472" r:id="rId120"/>
+          <o:OLEObject Type="Embed" ProgID="Equation.DSMT4" ShapeID="_x0000_i1083" DrawAspect="Content" ObjectID="_1839776266" r:id="rId120"/>
         </w:object>
       </w:r>
       <w:r>
@@ -9668,10 +9668,10 @@
           <w:position w:val="-12"/>
         </w:rPr>
         <w:object w:dxaOrig="3280" w:dyaOrig="380" w14:anchorId="0EE1C75B">
-          <v:shape id="_x0000_i1084" type="#_x0000_t75" style="width:164.25pt;height:18.75pt" o:ole="">
+          <v:shape id="_x0000_i1084" type="#_x0000_t75" style="width:164.35pt;height:18.65pt" o:ole="">
             <v:imagedata r:id="rId121" o:title=""/>
           </v:shape>
-          <o:OLEObject Type="Embed" ProgID="Equation.DSMT4" ShapeID="_x0000_i1084" DrawAspect="Content" ObjectID="_1839693473" r:id="rId122"/>
+          <o:OLEObject Type="Embed" ProgID="Equation.DSMT4" ShapeID="_x0000_i1084" DrawAspect="Content" ObjectID="_1839776267" r:id="rId122"/>
         </w:object>
       </w:r>
       <w:r>
@@ -9690,10 +9690,10 @@
           <w:position w:val="-12"/>
         </w:rPr>
         <w:object w:dxaOrig="560" w:dyaOrig="380" w14:anchorId="77BD3CA8">
-          <v:shape id="_x0000_i1085" type="#_x0000_t75" style="width:27.75pt;height:18.75pt" o:ole="">
+          <v:shape id="_x0000_i1085" type="#_x0000_t75" style="width:27.65pt;height:18.65pt" o:ole="">
             <v:imagedata r:id="rId123" o:title=""/>
           </v:shape>
-          <o:OLEObject Type="Embed" ProgID="Equation.DSMT4" ShapeID="_x0000_i1085" DrawAspect="Content" ObjectID="_1839693474" r:id="rId124"/>
+          <o:OLEObject Type="Embed" ProgID="Equation.DSMT4" ShapeID="_x0000_i1085" DrawAspect="Content" ObjectID="_1839776268" r:id="rId124"/>
         </w:object>
       </w:r>
       <w:r>
@@ -10323,10 +10323,7 @@
         <w:t>Процесс оценки безопасности авиационных систем в гражданской авиации регламентируется стандартом Р-4761 «Р</w:t>
       </w:r>
       <w:r>
-        <w:t xml:space="preserve">уководство </w:t>
-      </w:r>
-      <w:r>
-        <w:t>по методам оценки безопасности</w:t>
+        <w:t>уководство по методам оценки безопасности</w:t>
       </w:r>
       <w:r>
         <w:t xml:space="preserve"> </w:t>
@@ -10503,13 +10500,7 @@
     </w:p>
     <w:p>
       <w:r>
-        <w:t xml:space="preserve">Установленные в АП-25.1309 категории отказных состояний и соответствующие им допустимые вероятности возникновения приведены в таблице </w:t>
-      </w:r>
-      <w:r>
-        <w:t>2</w:t>
-      </w:r>
-      <w:r>
-        <w:t xml:space="preserve"> [3].</w:t>
+        <w:t>Установленные в АП-25.1309 категории отказных состояний и соответствующие им допустимые вероятности возникновения приведены в таблице 2 [3].</w:t>
       </w:r>
       <w:r>
         <w:br w:type="page"/>
@@ -10530,16 +10521,7 @@
         <w:t xml:space="preserve"> </w:t>
       </w:r>
       <w:r>
-        <w:t xml:space="preserve">2 – Классификация </w:t>
-      </w:r>
-      <w:r>
-        <w:t xml:space="preserve">отказных состояний по </w:t>
-      </w:r>
-      <w:r>
-        <w:t xml:space="preserve">РЦ </w:t>
-      </w:r>
-      <w:r>
-        <w:t>АП-25.1309</w:t>
+        <w:t>2 – Классификация отказных состояний по РЦ АП-25.1309</w:t>
       </w:r>
     </w:p>
     <w:tbl>
@@ -11361,15 +11343,7 @@
                 <w:szCs w:val="24"/>
                 <w:vertAlign w:val="superscript"/>
               </w:rPr>
-              <w:t>-</w:t>
-            </w:r>
-            <w:r>
-              <w:rPr>
-                <w:sz w:val="24"/>
-                <w:szCs w:val="24"/>
-                <w:vertAlign w:val="superscript"/>
-              </w:rPr>
-              <w:t>5</w:t>
+              <w:t>-5</w:t>
             </w:r>
           </w:p>
         </w:tc>
@@ -11513,14 +11487,7 @@
                 <w:sz w:val="24"/>
                 <w:szCs w:val="24"/>
               </w:rPr>
-              <w:t>Малов</w:t>
-            </w:r>
-            <w:r>
-              <w:rPr>
-                <w:sz w:val="24"/>
-                <w:szCs w:val="24"/>
-              </w:rPr>
-              <w:t>е</w:t>
+              <w:t>Малове</w:t>
             </w:r>
             <w:r>
               <w:rPr>
@@ -11601,15 +11568,7 @@
                 <w:szCs w:val="24"/>
                 <w:vertAlign w:val="superscript"/>
               </w:rPr>
-              <w:t>-</w:t>
-            </w:r>
-            <w:r>
-              <w:rPr>
-                <w:sz w:val="24"/>
-                <w:szCs w:val="24"/>
-                <w:vertAlign w:val="superscript"/>
-              </w:rPr>
-              <w:t>7</w:t>
+              <w:t>-7</w:t>
             </w:r>
           </w:p>
         </w:tc>
@@ -11695,21 +11654,7 @@
                 <w:sz w:val="24"/>
                 <w:szCs w:val="24"/>
               </w:rPr>
-              <w:t xml:space="preserve">Физическое недомогание или чрезмерное </w:t>
-            </w:r>
-            <w:r>
-              <w:rPr>
-                <w:sz w:val="24"/>
-                <w:szCs w:val="24"/>
-              </w:rPr>
-              <w:t>увеличение рабочей нагрузки</w:t>
-            </w:r>
-            <w:r>
-              <w:rPr>
-                <w:sz w:val="24"/>
-                <w:szCs w:val="24"/>
-              </w:rPr>
-              <w:t>, снижающее способность выполнять задачи</w:t>
+              <w:t>Физическое недомогание или чрезмерное увеличение рабочей нагрузки, снижающее способность выполнять задачи</w:t>
             </w:r>
           </w:p>
         </w:tc>
@@ -11773,14 +11718,7 @@
                 <w:sz w:val="24"/>
                 <w:szCs w:val="24"/>
               </w:rPr>
-              <w:t>Крайне малов</w:t>
-            </w:r>
-            <w:r>
-              <w:rPr>
-                <w:sz w:val="24"/>
-                <w:szCs w:val="24"/>
-              </w:rPr>
-              <w:t>е</w:t>
+              <w:t>Крайне малове</w:t>
             </w:r>
             <w:r>
               <w:rPr>
@@ -11862,15 +11800,7 @@
                 <w:szCs w:val="24"/>
                 <w:vertAlign w:val="superscript"/>
               </w:rPr>
-              <w:t>-</w:t>
-            </w:r>
-            <w:r>
-              <w:rPr>
-                <w:sz w:val="24"/>
-                <w:szCs w:val="24"/>
-                <w:vertAlign w:val="superscript"/>
-              </w:rPr>
-              <w:t>9</w:t>
+              <w:t>-9</w:t>
             </w:r>
           </w:p>
         </w:tc>
@@ -12013,14 +11943,7 @@
                 <w:sz w:val="24"/>
                 <w:szCs w:val="24"/>
               </w:rPr>
-              <w:t>чески) нев</w:t>
-            </w:r>
-            <w:r>
-              <w:rPr>
-                <w:sz w:val="24"/>
-                <w:szCs w:val="24"/>
-              </w:rPr>
-              <w:t>еро</w:t>
+              <w:t>чески) неверо</w:t>
             </w:r>
             <w:r>
               <w:rPr>
@@ -12048,19 +11971,7 @@
     <w:p>
       <w:r>
         <w:lastRenderedPageBreak/>
-        <w:t xml:space="preserve">Применительно к бортовому посадочному средству процесс оценки безопасности </w:t>
-      </w:r>
-      <w:r>
-        <w:t>исходит</w:t>
-      </w:r>
-      <w:r>
-        <w:t xml:space="preserve"> от результатов, полученных в главе 3. </w:t>
-      </w:r>
-      <w:r>
-        <w:t>Где</w:t>
-      </w:r>
-      <w:r>
-        <w:t xml:space="preserve"> было установлено, что наибольшую опасность представляет не полная потеря посадочной информации, а её искажение </w:t>
+        <w:t xml:space="preserve">Применительно к бортовому посадочному средству процесс оценки безопасности исходит от результатов, полученных в главе 3. Где было установлено, что наибольшую опасность представляет не полная потеря посадочной информации, а её искажение </w:t>
       </w:r>
       <w:r>
         <w:t>–</w:t>
@@ -12074,21 +11985,12 @@
         <w:pStyle w:val="2"/>
       </w:pPr>
       <w:r>
-        <w:t xml:space="preserve"> </w:t>
-      </w:r>
-      <w:r>
-        <w:t>Оценка функциональных опасностей</w:t>
-      </w:r>
-      <w:r>
-        <w:t xml:space="preserve"> (FHA)</w:t>
-      </w:r>
-    </w:p>
-    <w:p>
-      <w:r>
-        <w:t xml:space="preserve">FHA представляет собой первый шаг в процессе оценки безопасности по Р-4761 [15]. </w:t>
-      </w:r>
-      <w:r>
-        <w:t xml:space="preserve">В </w:t>
+        <w:t xml:space="preserve"> Оценка функциональных опасностей (FHA)</w:t>
+      </w:r>
+    </w:p>
+    <w:p>
+      <w:r>
+        <w:t xml:space="preserve">FHA представляет собой первый шаг в процессе оценки безопасности по Р-4761 [15]. В </w:t>
       </w:r>
       <w:r>
         <w:t>данном анализе рассматриваются</w:t>
@@ -12099,7 +12001,13 @@
     </w:p>
     <w:p>
       <w:r>
-        <w:t>FHA выполняется на двух уровнях. На уровне воздушного судна рассматривается влияние отказного состояния на безопасность полёта в целом. На уровне системы анализируется конкретное бортовое посадочное средство: какие нарушения его функций приводят к тем или иным отказным состояниям на уровне ВС. Настоящий раздел посвящён системному уровню FHA применительно к БПС.</w:t>
+        <w:t xml:space="preserve">FHA выполняется на двух уровнях. На уровне воздушного судна рассматривается влияние отказного состояния на безопасность полёта в целом. На уровне системы анализируется конкретное бортовое посадочное средство: какие нарушения его функций приводят к тем или иным отказным состояниям на уровне ВС. </w:t>
+      </w:r>
+      <w:r>
+        <w:t>Данный</w:t>
+      </w:r>
+      <w:r>
+        <w:t xml:space="preserve"> раздел посвящён системному уровню FHA применительно к БПС.</w:t>
       </w:r>
     </w:p>
     <w:p>
@@ -12130,7 +12038,13 @@
     </w:p>
     <w:p>
       <w:r>
-        <w:t>В соответствии с методологией Р-4761 [15] для каждой функции рассматриваются три характерных нарушения:</w:t>
+        <w:t xml:space="preserve">В соответствии с </w:t>
+      </w:r>
+      <w:r>
+        <w:t>руковдством</w:t>
+      </w:r>
+      <w:r>
+        <w:t xml:space="preserve"> Р-4761 [15] для каждой функции рассматриваются три характерных нарушения:</w:t>
       </w:r>
     </w:p>
     <w:p>
@@ -12201,13 +12115,7 @@
     </w:p>
     <w:p>
       <w:r>
-        <w:t>1. з</w:t>
-      </w:r>
-      <w:r>
-        <w:t>аход на посадку по категории I</w:t>
-      </w:r>
-      <w:r>
-        <w:t xml:space="preserve"> –</w:t>
+        <w:t>1. заход на посадку по категории I –</w:t>
       </w:r>
       <w:r>
         <w:t xml:space="preserve"> </w:t>
@@ -12225,7 +12133,13 @@
         <w:t xml:space="preserve"> принятия решения не менее 60 м и дальностью видимости на ВПП не менее 550 м. </w:t>
       </w:r>
       <w:r>
-        <w:t>Посадка допускается при условии установления экипажем визуального контакта с ориентирами взлётно-посадочной полосы не ниже высоты принятия решения</w:t>
+        <w:t xml:space="preserve">Посадка допускается при условии установления экипажем визуального контакта с ориентирами </w:t>
+      </w:r>
+      <w:r>
+        <w:t>ВПП</w:t>
+      </w:r>
+      <w:r>
+        <w:t xml:space="preserve"> не ниже высоты принятия решения</w:t>
       </w:r>
       <w:r>
         <w:t>;</w:t>
@@ -12267,9 +12181,6 @@
       <w:r>
         <w:t>выполняется при высоте принятия решения менее 30 м либо без установленной высоты принятия решения и подразделяется на подкатегории IIIA, IIIB и IIIC. Выполнение захода обеспечивается автоматическими системами посадки в условиях ограниченной или отсутствующей видимости.</w:t>
       </w:r>
-      <w:r>
-        <w:t>.</w:t>
-      </w:r>
     </w:p>
     <w:p>
       <w:r>
@@ -12285,18 +12196,23 @@
         <w:t xml:space="preserve"> </w:t>
       </w:r>
       <w:r>
-        <w:t xml:space="preserve">принципиальным отличием заходов на посадку по категориям II и III от категории I является отсутствие у экипажа возможности визуального контроля параметров захода вплоть до этапа выравнивания, вследствие чего основным источником информации о положении воздушного судна относительно </w:t>
-      </w:r>
-      <w:r>
-        <w:t>ВПП</w:t>
-      </w:r>
-      <w:r>
-        <w:t xml:space="preserve"> являются бортовые посадочные системы.</w:t>
-      </w:r>
-    </w:p>
-    <w:p>
+        <w:t>принципиальным отличием заходов на посадку по категориям II и III от категории I является отсутствие у экипажа возможности визуального контроля параметров захода вплоть до этапа выравнивания, вследствие чего основным источником информации о положении воздушного судна относительно ВПП являются бортовые посадочные системы.</w:t>
+      </w:r>
+    </w:p>
+    <w:p>
+      <w:pPr>
+        <w:pStyle w:val="3"/>
+      </w:pPr>
       <w:r>
         <w:lastRenderedPageBreak/>
+        <w:t>Результаты FHA</w:t>
+      </w:r>
+      <w:r>
+        <w:t xml:space="preserve"> </w:t>
+      </w:r>
+    </w:p>
+    <w:p>
+      <w:r>
         <w:t xml:space="preserve">Результаты FHA представлены в таблице 3. </w:t>
       </w:r>
       <w:r>
@@ -12348,8 +12264,8 @@
         <w:tblLook w:val="04A0" w:firstRow="1" w:lastRow="0" w:firstColumn="1" w:lastColumn="0" w:noHBand="0" w:noVBand="1"/>
       </w:tblPr>
       <w:tblGrid>
-        <w:gridCol w:w="546"/>
-        <w:gridCol w:w="1975"/>
+        <w:gridCol w:w="846"/>
+        <w:gridCol w:w="1675"/>
         <w:gridCol w:w="2843"/>
         <w:gridCol w:w="1294"/>
         <w:gridCol w:w="3118"/>
@@ -12363,7 +12279,7 @@
         </w:trPr>
         <w:tc>
           <w:tcPr>
-            <w:tcW w:w="546" w:type="dxa"/>
+            <w:tcW w:w="846" w:type="dxa"/>
             <w:tcBorders>
               <w:bottom w:val="double" w:sz="6" w:space="0" w:color="auto"/>
             </w:tcBorders>
@@ -12383,13 +12299,13 @@
                 <w:sz w:val="24"/>
                 <w:szCs w:val="24"/>
               </w:rPr>
-              <w:t>№</w:t>
-            </w:r>
-          </w:p>
-        </w:tc>
-        <w:tc>
-          <w:tcPr>
-            <w:tcW w:w="1975" w:type="dxa"/>
+              <w:t>Обоз-наче-ние функ-ции</w:t>
+            </w:r>
+          </w:p>
+        </w:tc>
+        <w:tc>
+          <w:tcPr>
+            <w:tcW w:w="1675" w:type="dxa"/>
             <w:tcBorders>
               <w:bottom w:val="double" w:sz="6" w:space="0" w:color="auto"/>
             </w:tcBorders>
@@ -12587,7 +12503,7 @@
       <w:tr>
         <w:tc>
           <w:tcPr>
-            <w:tcW w:w="546" w:type="dxa"/>
+            <w:tcW w:w="846" w:type="dxa"/>
             <w:vMerge w:val="restart"/>
             <w:tcBorders>
               <w:top w:val="double" w:sz="6" w:space="0" w:color="auto"/>
@@ -12597,11 +12513,19 @@
             <w:pPr>
               <w:spacing w:line="276" w:lineRule="auto"/>
               <w:ind w:firstLine="0"/>
-              <w:rPr>
-                <w:sz w:val="24"/>
-                <w:szCs w:val="24"/>
-              </w:rPr>
-            </w:pPr>
+              <w:jc w:val="center"/>
+              <w:rPr>
+                <w:sz w:val="24"/>
+                <w:szCs w:val="24"/>
+              </w:rPr>
+            </w:pPr>
+            <w:r>
+              <w:rPr>
+                <w:sz w:val="24"/>
+                <w:szCs w:val="24"/>
+              </w:rPr>
+              <w:t>Ф</w:t>
+            </w:r>
             <w:r>
               <w:rPr>
                 <w:sz w:val="24"/>
@@ -12613,7 +12537,7 @@
         </w:tc>
         <w:tc>
           <w:tcPr>
-            <w:tcW w:w="1975" w:type="dxa"/>
+            <w:tcW w:w="1675" w:type="dxa"/>
             <w:vMerge w:val="restart"/>
             <w:tcBorders>
               <w:top w:val="double" w:sz="6" w:space="0" w:color="auto"/>
@@ -12634,14 +12558,7 @@
                 <w:sz w:val="24"/>
                 <w:szCs w:val="24"/>
               </w:rPr>
-              <w:t>Выдача информации об отклонении от глиссады</w:t>
-            </w:r>
-            <w:r>
-              <w:rPr>
-                <w:sz w:val="24"/>
-                <w:szCs w:val="24"/>
-              </w:rPr>
-              <w:t xml:space="preserve"> снижения</w:t>
+              <w:t>Выдача информации об отклонении от глиссады снижения</w:t>
             </w:r>
           </w:p>
         </w:tc>
@@ -12709,47 +12626,7 @@
                 <w:szCs w:val="24"/>
                 <w:lang w:val="en-US"/>
               </w:rPr>
-              <w:t xml:space="preserve"> </w:t>
-            </w:r>
-            <w:r>
-              <w:rPr>
-                <w:sz w:val="24"/>
-                <w:szCs w:val="24"/>
-                <w:lang w:val="en-US"/>
-              </w:rPr>
-              <w:t>I</w:t>
-            </w:r>
-            <w:r>
-              <w:rPr>
-                <w:sz w:val="24"/>
-                <w:szCs w:val="24"/>
-                <w:lang w:val="en-US"/>
-              </w:rPr>
-              <w:t>/</w:t>
-            </w:r>
-            <w:r>
-              <w:rPr>
-                <w:sz w:val="24"/>
-                <w:szCs w:val="24"/>
-                <w:lang w:val="en-US"/>
-              </w:rPr>
-              <w:t>II</w:t>
-            </w:r>
-            <w:r>
-              <w:rPr>
-                <w:sz w:val="24"/>
-                <w:szCs w:val="24"/>
-                <w:lang w:val="en-US"/>
-              </w:rPr>
-              <w:t>/</w:t>
-            </w:r>
-            <w:r>
-              <w:rPr>
-                <w:sz w:val="24"/>
-                <w:szCs w:val="24"/>
-                <w:lang w:val="en-US"/>
-              </w:rPr>
-              <w:t>III</w:t>
+              <w:t xml:space="preserve"> I/II/III</w:t>
             </w:r>
           </w:p>
         </w:tc>
@@ -12816,6 +12693,7 @@
             <w:pPr>
               <w:spacing w:line="276" w:lineRule="auto"/>
               <w:ind w:firstLine="0"/>
+              <w:jc w:val="center"/>
               <w:rPr>
                 <w:sz w:val="24"/>
                 <w:szCs w:val="24"/>
@@ -12881,23 +12759,24 @@
       <w:tr>
         <w:tc>
           <w:tcPr>
-            <w:tcW w:w="546" w:type="dxa"/>
+            <w:tcW w:w="846" w:type="dxa"/>
             <w:vMerge/>
           </w:tcPr>
           <w:p>
             <w:pPr>
               <w:spacing w:line="276" w:lineRule="auto"/>
               <w:ind w:firstLine="0"/>
-              <w:rPr>
-                <w:sz w:val="24"/>
-                <w:szCs w:val="24"/>
-              </w:rPr>
-            </w:pPr>
-          </w:p>
-        </w:tc>
-        <w:tc>
-          <w:tcPr>
-            <w:tcW w:w="1975" w:type="dxa"/>
+              <w:jc w:val="center"/>
+              <w:rPr>
+                <w:sz w:val="24"/>
+                <w:szCs w:val="24"/>
+              </w:rPr>
+            </w:pPr>
+          </w:p>
+        </w:tc>
+        <w:tc>
+          <w:tcPr>
+            <w:tcW w:w="1675" w:type="dxa"/>
             <w:vMerge/>
           </w:tcPr>
           <w:p>
@@ -12915,6 +12794,7 @@
         <w:tc>
           <w:tcPr>
             <w:tcW w:w="2843" w:type="dxa"/>
+            <w:vMerge w:val="restart"/>
           </w:tcPr>
           <w:p>
             <w:pPr>
@@ -12931,21 +12811,7 @@
                 <w:sz w:val="24"/>
                 <w:szCs w:val="24"/>
               </w:rPr>
-              <w:t>Несигнализируемая потеря выдачи</w:t>
-            </w:r>
-            <w:r>
-              <w:rPr>
-                <w:sz w:val="24"/>
-                <w:szCs w:val="24"/>
-              </w:rPr>
-              <w:t xml:space="preserve"> </w:t>
-            </w:r>
-            <w:r>
-              <w:rPr>
-                <w:sz w:val="24"/>
-                <w:szCs w:val="24"/>
-              </w:rPr>
-              <w:t>информации об отклонении от глиссады снижения</w:t>
+              <w:t>Несигнализируемая потеря выдачи информации об отклонении от глиссады снижения</w:t>
             </w:r>
           </w:p>
         </w:tc>
@@ -12968,7 +12834,14 @@
                 <w:sz w:val="24"/>
                 <w:szCs w:val="24"/>
               </w:rPr>
-              <w:t>Категории</w:t>
+              <w:t>Категори</w:t>
+            </w:r>
+            <w:r>
+              <w:rPr>
+                <w:sz w:val="24"/>
+                <w:szCs w:val="24"/>
+              </w:rPr>
+              <w:t>я</w:t>
             </w:r>
             <w:r>
               <w:rPr>
@@ -12978,26 +12851,12 @@
               </w:rPr>
               <w:t xml:space="preserve"> I</w:t>
             </w:r>
-            <w:r>
-              <w:rPr>
-                <w:sz w:val="24"/>
-                <w:szCs w:val="24"/>
-              </w:rPr>
-              <w:t>/</w:t>
-            </w:r>
-            <w:r>
-              <w:rPr>
-                <w:sz w:val="24"/>
-                <w:szCs w:val="24"/>
-                <w:lang w:val="en-US"/>
-              </w:rPr>
-              <w:t>II/III</w:t>
-            </w:r>
           </w:p>
         </w:tc>
         <w:tc>
           <w:tcPr>
             <w:tcW w:w="3118" w:type="dxa"/>
+            <w:vMerge w:val="restart"/>
           </w:tcPr>
           <w:p>
             <w:pPr>
@@ -13047,13 +12906,6 @@
               </w:rPr>
               <w:t>*</w:t>
             </w:r>
-            <w:r>
-              <w:rPr>
-                <w:sz w:val="24"/>
-                <w:szCs w:val="24"/>
-              </w:rPr>
-              <w:t>/КС</w:t>
-            </w:r>
           </w:p>
         </w:tc>
         <w:tc>
@@ -13064,6 +12916,7 @@
             <w:pPr>
               <w:spacing w:line="276" w:lineRule="auto"/>
               <w:ind w:firstLine="0"/>
+              <w:jc w:val="center"/>
               <w:rPr>
                 <w:sz w:val="24"/>
                 <w:szCs w:val="24"/>
@@ -13097,6 +12950,7 @@
         <w:tc>
           <w:tcPr>
             <w:tcW w:w="1949" w:type="dxa"/>
+            <w:vMerge w:val="restart"/>
           </w:tcPr>
           <w:p>
             <w:pPr>
@@ -13134,23 +12988,24 @@
       <w:tr>
         <w:tc>
           <w:tcPr>
-            <w:tcW w:w="546" w:type="dxa"/>
+            <w:tcW w:w="846" w:type="dxa"/>
             <w:vMerge/>
           </w:tcPr>
           <w:p>
             <w:pPr>
               <w:spacing w:line="276" w:lineRule="auto"/>
               <w:ind w:firstLine="0"/>
-              <w:rPr>
-                <w:sz w:val="24"/>
-                <w:szCs w:val="24"/>
-              </w:rPr>
-            </w:pPr>
-          </w:p>
-        </w:tc>
-        <w:tc>
-          <w:tcPr>
-            <w:tcW w:w="1975" w:type="dxa"/>
+              <w:jc w:val="center"/>
+              <w:rPr>
+                <w:sz w:val="24"/>
+                <w:szCs w:val="24"/>
+              </w:rPr>
+            </w:pPr>
+          </w:p>
+        </w:tc>
+        <w:tc>
+          <w:tcPr>
+            <w:tcW w:w="1675" w:type="dxa"/>
             <w:vMerge/>
           </w:tcPr>
           <w:p>
@@ -13168,6 +13023,7 @@
         <w:tc>
           <w:tcPr>
             <w:tcW w:w="2843" w:type="dxa"/>
+            <w:vMerge/>
           </w:tcPr>
           <w:p>
             <w:pPr>
@@ -13179,27 +13035,6 @@
                 <w:szCs w:val="24"/>
               </w:rPr>
             </w:pPr>
-            <w:r>
-              <w:rPr>
-                <w:sz w:val="24"/>
-                <w:szCs w:val="24"/>
-              </w:rPr>
-              <w:t>Выдача ложной информации</w:t>
-            </w:r>
-            <w:r>
-              <w:rPr>
-                <w:sz w:val="24"/>
-                <w:szCs w:val="24"/>
-              </w:rPr>
-              <w:t xml:space="preserve"> </w:t>
-            </w:r>
-            <w:r>
-              <w:rPr>
-                <w:sz w:val="24"/>
-                <w:szCs w:val="24"/>
-              </w:rPr>
-              <w:t>об отклонении от глиссады снижения</w:t>
-            </w:r>
           </w:p>
         </w:tc>
         <w:tc>
@@ -13236,6 +13071,7 @@
         <w:tc>
           <w:tcPr>
             <w:tcW w:w="3118" w:type="dxa"/>
+            <w:vMerge/>
           </w:tcPr>
           <w:p>
             <w:pPr>
@@ -13247,13 +13083,6 @@
                 <w:szCs w:val="24"/>
               </w:rPr>
             </w:pPr>
-            <w:r>
-              <w:rPr>
-                <w:sz w:val="24"/>
-                <w:szCs w:val="24"/>
-              </w:rPr>
-              <w:t>Переход на резервные средства или уход на второй круг; повышение рабочей нагрузки на экипаж</w:t>
-            </w:r>
           </w:p>
         </w:tc>
         <w:tc>
@@ -13287,6 +13116,7 @@
             <w:pPr>
               <w:spacing w:line="276" w:lineRule="auto"/>
               <w:ind w:firstLine="0"/>
+              <w:jc w:val="center"/>
               <w:rPr>
                 <w:sz w:val="24"/>
                 <w:szCs w:val="24"/>
@@ -13320,6 +13150,7 @@
         <w:tc>
           <w:tcPr>
             <w:tcW w:w="1949" w:type="dxa"/>
+            <w:vMerge/>
           </w:tcPr>
           <w:p>
             <w:pPr>
@@ -13330,58 +13161,31 @@
                 <w:szCs w:val="24"/>
               </w:rPr>
             </w:pPr>
-            <w:r>
-              <w:rPr>
-                <w:sz w:val="24"/>
-                <w:szCs w:val="24"/>
-              </w:rPr>
-              <w:t>АП-25.1309</w:t>
-            </w:r>
-            <w:r>
-              <w:rPr>
-                <w:sz w:val="24"/>
-                <w:szCs w:val="24"/>
-              </w:rPr>
-              <w:t> </w:t>
-            </w:r>
-            <w:r>
-              <w:rPr>
-                <w:sz w:val="24"/>
-                <w:szCs w:val="24"/>
-              </w:rPr>
-              <w:t>[3], TSO-C34f [6]</w:t>
-            </w:r>
           </w:p>
         </w:tc>
       </w:tr>
       <w:tr>
         <w:tc>
           <w:tcPr>
-            <w:tcW w:w="546" w:type="dxa"/>
-            <w:vMerge w:val="restart"/>
+            <w:tcW w:w="846" w:type="dxa"/>
+            <w:vMerge/>
           </w:tcPr>
           <w:p>
             <w:pPr>
               <w:spacing w:line="276" w:lineRule="auto"/>
               <w:ind w:firstLine="0"/>
-              <w:rPr>
-                <w:sz w:val="24"/>
-                <w:szCs w:val="24"/>
-              </w:rPr>
-            </w:pPr>
-            <w:r>
-              <w:rPr>
-                <w:sz w:val="24"/>
-                <w:szCs w:val="24"/>
-              </w:rPr>
-              <w:t>2</w:t>
-            </w:r>
-          </w:p>
-        </w:tc>
-        <w:tc>
-          <w:tcPr>
-            <w:tcW w:w="1975" w:type="dxa"/>
-            <w:vMerge w:val="restart"/>
+              <w:jc w:val="center"/>
+              <w:rPr>
+                <w:sz w:val="24"/>
+                <w:szCs w:val="24"/>
+              </w:rPr>
+            </w:pPr>
+          </w:p>
+        </w:tc>
+        <w:tc>
+          <w:tcPr>
+            <w:tcW w:w="1675" w:type="dxa"/>
+            <w:vMerge/>
           </w:tcPr>
           <w:p>
             <w:pPr>
@@ -13393,13 +13197,6 @@
                 <w:szCs w:val="24"/>
               </w:rPr>
             </w:pPr>
-            <w:r>
-              <w:rPr>
-                <w:sz w:val="24"/>
-                <w:szCs w:val="24"/>
-              </w:rPr>
-              <w:t>Выдача информации об отклонении от курса</w:t>
-            </w:r>
           </w:p>
         </w:tc>
         <w:tc>
@@ -13421,7 +13218,7 @@
                 <w:sz w:val="24"/>
                 <w:szCs w:val="24"/>
               </w:rPr>
-              <w:t>Сигнализируемая потеря выдачи информации об отклонении от курса</w:t>
+              <w:t>Выдача ложной информации об отклонении от глиссады снижения</w:t>
             </w:r>
           </w:p>
         </w:tc>
@@ -13452,7 +13249,7 @@
                 <w:szCs w:val="24"/>
                 <w:lang w:val="en-US"/>
               </w:rPr>
-              <w:t xml:space="preserve"> I/II/III</w:t>
+              <w:t xml:space="preserve"> II/III</w:t>
             </w:r>
           </w:p>
         </w:tc>
@@ -13498,7 +13295,7 @@
                 <w:sz w:val="24"/>
                 <w:szCs w:val="24"/>
               </w:rPr>
-              <w:t>СС</w:t>
+              <w:t>КС</w:t>
             </w:r>
           </w:p>
         </w:tc>
@@ -13510,6 +13307,7 @@
             <w:pPr>
               <w:spacing w:line="276" w:lineRule="auto"/>
               <w:ind w:firstLine="0"/>
+              <w:jc w:val="center"/>
               <w:rPr>
                 <w:sz w:val="24"/>
                 <w:szCs w:val="24"/>
@@ -13528,7 +13326,7 @@
                 <w:szCs w:val="24"/>
                 <w:vertAlign w:val="superscript"/>
               </w:rPr>
-              <w:t>-5</w:t>
+              <w:t>-9</w:t>
             </w:r>
           </w:p>
         </w:tc>
@@ -13564,7 +13362,7 @@
                 <w:sz w:val="24"/>
                 <w:szCs w:val="24"/>
               </w:rPr>
-              <w:t>[3]</w:t>
+              <w:t>[3], TSO-C34f [6]</w:t>
             </w:r>
           </w:p>
         </w:tc>
@@ -13572,34 +13370,57 @@
       <w:tr>
         <w:tc>
           <w:tcPr>
-            <w:tcW w:w="546" w:type="dxa"/>
-            <w:vMerge/>
+            <w:tcW w:w="846" w:type="dxa"/>
+            <w:vMerge w:val="restart"/>
           </w:tcPr>
           <w:p>
             <w:pPr>
               <w:spacing w:line="276" w:lineRule="auto"/>
               <w:ind w:firstLine="0"/>
-              <w:rPr>
-                <w:sz w:val="24"/>
-                <w:szCs w:val="24"/>
-              </w:rPr>
-            </w:pPr>
-          </w:p>
-        </w:tc>
-        <w:tc>
-          <w:tcPr>
-            <w:tcW w:w="1975" w:type="dxa"/>
-            <w:vMerge/>
+              <w:jc w:val="center"/>
+              <w:rPr>
+                <w:sz w:val="24"/>
+                <w:szCs w:val="24"/>
+              </w:rPr>
+            </w:pPr>
+            <w:r>
+              <w:rPr>
+                <w:sz w:val="24"/>
+                <w:szCs w:val="24"/>
+              </w:rPr>
+              <w:t>Ф</w:t>
+            </w:r>
+            <w:r>
+              <w:rPr>
+                <w:sz w:val="24"/>
+                <w:szCs w:val="24"/>
+              </w:rPr>
+              <w:t>2</w:t>
+            </w:r>
+          </w:p>
+        </w:tc>
+        <w:tc>
+          <w:tcPr>
+            <w:tcW w:w="1675" w:type="dxa"/>
+            <w:vMerge w:val="restart"/>
           </w:tcPr>
           <w:p>
             <w:pPr>
               <w:spacing w:line="276" w:lineRule="auto"/>
               <w:ind w:firstLine="0"/>
-              <w:rPr>
-                <w:sz w:val="24"/>
-                <w:szCs w:val="24"/>
-              </w:rPr>
-            </w:pPr>
+              <w:jc w:val="left"/>
+              <w:rPr>
+                <w:sz w:val="24"/>
+                <w:szCs w:val="24"/>
+              </w:rPr>
+            </w:pPr>
+            <w:r>
+              <w:rPr>
+                <w:sz w:val="24"/>
+                <w:szCs w:val="24"/>
+              </w:rPr>
+              <w:t>Выдача информации об отклонении от курса</w:t>
+            </w:r>
           </w:p>
         </w:tc>
         <w:tc>
@@ -13621,21 +13442,7 @@
                 <w:sz w:val="24"/>
                 <w:szCs w:val="24"/>
               </w:rPr>
-              <w:t>Несигнализируемая потеря выдачи</w:t>
-            </w:r>
-            <w:r>
-              <w:rPr>
-                <w:sz w:val="24"/>
-                <w:szCs w:val="24"/>
-              </w:rPr>
-              <w:t xml:space="preserve"> </w:t>
-            </w:r>
-            <w:r>
-              <w:rPr>
-                <w:sz w:val="24"/>
-                <w:szCs w:val="24"/>
-              </w:rPr>
-              <w:t>информации об отклонении от курса</w:t>
+              <w:t>Сигнализируемая потеря выдачи информации об отклонении от курса</w:t>
             </w:r>
           </w:p>
         </w:tc>
@@ -13666,22 +13473,7 @@
                 <w:szCs w:val="24"/>
                 <w:lang w:val="en-US"/>
               </w:rPr>
-              <w:t xml:space="preserve"> I</w:t>
-            </w:r>
-            <w:r>
-              <w:rPr>
-                <w:sz w:val="24"/>
-                <w:szCs w:val="24"/>
-              </w:rPr>
-              <w:t>/</w:t>
-            </w:r>
-            <w:r>
-              <w:rPr>
-                <w:sz w:val="24"/>
-                <w:szCs w:val="24"/>
-                <w:lang w:val="en-US"/>
-              </w:rPr>
-              <w:t>III/III</w:t>
+              <w:t xml:space="preserve"> I/II/III</w:t>
             </w:r>
           </w:p>
         </w:tc>
@@ -13704,7 +13496,7 @@
                 <w:sz w:val="24"/>
                 <w:szCs w:val="24"/>
               </w:rPr>
-              <w:t>Отсутствие реакции на боковое отклонение от оси ВПП в автоматическом режиме, риск выкатывания или столкновения с препятствиями</w:t>
+              <w:t>Переход на резервные средства или уход на второй круг; повышение рабочей нагрузки на экипаж</w:t>
             </w:r>
           </w:p>
         </w:tc>
@@ -13727,7 +13519,30 @@
                 <w:sz w:val="24"/>
                 <w:szCs w:val="24"/>
               </w:rPr>
-              <w:t>АС</w:t>
+              <w:t>СС</w:t>
+            </w:r>
+          </w:p>
+        </w:tc>
+        <w:tc>
+          <w:tcPr>
+            <w:tcW w:w="1559" w:type="dxa"/>
+          </w:tcPr>
+          <w:p>
+            <w:pPr>
+              <w:spacing w:line="276" w:lineRule="auto"/>
+              <w:ind w:firstLine="0"/>
+              <w:jc w:val="center"/>
+              <w:rPr>
+                <w:sz w:val="24"/>
+                <w:szCs w:val="24"/>
+              </w:rPr>
+            </w:pPr>
+            <w:r>
+              <w:rPr>
+                <w:sz w:val="24"/>
+                <w:szCs w:val="24"/>
+              </w:rPr>
+              <w:t>10</w:t>
             </w:r>
             <w:r>
               <w:rPr>
@@ -13735,20 +13550,13 @@
                 <w:szCs w:val="24"/>
                 <w:vertAlign w:val="superscript"/>
               </w:rPr>
-              <w:t>*</w:t>
-            </w:r>
-            <w:r>
-              <w:rPr>
-                <w:sz w:val="24"/>
-                <w:szCs w:val="24"/>
-              </w:rPr>
-              <w:t>/КС</w:t>
-            </w:r>
-          </w:p>
-        </w:tc>
-        <w:tc>
-          <w:tcPr>
-            <w:tcW w:w="1559" w:type="dxa"/>
+              <w:t>-5</w:t>
+            </w:r>
+          </w:p>
+        </w:tc>
+        <w:tc>
+          <w:tcPr>
+            <w:tcW w:w="1949" w:type="dxa"/>
           </w:tcPr>
           <w:p>
             <w:pPr>
@@ -13764,36 +13572,6 @@
                 <w:sz w:val="24"/>
                 <w:szCs w:val="24"/>
               </w:rPr>
-              <w:t>10</w:t>
-            </w:r>
-            <w:r>
-              <w:rPr>
-                <w:sz w:val="24"/>
-                <w:szCs w:val="24"/>
-                <w:vertAlign w:val="superscript"/>
-              </w:rPr>
-              <w:t>-7</w:t>
-            </w:r>
-          </w:p>
-        </w:tc>
-        <w:tc>
-          <w:tcPr>
-            <w:tcW w:w="1949" w:type="dxa"/>
-          </w:tcPr>
-          <w:p>
-            <w:pPr>
-              <w:spacing w:line="276" w:lineRule="auto"/>
-              <w:ind w:firstLine="0"/>
-              <w:rPr>
-                <w:sz w:val="24"/>
-                <w:szCs w:val="24"/>
-              </w:rPr>
-            </w:pPr>
-            <w:r>
-              <w:rPr>
-                <w:sz w:val="24"/>
-                <w:szCs w:val="24"/>
-              </w:rPr>
               <w:t>АП-25.1309</w:t>
             </w:r>
             <w:r>
@@ -13808,7 +13586,7 @@
                 <w:sz w:val="24"/>
                 <w:szCs w:val="24"/>
               </w:rPr>
-              <w:t>[3], TSO-C36f [7]</w:t>
+              <w:t>[3]</w:t>
             </w:r>
           </w:p>
         </w:tc>
@@ -13816,7 +13594,7 @@
       <w:tr>
         <w:tc>
           <w:tcPr>
-            <w:tcW w:w="546" w:type="dxa"/>
+            <w:tcW w:w="846" w:type="dxa"/>
             <w:vMerge/>
           </w:tcPr>
           <w:p>
@@ -13832,7 +13610,7 @@
         </w:tc>
         <w:tc>
           <w:tcPr>
-            <w:tcW w:w="1975" w:type="dxa"/>
+            <w:tcW w:w="1675" w:type="dxa"/>
             <w:vMerge/>
           </w:tcPr>
           <w:p>
@@ -13849,6 +13627,7 @@
         <w:tc>
           <w:tcPr>
             <w:tcW w:w="2843" w:type="dxa"/>
+            <w:vMerge w:val="restart"/>
           </w:tcPr>
           <w:p>
             <w:pPr>
@@ -13865,21 +13644,7 @@
                 <w:sz w:val="24"/>
                 <w:szCs w:val="24"/>
               </w:rPr>
-              <w:t>Выдача ложной информации</w:t>
-            </w:r>
-            <w:r>
-              <w:rPr>
-                <w:sz w:val="24"/>
-                <w:szCs w:val="24"/>
-              </w:rPr>
-              <w:t xml:space="preserve"> </w:t>
-            </w:r>
-            <w:r>
-              <w:rPr>
-                <w:sz w:val="24"/>
-                <w:szCs w:val="24"/>
-              </w:rPr>
-              <w:t>информации об отклонении от курса</w:t>
+              <w:t>Несигнализируемая потеря выдачи информации об отклонении от курса</w:t>
             </w:r>
           </w:p>
         </w:tc>
@@ -13902,6 +13667,235 @@
                 <w:sz w:val="24"/>
                 <w:szCs w:val="24"/>
               </w:rPr>
+              <w:t>Категори</w:t>
+            </w:r>
+            <w:r>
+              <w:rPr>
+                <w:sz w:val="24"/>
+                <w:szCs w:val="24"/>
+              </w:rPr>
+              <w:t>я</w:t>
+            </w:r>
+            <w:r>
+              <w:rPr>
+                <w:sz w:val="24"/>
+                <w:szCs w:val="24"/>
+                <w:lang w:val="en-US"/>
+              </w:rPr>
+              <w:t xml:space="preserve"> I</w:t>
+            </w:r>
+          </w:p>
+        </w:tc>
+        <w:tc>
+          <w:tcPr>
+            <w:tcW w:w="3118" w:type="dxa"/>
+            <w:vMerge w:val="restart"/>
+          </w:tcPr>
+          <w:p>
+            <w:pPr>
+              <w:spacing w:line="276" w:lineRule="auto"/>
+              <w:ind w:firstLine="0"/>
+              <w:jc w:val="left"/>
+              <w:rPr>
+                <w:sz w:val="24"/>
+                <w:szCs w:val="24"/>
+              </w:rPr>
+            </w:pPr>
+            <w:r>
+              <w:rPr>
+                <w:sz w:val="24"/>
+                <w:szCs w:val="24"/>
+              </w:rPr>
+              <w:t xml:space="preserve">Отсутствие реакции на боковое отклонение от оси ВПП в автоматическом режиме, риск выкатывания </w:t>
+            </w:r>
+            <w:r>
+              <w:rPr>
+                <w:sz w:val="24"/>
+                <w:szCs w:val="24"/>
+              </w:rPr>
+              <w:lastRenderedPageBreak/>
+              <w:t>или столкновения с препятствиями</w:t>
+            </w:r>
+          </w:p>
+        </w:tc>
+        <w:tc>
+          <w:tcPr>
+            <w:tcW w:w="1418" w:type="dxa"/>
+          </w:tcPr>
+          <w:p>
+            <w:pPr>
+              <w:spacing w:line="276" w:lineRule="auto"/>
+              <w:ind w:firstLine="0"/>
+              <w:jc w:val="center"/>
+              <w:rPr>
+                <w:sz w:val="24"/>
+                <w:szCs w:val="24"/>
+              </w:rPr>
+            </w:pPr>
+            <w:r>
+              <w:rPr>
+                <w:sz w:val="24"/>
+                <w:szCs w:val="24"/>
+              </w:rPr>
+              <w:lastRenderedPageBreak/>
+              <w:t>АС</w:t>
+            </w:r>
+            <w:r>
+              <w:rPr>
+                <w:sz w:val="24"/>
+                <w:szCs w:val="24"/>
+                <w:vertAlign w:val="superscript"/>
+              </w:rPr>
+              <w:t>*</w:t>
+            </w:r>
+          </w:p>
+        </w:tc>
+        <w:tc>
+          <w:tcPr>
+            <w:tcW w:w="1559" w:type="dxa"/>
+          </w:tcPr>
+          <w:p>
+            <w:pPr>
+              <w:spacing w:line="276" w:lineRule="auto"/>
+              <w:ind w:firstLine="0"/>
+              <w:jc w:val="center"/>
+              <w:rPr>
+                <w:sz w:val="24"/>
+                <w:szCs w:val="24"/>
+              </w:rPr>
+            </w:pPr>
+            <w:r>
+              <w:rPr>
+                <w:sz w:val="24"/>
+                <w:szCs w:val="24"/>
+              </w:rPr>
+              <w:t>10</w:t>
+            </w:r>
+            <w:r>
+              <w:rPr>
+                <w:sz w:val="24"/>
+                <w:szCs w:val="24"/>
+                <w:vertAlign w:val="superscript"/>
+              </w:rPr>
+              <w:t>-</w:t>
+            </w:r>
+            <w:r>
+              <w:rPr>
+                <w:sz w:val="24"/>
+                <w:szCs w:val="24"/>
+                <w:vertAlign w:val="superscript"/>
+              </w:rPr>
+              <w:t>7</w:t>
+            </w:r>
+          </w:p>
+        </w:tc>
+        <w:tc>
+          <w:tcPr>
+            <w:tcW w:w="1949" w:type="dxa"/>
+            <w:vMerge w:val="restart"/>
+          </w:tcPr>
+          <w:p>
+            <w:pPr>
+              <w:spacing w:line="276" w:lineRule="auto"/>
+              <w:ind w:firstLine="0"/>
+              <w:rPr>
+                <w:sz w:val="24"/>
+                <w:szCs w:val="24"/>
+              </w:rPr>
+            </w:pPr>
+            <w:r>
+              <w:rPr>
+                <w:sz w:val="24"/>
+                <w:szCs w:val="24"/>
+              </w:rPr>
+              <w:t>АП-25.1309</w:t>
+            </w:r>
+            <w:r>
+              <w:rPr>
+                <w:sz w:val="24"/>
+                <w:szCs w:val="24"/>
+              </w:rPr>
+              <w:t> </w:t>
+            </w:r>
+            <w:r>
+              <w:rPr>
+                <w:sz w:val="24"/>
+                <w:szCs w:val="24"/>
+              </w:rPr>
+              <w:t>[3], TSO-C36f [7]</w:t>
+            </w:r>
+          </w:p>
+        </w:tc>
+      </w:tr>
+      <w:tr>
+        <w:tc>
+          <w:tcPr>
+            <w:tcW w:w="846" w:type="dxa"/>
+            <w:vMerge/>
+          </w:tcPr>
+          <w:p>
+            <w:pPr>
+              <w:spacing w:line="276" w:lineRule="auto"/>
+              <w:ind w:firstLine="0"/>
+              <w:rPr>
+                <w:sz w:val="24"/>
+                <w:szCs w:val="24"/>
+              </w:rPr>
+            </w:pPr>
+          </w:p>
+        </w:tc>
+        <w:tc>
+          <w:tcPr>
+            <w:tcW w:w="1675" w:type="dxa"/>
+            <w:vMerge/>
+          </w:tcPr>
+          <w:p>
+            <w:pPr>
+              <w:spacing w:line="276" w:lineRule="auto"/>
+              <w:ind w:firstLine="0"/>
+              <w:rPr>
+                <w:sz w:val="24"/>
+                <w:szCs w:val="24"/>
+              </w:rPr>
+            </w:pPr>
+          </w:p>
+        </w:tc>
+        <w:tc>
+          <w:tcPr>
+            <w:tcW w:w="2843" w:type="dxa"/>
+            <w:vMerge/>
+          </w:tcPr>
+          <w:p>
+            <w:pPr>
+              <w:spacing w:line="276" w:lineRule="auto"/>
+              <w:ind w:firstLine="0"/>
+              <w:jc w:val="left"/>
+              <w:rPr>
+                <w:sz w:val="24"/>
+                <w:szCs w:val="24"/>
+              </w:rPr>
+            </w:pPr>
+          </w:p>
+        </w:tc>
+        <w:tc>
+          <w:tcPr>
+            <w:tcW w:w="1294" w:type="dxa"/>
+          </w:tcPr>
+          <w:p>
+            <w:pPr>
+              <w:spacing w:line="276" w:lineRule="auto"/>
+              <w:ind w:firstLine="0"/>
+              <w:jc w:val="center"/>
+              <w:rPr>
+                <w:sz w:val="24"/>
+                <w:szCs w:val="24"/>
+              </w:rPr>
+            </w:pPr>
+            <w:r>
+              <w:rPr>
+                <w:sz w:val="24"/>
+                <w:szCs w:val="24"/>
+              </w:rPr>
               <w:t>Категории</w:t>
             </w:r>
             <w:r>
@@ -13917,6 +13911,7 @@
         <w:tc>
           <w:tcPr>
             <w:tcW w:w="3118" w:type="dxa"/>
+            <w:vMerge/>
           </w:tcPr>
           <w:p>
             <w:pPr>
@@ -13928,6 +13923,188 @@
                 <w:szCs w:val="24"/>
               </w:rPr>
             </w:pPr>
+          </w:p>
+        </w:tc>
+        <w:tc>
+          <w:tcPr>
+            <w:tcW w:w="1418" w:type="dxa"/>
+          </w:tcPr>
+          <w:p>
+            <w:pPr>
+              <w:spacing w:line="276" w:lineRule="auto"/>
+              <w:ind w:firstLine="0"/>
+              <w:jc w:val="center"/>
+              <w:rPr>
+                <w:sz w:val="24"/>
+                <w:szCs w:val="24"/>
+              </w:rPr>
+            </w:pPr>
+            <w:r>
+              <w:rPr>
+                <w:sz w:val="24"/>
+                <w:szCs w:val="24"/>
+              </w:rPr>
+              <w:t>КС</w:t>
+            </w:r>
+          </w:p>
+        </w:tc>
+        <w:tc>
+          <w:tcPr>
+            <w:tcW w:w="1559" w:type="dxa"/>
+          </w:tcPr>
+          <w:p>
+            <w:pPr>
+              <w:spacing w:line="276" w:lineRule="auto"/>
+              <w:ind w:firstLine="0"/>
+              <w:jc w:val="center"/>
+              <w:rPr>
+                <w:sz w:val="24"/>
+                <w:szCs w:val="24"/>
+              </w:rPr>
+            </w:pPr>
+            <w:r>
+              <w:rPr>
+                <w:sz w:val="24"/>
+                <w:szCs w:val="24"/>
+              </w:rPr>
+              <w:t>10</w:t>
+            </w:r>
+            <w:r>
+              <w:rPr>
+                <w:sz w:val="24"/>
+                <w:szCs w:val="24"/>
+                <w:vertAlign w:val="superscript"/>
+              </w:rPr>
+              <w:t>-</w:t>
+            </w:r>
+            <w:r>
+              <w:rPr>
+                <w:sz w:val="24"/>
+                <w:szCs w:val="24"/>
+                <w:vertAlign w:val="superscript"/>
+              </w:rPr>
+              <w:t>9</w:t>
+            </w:r>
+          </w:p>
+        </w:tc>
+        <w:tc>
+          <w:tcPr>
+            <w:tcW w:w="1949" w:type="dxa"/>
+            <w:vMerge/>
+          </w:tcPr>
+          <w:p>
+            <w:pPr>
+              <w:spacing w:line="276" w:lineRule="auto"/>
+              <w:ind w:firstLine="0"/>
+              <w:rPr>
+                <w:sz w:val="24"/>
+                <w:szCs w:val="24"/>
+              </w:rPr>
+            </w:pPr>
+          </w:p>
+        </w:tc>
+      </w:tr>
+      <w:tr>
+        <w:tc>
+          <w:tcPr>
+            <w:tcW w:w="846" w:type="dxa"/>
+            <w:vMerge/>
+          </w:tcPr>
+          <w:p>
+            <w:pPr>
+              <w:spacing w:line="276" w:lineRule="auto"/>
+              <w:ind w:firstLine="0"/>
+              <w:rPr>
+                <w:sz w:val="24"/>
+                <w:szCs w:val="24"/>
+              </w:rPr>
+            </w:pPr>
+          </w:p>
+        </w:tc>
+        <w:tc>
+          <w:tcPr>
+            <w:tcW w:w="1675" w:type="dxa"/>
+            <w:vMerge/>
+          </w:tcPr>
+          <w:p>
+            <w:pPr>
+              <w:spacing w:line="276" w:lineRule="auto"/>
+              <w:ind w:firstLine="0"/>
+              <w:rPr>
+                <w:sz w:val="24"/>
+                <w:szCs w:val="24"/>
+              </w:rPr>
+            </w:pPr>
+          </w:p>
+        </w:tc>
+        <w:tc>
+          <w:tcPr>
+            <w:tcW w:w="2843" w:type="dxa"/>
+          </w:tcPr>
+          <w:p>
+            <w:pPr>
+              <w:spacing w:line="276" w:lineRule="auto"/>
+              <w:ind w:firstLine="0"/>
+              <w:jc w:val="left"/>
+              <w:rPr>
+                <w:sz w:val="24"/>
+                <w:szCs w:val="24"/>
+              </w:rPr>
+            </w:pPr>
+            <w:r>
+              <w:rPr>
+                <w:sz w:val="24"/>
+                <w:szCs w:val="24"/>
+              </w:rPr>
+              <w:t>Выдача ложной информации информации об отклонении от курса</w:t>
+            </w:r>
+          </w:p>
+        </w:tc>
+        <w:tc>
+          <w:tcPr>
+            <w:tcW w:w="1294" w:type="dxa"/>
+          </w:tcPr>
+          <w:p>
+            <w:pPr>
+              <w:spacing w:line="276" w:lineRule="auto"/>
+              <w:ind w:firstLine="0"/>
+              <w:jc w:val="center"/>
+              <w:rPr>
+                <w:sz w:val="24"/>
+                <w:szCs w:val="24"/>
+              </w:rPr>
+            </w:pPr>
+            <w:r>
+              <w:rPr>
+                <w:sz w:val="24"/>
+                <w:szCs w:val="24"/>
+              </w:rPr>
+              <w:t>Категории</w:t>
+            </w:r>
+            <w:r>
+              <w:rPr>
+                <w:sz w:val="24"/>
+                <w:szCs w:val="24"/>
+                <w:lang w:val="en-US"/>
+              </w:rPr>
+              <w:t xml:space="preserve"> II/III</w:t>
+            </w:r>
+          </w:p>
+        </w:tc>
+        <w:tc>
+          <w:tcPr>
+            <w:tcW w:w="3118" w:type="dxa"/>
+          </w:tcPr>
+          <w:p>
+            <w:pPr>
+              <w:spacing w:line="276" w:lineRule="auto"/>
+              <w:ind w:firstLine="0"/>
+              <w:jc w:val="left"/>
+              <w:rPr>
+                <w:sz w:val="24"/>
+                <w:szCs w:val="24"/>
+              </w:rPr>
+            </w:pPr>
             <w:r>
               <w:rPr>
                 <w:sz w:val="24"/>
@@ -13968,6 +14145,7 @@
             <w:pPr>
               <w:spacing w:line="276" w:lineRule="auto"/>
               <w:ind w:firstLine="0"/>
+              <w:jc w:val="center"/>
               <w:rPr>
                 <w:sz w:val="24"/>
                 <w:szCs w:val="24"/>
@@ -14089,124 +14267,179 @@
     </w:p>
     <w:p>
       <w:r>
-        <w:t xml:space="preserve">Сигнализируемая потеря выдачи (отказные состояния № 1 и № 4) характеризуется тем, что отказ обнаруживается встроенными средствами контроля, а информация о нём передаётся экипажу посредством формирования признака недостоверности. При этом дальнейшее использование информации бортового посадочного средства блокируется: автоматический режим захода на посадку отключается, экипаж выполняет уход на второй круг либо переходит на использование резервных средств. Данное отказное состояние сопровождается увеличением рабочей нагрузки на экипаж и снижением функциональных возможностей воздушного судна, что соответствует категории СС согласно АП-25.1309 с допустимой вероятностью возникновения не более </w:t>
-      </w:r>
-      <w:r>
-        <w:rPr>
-          <w:sz w:val="24"/>
+        <w:t xml:space="preserve">Сигнализируемая потеря выдачи характеризуется тем, что отказ обнаруживается встроенными средствами контроля, а информация о нём передаётся экипажу посредством формирования </w:t>
+      </w:r>
+      <w:r>
+        <w:t>сигнализации об отказе</w:t>
+      </w:r>
+      <w:r>
+        <w:t xml:space="preserve">. При этом дальнейшее использование информации бортового посадочного средства блокируется: автоматический режим захода на посадку отключается, экипаж выполняет уход на второй круг либо переходит на использование резервных средств. Данное отказное состояние сопровождается увеличением рабочей нагрузки на экипаж и снижением функциональных возможностей воздушного судна, что соответствует категории СС согласно </w:t>
+      </w:r>
+      <w:r>
+        <w:t xml:space="preserve">РЦ </w:t>
+      </w:r>
+      <w:r>
+        <w:t xml:space="preserve">АП-25.1309 с допустимой вероятностью возникновения не более </w:t>
+      </w:r>
+      <w:r>
+        <w:rPr>
+          <w:szCs w:val="28"/>
+        </w:rPr>
+        <w:t>10</w:t>
+      </w:r>
+      <w:r>
+        <w:rPr>
+          <w:szCs w:val="28"/>
+          <w:vertAlign w:val="superscript"/>
+        </w:rPr>
+        <w:t>-5</w:t>
+      </w:r>
+      <w:r>
+        <w:t>на час полёта.</w:t>
+      </w:r>
+    </w:p>
+    <w:p>
+      <w:r>
+        <w:t xml:space="preserve">При выполнении захода на посадку по категории I отказные состояния, связанные с несигнализируемой потерей выдачи, могут быть отнесены к категории АС с допустимой вероятностью возникновения не более </w:t>
+      </w:r>
+      <w:r>
+        <w:rPr>
+          <w:szCs w:val="28"/>
+        </w:rPr>
+        <w:t>10</w:t>
+      </w:r>
+      <w:r>
+        <w:rPr>
+          <w:szCs w:val="28"/>
+          <w:vertAlign w:val="superscript"/>
+        </w:rPr>
+        <w:t>-7</w:t>
+      </w:r>
+      <w:r>
+        <w:rPr>
+          <w:sz w:val="32"/>
           <w:szCs w:val="24"/>
         </w:rPr>
+        <w:t xml:space="preserve"> </w:t>
+      </w:r>
+      <w:r>
+        <w:t>на час полёта. Это обусловлено тем, что на этапе снижения до высоты принятия решения экипаж располагает возможностью визуального контроля положения воздушного судна относительно ВПП и способен своевременно обнаружить отклонение от заданной траектории с последующим уходом на второй круг.</w:t>
+      </w:r>
+    </w:p>
+    <w:p>
+      <w:r>
+        <w:t xml:space="preserve">В то же время при выполнении захода по категориям II и III внешний визуальный контроль либо существенно ограничен, либо отсутствует, а управление воздушным судном осуществляется с использованием автоматических или директорных режимов. В этих условиях несигнализируемые отказные состояния не могут быть своевременно обнаружены экипажем и приводят к развитию </w:t>
+      </w:r>
+      <w:r>
+        <w:t>аварийной</w:t>
+      </w:r>
+      <w:r>
+        <w:t xml:space="preserve"> ситуации без вмешательства человека.</w:t>
+      </w:r>
+    </w:p>
+    <w:p>
+      <w:r>
+        <w:t xml:space="preserve">В связи с этим в рамках анализа в качестве расчётного принят наихудший случай – выполнение захода на посадку по категориям II и III, для которого указанные отказные состояния классифицируются как КС с </w:t>
+      </w:r>
+      <w:r>
+        <w:lastRenderedPageBreak/>
+        <w:t>допустимой вероятностью возникновения не более 10</w:t>
+      </w:r>
+      <w:r>
+        <w:rPr>
+          <w:vertAlign w:val="superscript"/>
+        </w:rPr>
+        <w:t>-9</w:t>
+      </w:r>
+      <w:r>
+        <w:t xml:space="preserve"> на час полёта в соответствии с </w:t>
+      </w:r>
+      <w:r>
+        <w:t xml:space="preserve">РЦ </w:t>
+      </w:r>
+      <w:r>
+        <w:t>АП-25.1309.</w:t>
+      </w:r>
+    </w:p>
+    <w:p>
+      <w:r>
+        <w:t xml:space="preserve">Выдача ложной информации представляет собой наиболее опасный вид нарушения функции. В данном случае система формирует корректно оформленные выходные сигналы, находящиеся в допустимом диапазоне значений, однако не соответствующие фактическому положению воздушного судна. Автоматическая система управления либо экипаж в директорном режиме отрабатывают такие сигналы, что приводит к отклонению воздушного судна от безопасной траектории. В отличие от несигнализируемой потери выдачи, имеющей пассивный характер, данное нарушение носит активный характер и сопровождается формированием управляющих воздействий в опасном направлении. По этой причине отказное состояние относится к категории КС с допустимой вероятностью не более </w:t>
+      </w:r>
+      <w:r>
         <w:t>10</w:t>
       </w:r>
       <w:r>
         <w:rPr>
-          <w:sz w:val="24"/>
-          <w:szCs w:val="24"/>
           <w:vertAlign w:val="superscript"/>
         </w:rPr>
+        <w:t>-9</w:t>
+      </w:r>
+      <w:r>
+        <w:rPr>
+          <w:vertAlign w:val="superscript"/>
+        </w:rPr>
+        <w:t xml:space="preserve"> </w:t>
+      </w:r>
+      <w:r>
+        <w:t xml:space="preserve">на час полёта согласно </w:t>
+      </w:r>
+      <w:r>
+        <w:t xml:space="preserve">РЦ </w:t>
+      </w:r>
+      <w:r>
+        <w:t>АП-25.1309. Требования к достоверности формируемой посадочной информации установлены в TSO-C34f и TSO-C36f</w:t>
+      </w:r>
+      <w:r>
+        <w:t>.</w:t>
+      </w:r>
+    </w:p>
+    <w:p>
+      <w:pPr>
+        <w:pStyle w:val="3"/>
+      </w:pPr>
+      <w:r>
+        <w:t>Выводы по результатам FHA</w:t>
+      </w:r>
+    </w:p>
+    <w:p>
+      <w:r>
+        <w:t xml:space="preserve">Проведённый анализ функциональной опасности подтверждает результаты, полученные ранее. Из шести рассмотренных отказных состояний четыре отнесены к категории КС, что устанавливает требование к вероятности их возникновения не более </w:t>
+      </w:r>
+      <w:r>
+        <w:t>10</w:t>
+      </w:r>
+      <w:r>
+        <w:rPr>
+          <w:vertAlign w:val="superscript"/>
+        </w:rPr>
+        <w:t>-9</w:t>
+      </w:r>
+      <w:r>
+        <w:rPr>
+          <w:vertAlign w:val="superscript"/>
+        </w:rPr>
+        <w:t xml:space="preserve"> </w:t>
+      </w:r>
+      <w:r>
+        <w:t>на час полёта. Данное требование является определяющим при выборе архитектуры бортового посадочного средства. Нерезервированная архитектура с вероятностью отказа 7,9·</w:t>
+      </w:r>
+      <w:r>
+        <w:t>10</w:t>
+      </w:r>
+      <w:r>
+        <w:rPr>
+          <w:vertAlign w:val="superscript"/>
+        </w:rPr>
         <w:t>-</w:t>
       </w:r>
       <w:r>
         <w:rPr>
-          <w:sz w:val="24"/>
-          <w:szCs w:val="24"/>
           <w:vertAlign w:val="superscript"/>
         </w:rPr>
-        <w:t>5</w:t>
-      </w:r>
-      <w:r>
-        <w:t>на час полёта.</w:t>
-      </w:r>
-    </w:p>
-    <w:p>
-      <w:r>
-        <w:t xml:space="preserve">При выполнении захода на посадку по категории I отказные состояния, связанные с несигнализируемой потерей выдачи, могут быть отнесены к категории АС с допустимой вероятностью возникновения не более </w:t>
-      </w:r>
-      <w:r>
-        <w:rPr>
-          <w:sz w:val="24"/>
-          <w:szCs w:val="24"/>
-        </w:rPr>
-        <w:t>10</w:t>
-      </w:r>
-      <w:r>
-        <w:rPr>
-          <w:sz w:val="24"/>
-          <w:szCs w:val="24"/>
-          <w:vertAlign w:val="superscript"/>
-        </w:rPr>
-        <w:t>-</w:t>
-      </w:r>
-      <w:r>
-        <w:rPr>
-          <w:sz w:val="24"/>
-          <w:szCs w:val="24"/>
-          <w:vertAlign w:val="superscript"/>
-        </w:rPr>
-        <w:t>7</w:t>
-      </w:r>
-      <w:r>
-        <w:t xml:space="preserve"> на час полёта. Это обусловлено тем, что на этапе снижения до высоты принятия решения экипаж располагает возможностью визуального контроля положения воздушного судна относительно </w:t>
-      </w:r>
-      <w:r>
-        <w:t>ВПП</w:t>
-      </w:r>
-      <w:r>
-        <w:t xml:space="preserve"> и способен своевременно обнаружить отклонение от заданной траектории с последующим уходом на второй круг.</w:t>
-      </w:r>
-    </w:p>
-    <w:p>
-      <w:r>
-        <w:t>В то же время при выполнении захода по категориям II и III внешний визуальный контроль либо существенно ограничен, либо отсутствует, а управление воздушным судном осуществляется с использованием автоматических или директорных режимов. В этих условиях несигнализируемые отказные состояния не могут быть своевременно обнаружены экипажем и приводят к развитию опасной ситуации без вмешательства человека.</w:t>
-      </w:r>
-    </w:p>
-    <w:p>
-      <w:r>
-        <w:t xml:space="preserve">В связи с этим в рамках анализа в качестве расчётного принят наихудший случай </w:t>
-      </w:r>
-      <w:r>
-        <w:t>–</w:t>
-      </w:r>
-      <w:r>
-        <w:t xml:space="preserve"> выполнение захода на посадку по категориям II и III, для которого указанные отказные состояния классифицируются как КС с </w:t>
-      </w:r>
-      <w:r>
-        <w:lastRenderedPageBreak/>
-        <w:t>допустимой вероятностью возникновения не более 10⁻⁹ на час полёта в соответствии с АП-25.1309.</w:t>
-      </w:r>
-    </w:p>
-    <w:p>
-      <w:r>
-        <w:t xml:space="preserve">Выдача ложной информации (отказные состояния № 3 и № 6) представляет собой наиболее опасный вид нарушения функции. В данном случае система формирует корректно оформленные выходные сигналы, находящиеся в допустимом диапазоне значений, однако не соответствующие фактическому положению воздушного судна. Автоматическая система управления либо экипаж в директорном режиме отрабатывают такие сигналы, что приводит к отклонению воздушного судна от безопасной траектории. В отличие от несигнализируемой потери выдачи, имеющей пассивный характер, данное нарушение носит активный характер и сопровождается формированием управляющих воздействий в опасном направлении. По этой причине отказное состояние относится к категории КС с допустимой вероятностью не более </w:t>
-      </w:r>
-      <w:r>
-        <w:rPr>
-          <w:sz w:val="24"/>
-          <w:szCs w:val="24"/>
-        </w:rPr>
-        <w:t>10</w:t>
-      </w:r>
-      <w:r>
-        <w:rPr>
-          <w:sz w:val="24"/>
-          <w:szCs w:val="24"/>
-          <w:vertAlign w:val="superscript"/>
-        </w:rPr>
-        <w:t>-</w:t>
-      </w:r>
-      <w:r>
-        <w:rPr>
-          <w:sz w:val="24"/>
-          <w:szCs w:val="24"/>
-          <w:vertAlign w:val="superscript"/>
-        </w:rPr>
-        <w:t>9</w:t>
-      </w:r>
-      <w:r>
-        <w:t>на час полёта согласно АП-25.1309. Требования к достоверности формируемой посадочной информации установлены в TSO-C34f и TSO-C36f</w:t>
-      </w:r>
-      <w:r>
-        <w:t>.</w:t>
+        <w:t xml:space="preserve">5 </w:t>
+      </w:r>
+      <w:r>
+        <w:t>на час полёта превышает допустимый уровень для категории КС на несколько порядков и не может рассматриваться в качестве приемлемого технического решения. Оценка вариантов резервирования на соответствие установленным требованиям выполняется далее в рамках предварительного анализа безопасности системы (PSSA).</w:t>
       </w:r>
     </w:p>
     <w:p>
@@ -14214,43 +14447,1583 @@
         <w:pStyle w:val="2"/>
       </w:pPr>
       <w:r>
-        <w:t>Выводы по результатам FHA</w:t>
-      </w:r>
-    </w:p>
-    <w:p>
-      <w:r>
-        <w:t>Проведённый анализ функциональной опасности подтверждает результаты, полученные ранее. Из шести рассмотренных отказных состояний четыре отнесены к категории КС, что устанавливает требование к вероятности их возникновения не более 10⁻⁹ на час полёта. Данное требование является определяющим при выборе архитектуры бортового посадочного средства. Нерезервированная архитектура с вероятностью отказа 7,9·</w:t>
-      </w:r>
-      <w:r>
-        <w:rPr>
-          <w:sz w:val="24"/>
-          <w:szCs w:val="24"/>
+        <w:t>Предварительная оценка безопасности (PSSA)</w:t>
+      </w:r>
+    </w:p>
+    <w:p>
+      <w:r>
+        <w:t xml:space="preserve">Предварительная оценка безопасности выполнена в соответствии с приложением B Р-4761 [15]. Процесс PSSA представляет собой </w:t>
+      </w:r>
+      <w:r>
+        <w:lastRenderedPageBreak/>
+        <w:t>систематическое исследование предполагаемой архитектуры системы для определения того, каким образом отказы могут приводить к функциональным опасностям, выявленным в ходе FHA, и каким образом архитектура удовлетворяет соответствующим количественным требованиям по безопасности.</w:t>
+      </w:r>
+    </w:p>
+    <w:p>
+      <w:r>
+        <w:t>В рамках PSSA выполнены следующие действия:</w:t>
+      </w:r>
+    </w:p>
+    <w:p>
+      <w:r>
+        <w:t>- </w:t>
+      </w:r>
+      <w:r>
+        <w:t>сравнение архитектур БПС, рассмотренных в главе 4, на соответствие требованиям FHA;</w:t>
+      </w:r>
+    </w:p>
+    <w:p>
+      <w:r>
+        <w:t>- </w:t>
+      </w:r>
+      <w:r>
+        <w:t xml:space="preserve">выбор архитектуры, </w:t>
+      </w:r>
+      <w:r>
+        <w:t>удовлетворяющей установленным требованиям</w:t>
+      </w:r>
+      <w:r>
+        <w:t>;</w:t>
+      </w:r>
+    </w:p>
+    <w:p>
+      <w:r>
+        <w:t>- </w:t>
+      </w:r>
+      <w:r>
+        <w:t>распределение бюджета вероятностей отказов по составным частям выбранной архитектуры;</w:t>
+      </w:r>
+    </w:p>
+    <w:p>
+      <w:r>
+        <w:t>- </w:t>
+      </w:r>
+      <w:r>
+        <w:t xml:space="preserve">построение деревьев </w:t>
+      </w:r>
+      <w:r>
+        <w:t>отказов</w:t>
+      </w:r>
+      <w:r>
+        <w:t xml:space="preserve"> (FTA) для отказных состояний категории КС;</w:t>
+      </w:r>
+    </w:p>
+    <w:p>
+      <w:r>
+        <w:t>- </w:t>
+      </w:r>
+      <w:r>
+        <w:t>назначение уровней гарантии разработки функций и</w:t>
+      </w:r>
+      <w:r>
+        <w:t xml:space="preserve"> элементов ситсемы</w:t>
+      </w:r>
+      <w:r>
+        <w:t>.</w:t>
+      </w:r>
+    </w:p>
+    <w:p>
+      <w:pPr>
+        <w:pStyle w:val="3"/>
+      </w:pPr>
+      <w:r>
+        <w:t>Выбор архитектуры</w:t>
+      </w:r>
+    </w:p>
+    <w:p>
+      <w:r>
+        <w:t xml:space="preserve">По результатам FHA для функций Ф1 «выдача информации об отклонении от глиссады» и Ф2 «выдача информации об отклонении от курса» при </w:t>
+      </w:r>
+      <w:r>
+        <w:t>выполнении захода на посадку</w:t>
+      </w:r>
+      <w:r>
+        <w:t xml:space="preserve"> по категориям II/III установлено требование к вероятности возникновения отказного состояния «выдача ложной информации» не более 10⁻⁹ за час полёта (категория КС). </w:t>
+      </w:r>
+      <w:r>
+        <w:t>Указанное требование принимается в качестве определяющего (Q</w:t>
+      </w:r>
+      <w:r>
+        <w:rPr>
+          <w:vertAlign w:val="subscript"/>
+        </w:rPr>
+        <w:t>треб</w:t>
+      </w:r>
+      <w:r>
+        <w:t>) для рассматриваемых функций</w:t>
+      </w:r>
+      <w:r>
+        <w:t>.</w:t>
+      </w:r>
+    </w:p>
+    <w:p>
+      <w:r>
+        <w:t>Сравнение архитектур БПС на соответствие установленному требованию приведено в таблице 4.</w:t>
+      </w:r>
+    </w:p>
+    <w:p>
+      <w:pPr>
+        <w:ind w:firstLine="0"/>
+      </w:pPr>
+      <w:r>
+        <w:rPr>
+          <w:spacing w:val="20"/>
+        </w:rPr>
+        <w:t>Таблица</w:t>
+      </w:r>
+      <w:r>
+        <w:t xml:space="preserve"> 4 </w:t>
+      </w:r>
+      <w:r>
+        <w:t>–</w:t>
+      </w:r>
+      <w:r>
+        <w:t xml:space="preserve"> Соответствие архитектур БПС требованиям FHA</w:t>
+      </w:r>
+    </w:p>
+    <w:tbl>
+      <w:tblPr>
+        <w:tblStyle w:val="ae"/>
+        <w:tblW w:w="0" w:type="auto"/>
+        <w:tblLook w:val="04A0" w:firstRow="1" w:lastRow="0" w:firstColumn="1" w:lastColumn="0" w:noHBand="0" w:noVBand="1"/>
+      </w:tblPr>
+      <w:tblGrid>
+        <w:gridCol w:w="2638"/>
+        <w:gridCol w:w="2243"/>
+        <w:gridCol w:w="2177"/>
+        <w:gridCol w:w="2286"/>
+      </w:tblGrid>
+      <w:tr>
+        <w:trPr>
+          <w:tblHeader/>
+        </w:trPr>
+        <w:tc>
+          <w:tcPr>
+            <w:tcW w:w="2638" w:type="dxa"/>
+            <w:tcBorders>
+              <w:bottom w:val="double" w:sz="4" w:space="0" w:color="auto"/>
+            </w:tcBorders>
+            <w:vAlign w:val="center"/>
+          </w:tcPr>
+          <w:p>
+            <w:pPr>
+              <w:spacing w:line="276" w:lineRule="auto"/>
+              <w:ind w:firstLine="0"/>
+              <w:jc w:val="center"/>
+            </w:pPr>
+            <w:r>
+              <w:t>Архитектура</w:t>
+            </w:r>
+          </w:p>
+        </w:tc>
+        <w:tc>
+          <w:tcPr>
+            <w:tcW w:w="2243" w:type="dxa"/>
+            <w:tcBorders>
+              <w:bottom w:val="double" w:sz="4" w:space="0" w:color="auto"/>
+            </w:tcBorders>
+            <w:vAlign w:val="center"/>
+          </w:tcPr>
+          <w:p>
+            <w:pPr>
+              <w:spacing w:line="276" w:lineRule="auto"/>
+              <w:ind w:firstLine="0"/>
+              <w:jc w:val="center"/>
+            </w:pPr>
+            <w:r>
+              <w:t>q за 1 ч полёта</w:t>
+            </w:r>
+          </w:p>
+        </w:tc>
+        <w:tc>
+          <w:tcPr>
+            <w:tcW w:w="2177" w:type="dxa"/>
+            <w:tcBorders>
+              <w:bottom w:val="double" w:sz="4" w:space="0" w:color="auto"/>
+            </w:tcBorders>
+            <w:vAlign w:val="center"/>
+          </w:tcPr>
+          <w:p>
+            <w:pPr>
+              <w:spacing w:line="276" w:lineRule="auto"/>
+              <w:ind w:firstLine="0"/>
+              <w:jc w:val="center"/>
+            </w:pPr>
+            <w:r>
+              <w:t>Q</w:t>
+            </w:r>
+            <w:r>
+              <w:rPr>
+                <w:vertAlign w:val="subscript"/>
+              </w:rPr>
+              <w:t>треб</w:t>
+            </w:r>
+          </w:p>
+        </w:tc>
+        <w:tc>
+          <w:tcPr>
+            <w:tcW w:w="2286" w:type="dxa"/>
+            <w:tcBorders>
+              <w:bottom w:val="double" w:sz="4" w:space="0" w:color="auto"/>
+            </w:tcBorders>
+            <w:vAlign w:val="center"/>
+          </w:tcPr>
+          <w:p>
+            <w:pPr>
+              <w:spacing w:line="276" w:lineRule="auto"/>
+              <w:ind w:firstLine="0"/>
+              <w:jc w:val="center"/>
+            </w:pPr>
+            <w:r>
+              <w:t>Соответствие</w:t>
+            </w:r>
+          </w:p>
+        </w:tc>
+      </w:tr>
+      <w:tr>
+        <w:tc>
+          <w:tcPr>
+            <w:tcW w:w="2638" w:type="dxa"/>
+            <w:tcBorders>
+              <w:top w:val="double" w:sz="4" w:space="0" w:color="auto"/>
+            </w:tcBorders>
+          </w:tcPr>
+          <w:p>
+            <w:pPr>
+              <w:pStyle w:val="Default"/>
+              <w:spacing w:line="276" w:lineRule="auto"/>
+              <w:rPr>
+                <w:szCs w:val="28"/>
+              </w:rPr>
+            </w:pPr>
+            <w:r>
+              <w:rPr>
+                <w:sz w:val="28"/>
+                <w:szCs w:val="28"/>
+              </w:rPr>
+              <w:t xml:space="preserve">Нерезервированный БПС </w:t>
+            </w:r>
+          </w:p>
+        </w:tc>
+        <w:tc>
+          <w:tcPr>
+            <w:tcW w:w="2243" w:type="dxa"/>
+            <w:tcBorders>
+              <w:top w:val="double" w:sz="4" w:space="0" w:color="auto"/>
+            </w:tcBorders>
+          </w:tcPr>
+          <w:p>
+            <w:pPr>
+              <w:pStyle w:val="Default"/>
+              <w:spacing w:line="276" w:lineRule="auto"/>
+              <w:jc w:val="center"/>
+              <w:rPr>
+                <w:szCs w:val="28"/>
+              </w:rPr>
+            </w:pPr>
+            <w:r>
+              <w:rPr>
+                <w:sz w:val="28"/>
+                <w:szCs w:val="28"/>
+              </w:rPr>
+              <w:t>7,9072</w:t>
+            </w:r>
+            <w:r>
+              <w:rPr>
+                <w:sz w:val="28"/>
+                <w:szCs w:val="28"/>
+              </w:rPr>
+              <w:t>·10</w:t>
+            </w:r>
+            <w:r>
+              <w:rPr>
+                <w:sz w:val="28"/>
+                <w:szCs w:val="28"/>
+                <w:vertAlign w:val="superscript"/>
+              </w:rPr>
+              <w:t>-5</w:t>
+            </w:r>
+          </w:p>
+        </w:tc>
+        <w:tc>
+          <w:tcPr>
+            <w:tcW w:w="2177" w:type="dxa"/>
+            <w:tcBorders>
+              <w:top w:val="double" w:sz="4" w:space="0" w:color="auto"/>
+            </w:tcBorders>
+          </w:tcPr>
+          <w:p>
+            <w:pPr>
+              <w:spacing w:line="276" w:lineRule="auto"/>
+              <w:ind w:firstLine="0"/>
+              <w:jc w:val="center"/>
+            </w:pPr>
+            <w:r>
+              <w:rPr>
+                <w:szCs w:val="28"/>
+              </w:rPr>
+              <w:t>10</w:t>
+            </w:r>
+            <w:r>
+              <w:rPr>
+                <w:szCs w:val="28"/>
+                <w:vertAlign w:val="superscript"/>
+              </w:rPr>
+              <w:t>-</w:t>
+            </w:r>
+            <w:r>
+              <w:rPr>
+                <w:szCs w:val="28"/>
+                <w:vertAlign w:val="superscript"/>
+              </w:rPr>
+              <w:t>9</w:t>
+            </w:r>
+          </w:p>
+        </w:tc>
+        <w:tc>
+          <w:tcPr>
+            <w:tcW w:w="2286" w:type="dxa"/>
+            <w:tcBorders>
+              <w:top w:val="double" w:sz="4" w:space="0" w:color="auto"/>
+            </w:tcBorders>
+          </w:tcPr>
+          <w:p>
+            <w:pPr>
+              <w:spacing w:line="276" w:lineRule="auto"/>
+              <w:ind w:firstLine="0"/>
+              <w:jc w:val="center"/>
+            </w:pPr>
+            <w:r>
+              <w:t>Не соотве</w:t>
+            </w:r>
+            <w:r>
+              <w:t>т</w:t>
+            </w:r>
+            <w:r>
+              <w:t>ствует</w:t>
+            </w:r>
+          </w:p>
+        </w:tc>
+      </w:tr>
+      <w:tr>
+        <w:tc>
+          <w:tcPr>
+            <w:tcW w:w="2638" w:type="dxa"/>
+          </w:tcPr>
+          <w:p>
+            <w:pPr>
+              <w:pStyle w:val="Default"/>
+              <w:spacing w:line="276" w:lineRule="auto"/>
+              <w:rPr>
+                <w:szCs w:val="28"/>
+              </w:rPr>
+            </w:pPr>
+            <w:r>
+              <w:rPr>
+                <w:sz w:val="28"/>
+                <w:szCs w:val="28"/>
+              </w:rPr>
+              <w:lastRenderedPageBreak/>
+              <w:t>Двойное с перекрёстным контролем</w:t>
+            </w:r>
+          </w:p>
+        </w:tc>
+        <w:tc>
+          <w:tcPr>
+            <w:tcW w:w="2243" w:type="dxa"/>
+          </w:tcPr>
+          <w:p>
+            <w:pPr>
+              <w:pStyle w:val="Default"/>
+              <w:spacing w:line="276" w:lineRule="auto"/>
+              <w:jc w:val="center"/>
+              <w:rPr>
+                <w:szCs w:val="28"/>
+              </w:rPr>
+            </w:pPr>
+            <w:r>
+              <w:rPr>
+                <w:sz w:val="28"/>
+                <w:szCs w:val="28"/>
+              </w:rPr>
+              <w:t>6,252</w:t>
+            </w:r>
+            <w:r>
+              <w:rPr>
+                <w:sz w:val="28"/>
+                <w:szCs w:val="28"/>
+              </w:rPr>
+              <w:t>3</w:t>
+            </w:r>
+            <w:r>
+              <w:rPr>
+                <w:sz w:val="28"/>
+                <w:szCs w:val="28"/>
+              </w:rPr>
+              <w:t>·10</w:t>
+            </w:r>
+            <w:r>
+              <w:rPr>
+                <w:sz w:val="28"/>
+                <w:szCs w:val="28"/>
+                <w:vertAlign w:val="superscript"/>
+              </w:rPr>
+              <w:t>-</w:t>
+            </w:r>
+            <w:r>
+              <w:rPr>
+                <w:sz w:val="28"/>
+                <w:szCs w:val="28"/>
+                <w:vertAlign w:val="superscript"/>
+              </w:rPr>
+              <w:t>9</w:t>
+            </w:r>
+          </w:p>
+        </w:tc>
+        <w:tc>
+          <w:tcPr>
+            <w:tcW w:w="2177" w:type="dxa"/>
+          </w:tcPr>
+          <w:p>
+            <w:pPr>
+              <w:spacing w:line="276" w:lineRule="auto"/>
+              <w:ind w:firstLine="0"/>
+              <w:jc w:val="center"/>
+            </w:pPr>
+            <w:r>
+              <w:rPr>
+                <w:szCs w:val="28"/>
+              </w:rPr>
+              <w:t>10</w:t>
+            </w:r>
+            <w:r>
+              <w:rPr>
+                <w:szCs w:val="28"/>
+                <w:vertAlign w:val="superscript"/>
+              </w:rPr>
+              <w:t>-9</w:t>
+            </w:r>
+          </w:p>
+        </w:tc>
+        <w:tc>
+          <w:tcPr>
+            <w:tcW w:w="2286" w:type="dxa"/>
+          </w:tcPr>
+          <w:p>
+            <w:pPr>
+              <w:spacing w:line="276" w:lineRule="auto"/>
+              <w:ind w:firstLine="0"/>
+              <w:jc w:val="center"/>
+            </w:pPr>
+            <w:r>
+              <w:t>С</w:t>
+            </w:r>
+            <w:r>
+              <w:t>оответствует</w:t>
+            </w:r>
+          </w:p>
+        </w:tc>
+      </w:tr>
+      <w:tr>
+        <w:tc>
+          <w:tcPr>
+            <w:tcW w:w="2638" w:type="dxa"/>
+          </w:tcPr>
+          <w:p>
+            <w:pPr>
+              <w:pStyle w:val="Default"/>
+              <w:spacing w:line="276" w:lineRule="auto"/>
+              <w:rPr>
+                <w:szCs w:val="28"/>
+              </w:rPr>
+            </w:pPr>
+            <w:r>
+              <w:rPr>
+                <w:sz w:val="28"/>
+                <w:szCs w:val="28"/>
+              </w:rPr>
+              <w:t>«2 из 3»</w:t>
+            </w:r>
+          </w:p>
+        </w:tc>
+        <w:tc>
+          <w:tcPr>
+            <w:tcW w:w="2243" w:type="dxa"/>
+          </w:tcPr>
+          <w:p>
+            <w:pPr>
+              <w:pStyle w:val="Default"/>
+              <w:spacing w:line="276" w:lineRule="auto"/>
+              <w:jc w:val="center"/>
+              <w:rPr>
+                <w:szCs w:val="28"/>
+              </w:rPr>
+            </w:pPr>
+            <w:r>
+              <w:rPr>
+                <w:sz w:val="28"/>
+                <w:szCs w:val="28"/>
+              </w:rPr>
+              <w:t>1,875</w:t>
+            </w:r>
+            <w:r>
+              <w:rPr>
+                <w:sz w:val="28"/>
+                <w:szCs w:val="28"/>
+              </w:rPr>
+              <w:t>6</w:t>
+            </w:r>
+            <w:r>
+              <w:rPr>
+                <w:sz w:val="28"/>
+                <w:szCs w:val="28"/>
+              </w:rPr>
+              <w:t>·10</w:t>
+            </w:r>
+            <w:r>
+              <w:rPr>
+                <w:sz w:val="28"/>
+                <w:szCs w:val="28"/>
+                <w:vertAlign w:val="superscript"/>
+              </w:rPr>
+              <w:t>-</w:t>
+            </w:r>
+            <w:r>
+              <w:rPr>
+                <w:sz w:val="28"/>
+                <w:szCs w:val="28"/>
+                <w:vertAlign w:val="superscript"/>
+              </w:rPr>
+              <w:t>8</w:t>
+            </w:r>
+          </w:p>
+        </w:tc>
+        <w:tc>
+          <w:tcPr>
+            <w:tcW w:w="2177" w:type="dxa"/>
+          </w:tcPr>
+          <w:p>
+            <w:pPr>
+              <w:spacing w:line="276" w:lineRule="auto"/>
+              <w:ind w:firstLine="0"/>
+              <w:jc w:val="center"/>
+            </w:pPr>
+            <w:r>
+              <w:rPr>
+                <w:szCs w:val="28"/>
+              </w:rPr>
+              <w:t>10</w:t>
+            </w:r>
+            <w:r>
+              <w:rPr>
+                <w:szCs w:val="28"/>
+                <w:vertAlign w:val="superscript"/>
+              </w:rPr>
+              <w:t>-9</w:t>
+            </w:r>
+          </w:p>
+        </w:tc>
+        <w:tc>
+          <w:tcPr>
+            <w:tcW w:w="2286" w:type="dxa"/>
+          </w:tcPr>
+          <w:p>
+            <w:pPr>
+              <w:spacing w:line="276" w:lineRule="auto"/>
+              <w:ind w:firstLine="0"/>
+              <w:jc w:val="center"/>
+            </w:pPr>
+            <w:r>
+              <w:t>Не соответствует</w:t>
+            </w:r>
+          </w:p>
+        </w:tc>
+      </w:tr>
+      <w:tr>
+        <w:tc>
+          <w:tcPr>
+            <w:tcW w:w="2638" w:type="dxa"/>
+          </w:tcPr>
+          <w:p>
+            <w:pPr>
+              <w:pStyle w:val="Default"/>
+              <w:spacing w:line="276" w:lineRule="auto"/>
+              <w:rPr>
+                <w:szCs w:val="28"/>
+              </w:rPr>
+            </w:pPr>
+            <w:r>
+              <w:rPr>
+                <w:sz w:val="28"/>
+                <w:szCs w:val="28"/>
+              </w:rPr>
+              <w:t>«3 из 5»</w:t>
+            </w:r>
+          </w:p>
+        </w:tc>
+        <w:tc>
+          <w:tcPr>
+            <w:tcW w:w="2243" w:type="dxa"/>
+          </w:tcPr>
+          <w:p>
+            <w:pPr>
+              <w:pStyle w:val="Default"/>
+              <w:spacing w:line="276" w:lineRule="auto"/>
+              <w:jc w:val="center"/>
+              <w:rPr>
+                <w:szCs w:val="28"/>
+              </w:rPr>
+            </w:pPr>
+            <w:r>
+              <w:rPr>
+                <w:sz w:val="28"/>
+                <w:szCs w:val="28"/>
+              </w:rPr>
+              <w:t>4,943</w:t>
+            </w:r>
+            <w:r>
+              <w:rPr>
+                <w:sz w:val="28"/>
+                <w:szCs w:val="28"/>
+              </w:rPr>
+              <w:t>3</w:t>
+            </w:r>
+            <w:r>
+              <w:rPr>
+                <w:sz w:val="28"/>
+                <w:szCs w:val="28"/>
+              </w:rPr>
+              <w:t>·10</w:t>
+            </w:r>
+            <w:r>
+              <w:rPr>
+                <w:sz w:val="28"/>
+                <w:szCs w:val="28"/>
+                <w:vertAlign w:val="superscript"/>
+              </w:rPr>
+              <w:t>-</w:t>
+            </w:r>
+            <w:r>
+              <w:rPr>
+                <w:sz w:val="28"/>
+                <w:szCs w:val="28"/>
+                <w:vertAlign w:val="superscript"/>
+              </w:rPr>
+              <w:t>12</w:t>
+            </w:r>
+          </w:p>
+        </w:tc>
+        <w:tc>
+          <w:tcPr>
+            <w:tcW w:w="2177" w:type="dxa"/>
+          </w:tcPr>
+          <w:p>
+            <w:pPr>
+              <w:spacing w:line="276" w:lineRule="auto"/>
+              <w:ind w:firstLine="0"/>
+              <w:jc w:val="center"/>
+            </w:pPr>
+            <w:r>
+              <w:rPr>
+                <w:szCs w:val="28"/>
+              </w:rPr>
+              <w:t>10</w:t>
+            </w:r>
+            <w:r>
+              <w:rPr>
+                <w:szCs w:val="28"/>
+                <w:vertAlign w:val="superscript"/>
+              </w:rPr>
+              <w:t>-9</w:t>
+            </w:r>
+          </w:p>
+        </w:tc>
+        <w:tc>
+          <w:tcPr>
+            <w:tcW w:w="2286" w:type="dxa"/>
+          </w:tcPr>
+          <w:p>
+            <w:pPr>
+              <w:spacing w:line="276" w:lineRule="auto"/>
+              <w:ind w:firstLine="0"/>
+              <w:jc w:val="center"/>
+            </w:pPr>
+            <w:r>
+              <w:t>С</w:t>
+            </w:r>
+            <w:r>
+              <w:t>оответствует</w:t>
+            </w:r>
+          </w:p>
+        </w:tc>
+      </w:tr>
+      <w:tr>
+        <w:tc>
+          <w:tcPr>
+            <w:tcW w:w="2638" w:type="dxa"/>
+          </w:tcPr>
+          <w:p>
+            <w:pPr>
+              <w:pStyle w:val="Default"/>
+              <w:spacing w:line="276" w:lineRule="auto"/>
+              <w:rPr>
+                <w:szCs w:val="28"/>
+              </w:rPr>
+            </w:pPr>
+            <w:r>
+              <w:rPr>
+                <w:sz w:val="28"/>
+                <w:szCs w:val="28"/>
+              </w:rPr>
+              <w:t>MMR</w:t>
+            </w:r>
+          </w:p>
+        </w:tc>
+        <w:tc>
+          <w:tcPr>
+            <w:tcW w:w="2243" w:type="dxa"/>
+          </w:tcPr>
+          <w:p>
+            <w:pPr>
+              <w:pStyle w:val="Default"/>
+              <w:spacing w:line="276" w:lineRule="auto"/>
+              <w:jc w:val="center"/>
+              <w:rPr>
+                <w:szCs w:val="28"/>
+              </w:rPr>
+            </w:pPr>
+            <w:r>
+              <w:rPr>
+                <w:sz w:val="28"/>
+                <w:szCs w:val="28"/>
+              </w:rPr>
+              <w:t>4,2956·10</w:t>
+            </w:r>
+            <w:r>
+              <w:rPr>
+                <w:sz w:val="28"/>
+                <w:szCs w:val="28"/>
+                <w:vertAlign w:val="superscript"/>
+              </w:rPr>
+              <w:t>-</w:t>
+            </w:r>
+            <w:r>
+              <w:rPr>
+                <w:sz w:val="28"/>
+                <w:szCs w:val="28"/>
+                <w:vertAlign w:val="superscript"/>
+              </w:rPr>
+              <w:t>8</w:t>
+            </w:r>
+          </w:p>
+        </w:tc>
+        <w:tc>
+          <w:tcPr>
+            <w:tcW w:w="2177" w:type="dxa"/>
+          </w:tcPr>
+          <w:p>
+            <w:pPr>
+              <w:spacing w:line="276" w:lineRule="auto"/>
+              <w:ind w:firstLine="0"/>
+              <w:jc w:val="center"/>
+            </w:pPr>
+            <w:r>
+              <w:rPr>
+                <w:szCs w:val="28"/>
+              </w:rPr>
+              <w:t>10</w:t>
+            </w:r>
+            <w:r>
+              <w:rPr>
+                <w:szCs w:val="28"/>
+                <w:vertAlign w:val="superscript"/>
+              </w:rPr>
+              <w:t>-9</w:t>
+            </w:r>
+          </w:p>
+        </w:tc>
+        <w:tc>
+          <w:tcPr>
+            <w:tcW w:w="2286" w:type="dxa"/>
+          </w:tcPr>
+          <w:p>
+            <w:pPr>
+              <w:spacing w:line="276" w:lineRule="auto"/>
+              <w:ind w:firstLine="0"/>
+              <w:jc w:val="center"/>
+            </w:pPr>
+            <w:r>
+              <w:t>Не соответствует</w:t>
+            </w:r>
+          </w:p>
+        </w:tc>
+      </w:tr>
+      <w:tr>
+        <w:tc>
+          <w:tcPr>
+            <w:tcW w:w="2638" w:type="dxa"/>
+          </w:tcPr>
+          <w:p>
+            <w:pPr>
+              <w:pStyle w:val="Default"/>
+              <w:spacing w:line="276" w:lineRule="auto"/>
+              <w:rPr>
+                <w:szCs w:val="28"/>
+              </w:rPr>
+            </w:pPr>
+            <w:r>
+              <w:rPr>
+                <w:sz w:val="28"/>
+                <w:szCs w:val="28"/>
+              </w:rPr>
+              <w:t>Комбинированная</w:t>
+            </w:r>
+          </w:p>
+        </w:tc>
+        <w:tc>
+          <w:tcPr>
+            <w:tcW w:w="2243" w:type="dxa"/>
+          </w:tcPr>
+          <w:p>
+            <w:pPr>
+              <w:pStyle w:val="Default"/>
+              <w:spacing w:line="276" w:lineRule="auto"/>
+              <w:jc w:val="center"/>
+              <w:rPr>
+                <w:szCs w:val="28"/>
+              </w:rPr>
+            </w:pPr>
+            <w:r>
+              <w:rPr>
+                <w:sz w:val="28"/>
+                <w:szCs w:val="28"/>
+              </w:rPr>
+              <w:t>1,8756·10</w:t>
+            </w:r>
+            <w:r>
+              <w:rPr>
+                <w:sz w:val="28"/>
+                <w:szCs w:val="28"/>
+                <w:vertAlign w:val="superscript"/>
+              </w:rPr>
+              <w:t>-</w:t>
+            </w:r>
+            <w:r>
+              <w:rPr>
+                <w:sz w:val="28"/>
+                <w:szCs w:val="28"/>
+                <w:vertAlign w:val="superscript"/>
+              </w:rPr>
+              <w:t>8</w:t>
+            </w:r>
+          </w:p>
+        </w:tc>
+        <w:tc>
+          <w:tcPr>
+            <w:tcW w:w="2177" w:type="dxa"/>
+          </w:tcPr>
+          <w:p>
+            <w:pPr>
+              <w:spacing w:line="276" w:lineRule="auto"/>
+              <w:ind w:firstLine="0"/>
+              <w:jc w:val="center"/>
+            </w:pPr>
+            <w:r>
+              <w:rPr>
+                <w:szCs w:val="28"/>
+              </w:rPr>
+              <w:t>10</w:t>
+            </w:r>
+            <w:r>
+              <w:rPr>
+                <w:szCs w:val="28"/>
+                <w:vertAlign w:val="superscript"/>
+              </w:rPr>
+              <w:t>-9</w:t>
+            </w:r>
+          </w:p>
+        </w:tc>
+        <w:tc>
+          <w:tcPr>
+            <w:tcW w:w="2286" w:type="dxa"/>
+          </w:tcPr>
+          <w:p>
+            <w:pPr>
+              <w:spacing w:line="276" w:lineRule="auto"/>
+              <w:ind w:firstLine="0"/>
+              <w:jc w:val="center"/>
+            </w:pPr>
+            <w:r>
+              <w:t>Не соответствует</w:t>
+            </w:r>
+          </w:p>
+        </w:tc>
+      </w:tr>
+    </w:tbl>
+    <w:p>
+      <w:pPr>
+        <w:spacing w:before="120"/>
+      </w:pPr>
+      <w:r>
+        <w:t>И</w:t>
+      </w:r>
+      <w:r>
+        <w:t xml:space="preserve">з шести рассмотренных архитектур количественному требованию </w:t>
+      </w:r>
+      <w:r>
+        <w:rPr>
+          <w:szCs w:val="28"/>
         </w:rPr>
         <w:t>10</w:t>
       </w:r>
       <w:r>
         <w:rPr>
-          <w:sz w:val="24"/>
-          <w:szCs w:val="24"/>
+          <w:szCs w:val="28"/>
           <w:vertAlign w:val="superscript"/>
         </w:rPr>
-        <w:t>-</w:t>
-      </w:r>
-      <w:r>
-        <w:rPr>
-          <w:sz w:val="24"/>
-          <w:szCs w:val="24"/>
+        <w:t>-9</w:t>
+      </w:r>
+      <w:r>
+        <w:rPr>
+          <w:szCs w:val="28"/>
           <w:vertAlign w:val="superscript"/>
         </w:rPr>
-        <w:t>9</w:t>
-      </w:r>
-      <w:r>
-        <w:t xml:space="preserve"> на час полёта превышает допустимый уровень для категории КС на несколько порядков и не может рассматриваться в качестве приемлемого технического решения. Оценка вариантов резервирования на соответствие установленным требованиям выполняется далее в рамках предварительного анализа безопасности системы (PSSA).</w:t>
+        <w:t xml:space="preserve"> </w:t>
+      </w:r>
+      <w:r>
+        <w:t>удовлетворяют две: двойное резервирование с перекрёстным контролем и схема «3 из 5».</w:t>
+      </w:r>
+    </w:p>
+    <w:p>
+      <w:r>
+        <w:t xml:space="preserve">Выбор между </w:t>
+      </w:r>
+      <w:r>
+        <w:t>архитектурами выполнен</w:t>
+      </w:r>
+      <w:r>
+        <w:t xml:space="preserve"> с учётом характера поведения системы при отказе. Двойное резервирование с перекрёстным контролем </w:t>
+      </w:r>
+      <w:r>
+        <w:t>обеспечивает обнаружение расхождения каналов и блокирование выдачи недостоверной информации, переводя систему в безопасное состояние, соответствующее уходу на второй круг. При этом вероятность формирования ложной информации существенно снижается.</w:t>
+      </w:r>
+      <w:r>
+        <w:t xml:space="preserve"> </w:t>
+      </w:r>
+      <w:r>
+        <w:t>Схема «3 из 5» обеспечивает более высокий запас по вероятности отказа</w:t>
+      </w:r>
+      <w:r>
+        <w:t xml:space="preserve"> и с</w:t>
+      </w:r>
+      <w:r>
+        <w:t>охраняет работоспособность при отказе двух каналов из пяти.</w:t>
+      </w:r>
+    </w:p>
+    <w:p>
+      <w:r>
+        <w:t>С учётом требований к отказоустойчивости БПС и необходимости обеспечения непрерывной выдачи корректной информации при отказах отдельных каналов в качестве основной архитектуры БПС выбрана схема пятиканального резервирования «3 из 5». Архитектура двойного резервирования с перекрёстным контролем рассматривается как альтернативный вариант резервирования и используется для сравнительного анализа характеристик системы.</w:t>
       </w:r>
     </w:p>
     <w:p>
       <w:pPr>
-        <w:pStyle w:val="2"/>
+        <w:pStyle w:val="3"/>
+      </w:pPr>
+      <w:r>
+        <w:t>Распределение бюджета вероятностей отказов</w:t>
+      </w:r>
+    </w:p>
+    <w:p>
+      <w:r>
+        <w:t xml:space="preserve">Распределение бюджета вероятностей отказов по составным частям одного канала БПС выполнено пропорционально предварительно рассчитанным интенсивностям отказов, представленным в 3.4.2. </w:t>
+      </w:r>
+      <w:r>
+        <w:lastRenderedPageBreak/>
+        <w:t>Относительные доли составных частей в общей интенсивности отказов канала приведены в таблице 5.</w:t>
+      </w:r>
+    </w:p>
+    <w:p>
+      <w:pPr>
+        <w:ind w:firstLine="0"/>
+      </w:pPr>
+      <w:r>
+        <w:rPr>
+          <w:spacing w:val="20"/>
+        </w:rPr>
+        <w:t>Таблица</w:t>
+      </w:r>
+      <w:r>
+        <w:t xml:space="preserve"> 5 </w:t>
+      </w:r>
+      <w:r>
+        <w:t>–</w:t>
+      </w:r>
+      <w:r>
+        <w:t xml:space="preserve"> Распределение интенсивностей отказов составных частей канала БПС</w:t>
+      </w:r>
+    </w:p>
+    <w:tbl>
+      <w:tblPr>
+        <w:tblStyle w:val="ae"/>
+        <w:tblW w:w="0" w:type="auto"/>
+        <w:tblLook w:val="04A0" w:firstRow="1" w:lastRow="0" w:firstColumn="1" w:lastColumn="0" w:noHBand="0" w:noVBand="1"/>
+      </w:tblPr>
+      <w:tblGrid>
+        <w:gridCol w:w="3112"/>
+        <w:gridCol w:w="3113"/>
+        <w:gridCol w:w="3113"/>
+      </w:tblGrid>
+      <w:tr>
+        <w:tc>
+          <w:tcPr>
+            <w:tcW w:w="3114" w:type="dxa"/>
+            <w:tcBorders>
+              <w:left w:val="single" w:sz="6" w:space="0" w:color="auto"/>
+              <w:bottom w:val="double" w:sz="6" w:space="0" w:color="auto"/>
+              <w:right w:val="single" w:sz="6" w:space="0" w:color="auto"/>
+            </w:tcBorders>
+          </w:tcPr>
+          <w:p>
+            <w:pPr>
+              <w:spacing w:line="276" w:lineRule="auto"/>
+              <w:ind w:firstLine="0"/>
+              <w:jc w:val="center"/>
+            </w:pPr>
+            <w:r>
+              <w:t>Наименование составной части</w:t>
+            </w:r>
+          </w:p>
+        </w:tc>
+        <w:tc>
+          <w:tcPr>
+            <w:tcW w:w="3115" w:type="dxa"/>
+            <w:tcBorders>
+              <w:left w:val="single" w:sz="6" w:space="0" w:color="auto"/>
+              <w:bottom w:val="double" w:sz="6" w:space="0" w:color="auto"/>
+              <w:right w:val="single" w:sz="6" w:space="0" w:color="auto"/>
+            </w:tcBorders>
+          </w:tcPr>
+          <w:p>
+            <w:pPr>
+              <w:spacing w:line="276" w:lineRule="auto"/>
+              <w:ind w:firstLine="0"/>
+              <w:jc w:val="center"/>
+            </w:pPr>
+            <w:r>
+              <w:rPr>
+                <w:rFonts w:cs="Times New Roman"/>
+              </w:rPr>
+              <w:t>λ</w:t>
+            </w:r>
+            <w:r>
+              <w:t>, 1/ч</w:t>
+            </w:r>
+          </w:p>
+        </w:tc>
+        <w:tc>
+          <w:tcPr>
+            <w:tcW w:w="3115" w:type="dxa"/>
+            <w:tcBorders>
+              <w:left w:val="single" w:sz="6" w:space="0" w:color="auto"/>
+              <w:bottom w:val="double" w:sz="6" w:space="0" w:color="auto"/>
+              <w:right w:val="single" w:sz="6" w:space="0" w:color="auto"/>
+            </w:tcBorders>
+          </w:tcPr>
+          <w:p>
+            <w:pPr>
+              <w:spacing w:line="276" w:lineRule="auto"/>
+              <w:ind w:firstLine="0"/>
+              <w:jc w:val="center"/>
+            </w:pPr>
+            <w:r>
+              <w:t>Относительная доля, %</w:t>
+            </w:r>
+          </w:p>
+        </w:tc>
+      </w:tr>
+      <w:tr>
+        <w:tc>
+          <w:tcPr>
+            <w:tcW w:w="3114" w:type="dxa"/>
+            <w:tcBorders>
+              <w:top w:val="double" w:sz="6" w:space="0" w:color="auto"/>
+              <w:left w:val="single" w:sz="6" w:space="0" w:color="auto"/>
+              <w:bottom w:val="single" w:sz="6" w:space="0" w:color="auto"/>
+              <w:right w:val="single" w:sz="6" w:space="0" w:color="auto"/>
+            </w:tcBorders>
+          </w:tcPr>
+          <w:p>
+            <w:pPr>
+              <w:spacing w:line="276" w:lineRule="auto"/>
+              <w:ind w:firstLine="0"/>
+            </w:pPr>
+            <w:r>
+              <w:t>Приёмное устройство</w:t>
+            </w:r>
+          </w:p>
+        </w:tc>
+        <w:tc>
+          <w:tcPr>
+            <w:tcW w:w="3115" w:type="dxa"/>
+            <w:tcBorders>
+              <w:top w:val="double" w:sz="6" w:space="0" w:color="auto"/>
+              <w:left w:val="single" w:sz="6" w:space="0" w:color="auto"/>
+              <w:bottom w:val="single" w:sz="6" w:space="0" w:color="auto"/>
+              <w:right w:val="single" w:sz="6" w:space="0" w:color="auto"/>
+            </w:tcBorders>
+          </w:tcPr>
+          <w:p>
+            <w:pPr>
+              <w:spacing w:line="276" w:lineRule="auto"/>
+              <w:ind w:firstLine="0"/>
+              <w:jc w:val="center"/>
+            </w:pPr>
+            <w:r>
+              <w:t>37,6407</w:t>
+            </w:r>
+            <w:r>
+              <w:t>·10</w:t>
+            </w:r>
+            <w:r>
+              <w:rPr>
+                <w:vertAlign w:val="superscript"/>
+              </w:rPr>
+              <w:t>-6</w:t>
+            </w:r>
+          </w:p>
+        </w:tc>
+        <w:tc>
+          <w:tcPr>
+            <w:tcW w:w="3115" w:type="dxa"/>
+            <w:tcBorders>
+              <w:top w:val="double" w:sz="6" w:space="0" w:color="auto"/>
+              <w:left w:val="single" w:sz="6" w:space="0" w:color="auto"/>
+              <w:bottom w:val="single" w:sz="6" w:space="0" w:color="auto"/>
+              <w:right w:val="single" w:sz="6" w:space="0" w:color="auto"/>
+            </w:tcBorders>
+          </w:tcPr>
+          <w:p>
+            <w:pPr>
+              <w:spacing w:line="276" w:lineRule="auto"/>
+              <w:ind w:firstLine="0"/>
+              <w:jc w:val="center"/>
+            </w:pPr>
+            <w:r>
+              <w:t>47,60</w:t>
+            </w:r>
+          </w:p>
+        </w:tc>
+      </w:tr>
+      <w:tr>
+        <w:tc>
+          <w:tcPr>
+            <w:tcW w:w="3114" w:type="dxa"/>
+            <w:tcBorders>
+              <w:top w:val="single" w:sz="6" w:space="0" w:color="auto"/>
+              <w:left w:val="single" w:sz="6" w:space="0" w:color="auto"/>
+              <w:bottom w:val="single" w:sz="6" w:space="0" w:color="auto"/>
+              <w:right w:val="single" w:sz="6" w:space="0" w:color="auto"/>
+            </w:tcBorders>
+          </w:tcPr>
+          <w:p>
+            <w:pPr>
+              <w:spacing w:line="276" w:lineRule="auto"/>
+              <w:ind w:firstLine="0"/>
+            </w:pPr>
+            <w:r>
+              <w:t>Устройство обработки сигналов</w:t>
+            </w:r>
+          </w:p>
+        </w:tc>
+        <w:tc>
+          <w:tcPr>
+            <w:tcW w:w="3115" w:type="dxa"/>
+            <w:tcBorders>
+              <w:top w:val="single" w:sz="6" w:space="0" w:color="auto"/>
+              <w:left w:val="single" w:sz="6" w:space="0" w:color="auto"/>
+              <w:bottom w:val="single" w:sz="6" w:space="0" w:color="auto"/>
+              <w:right w:val="single" w:sz="6" w:space="0" w:color="auto"/>
+            </w:tcBorders>
+          </w:tcPr>
+          <w:p>
+            <w:pPr>
+              <w:spacing w:line="276" w:lineRule="auto"/>
+              <w:ind w:firstLine="0"/>
+              <w:jc w:val="center"/>
+            </w:pPr>
+            <w:r>
+              <w:t>25,9030·10</w:t>
+            </w:r>
+            <w:r>
+              <w:rPr>
+                <w:vertAlign w:val="superscript"/>
+              </w:rPr>
+              <w:t>-6</w:t>
+            </w:r>
+          </w:p>
+        </w:tc>
+        <w:tc>
+          <w:tcPr>
+            <w:tcW w:w="3115" w:type="dxa"/>
+            <w:tcBorders>
+              <w:top w:val="single" w:sz="6" w:space="0" w:color="auto"/>
+              <w:left w:val="single" w:sz="6" w:space="0" w:color="auto"/>
+              <w:bottom w:val="single" w:sz="6" w:space="0" w:color="auto"/>
+              <w:right w:val="single" w:sz="6" w:space="0" w:color="auto"/>
+            </w:tcBorders>
+          </w:tcPr>
+          <w:p>
+            <w:pPr>
+              <w:spacing w:line="276" w:lineRule="auto"/>
+              <w:ind w:firstLine="0"/>
+              <w:jc w:val="center"/>
+            </w:pPr>
+            <w:r>
+              <w:t>32,76</w:t>
+            </w:r>
+          </w:p>
+        </w:tc>
+      </w:tr>
+      <w:tr>
+        <w:tc>
+          <w:tcPr>
+            <w:tcW w:w="3114" w:type="dxa"/>
+            <w:tcBorders>
+              <w:top w:val="single" w:sz="6" w:space="0" w:color="auto"/>
+              <w:left w:val="single" w:sz="6" w:space="0" w:color="auto"/>
+              <w:right w:val="single" w:sz="6" w:space="0" w:color="auto"/>
+            </w:tcBorders>
+          </w:tcPr>
+          <w:p>
+            <w:pPr>
+              <w:spacing w:line="276" w:lineRule="auto"/>
+              <w:ind w:firstLine="0"/>
+            </w:pPr>
+            <w:r>
+              <w:t>Источник питания</w:t>
+            </w:r>
+          </w:p>
+        </w:tc>
+        <w:tc>
+          <w:tcPr>
+            <w:tcW w:w="3115" w:type="dxa"/>
+            <w:tcBorders>
+              <w:top w:val="single" w:sz="6" w:space="0" w:color="auto"/>
+              <w:left w:val="single" w:sz="6" w:space="0" w:color="auto"/>
+              <w:right w:val="single" w:sz="6" w:space="0" w:color="auto"/>
+            </w:tcBorders>
+          </w:tcPr>
+          <w:p>
+            <w:pPr>
+              <w:spacing w:line="276" w:lineRule="auto"/>
+              <w:ind w:firstLine="0"/>
+              <w:jc w:val="center"/>
+            </w:pPr>
+            <w:r>
+              <w:t>14,9237·10</w:t>
+            </w:r>
+            <w:r>
+              <w:rPr>
+                <w:vertAlign w:val="superscript"/>
+              </w:rPr>
+              <w:t>-6</w:t>
+            </w:r>
+          </w:p>
+        </w:tc>
+        <w:tc>
+          <w:tcPr>
+            <w:tcW w:w="3115" w:type="dxa"/>
+            <w:tcBorders>
+              <w:top w:val="single" w:sz="6" w:space="0" w:color="auto"/>
+              <w:left w:val="single" w:sz="6" w:space="0" w:color="auto"/>
+              <w:right w:val="single" w:sz="6" w:space="0" w:color="auto"/>
+            </w:tcBorders>
+          </w:tcPr>
+          <w:p>
+            <w:pPr>
+              <w:spacing w:line="276" w:lineRule="auto"/>
+              <w:ind w:firstLine="0"/>
+              <w:jc w:val="center"/>
+            </w:pPr>
+            <w:r>
+              <w:t>18,87</w:t>
+            </w:r>
+          </w:p>
+        </w:tc>
+      </w:tr>
+      <w:tr>
+        <w:tc>
+          <w:tcPr>
+            <w:tcW w:w="3114" w:type="dxa"/>
+            <w:tcBorders>
+              <w:left w:val="single" w:sz="6" w:space="0" w:color="auto"/>
+              <w:bottom w:val="single" w:sz="6" w:space="0" w:color="auto"/>
+              <w:right w:val="single" w:sz="6" w:space="0" w:color="auto"/>
+            </w:tcBorders>
+          </w:tcPr>
+          <w:p>
+            <w:pPr>
+              <w:spacing w:line="276" w:lineRule="auto"/>
+              <w:ind w:firstLine="0"/>
+            </w:pPr>
+            <w:r>
+              <w:t>КМЧ</w:t>
+            </w:r>
+          </w:p>
+        </w:tc>
+        <w:tc>
+          <w:tcPr>
+            <w:tcW w:w="3115" w:type="dxa"/>
+            <w:tcBorders>
+              <w:left w:val="single" w:sz="6" w:space="0" w:color="auto"/>
+              <w:bottom w:val="single" w:sz="6" w:space="0" w:color="auto"/>
+              <w:right w:val="single" w:sz="6" w:space="0" w:color="auto"/>
+            </w:tcBorders>
+          </w:tcPr>
+          <w:p>
+            <w:pPr>
+              <w:spacing w:line="276" w:lineRule="auto"/>
+              <w:ind w:firstLine="0"/>
+              <w:jc w:val="center"/>
+            </w:pPr>
+            <w:r>
+              <w:t>0,6078·10</w:t>
+            </w:r>
+            <w:r>
+              <w:rPr>
+                <w:vertAlign w:val="superscript"/>
+              </w:rPr>
+              <w:t>-6</w:t>
+            </w:r>
+          </w:p>
+        </w:tc>
+        <w:tc>
+          <w:tcPr>
+            <w:tcW w:w="3115" w:type="dxa"/>
+            <w:tcBorders>
+              <w:left w:val="single" w:sz="6" w:space="0" w:color="auto"/>
+              <w:bottom w:val="single" w:sz="6" w:space="0" w:color="auto"/>
+              <w:right w:val="single" w:sz="6" w:space="0" w:color="auto"/>
+            </w:tcBorders>
+          </w:tcPr>
+          <w:p>
+            <w:pPr>
+              <w:spacing w:line="276" w:lineRule="auto"/>
+              <w:ind w:firstLine="0"/>
+              <w:jc w:val="center"/>
+            </w:pPr>
+            <w:r>
+              <w:t>0,77</w:t>
+            </w:r>
+          </w:p>
+        </w:tc>
+      </w:tr>
+    </w:tbl>
+    <w:p>
+      <w:pPr>
+        <w:ind w:firstLine="0"/>
+      </w:pPr>
+      <w:commentRangeStart w:id="1"/>
+    </w:p>
+    <w:p>
+      <w:r>
+        <w:t>Требование к вероятности отказа одного канала определяется из формулы (9) при условии q_сист ≤ 10⁻⁹. Для двойного резервирования с перекрёстным контролем вероятность отказа системы определяется как q_сист = q_к², откуда:</w:t>
+      </w:r>
+      <w:commentRangeEnd w:id="1"/>
+      <w:r>
+        <w:rPr>
+          <w:rStyle w:val="af"/>
+        </w:rPr>
+        <w:commentReference w:id="1"/>
+      </w:r>
+    </w:p>
+    <w:p>
+      <w:r>
+        <w:t>q_к ≤ √10⁻⁹ ≈ 3,16·10⁻⁵</w:t>
+      </w:r>
+    </w:p>
+    <w:p>
+      <w:r>
+        <w:t>Бюджет вероятностей отказов канала распределён по составным частям пропорционально относительным долям интенсивностей отказов из таблицы 5. Результаты представлены в таблице 6.</w:t>
+      </w:r>
+    </w:p>
+    <w:p>
+      <w:r>
+        <w:t>Таблица 6 — Требования к вероятностям отказов составных частей канала БПС</w:t>
+      </w:r>
+    </w:p>
+    <w:p>
+      <w:r>
+        <w:t>Наименование составной частиQ_треб за 1 ч полётаПриёмное устройство1,50·10⁻⁵Устройство обработки сигналов1,03·10⁻⁵Источник питания5,96·10⁻⁶КМЧ2,43·10⁻⁷</w:t>
+      </w:r>
+    </w:p>
+    <w:p>
+      <w:r>
+        <w:t>5.3.3 Построение деревьев неисправности</w:t>
+      </w:r>
+    </w:p>
+    <w:p>
+      <w:r>
+        <w:t xml:space="preserve">Для каждого отказного состояния категории КС, выявленного в ходе FHA (§5.2), построены деревья неисправности (FTA) в соответствии с приложением C Р-4761 [15]. Цель построения FTA — продемонстрировать, что вероятность возникновения отказного состояния, рассчитанная через </w:t>
+      </w:r>
+      <w:r>
+        <w:lastRenderedPageBreak/>
+        <w:t>вероятности отказов составных частей с учётом архитектуры системы, не превышает Q_треб.</w:t>
+      </w:r>
+    </w:p>
+    <w:p>
+      <w:r>
+        <w:t>По результатам FHA к категории КС отнесены четыре отказных состояния — по два на каждую функцию: несигнализируемая потеря выдачи информации и выдача ложной информации. Для каждого из них построено отдельное дерево неисправности.</w:t>
+      </w:r>
+    </w:p>
+    <w:p>
+      <w:r>
+        <w:t>Построение FTA выполняется по следующему алгоритму.</w:t>
+      </w:r>
+    </w:p>
+    <w:p>
+      <w:r>
+        <w:t>В качестве верхнего события дерева принимается отказное состояние из FHA. Декомпозиция верхнего события выполняется с учётом архитектуры двойного резервирования с перекрёстным контролем и характера отказного состояния:</w:t>
+      </w:r>
+    </w:p>
+    <w:p>
+      <w:r>
+        <w:t>— для отказного состояния «выдача ложной информации» формирование ложного выходного сигнала на выходе системы заблокировано модулем перекрёстного сравнения. Выдача ложной информации возможна только при одновременном отказе обоих каналов с одинаковым искажением выходного сигнала и одновременном отказе модуля перекрёстного сравнения. Верхнее событие раскрывается через гейт И, под которым располагаются события «отказ канала 1», «отказ канала 2» и «отказ модуля сравнения»;</w:t>
+      </w:r>
+    </w:p>
+    <w:p>
+      <w:r>
+        <w:t>— для отказного состояния «несигнализируемая потеря выдачи» верхнее событие раскрывается через гейт И, под которым располагаются события «отказ обоих каналов» и «несрабатывание встроенных средств контроля». Раскрытие через И обусловлено тем, что несигнализируемая потеря возможна только при одновременном выполнении обоих условий: отсутствии корректного выходного сигнала и отсутствии формирования признака отказа.</w:t>
+      </w:r>
+    </w:p>
+    <w:p>
+      <w:r>
+        <w:t xml:space="preserve">Каждое промежуточное событие «отказ канала» далее раскрывается через логический элемент ИЛИ, поскольку отказ канала наступает при отказе любой из его составных частей: приёмного устройства, устройства обработки сигналов, источника питания или КМЧ. В качестве вероятностей базовых </w:t>
+      </w:r>
+      <w:r>
+        <w:lastRenderedPageBreak/>
+        <w:t>событий — отказов составных частей — принимаются значения Q_треб из таблицы 6.</w:t>
+      </w:r>
+    </w:p>
+    <w:p>
+      <w:r>
+        <w:t>Расчёт вероятности верхнего события выполняется снизу вверх: сначала рассчитывается вероятность отказа канала как суммы вероятностей отказов его составных частей, далее определяется вероятность совместного отказа двух каналов и сопутствующих элементов архитектуры (модуля перекрёстного сравнения или ВСК).</w:t>
+      </w:r>
+    </w:p>
+    <w:p>
+      <w:r>
+        <w:t>Результаты FTA для функций Ф1 и Ф2 приведены в приложении А (Q_треб — требование FHA). Полученные значения вероятностей возникновения отказных состояний не превышают 10⁻⁹ за час полёта, что подтверждает соответствие архитектуры двойного резервирования с перекрёстным контролем с распределёнными требованиями к составным частям требованиям FHA.</w:t>
+      </w:r>
+    </w:p>
+    <w:p>
+      <w:r>
+        <w:t>5.3.4 Назначение уровней гарантии разработки</w:t>
+      </w:r>
+    </w:p>
+    <w:p>
+      <w:r>
+        <w:t>Уровни гарантии разработки функций (FDAL) назначены в соответствии с таблицей 3 Р-4754A [19] на основании классификации отказных состояний, полученной по результатам FHA. Результаты представлены в таблице 7.</w:t>
+      </w:r>
+    </w:p>
+    <w:p>
+      <w:r>
+        <w:t>Таблица 7 — Уровни гарантии разработки функций БПС</w:t>
+      </w:r>
+    </w:p>
+    <w:p>
+      <w:r>
+        <w:t>Наименование функцииСтепень опасности нарушенияFDALФ1 «Выдача информации об отклонении от глиссады»КСAФ2 «Выдача информации об отклонении от курса»КСA</w:t>
+      </w:r>
+    </w:p>
+    <w:p>
+      <w:r>
+        <w:t>Уровень FDAL=A назначен в соответствии с Р-4754A [19] для функций, нарушение которых классифицировано как КС. Понижение уровня FDAL за счёт архитектурной избыточности в рамках настоящего PSSA не применяется.</w:t>
+      </w:r>
+    </w:p>
+    <w:p>
+      <w:r>
+        <w:t>Уровни гарантии разработки элементов (IDAL), реализующих функции Ф1 и Ф2, назначены в соответствии с разделом 5 Р-4754A [19]. Результаты представлены в таблице 8.</w:t>
+      </w:r>
+    </w:p>
+    <w:p>
+      <w:r>
+        <w:t>Таблица 8 — Уровни гарантии разработки элементов БПС</w:t>
+      </w:r>
+    </w:p>
+    <w:p>
+      <w:r>
+        <w:lastRenderedPageBreak/>
+        <w:t>Наименование элементаРеализуемые функцииFDAL функцийНазначенный IDALБПС (аппаратная часть)Ф1, Ф2AAПрограммное обеспечение БПСФ1, Ф2AA</w:t>
+      </w:r>
+    </w:p>
+    <w:p>
+      <w:r>
+        <w:t>Все элементы БПС должны разрабатываться по уровню IDAL A. Аппаратная часть БПС разрабатывается в соответствии с DO-254 [17] для уровня A; программное обеспечение разрабатывается в соответствии с DO-178C [16] для уровня A.</w:t>
+      </w:r>
+    </w:p>
+    <w:p>
+      <w:r>
+        <w:t>5.3.5 Выходные данные процесса PSSA</w:t>
+      </w:r>
+    </w:p>
+    <w:p>
+      <w:r>
+        <w:t>Выходными данными процесса PSSA являются требования по отказобезопасности, полученные по результатам FHA и PSSA.</w:t>
+      </w:r>
+    </w:p>
+    <w:p>
+      <w:r>
+        <w:t>Установлены следующие требования по отказобезопасности к БПС:</w:t>
+      </w:r>
+    </w:p>
+    <w:p>
+      <w:r>
+        <w:t>— требование к вероятности возникновения отказного состояния «выдача ложной информации об отклонении от глиссады» — не более 10⁻⁹ за час полёта;</w:t>
+      </w:r>
+    </w:p>
+    <w:p>
+      <w:r>
+        <w:t>— требование к вероятности возникновения отказного состояния «выдача ложной информации об отклонении от курса» — не более 10⁻⁹ за час полёта;</w:t>
+      </w:r>
+    </w:p>
+    <w:p>
+      <w:r>
+        <w:t>— требование к вероятности возникновения отказного состояния «несигнализируемая потеря выдачи информации об отклонении от глиссады» — не более 10⁻⁹ за час полёта;</w:t>
+      </w:r>
+    </w:p>
+    <w:p>
+      <w:r>
+        <w:t>— требование к вероятности возникновения отказного состояния «несигнализируемая потеря выдачи информации об отклонении от курса» — не более 10⁻⁹ за час полёта;</w:t>
+      </w:r>
+    </w:p>
+    <w:p>
+      <w:r>
+        <w:t>— требования к вероятностям отказов составных частей канала БПС в соответствии с таблицей 6;</w:t>
+      </w:r>
+    </w:p>
+    <w:p>
+      <w:r>
+        <w:t>— требование к уровню гарантии разработки функций БПС — FDAL=A;</w:t>
+      </w:r>
+    </w:p>
+    <w:p>
+      <w:r>
+        <w:t>— требование к уровню гарантии разработки аппаратной части БПС — IDAL=A;</w:t>
+      </w:r>
+    </w:p>
+    <w:p>
+      <w:r>
+        <w:t>— требование к уровню гарантии разработки программного обеспечения БПС — IDAL=A.</w:t>
+      </w:r>
+    </w:p>
+    <w:p>
+      <w:r>
+        <w:lastRenderedPageBreak/>
+        <w:t>В ходе SSA должен быть выполнен повторный PSSA с учётом фактических результатов разработки и испытаний.</w:t>
+      </w:r>
+    </w:p>
+    <w:p>
+      <w:pPr>
         <w:sectPr>
           <w:pgSz w:w="11906" w:h="16838" w:code="9"/>
           <w:pgMar w:top="1134" w:right="851" w:bottom="1134" w:left="1701" w:header="709" w:footer="709" w:gutter="0"/>
@@ -14595,6 +16368,45 @@
     </w:sectPr>
   </w:body>
 </w:document>
+</file>
+
+<file path=word/comments.xml><?xml version="1.0" encoding="utf-8"?>
+<w:comments xmlns:wpc="http://schemas.microsoft.com/office/word/2010/wordprocessingCanvas" xmlns:cx="http://schemas.microsoft.com/office/drawing/2014/chartex" xmlns:cx1="http://schemas.microsoft.com/office/drawing/2015/9/8/chartex" xmlns:cx2="http://schemas.microsoft.com/office/drawing/2015/10/21/chartex" xmlns:cx3="http://schemas.microsoft.com/office/drawing/2016/5/9/chartex" xmlns:cx4="http://schemas.microsoft.com/office/drawing/2016/5/10/chartex" xmlns:cx5="http://schemas.microsoft.com/office/drawing/2016/5/11/chartex" xmlns:cx6="http://schemas.microsoft.com/office/drawing/2016/5/12/chartex" xmlns:cx7="http://schemas.microsoft.com/office/drawing/2016/5/13/chartex" xmlns:cx8="http://schemas.microsoft.com/office/drawing/2016/5/14/chartex" xmlns:mc="http://schemas.openxmlformats.org/markup-compatibility/2006" xmlns:aink="http://schemas.microsoft.com/office/drawing/2016/ink" xmlns:am3d="http://schemas.microsoft.com/office/drawing/2017/model3d" xmlns:o="urn:schemas-microsoft-com:office:office" xmlns:r="http://schemas.openxmlformats.org/officeDocument/2006/relationships" xmlns:m="http://schemas.openxmlformats.org/officeDocument/2006/math" xmlns:v="urn:schemas-microsoft-com:vml" xmlns:wp14="http://schemas.microsoft.com/office/word/2010/wordprocessingDrawing" xmlns:wp="http://schemas.openxmlformats.org/drawingml/2006/wordprocessingDrawing" xmlns:w10="urn:schemas-microsoft-com:office:word" xmlns:w="http://schemas.openxmlformats.org/wordprocessingml/2006/main" xmlns:w14="http://schemas.microsoft.com/office/word/2010/wordml" xmlns:w15="http://schemas.microsoft.com/office/word/2012/wordml" xmlns:w16cex="http://schemas.microsoft.com/office/word/2018/wordml/cex" xmlns:w16cid="http://schemas.microsoft.com/office/word/2016/wordml/cid" xmlns:w16="http://schemas.microsoft.com/office/word/2018/wordml" xmlns:w16sdtdh="http://schemas.microsoft.com/office/word/2020/wordml/sdtdatahash" xmlns:w16se="http://schemas.microsoft.com/office/word/2015/wordml/symex" xmlns:wpg="http://schemas.microsoft.com/office/word/2010/wordprocessingGroup" xmlns:wpi="http://schemas.microsoft.com/office/word/2010/wordprocessingInk" xmlns:wne="http://schemas.microsoft.com/office/word/2006/wordml" xmlns:wps="http://schemas.microsoft.com/office/word/2010/wordprocessingShape" mc:Ignorable="w14 w15 w16se w16cid w16 w16cex w16sdtdh wp14">
+  <w:comment w:id="1" w:author="Kristinochka" w:date="2026-05-08T20:08:00Z" w:initials="K">
+    <w:p>
+      <w:pPr>
+        <w:pStyle w:val="af0"/>
+      </w:pPr>
+      <w:r>
+        <w:rPr>
+          <w:rStyle w:val="af"/>
+        </w:rPr>
+        <w:annotationRef/>
+      </w:r>
+      <w:r>
+        <w:t>Дальше не смотреть – надо доработать</w:t>
+      </w:r>
+    </w:p>
+  </w:comment>
+</w:comments>
+</file>
+
+<file path=word/commentsExtended.xml><?xml version="1.0" encoding="utf-8"?>
+<w15:commentsEx xmlns:wpc="http://schemas.microsoft.com/office/word/2010/wordprocessingCanvas" xmlns:cx="http://schemas.microsoft.com/office/drawing/2014/chartex" xmlns:cx1="http://schemas.microsoft.com/office/drawing/2015/9/8/chartex" xmlns:cx2="http://schemas.microsoft.com/office/drawing/2015/10/21/chartex" xmlns:cx3="http://schemas.microsoft.com/office/drawing/2016/5/9/chartex" xmlns:cx4="http://schemas.microsoft.com/office/drawing/2016/5/10/chartex" xmlns:cx5="http://schemas.microsoft.com/office/drawing/2016/5/11/chartex" xmlns:cx6="http://schemas.microsoft.com/office/drawing/2016/5/12/chartex" xmlns:cx7="http://schemas.microsoft.com/office/drawing/2016/5/13/chartex" xmlns:cx8="http://schemas.microsoft.com/office/drawing/2016/5/14/chartex" xmlns:mc="http://schemas.openxmlformats.org/markup-compatibility/2006" xmlns:aink="http://schemas.microsoft.com/office/drawing/2016/ink" xmlns:am3d="http://schemas.microsoft.com/office/drawing/2017/model3d" xmlns:o="urn:schemas-microsoft-com:office:office" xmlns:r="http://schemas.openxmlformats.org/officeDocument/2006/relationships" xmlns:m="http://schemas.openxmlformats.org/officeDocument/2006/math" xmlns:v="urn:schemas-microsoft-com:vml" xmlns:wp14="http://schemas.microsoft.com/office/word/2010/wordprocessingDrawing" xmlns:wp="http://schemas.openxmlformats.org/drawingml/2006/wordprocessingDrawing" xmlns:w10="urn:schemas-microsoft-com:office:word" xmlns:w="http://schemas.openxmlformats.org/wordprocessingml/2006/main" xmlns:w14="http://schemas.microsoft.com/office/word/2010/wordml" xmlns:w15="http://schemas.microsoft.com/office/word/2012/wordml" xmlns:w16cex="http://schemas.microsoft.com/office/word/2018/wordml/cex" xmlns:w16cid="http://schemas.microsoft.com/office/word/2016/wordml/cid" xmlns:w16="http://schemas.microsoft.com/office/word/2018/wordml" xmlns:w16sdtdh="http://schemas.microsoft.com/office/word/2020/wordml/sdtdatahash" xmlns:w16se="http://schemas.microsoft.com/office/word/2015/wordml/symex" xmlns:wpg="http://schemas.microsoft.com/office/word/2010/wordprocessingGroup" xmlns:wpi="http://schemas.microsoft.com/office/word/2010/wordprocessingInk" xmlns:wne="http://schemas.microsoft.com/office/word/2006/wordml" xmlns:wps="http://schemas.microsoft.com/office/word/2010/wordprocessingShape" mc:Ignorable="w14 w15 w16se w16cid w16 w16cex w16sdtdh wp14">
+  <w15:commentEx w15:paraId="7A989612" w15:done="0"/>
+</w15:commentsEx>
+</file>
+
+<file path=word/commentsExtensible.xml><?xml version="1.0" encoding="utf-8"?>
+<w16cex:commentsExtensible xmlns:wpc="http://schemas.microsoft.com/office/word/2010/wordprocessingCanvas" xmlns:cx="http://schemas.microsoft.com/office/drawing/2014/chartex" xmlns:cx1="http://schemas.microsoft.com/office/drawing/2015/9/8/chartex" xmlns:cx2="http://schemas.microsoft.com/office/drawing/2015/10/21/chartex" xmlns:cx3="http://schemas.microsoft.com/office/drawing/2016/5/9/chartex" xmlns:cx4="http://schemas.microsoft.com/office/drawing/2016/5/10/chartex" xmlns:cx5="http://schemas.microsoft.com/office/drawing/2016/5/11/chartex" xmlns:cx6="http://schemas.microsoft.com/office/drawing/2016/5/12/chartex" xmlns:cx7="http://schemas.microsoft.com/office/drawing/2016/5/13/chartex" xmlns:cx8="http://schemas.microsoft.com/office/drawing/2016/5/14/chartex" xmlns:mc="http://schemas.openxmlformats.org/markup-compatibility/2006" xmlns:aink="http://schemas.microsoft.com/office/drawing/2016/ink" xmlns:am3d="http://schemas.microsoft.com/office/drawing/2017/model3d" xmlns:o="urn:schemas-microsoft-com:office:office" xmlns:r="http://schemas.openxmlformats.org/officeDocument/2006/relationships" xmlns:m="http://schemas.openxmlformats.org/officeDocument/2006/math" xmlns:v="urn:schemas-microsoft-com:vml" xmlns:wp14="http://schemas.microsoft.com/office/word/2010/wordprocessingDrawing" xmlns:wp="http://schemas.openxmlformats.org/drawingml/2006/wordprocessingDrawing" xmlns:w10="urn:schemas-microsoft-com:office:word" xmlns:w="http://schemas.openxmlformats.org/wordprocessingml/2006/main" xmlns:w14="http://schemas.microsoft.com/office/word/2010/wordml" xmlns:w15="http://schemas.microsoft.com/office/word/2012/wordml" xmlns:w16cex="http://schemas.microsoft.com/office/word/2018/wordml/cex" xmlns:w16cid="http://schemas.microsoft.com/office/word/2016/wordml/cid" xmlns:w16="http://schemas.microsoft.com/office/word/2018/wordml" xmlns:w16sdtdh="http://schemas.microsoft.com/office/word/2020/wordml/sdtdatahash" xmlns:w16se="http://schemas.microsoft.com/office/word/2015/wordml/symex" xmlns:wpg="http://schemas.microsoft.com/office/word/2010/wordprocessingGroup" xmlns:wpi="http://schemas.microsoft.com/office/word/2010/wordprocessingInk" xmlns:wne="http://schemas.microsoft.com/office/word/2006/wordml" xmlns:wps="http://schemas.microsoft.com/office/word/2010/wordprocessingShape" mc:Ignorable="w14 w15 w16se w16cid w16 w16cex w16sdtdh wp14">
+  <w16cex:commentExtensible w16cex:durableId="2DA8C145" w16cex:dateUtc="2026-05-08T17:08:00Z"/>
+</w16cex:commentsExtensible>
+</file>
+
+<file path=word/commentsIds.xml><?xml version="1.0" encoding="utf-8"?>
+<w16cid:commentsIds xmlns:wpc="http://schemas.microsoft.com/office/word/2010/wordprocessingCanvas" xmlns:cx="http://schemas.microsoft.com/office/drawing/2014/chartex" xmlns:cx1="http://schemas.microsoft.com/office/drawing/2015/9/8/chartex" xmlns:cx2="http://schemas.microsoft.com/office/drawing/2015/10/21/chartex" xmlns:cx3="http://schemas.microsoft.com/office/drawing/2016/5/9/chartex" xmlns:cx4="http://schemas.microsoft.com/office/drawing/2016/5/10/chartex" xmlns:cx5="http://schemas.microsoft.com/office/drawing/2016/5/11/chartex" xmlns:cx6="http://schemas.microsoft.com/office/drawing/2016/5/12/chartex" xmlns:cx7="http://schemas.microsoft.com/office/drawing/2016/5/13/chartex" xmlns:cx8="http://schemas.microsoft.com/office/drawing/2016/5/14/chartex" xmlns:mc="http://schemas.openxmlformats.org/markup-compatibility/2006" xmlns:aink="http://schemas.microsoft.com/office/drawing/2016/ink" xmlns:am3d="http://schemas.microsoft.com/office/drawing/2017/model3d" xmlns:o="urn:schemas-microsoft-com:office:office" xmlns:r="http://schemas.openxmlformats.org/officeDocument/2006/relationships" xmlns:m="http://schemas.openxmlformats.org/officeDocument/2006/math" xmlns:v="urn:schemas-microsoft-com:vml" xmlns:wp14="http://schemas.microsoft.com/office/word/2010/wordprocessingDrawing" xmlns:wp="http://schemas.openxmlformats.org/drawingml/2006/wordprocessingDrawing" xmlns:w10="urn:schemas-microsoft-com:office:word" xmlns:w="http://schemas.openxmlformats.org/wordprocessingml/2006/main" xmlns:w14="http://schemas.microsoft.com/office/word/2010/wordml" xmlns:w15="http://schemas.microsoft.com/office/word/2012/wordml" xmlns:w16cex="http://schemas.microsoft.com/office/word/2018/wordml/cex" xmlns:w16cid="http://schemas.microsoft.com/office/word/2016/wordml/cid" xmlns:w16="http://schemas.microsoft.com/office/word/2018/wordml" xmlns:w16sdtdh="http://schemas.microsoft.com/office/word/2020/wordml/sdtdatahash" xmlns:w16se="http://schemas.microsoft.com/office/word/2015/wordml/symex" xmlns:wpg="http://schemas.microsoft.com/office/word/2010/wordprocessingGroup" xmlns:wpi="http://schemas.microsoft.com/office/word/2010/wordprocessingInk" xmlns:wne="http://schemas.microsoft.com/office/word/2006/wordml" xmlns:wps="http://schemas.microsoft.com/office/word/2010/wordprocessingShape" mc:Ignorable="w14 w15 w16se w16cid w16 w16cex w16sdtdh wp14">
+  <w16cid:commentId w16cid:paraId="7A989612" w16cid:durableId="2DA8C145"/>
+</w16cid:commentsIds>
 </file>
 
 <file path=word/endnotes.xml><?xml version="1.0" encoding="utf-8"?>
@@ -14948,6 +16760,14 @@
     <w:abstractNumId w:val="1"/>
   </w:num>
 </w:numbering>
+</file>
+
+<file path=word/people.xml><?xml version="1.0" encoding="utf-8"?>
+<w15:people xmlns:wpc="http://schemas.microsoft.com/office/word/2010/wordprocessingCanvas" xmlns:cx="http://schemas.microsoft.com/office/drawing/2014/chartex" xmlns:cx1="http://schemas.microsoft.com/office/drawing/2015/9/8/chartex" xmlns:cx2="http://schemas.microsoft.com/office/drawing/2015/10/21/chartex" xmlns:cx3="http://schemas.microsoft.com/office/drawing/2016/5/9/chartex" xmlns:cx4="http://schemas.microsoft.com/office/drawing/2016/5/10/chartex" xmlns:cx5="http://schemas.microsoft.com/office/drawing/2016/5/11/chartex" xmlns:cx6="http://schemas.microsoft.com/office/drawing/2016/5/12/chartex" xmlns:cx7="http://schemas.microsoft.com/office/drawing/2016/5/13/chartex" xmlns:cx8="http://schemas.microsoft.com/office/drawing/2016/5/14/chartex" xmlns:mc="http://schemas.openxmlformats.org/markup-compatibility/2006" xmlns:aink="http://schemas.microsoft.com/office/drawing/2016/ink" xmlns:am3d="http://schemas.microsoft.com/office/drawing/2017/model3d" xmlns:o="urn:schemas-microsoft-com:office:office" xmlns:r="http://schemas.openxmlformats.org/officeDocument/2006/relationships" xmlns:m="http://schemas.openxmlformats.org/officeDocument/2006/math" xmlns:v="urn:schemas-microsoft-com:vml" xmlns:wp14="http://schemas.microsoft.com/office/word/2010/wordprocessingDrawing" xmlns:wp="http://schemas.openxmlformats.org/drawingml/2006/wordprocessingDrawing" xmlns:w10="urn:schemas-microsoft-com:office:word" xmlns:w="http://schemas.openxmlformats.org/wordprocessingml/2006/main" xmlns:w14="http://schemas.microsoft.com/office/word/2010/wordml" xmlns:w15="http://schemas.microsoft.com/office/word/2012/wordml" xmlns:w16cex="http://schemas.microsoft.com/office/word/2018/wordml/cex" xmlns:w16cid="http://schemas.microsoft.com/office/word/2016/wordml/cid" xmlns:w16="http://schemas.microsoft.com/office/word/2018/wordml" xmlns:w16sdtdh="http://schemas.microsoft.com/office/word/2020/wordml/sdtdatahash" xmlns:w16se="http://schemas.microsoft.com/office/word/2015/wordml/symex" xmlns:wpg="http://schemas.microsoft.com/office/word/2010/wordprocessingGroup" xmlns:wpi="http://schemas.microsoft.com/office/word/2010/wordprocessingInk" xmlns:wne="http://schemas.microsoft.com/office/word/2006/wordml" xmlns:wps="http://schemas.microsoft.com/office/word/2010/wordprocessingShape" mc:Ignorable="w14 w15 w16se w16cid w16 w16cex w16sdtdh wp14">
+  <w15:person w15:author="Kristinochka">
+    <w15:presenceInfo w15:providerId="None" w15:userId="Kristinochka"/>
+  </w15:person>
+</w15:people>
 </file>
 
 <file path=word/styles.xml><?xml version="1.0" encoding="utf-8"?>
@@ -15459,6 +17279,7 @@
   <w:style w:type="character" w:default="1" w:styleId="a0">
     <w:name w:val="Default Paragraph Font"/>
     <w:uiPriority w:val="1"/>
+    <w:semiHidden/>
     <w:unhideWhenUsed/>
   </w:style>
   <w:style w:type="table" w:default="1" w:styleId="a1">
@@ -15724,6 +17545,92 @@
         <w:insideV w:val="single" w:sz="4" w:space="0" w:color="auto"/>
       </w:tblBorders>
     </w:tblPr>
+  </w:style>
+  <w:style w:type="paragraph" w:customStyle="1" w:styleId="Default">
+    <w:name w:val="Default"/>
+    <w:rsid w:val="00DF613D"/>
+    <w:pPr>
+      <w:autoSpaceDE w:val="0"/>
+      <w:autoSpaceDN w:val="0"/>
+      <w:adjustRightInd w:val="0"/>
+      <w:spacing w:after="0" w:line="240" w:lineRule="auto"/>
+    </w:pPr>
+    <w:rPr>
+      <w:rFonts w:ascii="Times New Roman" w:hAnsi="Times New Roman" w:cs="Times New Roman"/>
+      <w:color w:val="000000"/>
+      <w:sz w:val="24"/>
+      <w:szCs w:val="24"/>
+    </w:rPr>
+  </w:style>
+  <w:style w:type="character" w:styleId="af">
+    <w:name w:val="annotation reference"/>
+    <w:basedOn w:val="a0"/>
+    <w:uiPriority w:val="99"/>
+    <w:semiHidden/>
+    <w:unhideWhenUsed/>
+    <w:rsid w:val="00B55C98"/>
+    <w:rPr>
+      <w:sz w:val="16"/>
+      <w:szCs w:val="16"/>
+    </w:rPr>
+  </w:style>
+  <w:style w:type="paragraph" w:styleId="af0">
+    <w:name w:val="annotation text"/>
+    <w:basedOn w:val="a"/>
+    <w:link w:val="af1"/>
+    <w:uiPriority w:val="99"/>
+    <w:semiHidden/>
+    <w:unhideWhenUsed/>
+    <w:rsid w:val="00B55C98"/>
+    <w:pPr>
+      <w:spacing w:line="240" w:lineRule="auto"/>
+    </w:pPr>
+    <w:rPr>
+      <w:sz w:val="20"/>
+      <w:szCs w:val="20"/>
+    </w:rPr>
+  </w:style>
+  <w:style w:type="character" w:customStyle="1" w:styleId="af1">
+    <w:name w:val="Текст примечания Знак"/>
+    <w:basedOn w:val="a0"/>
+    <w:link w:val="af0"/>
+    <w:uiPriority w:val="99"/>
+    <w:semiHidden/>
+    <w:rsid w:val="00B55C98"/>
+    <w:rPr>
+      <w:rFonts w:ascii="Times New Roman" w:hAnsi="Times New Roman"/>
+      <w:sz w:val="20"/>
+      <w:szCs w:val="20"/>
+    </w:rPr>
+  </w:style>
+  <w:style w:type="paragraph" w:styleId="af2">
+    <w:name w:val="annotation subject"/>
+    <w:basedOn w:val="af0"/>
+    <w:next w:val="af0"/>
+    <w:link w:val="af3"/>
+    <w:uiPriority w:val="99"/>
+    <w:semiHidden/>
+    <w:unhideWhenUsed/>
+    <w:rsid w:val="00B55C98"/>
+    <w:rPr>
+      <w:b/>
+      <w:bCs/>
+    </w:rPr>
+  </w:style>
+  <w:style w:type="character" w:customStyle="1" w:styleId="af3">
+    <w:name w:val="Тема примечания Знак"/>
+    <w:basedOn w:val="af1"/>
+    <w:link w:val="af2"/>
+    <w:uiPriority w:val="99"/>
+    <w:semiHidden/>
+    <w:rsid w:val="00B55C98"/>
+    <w:rPr>
+      <w:rFonts w:ascii="Times New Roman" w:hAnsi="Times New Roman"/>
+      <w:b/>
+      <w:bCs/>
+      <w:sz w:val="20"/>
+      <w:szCs w:val="20"/>
+    </w:rPr>
   </w:style>
 </w:styles>
 </file>

--- a/Диплом_Журавлева.docx
+++ b/Диплом_Журавлева.docx
@@ -6163,10 +6163,10 @@
             <v:path o:extrusionok="f" gradientshapeok="t" o:connecttype="rect"/>
             <o:lock v:ext="edit" aspectratio="t"/>
           </v:shapetype>
-          <v:shape id="_x0000_i1025" type="#_x0000_t75" style="width:467.35pt;height:1in" o:ole="">
+          <v:shape id="_x0000_i1025" type="#_x0000_t75" style="width:467.45pt;height:1in" o:ole="">
             <v:imagedata r:id="rId11" o:title=""/>
           </v:shape>
-          <o:OLEObject Type="Embed" ProgID="Visio.Drawing.15" ShapeID="_x0000_i1025" DrawAspect="Content" ObjectID="_1839776208" r:id="rId12"/>
+          <o:OLEObject Type="Embed" ProgID="Visio.Drawing.15" ShapeID="_x0000_i1025" DrawAspect="Content" ObjectID="_1840045865" r:id="rId12"/>
         </w:object>
       </w:r>
     </w:p>
@@ -6482,7 +6482,7 @@
           <v:shape id="_x0000_i1026" type="#_x0000_t75" style="width:25.35pt;height:18pt" o:ole="">
             <v:imagedata r:id="rId13" o:title=""/>
           </v:shape>
-          <o:OLEObject Type="Embed" ProgID="Equation.DSMT4" ShapeID="_x0000_i1026" DrawAspect="Content" ObjectID="_1839776209" r:id="rId14"/>
+          <o:OLEObject Type="Embed" ProgID="Equation.DSMT4" ShapeID="_x0000_i1026" DrawAspect="Content" ObjectID="_1840045866" r:id="rId14"/>
         </w:object>
       </w:r>
       <w:r>
@@ -6516,7 +6516,7 @@
           <v:shape id="_x0000_i1027" type="#_x0000_t75" style="width:28.65pt;height:19.35pt" o:ole="">
             <v:imagedata r:id="rId15" o:title=""/>
           </v:shape>
-          <o:OLEObject Type="Embed" ProgID="Equation.DSMT4" ShapeID="_x0000_i1027" DrawAspect="Content" ObjectID="_1839776210" r:id="rId16"/>
+          <o:OLEObject Type="Embed" ProgID="Equation.DSMT4" ShapeID="_x0000_i1027" DrawAspect="Content" ObjectID="_1840045867" r:id="rId16"/>
         </w:object>
       </w:r>
       <w:r>
@@ -6544,7 +6544,7 @@
           <v:shape id="_x0000_i1028" type="#_x0000_t75" style="width:9pt;height:13.65pt" o:ole="">
             <v:imagedata r:id="rId17" o:title=""/>
           </v:shape>
-          <o:OLEObject Type="Embed" ProgID="Equation.DSMT4" ShapeID="_x0000_i1028" DrawAspect="Content" ObjectID="_1839776211" r:id="rId18"/>
+          <o:OLEObject Type="Embed" ProgID="Equation.DSMT4" ShapeID="_x0000_i1028" DrawAspect="Content" ObjectID="_1840045868" r:id="rId18"/>
         </w:object>
       </w:r>
       <w:r>
@@ -6555,7 +6555,7 @@
           <v:shape id="_x0000_i1029" type="#_x0000_t75" style="width:79.65pt;height:21pt" o:ole="">
             <v:imagedata r:id="rId19" o:title=""/>
           </v:shape>
-          <o:OLEObject Type="Embed" ProgID="Equation.DSMT4" ShapeID="_x0000_i1029" DrawAspect="Content" ObjectID="_1839776212" r:id="rId20"/>
+          <o:OLEObject Type="Embed" ProgID="Equation.DSMT4" ShapeID="_x0000_i1029" DrawAspect="Content" ObjectID="_1840045869" r:id="rId20"/>
         </w:object>
       </w:r>
       <w:r>
@@ -6629,7 +6629,7 @@
           <v:shape id="_x0000_i1030" type="#_x0000_t75" style="width:25.35pt;height:18pt" o:ole="">
             <v:imagedata r:id="rId21" o:title=""/>
           </v:shape>
-          <o:OLEObject Type="Embed" ProgID="Equation.DSMT4" ShapeID="_x0000_i1030" DrawAspect="Content" ObjectID="_1839776213" r:id="rId22"/>
+          <o:OLEObject Type="Embed" ProgID="Equation.DSMT4" ShapeID="_x0000_i1030" DrawAspect="Content" ObjectID="_1840045870" r:id="rId22"/>
         </w:object>
       </w:r>
       <w:r>
@@ -6664,7 +6664,7 @@
           <v:shape id="_x0000_i1031" type="#_x0000_t75" style="width:123pt;height:22.35pt" o:ole="">
             <v:imagedata r:id="rId23" o:title=""/>
           </v:shape>
-          <o:OLEObject Type="Embed" ProgID="Equation.DSMT4" ShapeID="_x0000_i1031" DrawAspect="Content" ObjectID="_1839776214" r:id="rId24"/>
+          <o:OLEObject Type="Embed" ProgID="Equation.DSMT4" ShapeID="_x0000_i1031" DrawAspect="Content" ObjectID="_1840045871" r:id="rId24"/>
         </w:object>
       </w:r>
       <w:r>
@@ -6714,10 +6714,10 @@
           <w:position w:val="-12"/>
         </w:rPr>
         <w:object w:dxaOrig="2420" w:dyaOrig="420" w14:anchorId="23D837E1">
-          <v:shape id="_x0000_i1032" type="#_x0000_t75" style="width:120.65pt;height:21pt" o:ole="">
+          <v:shape id="_x0000_i1032" type="#_x0000_t75" style="width:120.55pt;height:21pt" o:ole="">
             <v:imagedata r:id="rId25" o:title=""/>
           </v:shape>
-          <o:OLEObject Type="Embed" ProgID="Equation.DSMT4" ShapeID="_x0000_i1032" DrawAspect="Content" ObjectID="_1839776215" r:id="rId26"/>
+          <o:OLEObject Type="Embed" ProgID="Equation.DSMT4" ShapeID="_x0000_i1032" DrawAspect="Content" ObjectID="_1840045872" r:id="rId26"/>
         </w:object>
       </w:r>
       <w:r>
@@ -6776,7 +6776,7 @@
           <v:shape id="_x0000_i1033" type="#_x0000_t75" style="width:109.35pt;height:19.35pt" o:ole="">
             <v:imagedata r:id="rId27" o:title=""/>
           </v:shape>
-          <o:OLEObject Type="Embed" ProgID="Equation.DSMT4" ShapeID="_x0000_i1033" DrawAspect="Content" ObjectID="_1839776216" r:id="rId28"/>
+          <o:OLEObject Type="Embed" ProgID="Equation.DSMT4" ShapeID="_x0000_i1033" DrawAspect="Content" ObjectID="_1840045873" r:id="rId28"/>
         </w:object>
       </w:r>
       <w:r>
@@ -6845,7 +6845,7 @@
           <v:shape id="_x0000_i1034" type="#_x0000_t75" style="width:37.65pt;height:36pt" o:ole="">
             <v:imagedata r:id="rId29" o:title=""/>
           </v:shape>
-          <o:OLEObject Type="Embed" ProgID="Equation.DSMT4" ShapeID="_x0000_i1034" DrawAspect="Content" ObjectID="_1839776217" r:id="rId30"/>
+          <o:OLEObject Type="Embed" ProgID="Equation.DSMT4" ShapeID="_x0000_i1034" DrawAspect="Content" ObjectID="_1840045874" r:id="rId30"/>
         </w:object>
       </w:r>
       <w:r>
@@ -6873,7 +6873,7 @@
           <v:shape id="_x0000_i1035" type="#_x0000_t75" style="width:27pt;height:18pt" o:ole="">
             <v:imagedata r:id="rId31" o:title=""/>
           </v:shape>
-          <o:OLEObject Type="Embed" ProgID="Equation.DSMT4" ShapeID="_x0000_i1035" DrawAspect="Content" ObjectID="_1839776218" r:id="rId32"/>
+          <o:OLEObject Type="Embed" ProgID="Equation.DSMT4" ShapeID="_x0000_i1035" DrawAspect="Content" ObjectID="_1840045875" r:id="rId32"/>
         </w:object>
       </w:r>
       <w:r>
@@ -6909,7 +6909,7 @@
           <v:shape id="_x0000_i1036" type="#_x0000_t75" style="width:79.65pt;height:18pt" o:ole="">
             <v:imagedata r:id="rId33" o:title=""/>
           </v:shape>
-          <o:OLEObject Type="Embed" ProgID="Equation.DSMT4" ShapeID="_x0000_i1036" DrawAspect="Content" ObjectID="_1839776219" r:id="rId34"/>
+          <o:OLEObject Type="Embed" ProgID="Equation.DSMT4" ShapeID="_x0000_i1036" DrawAspect="Content" ObjectID="_1840045876" r:id="rId34"/>
         </w:object>
       </w:r>
       <w:r>
@@ -6962,7 +6962,7 @@
           <v:shape id="_x0000_i1037" type="#_x0000_t75" style="width:79.65pt;height:21pt" o:ole="">
             <v:imagedata r:id="rId35" o:title=""/>
           </v:shape>
-          <o:OLEObject Type="Embed" ProgID="Equation.DSMT4" ShapeID="_x0000_i1037" DrawAspect="Content" ObjectID="_1839776220" r:id="rId36"/>
+          <o:OLEObject Type="Embed" ProgID="Equation.DSMT4" ShapeID="_x0000_i1037" DrawAspect="Content" ObjectID="_1840045877" r:id="rId36"/>
         </w:object>
       </w:r>
       <w:r>
@@ -7481,7 +7481,7 @@
           <v:shape id="_x0000_i1038" type="#_x0000_t75" style="width:180pt;height:39pt" o:ole="">
             <v:imagedata r:id="rId37" o:title=""/>
           </v:shape>
-          <o:OLEObject Type="Embed" ProgID="Equation.DSMT4" ShapeID="_x0000_i1038" DrawAspect="Content" ObjectID="_1839776221" r:id="rId38"/>
+          <o:OLEObject Type="Embed" ProgID="Equation.DSMT4" ShapeID="_x0000_i1038" DrawAspect="Content" ObjectID="_1840045878" r:id="rId38"/>
         </w:object>
       </w:r>
       <w:r>
@@ -7515,7 +7515,7 @@
           <v:shape id="_x0000_i1039" type="#_x0000_t75" style="width:25.35pt;height:18pt" o:ole="">
             <v:imagedata r:id="rId39" o:title=""/>
           </v:shape>
-          <o:OLEObject Type="Embed" ProgID="Equation.DSMT4" ShapeID="_x0000_i1039" DrawAspect="Content" ObjectID="_1839776222" r:id="rId40"/>
+          <o:OLEObject Type="Embed" ProgID="Equation.DSMT4" ShapeID="_x0000_i1039" DrawAspect="Content" ObjectID="_1840045879" r:id="rId40"/>
         </w:object>
       </w:r>
       <w:r>
@@ -7628,7 +7628,7 @@
           <v:shape id="_x0000_i1040" type="#_x0000_t75" style="width:16.65pt;height:21pt" o:ole="">
             <v:imagedata r:id="rId41" o:title=""/>
           </v:shape>
-          <o:OLEObject Type="Embed" ProgID="Equation.DSMT4" ShapeID="_x0000_i1040" DrawAspect="Content" ObjectID="_1839776223" r:id="rId42"/>
+          <o:OLEObject Type="Embed" ProgID="Equation.DSMT4" ShapeID="_x0000_i1040" DrawAspect="Content" ObjectID="_1840045880" r:id="rId42"/>
         </w:object>
       </w:r>
       <w:r>
@@ -7742,7 +7742,7 @@
           <v:shape id="_x0000_i1041" type="#_x0000_t75" style="width:415.65pt;height:106.65pt" o:ole="">
             <v:imagedata r:id="rId43" o:title=""/>
           </v:shape>
-          <o:OLEObject Type="Embed" ProgID="Visio.Drawing.15" ShapeID="_x0000_i1041" DrawAspect="Content" ObjectID="_1839776224" r:id="rId44"/>
+          <o:OLEObject Type="Embed" ProgID="Visio.Drawing.15" ShapeID="_x0000_i1041" DrawAspect="Content" ObjectID="_1840045881" r:id="rId44"/>
         </w:object>
       </w:r>
     </w:p>
@@ -7776,7 +7776,7 @@
           <v:shape id="_x0000_i1042" type="#_x0000_t75" style="width:49.35pt;height:22.35pt" o:ole="">
             <v:imagedata r:id="rId45" o:title=""/>
           </v:shape>
-          <o:OLEObject Type="Embed" ProgID="Equation.DSMT4" ShapeID="_x0000_i1042" DrawAspect="Content" ObjectID="_1839776225" r:id="rId46"/>
+          <o:OLEObject Type="Embed" ProgID="Equation.DSMT4" ShapeID="_x0000_i1042" DrawAspect="Content" ObjectID="_1840045882" r:id="rId46"/>
         </w:object>
       </w:r>
       <w:r>
@@ -7798,7 +7798,7 @@
           <v:shape id="_x0000_i1043" type="#_x0000_t75" style="width:22.65pt;height:21pt" o:ole="">
             <v:imagedata r:id="rId47" o:title=""/>
           </v:shape>
-          <o:OLEObject Type="Embed" ProgID="Equation.DSMT4" ShapeID="_x0000_i1043" DrawAspect="Content" ObjectID="_1839776226" r:id="rId48"/>
+          <o:OLEObject Type="Embed" ProgID="Equation.DSMT4" ShapeID="_x0000_i1043" DrawAspect="Content" ObjectID="_1840045883" r:id="rId48"/>
         </w:object>
       </w:r>
       <w:r>
@@ -7898,7 +7898,7 @@
           <v:shape id="_x0000_i1044" type="#_x0000_t75" style="width:391.65pt;height:174pt" o:ole="">
             <v:imagedata r:id="rId49" o:title=""/>
           </v:shape>
-          <o:OLEObject Type="Embed" ProgID="Visio.Drawing.15" ShapeID="_x0000_i1044" DrawAspect="Content" ObjectID="_1839776227" r:id="rId50"/>
+          <o:OLEObject Type="Embed" ProgID="Visio.Drawing.15" ShapeID="_x0000_i1044" DrawAspect="Content" ObjectID="_1840045884" r:id="rId50"/>
         </w:object>
       </w:r>
     </w:p>
@@ -7937,7 +7937,7 @@
           <v:shape id="_x0000_i1045" type="#_x0000_t75" style="width:27pt;height:19.35pt" o:ole="">
             <v:imagedata r:id="rId51" o:title=""/>
           </v:shape>
-          <o:OLEObject Type="Embed" ProgID="Equation.DSMT4" ShapeID="_x0000_i1045" DrawAspect="Content" ObjectID="_1839776228" r:id="rId52"/>
+          <o:OLEObject Type="Embed" ProgID="Equation.DSMT4" ShapeID="_x0000_i1045" DrawAspect="Content" ObjectID="_1840045885" r:id="rId52"/>
         </w:object>
       </w:r>
       <w:r>
@@ -7983,7 +7983,7 @@
           <v:shape id="_x0000_i1046" type="#_x0000_t75" style="width:93pt;height:21pt" o:ole="">
             <v:imagedata r:id="rId53" o:title=""/>
           </v:shape>
-          <o:OLEObject Type="Embed" ProgID="Equation.DSMT4" ShapeID="_x0000_i1046" DrawAspect="Content" ObjectID="_1839776229" r:id="rId54"/>
+          <o:OLEObject Type="Embed" ProgID="Equation.DSMT4" ShapeID="_x0000_i1046" DrawAspect="Content" ObjectID="_1840045886" r:id="rId54"/>
         </w:object>
       </w:r>
       <w:r>
@@ -8038,7 +8038,7 @@
           <v:shape id="_x0000_i1047" type="#_x0000_t75" style="width:39pt;height:19.35pt" o:ole="">
             <v:imagedata r:id="rId55" o:title=""/>
           </v:shape>
-          <o:OLEObject Type="Embed" ProgID="Equation.DSMT4" ShapeID="_x0000_i1047" DrawAspect="Content" ObjectID="_1839776230" r:id="rId56"/>
+          <o:OLEObject Type="Embed" ProgID="Equation.DSMT4" ShapeID="_x0000_i1047" DrawAspect="Content" ObjectID="_1840045887" r:id="rId56"/>
         </w:object>
       </w:r>
       <w:r>
@@ -8203,10 +8203,10 @@
       </w:pPr>
       <w:r>
         <w:object w:dxaOrig="8761" w:dyaOrig="6012" w14:anchorId="5371BD2B">
-          <v:shape id="_x0000_i1048" type="#_x0000_t75" style="width:438pt;height:300.65pt" o:ole="">
+          <v:shape id="_x0000_i1048" type="#_x0000_t75" style="width:438pt;height:300.55pt" o:ole="">
             <v:imagedata r:id="rId57" o:title=""/>
           </v:shape>
-          <o:OLEObject Type="Embed" ProgID="Visio.Drawing.15" ShapeID="_x0000_i1048" DrawAspect="Content" ObjectID="_1839776231" r:id="rId58"/>
+          <o:OLEObject Type="Embed" ProgID="Visio.Drawing.15" ShapeID="_x0000_i1048" DrawAspect="Content" ObjectID="_1840045888" r:id="rId58"/>
         </w:object>
       </w:r>
     </w:p>
@@ -8243,7 +8243,7 @@
           <v:shape id="_x0000_i1049" type="#_x0000_t75" style="width:49.35pt;height:22.35pt" o:ole="">
             <v:imagedata r:id="rId59" o:title=""/>
           </v:shape>
-          <o:OLEObject Type="Embed" ProgID="Equation.DSMT4" ShapeID="_x0000_i1049" DrawAspect="Content" ObjectID="_1839776232" r:id="rId60"/>
+          <o:OLEObject Type="Embed" ProgID="Equation.DSMT4" ShapeID="_x0000_i1049" DrawAspect="Content" ObjectID="_1840045889" r:id="rId60"/>
         </w:object>
       </w:r>
       <w:r>
@@ -8281,7 +8281,7 @@
           <v:shape id="_x0000_i1050" type="#_x0000_t75" style="width:195pt;height:21pt" o:ole="">
             <v:imagedata r:id="rId61" o:title=""/>
           </v:shape>
-          <o:OLEObject Type="Embed" ProgID="Equation.DSMT4" ShapeID="_x0000_i1050" DrawAspect="Content" ObjectID="_1839776233" r:id="rId62"/>
+          <o:OLEObject Type="Embed" ProgID="Equation.DSMT4" ShapeID="_x0000_i1050" DrawAspect="Content" ObjectID="_1840045890" r:id="rId62"/>
         </w:object>
       </w:r>
     </w:p>
@@ -8308,7 +8308,7 @@
           <v:shape id="_x0000_i1051" type="#_x0000_t75" style="width:136.35pt;height:21pt" o:ole="">
             <v:imagedata r:id="rId63" o:title=""/>
           </v:shape>
-          <o:OLEObject Type="Embed" ProgID="Equation.DSMT4" ShapeID="_x0000_i1051" DrawAspect="Content" ObjectID="_1839776234" r:id="rId64"/>
+          <o:OLEObject Type="Embed" ProgID="Equation.DSMT4" ShapeID="_x0000_i1051" DrawAspect="Content" ObjectID="_1840045891" r:id="rId64"/>
         </w:object>
       </w:r>
     </w:p>
@@ -8327,7 +8327,7 @@
           <v:shape id="_x0000_i1052" type="#_x0000_t75" style="width:15pt;height:21pt" o:ole="">
             <v:imagedata r:id="rId65" o:title=""/>
           </v:shape>
-          <o:OLEObject Type="Embed" ProgID="Equation.DSMT4" ShapeID="_x0000_i1052" DrawAspect="Content" ObjectID="_1839776235" r:id="rId66"/>
+          <o:OLEObject Type="Embed" ProgID="Equation.DSMT4" ShapeID="_x0000_i1052" DrawAspect="Content" ObjectID="_1840045892" r:id="rId66"/>
         </w:object>
       </w:r>
       <w:r>
@@ -8376,7 +8376,7 @@
           <v:shape id="_x0000_i1053" type="#_x0000_t75" style="width:132pt;height:21pt" o:ole="">
             <v:imagedata r:id="rId67" o:title=""/>
           </v:shape>
-          <o:OLEObject Type="Embed" ProgID="Equation.DSMT4" ShapeID="_x0000_i1053" DrawAspect="Content" ObjectID="_1839776236" r:id="rId68"/>
+          <o:OLEObject Type="Embed" ProgID="Equation.DSMT4" ShapeID="_x0000_i1053" DrawAspect="Content" ObjectID="_1840045893" r:id="rId68"/>
         </w:object>
       </w:r>
       <w:r>
@@ -8450,7 +8450,7 @@
           <v:shape id="_x0000_i1054" type="#_x0000_t75" style="width:21pt;height:19.35pt" o:ole="">
             <v:imagedata r:id="rId69" o:title=""/>
           </v:shape>
-          <o:OLEObject Type="Embed" ProgID="Equation.DSMT4" ShapeID="_x0000_i1054" DrawAspect="Content" ObjectID="_1839776237" r:id="rId70"/>
+          <o:OLEObject Type="Embed" ProgID="Equation.DSMT4" ShapeID="_x0000_i1054" DrawAspect="Content" ObjectID="_1840045894" r:id="rId70"/>
         </w:object>
       </w:r>
       <w:r>
@@ -8556,10 +8556,10 @@
       </w:pPr>
       <w:r>
         <w:object w:dxaOrig="13572" w:dyaOrig="4105" w14:anchorId="48CA6AF1">
-          <v:shape id="_x0000_i1055" type="#_x0000_t75" style="width:467.65pt;height:141pt" o:ole="">
+          <v:shape id="_x0000_i1055" type="#_x0000_t75" style="width:467.45pt;height:141pt" o:ole="">
             <v:imagedata r:id="rId71" o:title=""/>
           </v:shape>
-          <o:OLEObject Type="Embed" ProgID="Visio.Drawing.15" ShapeID="_x0000_i1055" DrawAspect="Content" ObjectID="_1839776238" r:id="rId72"/>
+          <o:OLEObject Type="Embed" ProgID="Visio.Drawing.15" ShapeID="_x0000_i1055" DrawAspect="Content" ObjectID="_1840045895" r:id="rId72"/>
         </w:object>
       </w:r>
     </w:p>
@@ -8660,7 +8660,7 @@
           <v:shape id="_x0000_i1056" type="#_x0000_t75" style="width:166.35pt;height:21pt" o:ole="">
             <v:imagedata r:id="rId73" o:title=""/>
           </v:shape>
-          <o:OLEObject Type="Embed" ProgID="Equation.DSMT4" ShapeID="_x0000_i1056" DrawAspect="Content" ObjectID="_1839776239" r:id="rId74"/>
+          <o:OLEObject Type="Embed" ProgID="Equation.DSMT4" ShapeID="_x0000_i1056" DrawAspect="Content" ObjectID="_1840045896" r:id="rId74"/>
         </w:object>
       </w:r>
       <w:r>
@@ -8697,7 +8697,7 @@
           <v:shape id="_x0000_i1057" type="#_x0000_t75" style="width:15pt;height:19.35pt" o:ole="">
             <v:imagedata r:id="rId75" o:title=""/>
           </v:shape>
-          <o:OLEObject Type="Embed" ProgID="Equation.DSMT4" ShapeID="_x0000_i1057" DrawAspect="Content" ObjectID="_1839776240" r:id="rId76"/>
+          <o:OLEObject Type="Embed" ProgID="Equation.DSMT4" ShapeID="_x0000_i1057" DrawAspect="Content" ObjectID="_1840045897" r:id="rId76"/>
         </w:object>
       </w:r>
       <w:r>
@@ -8732,7 +8732,7 @@
           <v:shape id="_x0000_i1058" type="#_x0000_t75" style="width:16.65pt;height:19.35pt" o:ole="">
             <v:imagedata r:id="rId77" o:title=""/>
           </v:shape>
-          <o:OLEObject Type="Embed" ProgID="Equation.DSMT4" ShapeID="_x0000_i1058" DrawAspect="Content" ObjectID="_1839776241" r:id="rId78"/>
+          <o:OLEObject Type="Embed" ProgID="Equation.DSMT4" ShapeID="_x0000_i1058" DrawAspect="Content" ObjectID="_1840045898" r:id="rId78"/>
         </w:object>
       </w:r>
       <w:r>
@@ -8766,7 +8766,7 @@
           <v:shape id="_x0000_i1059" type="#_x0000_t75" style="width:16.65pt;height:19.35pt" o:ole="">
             <v:imagedata r:id="rId79" o:title=""/>
           </v:shape>
-          <o:OLEObject Type="Embed" ProgID="Equation.DSMT4" ShapeID="_x0000_i1059" DrawAspect="Content" ObjectID="_1839776242" r:id="rId80"/>
+          <o:OLEObject Type="Embed" ProgID="Equation.DSMT4" ShapeID="_x0000_i1059" DrawAspect="Content" ObjectID="_1840045899" r:id="rId80"/>
         </w:object>
       </w:r>
       <w:r>
@@ -8803,7 +8803,7 @@
           <v:shape id="_x0000_i1060" type="#_x0000_t75" style="width:18pt;height:19.35pt" o:ole="">
             <v:imagedata r:id="rId81" o:title=""/>
           </v:shape>
-          <o:OLEObject Type="Embed" ProgID="Equation.DSMT4" ShapeID="_x0000_i1060" DrawAspect="Content" ObjectID="_1839776243" r:id="rId82"/>
+          <o:OLEObject Type="Embed" ProgID="Equation.DSMT4" ShapeID="_x0000_i1060" DrawAspect="Content" ObjectID="_1840045900" r:id="rId82"/>
         </w:object>
       </w:r>
       <w:r>
@@ -8837,7 +8837,7 @@
           <v:shape id="_x0000_i1061" type="#_x0000_t75" style="width:18pt;height:19.35pt" o:ole="">
             <v:imagedata r:id="rId83" o:title=""/>
           </v:shape>
-          <o:OLEObject Type="Embed" ProgID="Equation.DSMT4" ShapeID="_x0000_i1061" DrawAspect="Content" ObjectID="_1839776244" r:id="rId84"/>
+          <o:OLEObject Type="Embed" ProgID="Equation.DSMT4" ShapeID="_x0000_i1061" DrawAspect="Content" ObjectID="_1840045901" r:id="rId84"/>
         </w:object>
       </w:r>
       <w:r>
@@ -8871,7 +8871,7 @@
           <v:shape id="_x0000_i1062" type="#_x0000_t75" style="width:18pt;height:21pt" o:ole="">
             <v:imagedata r:id="rId85" o:title=""/>
           </v:shape>
-          <o:OLEObject Type="Embed" ProgID="Equation.DSMT4" ShapeID="_x0000_i1062" DrawAspect="Content" ObjectID="_1839776245" r:id="rId86"/>
+          <o:OLEObject Type="Embed" ProgID="Equation.DSMT4" ShapeID="_x0000_i1062" DrawAspect="Content" ObjectID="_1840045902" r:id="rId86"/>
         </w:object>
       </w:r>
       <w:r>
@@ -8905,7 +8905,7 @@
           <v:shape id="_x0000_i1063" type="#_x0000_t75" style="width:16.65pt;height:19.35pt" o:ole="">
             <v:imagedata r:id="rId87" o:title=""/>
           </v:shape>
-          <o:OLEObject Type="Embed" ProgID="Equation.DSMT4" ShapeID="_x0000_i1063" DrawAspect="Content" ObjectID="_1839776246" r:id="rId88"/>
+          <o:OLEObject Type="Embed" ProgID="Equation.DSMT4" ShapeID="_x0000_i1063" DrawAspect="Content" ObjectID="_1840045903" r:id="rId88"/>
         </w:object>
       </w:r>
       <w:r>
@@ -8939,7 +8939,7 @@
           <v:shape id="_x0000_i1064" type="#_x0000_t75" style="width:16.65pt;height:19.35pt" o:ole="">
             <v:imagedata r:id="rId79" o:title=""/>
           </v:shape>
-          <o:OLEObject Type="Embed" ProgID="Equation.DSMT4" ShapeID="_x0000_i1064" DrawAspect="Content" ObjectID="_1839776247" r:id="rId89"/>
+          <o:OLEObject Type="Embed" ProgID="Equation.DSMT4" ShapeID="_x0000_i1064" DrawAspect="Content" ObjectID="_1840045904" r:id="rId89"/>
         </w:object>
       </w:r>
       <w:r>
@@ -8953,7 +8953,7 @@
           <v:shape id="_x0000_i1065" type="#_x0000_t75" style="width:15pt;height:19.35pt" o:ole="">
             <v:imagedata r:id="rId90" o:title=""/>
           </v:shape>
-          <o:OLEObject Type="Embed" ProgID="Equation.DSMT4" ShapeID="_x0000_i1065" DrawAspect="Content" ObjectID="_1839776248" r:id="rId91"/>
+          <o:OLEObject Type="Embed" ProgID="Equation.DSMT4" ShapeID="_x0000_i1065" DrawAspect="Content" ObjectID="_1840045905" r:id="rId91"/>
         </w:object>
       </w:r>
       <w:r>
@@ -8976,7 +8976,7 @@
           <v:shape id="_x0000_i1066" type="#_x0000_t75" style="width:19.35pt;height:19.35pt" o:ole="">
             <v:imagedata r:id="rId92" o:title=""/>
           </v:shape>
-          <o:OLEObject Type="Embed" ProgID="Equation.DSMT4" ShapeID="_x0000_i1066" DrawAspect="Content" ObjectID="_1839776249" r:id="rId93"/>
+          <o:OLEObject Type="Embed" ProgID="Equation.DSMT4" ShapeID="_x0000_i1066" DrawAspect="Content" ObjectID="_1840045906" r:id="rId93"/>
         </w:object>
       </w:r>
       <w:r>
@@ -9004,7 +9004,7 @@
           <v:shape id="_x0000_i1067" type="#_x0000_t75" style="width:289.65pt;height:19.35pt" o:ole="">
             <v:imagedata r:id="rId94" o:title=""/>
           </v:shape>
-          <o:OLEObject Type="Embed" ProgID="Equation.DSMT4" ShapeID="_x0000_i1067" DrawAspect="Content" ObjectID="_1839776250" r:id="rId95"/>
+          <o:OLEObject Type="Embed" ProgID="Equation.DSMT4" ShapeID="_x0000_i1067" DrawAspect="Content" ObjectID="_1840045907" r:id="rId95"/>
         </w:object>
       </w:r>
       <w:r>
@@ -9029,7 +9029,7 @@
           <v:shape id="_x0000_i1068" type="#_x0000_t75" style="width:15pt;height:19.35pt" o:ole="">
             <v:imagedata r:id="rId96" o:title=""/>
           </v:shape>
-          <o:OLEObject Type="Embed" ProgID="Equation.DSMT4" ShapeID="_x0000_i1068" DrawAspect="Content" ObjectID="_1839776251" r:id="rId97"/>
+          <o:OLEObject Type="Embed" ProgID="Equation.DSMT4" ShapeID="_x0000_i1068" DrawAspect="Content" ObjectID="_1840045908" r:id="rId97"/>
         </w:object>
       </w:r>
       <w:r>
@@ -9048,7 +9048,7 @@
           <v:shape id="_x0000_i1069" type="#_x0000_t75" style="width:193.65pt;height:19.35pt" o:ole="">
             <v:imagedata r:id="rId98" o:title=""/>
           </v:shape>
-          <o:OLEObject Type="Embed" ProgID="Equation.DSMT4" ShapeID="_x0000_i1069" DrawAspect="Content" ObjectID="_1839776252" r:id="rId99"/>
+          <o:OLEObject Type="Embed" ProgID="Equation.DSMT4" ShapeID="_x0000_i1069" DrawAspect="Content" ObjectID="_1840045909" r:id="rId99"/>
         </w:object>
       </w:r>
       <w:r>
@@ -9069,10 +9069,10 @@
           <w:position w:val="-34"/>
         </w:rPr>
         <w:object w:dxaOrig="8059" w:dyaOrig="859" w14:anchorId="61F694DA">
-          <v:shape id="_x0000_i1070" type="#_x0000_t75" style="width:403pt;height:43.65pt" o:ole="">
+          <v:shape id="_x0000_i1070" type="#_x0000_t75" style="width:402.8pt;height:43.65pt" o:ole="">
             <v:imagedata r:id="rId100" o:title=""/>
           </v:shape>
-          <o:OLEObject Type="Embed" ProgID="Equation.DSMT4" ShapeID="_x0000_i1070" DrawAspect="Content" ObjectID="_1839776253" r:id="rId101"/>
+          <o:OLEObject Type="Embed" ProgID="Equation.DSMT4" ShapeID="_x0000_i1070" DrawAspect="Content" ObjectID="_1840045910" r:id="rId101"/>
         </w:object>
       </w:r>
       <w:r>
@@ -9097,7 +9097,7 @@
           <v:shape id="_x0000_i1071" type="#_x0000_t75" style="width:18pt;height:19.35pt" o:ole="">
             <v:imagedata r:id="rId83" o:title=""/>
           </v:shape>
-          <o:OLEObject Type="Embed" ProgID="Equation.DSMT4" ShapeID="_x0000_i1071" DrawAspect="Content" ObjectID="_1839776254" r:id="rId102"/>
+          <o:OLEObject Type="Embed" ProgID="Equation.DSMT4" ShapeID="_x0000_i1071" DrawAspect="Content" ObjectID="_1840045911" r:id="rId102"/>
         </w:object>
       </w:r>
       <w:r>
@@ -9121,7 +9121,7 @@
           <v:shape id="_x0000_i1072" type="#_x0000_t75" style="width:15pt;height:19.35pt" o:ole="">
             <v:imagedata r:id="rId75" o:title=""/>
           </v:shape>
-          <o:OLEObject Type="Embed" ProgID="Equation.DSMT4" ShapeID="_x0000_i1072" DrawAspect="Content" ObjectID="_1839776255" r:id="rId103"/>
+          <o:OLEObject Type="Embed" ProgID="Equation.DSMT4" ShapeID="_x0000_i1072" DrawAspect="Content" ObjectID="_1840045912" r:id="rId103"/>
         </w:object>
       </w:r>
       <w:r>
@@ -9135,7 +9135,7 @@
           <v:shape id="_x0000_i1073" type="#_x0000_t75" style="width:16.65pt;height:19.35pt" o:ole="">
             <v:imagedata r:id="rId77" o:title=""/>
           </v:shape>
-          <o:OLEObject Type="Embed" ProgID="Equation.DSMT4" ShapeID="_x0000_i1073" DrawAspect="Content" ObjectID="_1839776256" r:id="rId104"/>
+          <o:OLEObject Type="Embed" ProgID="Equation.DSMT4" ShapeID="_x0000_i1073" DrawAspect="Content" ObjectID="_1840045913" r:id="rId104"/>
         </w:object>
       </w:r>
       <w:r>
@@ -9155,7 +9155,7 @@
           <v:shape id="_x0000_i1074" type="#_x0000_t75" style="width:18pt;height:19.35pt" o:ole="">
             <v:imagedata r:id="rId81" o:title=""/>
           </v:shape>
-          <o:OLEObject Type="Embed" ProgID="Equation.DSMT4" ShapeID="_x0000_i1074" DrawAspect="Content" ObjectID="_1839776257" r:id="rId105"/>
+          <o:OLEObject Type="Embed" ProgID="Equation.DSMT4" ShapeID="_x0000_i1074" DrawAspect="Content" ObjectID="_1840045914" r:id="rId105"/>
         </w:object>
       </w:r>
       <w:r>
@@ -9169,7 +9169,7 @@
           <v:shape id="_x0000_i1075" type="#_x0000_t75" style="width:18pt;height:21pt" o:ole="">
             <v:imagedata r:id="rId85" o:title=""/>
           </v:shape>
-          <o:OLEObject Type="Embed" ProgID="Equation.DSMT4" ShapeID="_x0000_i1075" DrawAspect="Content" ObjectID="_1839776258" r:id="rId106"/>
+          <o:OLEObject Type="Embed" ProgID="Equation.DSMT4" ShapeID="_x0000_i1075" DrawAspect="Content" ObjectID="_1840045915" r:id="rId106"/>
         </w:object>
       </w:r>
       <w:r>
@@ -9186,7 +9186,7 @@
           <v:shape id="_x0000_i1076" type="#_x0000_t75" style="width:16.65pt;height:19.35pt" o:ole="">
             <v:imagedata r:id="rId87" o:title=""/>
           </v:shape>
-          <o:OLEObject Type="Embed" ProgID="Equation.DSMT4" ShapeID="_x0000_i1076" DrawAspect="Content" ObjectID="_1839776259" r:id="rId107"/>
+          <o:OLEObject Type="Embed" ProgID="Equation.DSMT4" ShapeID="_x0000_i1076" DrawAspect="Content" ObjectID="_1840045916" r:id="rId107"/>
         </w:object>
       </w:r>
       <w:r>
@@ -9217,7 +9217,7 @@
           <v:shape id="_x0000_i1077" type="#_x0000_t75" style="width:15pt;height:19.35pt" o:ole="">
             <v:imagedata r:id="rId108" o:title=""/>
           </v:shape>
-          <o:OLEObject Type="Embed" ProgID="Equation.DSMT4" ShapeID="_x0000_i1077" DrawAspect="Content" ObjectID="_1839776260" r:id="rId109"/>
+          <o:OLEObject Type="Embed" ProgID="Equation.DSMT4" ShapeID="_x0000_i1077" DrawAspect="Content" ObjectID="_1840045917" r:id="rId109"/>
         </w:object>
       </w:r>
       <w:r>
@@ -9318,10 +9318,10 @@
           <w:position w:val="-12"/>
         </w:rPr>
         <w:object w:dxaOrig="3280" w:dyaOrig="380" w14:anchorId="46C8240F">
-          <v:shape id="_x0000_i1078" type="#_x0000_t75" style="width:164.35pt;height:18.65pt" o:ole="">
+          <v:shape id="_x0000_i1078" type="#_x0000_t75" style="width:164.45pt;height:18.55pt" o:ole="">
             <v:imagedata r:id="rId110" o:title=""/>
           </v:shape>
-          <o:OLEObject Type="Embed" ProgID="Equation.DSMT4" ShapeID="_x0000_i1078" DrawAspect="Content" ObjectID="_1839776261" r:id="rId111"/>
+          <o:OLEObject Type="Embed" ProgID="Equation.DSMT4" ShapeID="_x0000_i1078" DrawAspect="Content" ObjectID="_1840045918" r:id="rId111"/>
         </w:object>
       </w:r>
       <w:r>
@@ -9335,7 +9335,7 @@
           <v:shape id="_x0000_i1079" type="#_x0000_t75" style="width:145.35pt;height:19.35pt" o:ole="">
             <v:imagedata r:id="rId112" o:title=""/>
           </v:shape>
-          <o:OLEObject Type="Embed" ProgID="Equation.DSMT4" ShapeID="_x0000_i1079" DrawAspect="Content" ObjectID="_1839776262" r:id="rId113"/>
+          <o:OLEObject Type="Embed" ProgID="Equation.DSMT4" ShapeID="_x0000_i1079" DrawAspect="Content" ObjectID="_1840045919" r:id="rId113"/>
         </w:object>
       </w:r>
       <w:r>
@@ -9384,7 +9384,7 @@
           <v:shape id="_x0000_i1080" type="#_x0000_t75" style="width:30pt;height:19.35pt" o:ole="">
             <v:imagedata r:id="rId114" o:title=""/>
           </v:shape>
-          <o:OLEObject Type="Embed" ProgID="Equation.DSMT4" ShapeID="_x0000_i1080" DrawAspect="Content" ObjectID="_1839776263" r:id="rId115"/>
+          <o:OLEObject Type="Embed" ProgID="Equation.DSMT4" ShapeID="_x0000_i1080" DrawAspect="Content" ObjectID="_1840045920" r:id="rId115"/>
         </w:object>
       </w:r>
       <w:r>
@@ -9460,7 +9460,7 @@
           <v:shape id="_x0000_i1081" type="#_x0000_t75" style="width:30pt;height:19.35pt" o:ole="">
             <v:imagedata r:id="rId114" o:title=""/>
           </v:shape>
-          <o:OLEObject Type="Embed" ProgID="Equation.DSMT4" ShapeID="_x0000_i1081" DrawAspect="Content" ObjectID="_1839776264" r:id="rId116"/>
+          <o:OLEObject Type="Embed" ProgID="Equation.DSMT4" ShapeID="_x0000_i1081" DrawAspect="Content" ObjectID="_1840045921" r:id="rId116"/>
         </w:object>
       </w:r>
       <w:r>
@@ -9581,10 +9581,10 @@
       </w:pPr>
       <w:r>
         <w:object w:dxaOrig="12480" w:dyaOrig="3396" w14:anchorId="44038B54">
-          <v:shape id="_x0000_i1082" type="#_x0000_t75" style="width:467.35pt;height:127.65pt" o:ole="">
+          <v:shape id="_x0000_i1082" type="#_x0000_t75" style="width:467.45pt;height:127.65pt" o:ole="">
             <v:imagedata r:id="rId117" o:title=""/>
           </v:shape>
-          <o:OLEObject Type="Embed" ProgID="Visio.Drawing.15" ShapeID="_x0000_i1082" DrawAspect="Content" ObjectID="_1839776265" r:id="rId118"/>
+          <o:OLEObject Type="Embed" ProgID="Visio.Drawing.15" ShapeID="_x0000_i1082" DrawAspect="Content" ObjectID="_1840045922" r:id="rId118"/>
         </w:object>
       </w:r>
     </w:p>
@@ -9632,10 +9632,10 @@
           <w:position w:val="-12"/>
         </w:rPr>
         <w:object w:dxaOrig="499" w:dyaOrig="380" w14:anchorId="14A29432">
-          <v:shape id="_x0000_i1083" type="#_x0000_t75" style="width:24.65pt;height:18.65pt" o:ole="">
+          <v:shape id="_x0000_i1083" type="#_x0000_t75" style="width:24.55pt;height:18.55pt" o:ole="">
             <v:imagedata r:id="rId119" o:title=""/>
           </v:shape>
-          <o:OLEObject Type="Embed" ProgID="Equation.DSMT4" ShapeID="_x0000_i1083" DrawAspect="Content" ObjectID="_1839776266" r:id="rId120"/>
+          <o:OLEObject Type="Embed" ProgID="Equation.DSMT4" ShapeID="_x0000_i1083" DrawAspect="Content" ObjectID="_1840045923" r:id="rId120"/>
         </w:object>
       </w:r>
       <w:r>
@@ -9668,10 +9668,10 @@
           <w:position w:val="-12"/>
         </w:rPr>
         <w:object w:dxaOrig="3280" w:dyaOrig="380" w14:anchorId="0EE1C75B">
-          <v:shape id="_x0000_i1084" type="#_x0000_t75" style="width:164.35pt;height:18.65pt" o:ole="">
+          <v:shape id="_x0000_i1084" type="#_x0000_t75" style="width:164.45pt;height:18.55pt" o:ole="">
             <v:imagedata r:id="rId121" o:title=""/>
           </v:shape>
-          <o:OLEObject Type="Embed" ProgID="Equation.DSMT4" ShapeID="_x0000_i1084" DrawAspect="Content" ObjectID="_1839776267" r:id="rId122"/>
+          <o:OLEObject Type="Embed" ProgID="Equation.DSMT4" ShapeID="_x0000_i1084" DrawAspect="Content" ObjectID="_1840045924" r:id="rId122"/>
         </w:object>
       </w:r>
       <w:r>
@@ -9690,10 +9690,10 @@
           <w:position w:val="-12"/>
         </w:rPr>
         <w:object w:dxaOrig="560" w:dyaOrig="380" w14:anchorId="77BD3CA8">
-          <v:shape id="_x0000_i1085" type="#_x0000_t75" style="width:27.65pt;height:18.65pt" o:ole="">
+          <v:shape id="_x0000_i1085" type="#_x0000_t75" style="width:27.55pt;height:18.55pt" o:ole="">
             <v:imagedata r:id="rId123" o:title=""/>
           </v:shape>
-          <o:OLEObject Type="Embed" ProgID="Equation.DSMT4" ShapeID="_x0000_i1085" DrawAspect="Content" ObjectID="_1839776268" r:id="rId124"/>
+          <o:OLEObject Type="Embed" ProgID="Equation.DSMT4" ShapeID="_x0000_i1085" DrawAspect="Content" ObjectID="_1840045925" r:id="rId124"/>
         </w:object>
       </w:r>
       <w:r>
@@ -12205,10 +12205,7 @@
       </w:pPr>
       <w:r>
         <w:lastRenderedPageBreak/>
-        <w:t>Результаты FHA</w:t>
-      </w:r>
-      <w:r>
-        <w:t xml:space="preserve"> </w:t>
+        <w:t xml:space="preserve">Результаты FHA </w:t>
       </w:r>
     </w:p>
     <w:p>
@@ -14588,9 +14585,9 @@
         <w:tblLook w:val="04A0" w:firstRow="1" w:lastRow="0" w:firstColumn="1" w:lastColumn="0" w:noHBand="0" w:noVBand="1"/>
       </w:tblPr>
       <w:tblGrid>
-        <w:gridCol w:w="2638"/>
-        <w:gridCol w:w="2243"/>
-        <w:gridCol w:w="2177"/>
+        <w:gridCol w:w="3397"/>
+        <w:gridCol w:w="2268"/>
+        <w:gridCol w:w="1393"/>
         <w:gridCol w:w="2286"/>
       </w:tblGrid>
       <w:tr>
@@ -14599,7 +14596,7 @@
         </w:trPr>
         <w:tc>
           <w:tcPr>
-            <w:tcW w:w="2638" w:type="dxa"/>
+            <w:tcW w:w="3397" w:type="dxa"/>
             <w:tcBorders>
               <w:bottom w:val="double" w:sz="4" w:space="0" w:color="auto"/>
             </w:tcBorders>
@@ -14618,7 +14615,7 @@
         </w:tc>
         <w:tc>
           <w:tcPr>
-            <w:tcW w:w="2243" w:type="dxa"/>
+            <w:tcW w:w="2268" w:type="dxa"/>
             <w:tcBorders>
               <w:bottom w:val="double" w:sz="4" w:space="0" w:color="auto"/>
             </w:tcBorders>
@@ -14637,7 +14634,7 @@
         </w:tc>
         <w:tc>
           <w:tcPr>
-            <w:tcW w:w="2177" w:type="dxa"/>
+            <w:tcW w:w="1393" w:type="dxa"/>
             <w:tcBorders>
               <w:bottom w:val="double" w:sz="4" w:space="0" w:color="auto"/>
             </w:tcBorders>
@@ -14683,7 +14680,7 @@
       <w:tr>
         <w:tc>
           <w:tcPr>
-            <w:tcW w:w="2638" w:type="dxa"/>
+            <w:tcW w:w="3397" w:type="dxa"/>
             <w:tcBorders>
               <w:top w:val="double" w:sz="4" w:space="0" w:color="auto"/>
             </w:tcBorders>
@@ -14707,7 +14704,7 @@
         </w:tc>
         <w:tc>
           <w:tcPr>
-            <w:tcW w:w="2243" w:type="dxa"/>
+            <w:tcW w:w="2268" w:type="dxa"/>
             <w:tcBorders>
               <w:top w:val="double" w:sz="4" w:space="0" w:color="auto"/>
             </w:tcBorders>
@@ -14726,14 +14723,7 @@
                 <w:sz w:val="28"/>
                 <w:szCs w:val="28"/>
               </w:rPr>
-              <w:t>7,9072</w:t>
-            </w:r>
-            <w:r>
-              <w:rPr>
-                <w:sz w:val="28"/>
-                <w:szCs w:val="28"/>
-              </w:rPr>
-              <w:t>·10</w:t>
+              <w:t>7,9072·10</w:t>
             </w:r>
             <w:r>
               <w:rPr>
@@ -14747,7 +14737,7 @@
         </w:tc>
         <w:tc>
           <w:tcPr>
-            <w:tcW w:w="2177" w:type="dxa"/>
+            <w:tcW w:w="1393" w:type="dxa"/>
             <w:tcBorders>
               <w:top w:val="double" w:sz="4" w:space="0" w:color="auto"/>
             </w:tcBorders>
@@ -14808,7 +14798,7 @@
       <w:tr>
         <w:tc>
           <w:tcPr>
-            <w:tcW w:w="2638" w:type="dxa"/>
+            <w:tcW w:w="3397" w:type="dxa"/>
           </w:tcPr>
           <w:p>
             <w:pPr>
@@ -14823,14 +14813,13 @@
                 <w:sz w:val="28"/>
                 <w:szCs w:val="28"/>
               </w:rPr>
-              <w:lastRenderedPageBreak/>
               <w:t>Двойное с перекрёстным контролем</w:t>
             </w:r>
           </w:p>
         </w:tc>
         <w:tc>
           <w:tcPr>
-            <w:tcW w:w="2243" w:type="dxa"/>
+            <w:tcW w:w="2268" w:type="dxa"/>
           </w:tcPr>
           <w:p>
             <w:pPr>
@@ -14846,21 +14835,7 @@
                 <w:sz w:val="28"/>
                 <w:szCs w:val="28"/>
               </w:rPr>
-              <w:t>6,252</w:t>
-            </w:r>
-            <w:r>
-              <w:rPr>
-                <w:sz w:val="28"/>
-                <w:szCs w:val="28"/>
-              </w:rPr>
-              <w:t>3</w:t>
-            </w:r>
-            <w:r>
-              <w:rPr>
-                <w:sz w:val="28"/>
-                <w:szCs w:val="28"/>
-              </w:rPr>
-              <w:t>·10</w:t>
+              <w:t>6,2523·10</w:t>
             </w:r>
             <w:r>
               <w:rPr>
@@ -14882,7 +14857,7 @@
         </w:tc>
         <w:tc>
           <w:tcPr>
-            <w:tcW w:w="2177" w:type="dxa"/>
+            <w:tcW w:w="1393" w:type="dxa"/>
           </w:tcPr>
           <w:p>
             <w:pPr>
@@ -14916,10 +14891,7 @@
               <w:jc w:val="center"/>
             </w:pPr>
             <w:r>
-              <w:t>С</w:t>
-            </w:r>
-            <w:r>
-              <w:t>оответствует</w:t>
+              <w:t>Соответствует</w:t>
             </w:r>
           </w:p>
         </w:tc>
@@ -14927,7 +14899,7 @@
       <w:tr>
         <w:tc>
           <w:tcPr>
-            <w:tcW w:w="2638" w:type="dxa"/>
+            <w:tcW w:w="3397" w:type="dxa"/>
           </w:tcPr>
           <w:p>
             <w:pPr>
@@ -14948,7 +14920,7 @@
         </w:tc>
         <w:tc>
           <w:tcPr>
-            <w:tcW w:w="2243" w:type="dxa"/>
+            <w:tcW w:w="2268" w:type="dxa"/>
           </w:tcPr>
           <w:p>
             <w:pPr>
@@ -14964,21 +14936,7 @@
                 <w:sz w:val="28"/>
                 <w:szCs w:val="28"/>
               </w:rPr>
-              <w:t>1,875</w:t>
-            </w:r>
-            <w:r>
-              <w:rPr>
-                <w:sz w:val="28"/>
-                <w:szCs w:val="28"/>
-              </w:rPr>
-              <w:t>6</w:t>
-            </w:r>
-            <w:r>
-              <w:rPr>
-                <w:sz w:val="28"/>
-                <w:szCs w:val="28"/>
-              </w:rPr>
-              <w:t>·10</w:t>
+              <w:t>1,8756·10</w:t>
             </w:r>
             <w:r>
               <w:rPr>
@@ -15000,7 +14958,7 @@
         </w:tc>
         <w:tc>
           <w:tcPr>
-            <w:tcW w:w="2177" w:type="dxa"/>
+            <w:tcW w:w="1393" w:type="dxa"/>
           </w:tcPr>
           <w:p>
             <w:pPr>
@@ -15042,7 +15000,7 @@
       <w:tr>
         <w:tc>
           <w:tcPr>
-            <w:tcW w:w="2638" w:type="dxa"/>
+            <w:tcW w:w="3397" w:type="dxa"/>
           </w:tcPr>
           <w:p>
             <w:pPr>
@@ -15057,13 +15015,14 @@
                 <w:sz w:val="28"/>
                 <w:szCs w:val="28"/>
               </w:rPr>
+              <w:lastRenderedPageBreak/>
               <w:t>«3 из 5»</w:t>
             </w:r>
           </w:p>
         </w:tc>
         <w:tc>
           <w:tcPr>
-            <w:tcW w:w="2243" w:type="dxa"/>
+            <w:tcW w:w="2268" w:type="dxa"/>
           </w:tcPr>
           <w:p>
             <w:pPr>
@@ -15079,21 +15038,7 @@
                 <w:sz w:val="28"/>
                 <w:szCs w:val="28"/>
               </w:rPr>
-              <w:t>4,943</w:t>
-            </w:r>
-            <w:r>
-              <w:rPr>
-                <w:sz w:val="28"/>
-                <w:szCs w:val="28"/>
-              </w:rPr>
-              <w:t>3</w:t>
-            </w:r>
-            <w:r>
-              <w:rPr>
-                <w:sz w:val="28"/>
-                <w:szCs w:val="28"/>
-              </w:rPr>
-              <w:t>·10</w:t>
+              <w:t>4,9433·10</w:t>
             </w:r>
             <w:r>
               <w:rPr>
@@ -15115,7 +15060,7 @@
         </w:tc>
         <w:tc>
           <w:tcPr>
-            <w:tcW w:w="2177" w:type="dxa"/>
+            <w:tcW w:w="1393" w:type="dxa"/>
           </w:tcPr>
           <w:p>
             <w:pPr>
@@ -15149,10 +15094,7 @@
               <w:jc w:val="center"/>
             </w:pPr>
             <w:r>
-              <w:t>С</w:t>
-            </w:r>
-            <w:r>
-              <w:t>оответствует</w:t>
+              <w:t>Соответствует</w:t>
             </w:r>
           </w:p>
         </w:tc>
@@ -15160,7 +15102,7 @@
       <w:tr>
         <w:tc>
           <w:tcPr>
-            <w:tcW w:w="2638" w:type="dxa"/>
+            <w:tcW w:w="3397" w:type="dxa"/>
           </w:tcPr>
           <w:p>
             <w:pPr>
@@ -15181,7 +15123,7 @@
         </w:tc>
         <w:tc>
           <w:tcPr>
-            <w:tcW w:w="2243" w:type="dxa"/>
+            <w:tcW w:w="2268" w:type="dxa"/>
           </w:tcPr>
           <w:p>
             <w:pPr>
@@ -15219,7 +15161,7 @@
         </w:tc>
         <w:tc>
           <w:tcPr>
-            <w:tcW w:w="2177" w:type="dxa"/>
+            <w:tcW w:w="1393" w:type="dxa"/>
           </w:tcPr>
           <w:p>
             <w:pPr>
@@ -15261,7 +15203,7 @@
       <w:tr>
         <w:tc>
           <w:tcPr>
-            <w:tcW w:w="2638" w:type="dxa"/>
+            <w:tcW w:w="3397" w:type="dxa"/>
           </w:tcPr>
           <w:p>
             <w:pPr>
@@ -15282,7 +15224,7 @@
         </w:tc>
         <w:tc>
           <w:tcPr>
-            <w:tcW w:w="2243" w:type="dxa"/>
+            <w:tcW w:w="2268" w:type="dxa"/>
           </w:tcPr>
           <w:p>
             <w:pPr>
@@ -15320,7 +15262,7 @@
         </w:tc>
         <w:tc>
           <w:tcPr>
-            <w:tcW w:w="2177" w:type="dxa"/>
+            <w:tcW w:w="1393" w:type="dxa"/>
           </w:tcPr>
           <w:p>
             <w:pPr>
@@ -15365,10 +15307,7 @@
         <w:spacing w:before="120"/>
       </w:pPr>
       <w:r>
-        <w:t>И</w:t>
-      </w:r>
-      <w:r>
-        <w:t xml:space="preserve">з шести рассмотренных архитектур количественному требованию </w:t>
+        <w:t xml:space="preserve">Из шести рассмотренных архитектур количественному требованию </w:t>
       </w:r>
       <w:r>
         <w:rPr>
@@ -15393,36 +15332,11 @@
       <w:r>
         <w:t>удовлетворяют две: двойное резервирование с перекрёстным контролем и схема «3 из 5».</w:t>
       </w:r>
-    </w:p>
-    <w:p>
-      <w:r>
-        <w:t xml:space="preserve">Выбор между </w:t>
-      </w:r>
-      <w:r>
-        <w:t>архитектурами выполнен</w:t>
-      </w:r>
-      <w:r>
-        <w:t xml:space="preserve"> с учётом характера поведения системы при отказе. Двойное резервирование с перекрёстным контролем </w:t>
-      </w:r>
-      <w:r>
-        <w:t>обеспечивает обнаружение расхождения каналов и блокирование выдачи недостоверной информации, переводя систему в безопасное состояние, соответствующее уходу на второй круг. При этом вероятность формирования ложной информации существенно снижается.</w:t>
-      </w:r>
       <w:r>
         <w:t xml:space="preserve"> </w:t>
       </w:r>
       <w:r>
-        <w:t>Схема «3 из 5» обеспечивает более высокий запас по вероятности отказа</w:t>
-      </w:r>
-      <w:r>
-        <w:t xml:space="preserve"> и с</w:t>
-      </w:r>
-      <w:r>
-        <w:t>охраняет работоспособность при отказе двух каналов из пяти.</w:t>
-      </w:r>
-    </w:p>
-    <w:p>
-      <w:r>
-        <w:t>С учётом требований к отказоустойчивости БПС и необходимости обеспечения непрерывной выдачи корректной информации при отказах отдельных каналов в качестве основной архитектуры БПС выбрана схема пятиканального резервирования «3 из 5». Архитектура двойного резервирования с перекрёстным контролем рассматривается как альтернативный вариант резервирования и используется для сравнительного анализа характеристик системы.</w:t>
+        <w:t>Обе архитектуры принимаются в качестве кандидатов для дальнейшего анализа.</w:t>
       </w:r>
     </w:p>
     <w:p>
@@ -15435,11 +15349,237 @@
     </w:p>
     <w:p>
       <w:r>
-        <w:t xml:space="preserve">Распределение бюджета вероятностей отказов по составным частям одного канала БПС выполнено пропорционально предварительно рассчитанным интенсивностям отказов, представленным в 3.4.2. </w:t>
+        <w:t xml:space="preserve">Распределение бюджета вероятностей отказов выполнено по иерархическому принципу в три уровня: от системного требования </w:t>
+      </w:r>
+      <w:r>
+        <w:t>–</w:t>
+      </w:r>
+      <w:r>
+        <w:t xml:space="preserve"> к требованию к каналу (БПС), и далее </w:t>
+      </w:r>
+      <w:r>
+        <w:t>–</w:t>
+      </w:r>
+      <w:r>
+        <w:t xml:space="preserve"> к требованиям к составным частям канала.</w:t>
+      </w:r>
+    </w:p>
+    <w:p>
+      <w:pPr>
+        <w:pStyle w:val="4"/>
+      </w:pPr>
+      <w:r>
+        <w:t xml:space="preserve">Уровень 1 </w:t>
+      </w:r>
+      <w:r>
+        <w:t>–</w:t>
+      </w:r>
+      <w:r>
+        <w:t xml:space="preserve"> Система</w:t>
+      </w:r>
+    </w:p>
+    <w:p>
+      <w:r>
+        <w:t>Требование к вероятности отказа системы установлено по результатам FHA:</w:t>
+      </w:r>
+      <w:r>
+        <w:t xml:space="preserve"> </w:t>
+      </w:r>
+      <w:r>
+        <w:t>Q</w:t>
+      </w:r>
+      <w:r>
+        <w:rPr>
+          <w:vertAlign w:val="subscript"/>
+        </w:rPr>
+        <w:t>треб</w:t>
+      </w:r>
+      <w:r>
+        <w:t xml:space="preserve"> = 10</w:t>
+      </w:r>
+      <w:r>
+        <w:rPr>
+          <w:vertAlign w:val="superscript"/>
+        </w:rPr>
+        <w:t>-9</w:t>
+      </w:r>
+      <w:r>
+        <w:t xml:space="preserve"> за час полёта для отказных состояний категории КС функций Ф1 и Ф2.</w:t>
+      </w:r>
+    </w:p>
+    <w:p>
+      <w:pPr>
+        <w:pStyle w:val="4"/>
+      </w:pPr>
+      <w:r>
+        <w:t xml:space="preserve">Уровень 2 </w:t>
+      </w:r>
+      <w:r>
+        <w:t>–</w:t>
+      </w:r>
+      <w:r>
+        <w:t xml:space="preserve"> Канал (БПС)</w:t>
+      </w:r>
+      <w:r>
+        <w:rPr>
+          <w:position w:val="-14"/>
+        </w:rPr>
+        <w:object w:dxaOrig="3440" w:dyaOrig="499" w14:anchorId="36A3351E">
+          <v:shape id="_x0000_i1173" type="#_x0000_t75" style="width:172.1pt;height:24.8pt" o:ole="">
+            <v:imagedata r:id="rId125" o:title=""/>
+          </v:shape>
+          <o:OLEObject Type="Embed" ProgID="Equation.DSMT4" ShapeID="_x0000_i1173" DrawAspect="Content" ObjectID="_1840045926" r:id="rId126"/>
+        </w:object>
+      </w:r>
+      <w:r>
+        <w:t xml:space="preserve"> </w:t>
+      </w:r>
+    </w:p>
+    <w:p>
+      <w:r>
+        <w:t xml:space="preserve">Для архитектуры двойного резервирования с перекрёстным контролем система включает два независимых канала, каждый из которых реализует </w:t>
+      </w:r>
+      <w:r>
+        <w:t>один</w:t>
+      </w:r>
+      <w:r>
+        <w:t xml:space="preserve"> комплект БПС. </w:t>
+      </w:r>
+      <w:r>
+        <w:t>Требование к вероятности отказа одного канала определяется из архитектурного соотношения</w:t>
+      </w:r>
+      <w:r>
+        <w:t>:</w:t>
+      </w:r>
+      <w:r>
+        <w:rPr>
+          <w:position w:val="-12"/>
+        </w:rPr>
+        <w:object w:dxaOrig="1180" w:dyaOrig="420" w14:anchorId="14726FDF">
+          <v:shape id="_x0000_i1088" type="#_x0000_t75" style="width:58.9pt;height:21pt" o:ole="">
+            <v:imagedata r:id="rId127" o:title=""/>
+          </v:shape>
+          <o:OLEObject Type="Embed" ProgID="Equation.DSMT4" ShapeID="_x0000_i1088" DrawAspect="Content" ObjectID="_1840045927" r:id="rId128"/>
+        </w:object>
+      </w:r>
+      <w:r>
+        <w:t>,</w:t>
+      </w:r>
+      <w:r>
+        <w:t xml:space="preserve"> </w:t>
+      </w:r>
+      <w:r>
+        <w:t xml:space="preserve">при условии </w:t>
+      </w:r>
+      <w:r>
+        <w:rPr>
+          <w:position w:val="-12"/>
+        </w:rPr>
+        <w:object w:dxaOrig="1280" w:dyaOrig="420" w14:anchorId="4F827422">
+          <v:shape id="_x0000_i1090" type="#_x0000_t75" style="width:64.1pt;height:21pt" o:ole="">
+            <v:imagedata r:id="rId129" o:title=""/>
+          </v:shape>
+          <o:OLEObject Type="Embed" ProgID="Equation.DSMT4" ShapeID="_x0000_i1090" DrawAspect="Content" ObjectID="_1840045928" r:id="rId130"/>
+        </w:object>
+      </w:r>
+      <w:r>
+        <w:t>:</w:t>
+      </w:r>
+    </w:p>
+    <w:p>
+      <w:pPr>
+        <w:jc w:val="center"/>
+        <w:rPr>
+          <w:b/>
+          <w:bCs/>
+          <w:lang w:val="en-US"/>
+        </w:rPr>
+      </w:pPr>
+      <w:r>
+        <w:rPr>
+          <w:position w:val="-12"/>
+        </w:rPr>
+        <w:object w:dxaOrig="2740" w:dyaOrig="480" w14:anchorId="67CAC349">
+          <v:shape id="_x0000_i1091" type="#_x0000_t75" style="width:136.9pt;height:24pt" o:ole="">
+            <v:imagedata r:id="rId131" o:title=""/>
+          </v:shape>
+          <o:OLEObject Type="Embed" ProgID="Equation.DSMT4" ShapeID="_x0000_i1091" DrawAspect="Content" ObjectID="_1840045929" r:id="rId132"/>
+        </w:object>
+      </w:r>
+    </w:p>
+    <w:p>
+      <w:r>
+        <w:t xml:space="preserve">Для архитектуры «3 из 5» система включает пять независимых каналов. </w:t>
+      </w:r>
+      <w:r>
+        <w:t xml:space="preserve">Требование к вероятности отказа одного канала определяется из соотношения </w:t>
+      </w:r>
+      <w:r>
+        <w:rPr>
+          <w:position w:val="-12"/>
+        </w:rPr>
+        <w:object w:dxaOrig="1460" w:dyaOrig="420" w14:anchorId="51D1BDB0">
+          <v:shape id="_x0000_i1094" type="#_x0000_t75" style="width:73.1pt;height:21pt" o:ole="">
+            <v:imagedata r:id="rId133" o:title=""/>
+          </v:shape>
+          <o:OLEObject Type="Embed" ProgID="Equation.DSMT4" ShapeID="_x0000_i1094" DrawAspect="Content" ObjectID="_1840045930" r:id="rId134"/>
+        </w:object>
+      </w:r>
+      <w:r>
+        <w:t>:</w:t>
+      </w:r>
+    </w:p>
+    <w:p>
+      <w:pPr>
+        <w:jc w:val="center"/>
+      </w:pPr>
+      <w:r>
+        <w:rPr>
+          <w:position w:val="-14"/>
+        </w:rPr>
+        <w:object w:dxaOrig="3440" w:dyaOrig="499" w14:anchorId="395EA81A">
+          <v:shape id="_x0000_i1096" type="#_x0000_t75" style="width:172.1pt;height:24.8pt" o:ole="">
+            <v:imagedata r:id="rId135" o:title=""/>
+          </v:shape>
+          <o:OLEObject Type="Embed" ProgID="Equation.DSMT4" ShapeID="_x0000_i1096" DrawAspect="Content" ObjectID="_1840045931" r:id="rId136"/>
+        </w:object>
+      </w:r>
+    </w:p>
+    <w:p>
+      <w:r>
+        <w:t xml:space="preserve">Таким образом, для архитектуры двойного резервирования предъявляются более жёсткие требования к надёжности одного канала, тогда </w:t>
       </w:r>
       <w:r>
         <w:lastRenderedPageBreak/>
-        <w:t>Относительные доли составных частей в общей интенсивности отказов канала приведены в таблице 5.</w:t>
+        <w:t>как в схеме «3 из 5» допустимая вероятность отказа канала выше за счёт структурной избыточности.</w:t>
+      </w:r>
+    </w:p>
+    <w:p>
+      <w:pPr>
+        <w:pStyle w:val="4"/>
+      </w:pPr>
+      <w:r>
+        <w:t xml:space="preserve">Уровень 3 </w:t>
+      </w:r>
+      <w:r>
+        <w:rPr>
+          <w:lang w:val="en-US"/>
+        </w:rPr>
+        <w:t>–</w:t>
+      </w:r>
+      <w:r>
+        <w:t xml:space="preserve"> Составные части канала</w:t>
+      </w:r>
+    </w:p>
+    <w:p>
+      <w:r>
+        <w:t xml:space="preserve">Распределение бюджета вероятностей отказов по составным частям одного канала выполнено пропорционально интенсивностям отказов, рассчитанным в </w:t>
+      </w:r>
+      <w:r>
+        <w:t xml:space="preserve">п.п. </w:t>
+      </w:r>
+      <w:r>
+        <w:t>3.4.2. Относительные доли составных частей в общей интенсивности отказов канала приведены в таблице 5.</w:t>
       </w:r>
     </w:p>
     <w:p>
@@ -15469,15 +15609,16 @@
         <w:tblLook w:val="04A0" w:firstRow="1" w:lastRow="0" w:firstColumn="1" w:lastColumn="0" w:noHBand="0" w:noVBand="1"/>
       </w:tblPr>
       <w:tblGrid>
-        <w:gridCol w:w="3112"/>
-        <w:gridCol w:w="3113"/>
-        <w:gridCol w:w="3113"/>
+        <w:gridCol w:w="5217"/>
+        <w:gridCol w:w="2099"/>
+        <w:gridCol w:w="2022"/>
       </w:tblGrid>
       <w:tr>
         <w:tc>
           <w:tcPr>
-            <w:tcW w:w="3114" w:type="dxa"/>
-            <w:tcBorders>
+            <w:tcW w:w="5382" w:type="dxa"/>
+            <w:tcBorders>
+              <w:top w:val="single" w:sz="6" w:space="0" w:color="auto"/>
               <w:left w:val="single" w:sz="6" w:space="0" w:color="auto"/>
               <w:bottom w:val="double" w:sz="6" w:space="0" w:color="auto"/>
               <w:right w:val="single" w:sz="6" w:space="0" w:color="auto"/>
@@ -15496,8 +15637,9 @@
         </w:tc>
         <w:tc>
           <w:tcPr>
-            <w:tcW w:w="3115" w:type="dxa"/>
-            <w:tcBorders>
+            <w:tcW w:w="2126" w:type="dxa"/>
+            <w:tcBorders>
+              <w:top w:val="single" w:sz="6" w:space="0" w:color="auto"/>
               <w:left w:val="single" w:sz="6" w:space="0" w:color="auto"/>
               <w:bottom w:val="double" w:sz="6" w:space="0" w:color="auto"/>
               <w:right w:val="single" w:sz="6" w:space="0" w:color="auto"/>
@@ -15522,8 +15664,9 @@
         </w:tc>
         <w:tc>
           <w:tcPr>
-            <w:tcW w:w="3115" w:type="dxa"/>
-            <w:tcBorders>
+            <w:tcW w:w="1836" w:type="dxa"/>
+            <w:tcBorders>
+              <w:top w:val="single" w:sz="6" w:space="0" w:color="auto"/>
               <w:left w:val="single" w:sz="6" w:space="0" w:color="auto"/>
               <w:bottom w:val="double" w:sz="6" w:space="0" w:color="auto"/>
               <w:right w:val="single" w:sz="6" w:space="0" w:color="auto"/>
@@ -15544,7 +15687,7 @@
       <w:tr>
         <w:tc>
           <w:tcPr>
-            <w:tcW w:w="3114" w:type="dxa"/>
+            <w:tcW w:w="5382" w:type="dxa"/>
             <w:tcBorders>
               <w:top w:val="double" w:sz="6" w:space="0" w:color="auto"/>
               <w:left w:val="single" w:sz="6" w:space="0" w:color="auto"/>
@@ -15564,7 +15707,7 @@
         </w:tc>
         <w:tc>
           <w:tcPr>
-            <w:tcW w:w="3115" w:type="dxa"/>
+            <w:tcW w:w="2126" w:type="dxa"/>
             <w:tcBorders>
               <w:top w:val="double" w:sz="6" w:space="0" w:color="auto"/>
               <w:left w:val="single" w:sz="6" w:space="0" w:color="auto"/>
@@ -15588,13 +15731,19 @@
               <w:rPr>
                 <w:vertAlign w:val="superscript"/>
               </w:rPr>
-              <w:t>-6</w:t>
-            </w:r>
-          </w:p>
-        </w:tc>
-        <w:tc>
-          <w:tcPr>
-            <w:tcW w:w="3115" w:type="dxa"/>
+              <w:t>-</w:t>
+            </w:r>
+            <w:r>
+              <w:rPr>
+                <w:vertAlign w:val="superscript"/>
+              </w:rPr>
+              <w:t>6</w:t>
+            </w:r>
+          </w:p>
+        </w:tc>
+        <w:tc>
+          <w:tcPr>
+            <w:tcW w:w="1836" w:type="dxa"/>
             <w:tcBorders>
               <w:top w:val="double" w:sz="6" w:space="0" w:color="auto"/>
               <w:left w:val="single" w:sz="6" w:space="0" w:color="auto"/>
@@ -15609,7 +15758,7 @@
               <w:jc w:val="center"/>
             </w:pPr>
             <w:r>
-              <w:t>47,60</w:t>
+              <w:t>47,6</w:t>
             </w:r>
           </w:p>
         </w:tc>
@@ -15617,7 +15766,7 @@
       <w:tr>
         <w:tc>
           <w:tcPr>
-            <w:tcW w:w="3114" w:type="dxa"/>
+            <w:tcW w:w="5382" w:type="dxa"/>
             <w:tcBorders>
               <w:top w:val="single" w:sz="6" w:space="0" w:color="auto"/>
               <w:left w:val="single" w:sz="6" w:space="0" w:color="auto"/>
@@ -15637,7 +15786,7 @@
         </w:tc>
         <w:tc>
           <w:tcPr>
-            <w:tcW w:w="3115" w:type="dxa"/>
+            <w:tcW w:w="2126" w:type="dxa"/>
             <w:tcBorders>
               <w:top w:val="single" w:sz="6" w:space="0" w:color="auto"/>
               <w:left w:val="single" w:sz="6" w:space="0" w:color="auto"/>
@@ -15658,13 +15807,19 @@
               <w:rPr>
                 <w:vertAlign w:val="superscript"/>
               </w:rPr>
-              <w:t>-6</w:t>
-            </w:r>
-          </w:p>
-        </w:tc>
-        <w:tc>
-          <w:tcPr>
-            <w:tcW w:w="3115" w:type="dxa"/>
+              <w:t>-</w:t>
+            </w:r>
+            <w:r>
+              <w:rPr>
+                <w:vertAlign w:val="superscript"/>
+              </w:rPr>
+              <w:t>6</w:t>
+            </w:r>
+          </w:p>
+        </w:tc>
+        <w:tc>
+          <w:tcPr>
+            <w:tcW w:w="1836" w:type="dxa"/>
             <w:tcBorders>
               <w:top w:val="single" w:sz="6" w:space="0" w:color="auto"/>
               <w:left w:val="single" w:sz="6" w:space="0" w:color="auto"/>
@@ -15687,6 +15842,1775 @@
       <w:tr>
         <w:tc>
           <w:tcPr>
+            <w:tcW w:w="5382" w:type="dxa"/>
+            <w:tcBorders>
+              <w:top w:val="single" w:sz="6" w:space="0" w:color="auto"/>
+              <w:left w:val="single" w:sz="6" w:space="0" w:color="auto"/>
+              <w:bottom w:val="single" w:sz="6" w:space="0" w:color="auto"/>
+              <w:right w:val="single" w:sz="6" w:space="0" w:color="auto"/>
+            </w:tcBorders>
+          </w:tcPr>
+          <w:p>
+            <w:pPr>
+              <w:spacing w:line="276" w:lineRule="auto"/>
+              <w:ind w:firstLine="0"/>
+            </w:pPr>
+            <w:r>
+              <w:t>Источник питания</w:t>
+            </w:r>
+          </w:p>
+        </w:tc>
+        <w:tc>
+          <w:tcPr>
+            <w:tcW w:w="2126" w:type="dxa"/>
+            <w:tcBorders>
+              <w:top w:val="single" w:sz="6" w:space="0" w:color="auto"/>
+              <w:left w:val="single" w:sz="6" w:space="0" w:color="auto"/>
+              <w:bottom w:val="single" w:sz="6" w:space="0" w:color="auto"/>
+              <w:right w:val="single" w:sz="6" w:space="0" w:color="auto"/>
+            </w:tcBorders>
+          </w:tcPr>
+          <w:p>
+            <w:pPr>
+              <w:spacing w:line="276" w:lineRule="auto"/>
+              <w:ind w:firstLine="0"/>
+              <w:jc w:val="center"/>
+            </w:pPr>
+            <w:r>
+              <w:t>14,9237·10</w:t>
+            </w:r>
+            <w:r>
+              <w:rPr>
+                <w:vertAlign w:val="superscript"/>
+              </w:rPr>
+              <w:t>-</w:t>
+            </w:r>
+            <w:r>
+              <w:rPr>
+                <w:vertAlign w:val="superscript"/>
+              </w:rPr>
+              <w:t>6</w:t>
+            </w:r>
+          </w:p>
+        </w:tc>
+        <w:tc>
+          <w:tcPr>
+            <w:tcW w:w="1836" w:type="dxa"/>
+            <w:tcBorders>
+              <w:top w:val="single" w:sz="6" w:space="0" w:color="auto"/>
+              <w:left w:val="single" w:sz="6" w:space="0" w:color="auto"/>
+              <w:bottom w:val="single" w:sz="6" w:space="0" w:color="auto"/>
+              <w:right w:val="single" w:sz="6" w:space="0" w:color="auto"/>
+            </w:tcBorders>
+          </w:tcPr>
+          <w:p>
+            <w:pPr>
+              <w:spacing w:line="276" w:lineRule="auto"/>
+              <w:ind w:firstLine="0"/>
+              <w:jc w:val="center"/>
+            </w:pPr>
+            <w:r>
+              <w:t>18,87</w:t>
+            </w:r>
+          </w:p>
+        </w:tc>
+      </w:tr>
+      <w:tr>
+        <w:tc>
+          <w:tcPr>
+            <w:tcW w:w="5382" w:type="dxa"/>
+            <w:tcBorders>
+              <w:top w:val="single" w:sz="6" w:space="0" w:color="auto"/>
+              <w:left w:val="single" w:sz="6" w:space="0" w:color="auto"/>
+              <w:bottom w:val="single" w:sz="6" w:space="0" w:color="auto"/>
+              <w:right w:val="single" w:sz="6" w:space="0" w:color="auto"/>
+            </w:tcBorders>
+          </w:tcPr>
+          <w:p>
+            <w:pPr>
+              <w:spacing w:line="276" w:lineRule="auto"/>
+              <w:ind w:firstLine="0"/>
+            </w:pPr>
+            <w:r>
+              <w:t>КМЧ</w:t>
+            </w:r>
+          </w:p>
+        </w:tc>
+        <w:tc>
+          <w:tcPr>
+            <w:tcW w:w="2126" w:type="dxa"/>
+            <w:tcBorders>
+              <w:top w:val="single" w:sz="6" w:space="0" w:color="auto"/>
+              <w:left w:val="single" w:sz="6" w:space="0" w:color="auto"/>
+              <w:bottom w:val="single" w:sz="6" w:space="0" w:color="auto"/>
+              <w:right w:val="single" w:sz="6" w:space="0" w:color="auto"/>
+            </w:tcBorders>
+          </w:tcPr>
+          <w:p>
+            <w:pPr>
+              <w:spacing w:line="276" w:lineRule="auto"/>
+              <w:ind w:firstLine="0"/>
+              <w:jc w:val="center"/>
+            </w:pPr>
+            <w:r>
+              <w:t>0,6078·10</w:t>
+            </w:r>
+            <w:r>
+              <w:rPr>
+                <w:vertAlign w:val="superscript"/>
+              </w:rPr>
+              <w:t>-</w:t>
+            </w:r>
+            <w:r>
+              <w:rPr>
+                <w:vertAlign w:val="superscript"/>
+              </w:rPr>
+              <w:t>6</w:t>
+            </w:r>
+          </w:p>
+        </w:tc>
+        <w:tc>
+          <w:tcPr>
+            <w:tcW w:w="1836" w:type="dxa"/>
+            <w:tcBorders>
+              <w:top w:val="single" w:sz="6" w:space="0" w:color="auto"/>
+              <w:left w:val="single" w:sz="6" w:space="0" w:color="auto"/>
+              <w:bottom w:val="single" w:sz="6" w:space="0" w:color="auto"/>
+              <w:right w:val="single" w:sz="6" w:space="0" w:color="auto"/>
+            </w:tcBorders>
+          </w:tcPr>
+          <w:p>
+            <w:pPr>
+              <w:spacing w:line="276" w:lineRule="auto"/>
+              <w:ind w:firstLine="0"/>
+              <w:jc w:val="center"/>
+            </w:pPr>
+            <w:r>
+              <w:t>0,77</w:t>
+            </w:r>
+          </w:p>
+        </w:tc>
+      </w:tr>
+    </w:tbl>
+    <w:p>
+      <w:pPr>
+        <w:spacing w:before="120"/>
+      </w:pPr>
+      <w:r>
+        <w:t>Требования к вероятностям отказов составных частей канала получены умножением требования к каналу (уровень 2) на относительную долю каждой составной части из таблицы 5. Результаты для обоих вариантов архитектуры представлены в таблице 6.</w:t>
+      </w:r>
+    </w:p>
+    <w:p>
+      <w:pPr>
+        <w:spacing w:before="120"/>
+        <w:ind w:firstLine="0"/>
+      </w:pPr>
+      <w:r>
+        <w:rPr>
+          <w:spacing w:val="20"/>
+        </w:rPr>
+        <w:t>Таблица</w:t>
+      </w:r>
+      <w:r>
+        <w:t xml:space="preserve"> 6 – Требования к вероятностям отказов составных частей канала БПС</w:t>
+      </w:r>
+    </w:p>
+    <w:tbl>
+      <w:tblPr>
+        <w:tblStyle w:val="ae"/>
+        <w:tblW w:w="0" w:type="auto"/>
+        <w:tblLook w:val="04A0" w:firstRow="1" w:lastRow="0" w:firstColumn="1" w:lastColumn="0" w:noHBand="0" w:noVBand="1"/>
+      </w:tblPr>
+      <w:tblGrid>
+        <w:gridCol w:w="5217"/>
+        <w:gridCol w:w="2099"/>
+        <w:gridCol w:w="2022"/>
+      </w:tblGrid>
+      <w:tr>
+        <w:tc>
+          <w:tcPr>
+            <w:tcW w:w="5217" w:type="dxa"/>
+            <w:tcBorders>
+              <w:top w:val="single" w:sz="6" w:space="0" w:color="auto"/>
+              <w:left w:val="single" w:sz="6" w:space="0" w:color="auto"/>
+              <w:bottom w:val="double" w:sz="6" w:space="0" w:color="auto"/>
+              <w:right w:val="single" w:sz="6" w:space="0" w:color="auto"/>
+            </w:tcBorders>
+          </w:tcPr>
+          <w:p>
+            <w:pPr>
+              <w:spacing w:line="276" w:lineRule="auto"/>
+              <w:ind w:firstLine="0"/>
+              <w:jc w:val="center"/>
+            </w:pPr>
+            <w:r>
+              <w:t>Наименование составной части</w:t>
+            </w:r>
+          </w:p>
+        </w:tc>
+        <w:tc>
+          <w:tcPr>
+            <w:tcW w:w="2099" w:type="dxa"/>
+            <w:tcBorders>
+              <w:top w:val="single" w:sz="6" w:space="0" w:color="auto"/>
+              <w:left w:val="single" w:sz="6" w:space="0" w:color="auto"/>
+              <w:bottom w:val="double" w:sz="6" w:space="0" w:color="auto"/>
+              <w:right w:val="single" w:sz="6" w:space="0" w:color="auto"/>
+            </w:tcBorders>
+          </w:tcPr>
+          <w:p>
+            <w:pPr>
+              <w:spacing w:line="276" w:lineRule="auto"/>
+              <w:ind w:firstLine="0"/>
+              <w:jc w:val="center"/>
+            </w:pPr>
+            <w:r>
+              <w:t>Q</w:t>
+            </w:r>
+            <w:r>
+              <w:rPr>
+                <w:vertAlign w:val="subscript"/>
+              </w:rPr>
+              <w:t>треб</w:t>
+            </w:r>
+            <w:r>
+              <w:t>, двойное резервирование</w:t>
+            </w:r>
+          </w:p>
+        </w:tc>
+        <w:tc>
+          <w:tcPr>
+            <w:tcW w:w="2022" w:type="dxa"/>
+            <w:tcBorders>
+              <w:top w:val="single" w:sz="6" w:space="0" w:color="auto"/>
+              <w:left w:val="single" w:sz="6" w:space="0" w:color="auto"/>
+              <w:bottom w:val="double" w:sz="6" w:space="0" w:color="auto"/>
+              <w:right w:val="single" w:sz="6" w:space="0" w:color="auto"/>
+            </w:tcBorders>
+          </w:tcPr>
+          <w:p>
+            <w:pPr>
+              <w:spacing w:line="276" w:lineRule="auto"/>
+              <w:ind w:firstLine="0"/>
+              <w:jc w:val="center"/>
+            </w:pPr>
+            <w:r>
+              <w:t>Q</w:t>
+            </w:r>
+            <w:r>
+              <w:rPr>
+                <w:vertAlign w:val="subscript"/>
+              </w:rPr>
+              <w:t>треб</w:t>
+            </w:r>
+            <w:r>
+              <w:t>, «3 из 5»</w:t>
+            </w:r>
+          </w:p>
+        </w:tc>
+      </w:tr>
+      <w:tr>
+        <w:tc>
+          <w:tcPr>
+            <w:tcW w:w="5217" w:type="dxa"/>
+            <w:tcBorders>
+              <w:top w:val="double" w:sz="6" w:space="0" w:color="auto"/>
+              <w:left w:val="single" w:sz="6" w:space="0" w:color="auto"/>
+              <w:bottom w:val="single" w:sz="6" w:space="0" w:color="auto"/>
+              <w:right w:val="single" w:sz="6" w:space="0" w:color="auto"/>
+            </w:tcBorders>
+          </w:tcPr>
+          <w:p>
+            <w:pPr>
+              <w:spacing w:line="276" w:lineRule="auto"/>
+              <w:ind w:firstLine="0"/>
+            </w:pPr>
+            <w:r>
+              <w:t>Приёмное устройство</w:t>
+            </w:r>
+          </w:p>
+        </w:tc>
+        <w:tc>
+          <w:tcPr>
+            <w:tcW w:w="2099" w:type="dxa"/>
+            <w:tcBorders>
+              <w:top w:val="double" w:sz="6" w:space="0" w:color="auto"/>
+              <w:left w:val="single" w:sz="6" w:space="0" w:color="auto"/>
+              <w:bottom w:val="single" w:sz="6" w:space="0" w:color="auto"/>
+              <w:right w:val="single" w:sz="6" w:space="0" w:color="auto"/>
+            </w:tcBorders>
+          </w:tcPr>
+          <w:p>
+            <w:pPr>
+              <w:spacing w:line="276" w:lineRule="auto"/>
+              <w:ind w:firstLine="0"/>
+              <w:jc w:val="center"/>
+            </w:pPr>
+            <w:r>
+              <w:t>2,2094</w:t>
+            </w:r>
+            <w:r>
+              <w:t>·10</w:t>
+            </w:r>
+            <w:r>
+              <w:rPr>
+                <w:vertAlign w:val="superscript"/>
+              </w:rPr>
+              <w:t>-</w:t>
+            </w:r>
+            <w:r>
+              <w:rPr>
+                <w:vertAlign w:val="superscript"/>
+              </w:rPr>
+              <w:t>4</w:t>
+            </w:r>
+          </w:p>
+        </w:tc>
+        <w:tc>
+          <w:tcPr>
+            <w:tcW w:w="2022" w:type="dxa"/>
+            <w:tcBorders>
+              <w:top w:val="double" w:sz="6" w:space="0" w:color="auto"/>
+              <w:left w:val="single" w:sz="6" w:space="0" w:color="auto"/>
+              <w:bottom w:val="single" w:sz="6" w:space="0" w:color="auto"/>
+              <w:right w:val="single" w:sz="6" w:space="0" w:color="auto"/>
+            </w:tcBorders>
+          </w:tcPr>
+          <w:p>
+            <w:pPr>
+              <w:spacing w:line="276" w:lineRule="auto"/>
+              <w:ind w:firstLine="0"/>
+              <w:jc w:val="center"/>
+            </w:pPr>
+            <w:r>
+              <w:rPr>
+                <w:lang w:val="en-US"/>
+              </w:rPr>
+              <w:t>1</w:t>
+            </w:r>
+            <w:r>
+              <w:t>,5053</w:t>
+            </w:r>
+            <w:r>
+              <w:t>·10</w:t>
+            </w:r>
+            <w:r>
+              <w:rPr>
+                <w:vertAlign w:val="superscript"/>
+              </w:rPr>
+              <w:t>-</w:t>
+            </w:r>
+            <w:r>
+              <w:rPr>
+                <w:vertAlign w:val="superscript"/>
+              </w:rPr>
+              <w:t>5</w:t>
+            </w:r>
+          </w:p>
+        </w:tc>
+      </w:tr>
+      <w:tr>
+        <w:tc>
+          <w:tcPr>
+            <w:tcW w:w="5217" w:type="dxa"/>
+            <w:tcBorders>
+              <w:top w:val="single" w:sz="6" w:space="0" w:color="auto"/>
+              <w:left w:val="single" w:sz="6" w:space="0" w:color="auto"/>
+              <w:bottom w:val="single" w:sz="6" w:space="0" w:color="auto"/>
+              <w:right w:val="single" w:sz="6" w:space="0" w:color="auto"/>
+            </w:tcBorders>
+          </w:tcPr>
+          <w:p>
+            <w:pPr>
+              <w:spacing w:line="276" w:lineRule="auto"/>
+              <w:ind w:firstLine="0"/>
+            </w:pPr>
+            <w:r>
+              <w:t>Устройство обработки сигналов</w:t>
+            </w:r>
+          </w:p>
+        </w:tc>
+        <w:tc>
+          <w:tcPr>
+            <w:tcW w:w="2099" w:type="dxa"/>
+            <w:tcBorders>
+              <w:top w:val="single" w:sz="6" w:space="0" w:color="auto"/>
+              <w:left w:val="single" w:sz="6" w:space="0" w:color="auto"/>
+              <w:bottom w:val="single" w:sz="6" w:space="0" w:color="auto"/>
+              <w:right w:val="single" w:sz="6" w:space="0" w:color="auto"/>
+            </w:tcBorders>
+          </w:tcPr>
+          <w:p>
+            <w:pPr>
+              <w:spacing w:line="276" w:lineRule="auto"/>
+              <w:ind w:firstLine="0"/>
+              <w:jc w:val="center"/>
+            </w:pPr>
+            <w:r>
+              <w:t>1,5206</w:t>
+            </w:r>
+            <w:r>
+              <w:t>·10</w:t>
+            </w:r>
+            <w:r>
+              <w:rPr>
+                <w:vertAlign w:val="superscript"/>
+              </w:rPr>
+              <w:t>-</w:t>
+            </w:r>
+            <w:r>
+              <w:rPr>
+                <w:vertAlign w:val="superscript"/>
+              </w:rPr>
+              <w:t>4</w:t>
+            </w:r>
+          </w:p>
+        </w:tc>
+        <w:tc>
+          <w:tcPr>
+            <w:tcW w:w="2022" w:type="dxa"/>
+            <w:tcBorders>
+              <w:top w:val="single" w:sz="6" w:space="0" w:color="auto"/>
+              <w:left w:val="single" w:sz="6" w:space="0" w:color="auto"/>
+              <w:bottom w:val="single" w:sz="6" w:space="0" w:color="auto"/>
+              <w:right w:val="single" w:sz="6" w:space="0" w:color="auto"/>
+            </w:tcBorders>
+          </w:tcPr>
+          <w:p>
+            <w:pPr>
+              <w:spacing w:line="276" w:lineRule="auto"/>
+              <w:ind w:firstLine="0"/>
+              <w:jc w:val="center"/>
+            </w:pPr>
+            <w:r>
+              <w:t>1,036</w:t>
+            </w:r>
+            <w:r>
+              <w:t>·10</w:t>
+            </w:r>
+            <w:r>
+              <w:rPr>
+                <w:vertAlign w:val="superscript"/>
+              </w:rPr>
+              <w:t>-</w:t>
+            </w:r>
+            <w:r>
+              <w:rPr>
+                <w:vertAlign w:val="superscript"/>
+              </w:rPr>
+              <w:t>5</w:t>
+            </w:r>
+          </w:p>
+        </w:tc>
+      </w:tr>
+      <w:tr>
+        <w:tc>
+          <w:tcPr>
+            <w:tcW w:w="5217" w:type="dxa"/>
+            <w:tcBorders>
+              <w:top w:val="single" w:sz="6" w:space="0" w:color="auto"/>
+              <w:left w:val="single" w:sz="6" w:space="0" w:color="auto"/>
+              <w:bottom w:val="single" w:sz="6" w:space="0" w:color="auto"/>
+              <w:right w:val="single" w:sz="6" w:space="0" w:color="auto"/>
+            </w:tcBorders>
+          </w:tcPr>
+          <w:p>
+            <w:pPr>
+              <w:spacing w:line="276" w:lineRule="auto"/>
+              <w:ind w:firstLine="0"/>
+            </w:pPr>
+            <w:r>
+              <w:t>Источник питания</w:t>
+            </w:r>
+          </w:p>
+        </w:tc>
+        <w:tc>
+          <w:tcPr>
+            <w:tcW w:w="2099" w:type="dxa"/>
+            <w:tcBorders>
+              <w:top w:val="single" w:sz="6" w:space="0" w:color="auto"/>
+              <w:left w:val="single" w:sz="6" w:space="0" w:color="auto"/>
+              <w:bottom w:val="single" w:sz="6" w:space="0" w:color="auto"/>
+              <w:right w:val="single" w:sz="6" w:space="0" w:color="auto"/>
+            </w:tcBorders>
+          </w:tcPr>
+          <w:p>
+            <w:pPr>
+              <w:spacing w:line="276" w:lineRule="auto"/>
+              <w:ind w:firstLine="0"/>
+              <w:jc w:val="center"/>
+            </w:pPr>
+            <w:r>
+              <w:t>8,7586</w:t>
+            </w:r>
+            <w:r>
+              <w:t>·10</w:t>
+            </w:r>
+            <w:r>
+              <w:rPr>
+                <w:vertAlign w:val="superscript"/>
+              </w:rPr>
+              <w:t>-</w:t>
+            </w:r>
+            <w:r>
+              <w:rPr>
+                <w:vertAlign w:val="superscript"/>
+              </w:rPr>
+              <w:t>5</w:t>
+            </w:r>
+          </w:p>
+        </w:tc>
+        <w:tc>
+          <w:tcPr>
+            <w:tcW w:w="2022" w:type="dxa"/>
+            <w:tcBorders>
+              <w:top w:val="single" w:sz="6" w:space="0" w:color="auto"/>
+              <w:left w:val="single" w:sz="6" w:space="0" w:color="auto"/>
+              <w:bottom w:val="single" w:sz="6" w:space="0" w:color="auto"/>
+              <w:right w:val="single" w:sz="6" w:space="0" w:color="auto"/>
+            </w:tcBorders>
+          </w:tcPr>
+          <w:p>
+            <w:pPr>
+              <w:spacing w:line="276" w:lineRule="auto"/>
+              <w:ind w:firstLine="0"/>
+              <w:jc w:val="center"/>
+            </w:pPr>
+            <w:r>
+              <w:t>5,9673</w:t>
+            </w:r>
+            <w:r>
+              <w:t>·10</w:t>
+            </w:r>
+            <w:r>
+              <w:rPr>
+                <w:vertAlign w:val="superscript"/>
+              </w:rPr>
+              <w:t>-</w:t>
+            </w:r>
+            <w:r>
+              <w:rPr>
+                <w:vertAlign w:val="superscript"/>
+              </w:rPr>
+              <w:t>6</w:t>
+            </w:r>
+          </w:p>
+        </w:tc>
+      </w:tr>
+      <w:tr>
+        <w:tc>
+          <w:tcPr>
+            <w:tcW w:w="5217" w:type="dxa"/>
+            <w:tcBorders>
+              <w:top w:val="single" w:sz="6" w:space="0" w:color="auto"/>
+              <w:left w:val="single" w:sz="6" w:space="0" w:color="auto"/>
+              <w:bottom w:val="single" w:sz="6" w:space="0" w:color="auto"/>
+              <w:right w:val="single" w:sz="6" w:space="0" w:color="auto"/>
+            </w:tcBorders>
+          </w:tcPr>
+          <w:p>
+            <w:pPr>
+              <w:spacing w:line="276" w:lineRule="auto"/>
+              <w:ind w:firstLine="0"/>
+            </w:pPr>
+            <w:r>
+              <w:t>КМЧ</w:t>
+            </w:r>
+          </w:p>
+        </w:tc>
+        <w:tc>
+          <w:tcPr>
+            <w:tcW w:w="2099" w:type="dxa"/>
+            <w:tcBorders>
+              <w:top w:val="single" w:sz="6" w:space="0" w:color="auto"/>
+              <w:left w:val="single" w:sz="6" w:space="0" w:color="auto"/>
+              <w:bottom w:val="single" w:sz="6" w:space="0" w:color="auto"/>
+              <w:right w:val="single" w:sz="6" w:space="0" w:color="auto"/>
+            </w:tcBorders>
+          </w:tcPr>
+          <w:p>
+            <w:pPr>
+              <w:spacing w:line="276" w:lineRule="auto"/>
+              <w:ind w:firstLine="0"/>
+              <w:jc w:val="center"/>
+            </w:pPr>
+            <w:r>
+              <w:t>3,574</w:t>
+            </w:r>
+            <w:r>
+              <w:t>·10</w:t>
+            </w:r>
+            <w:r>
+              <w:rPr>
+                <w:vertAlign w:val="superscript"/>
+              </w:rPr>
+              <w:t>-</w:t>
+            </w:r>
+            <w:r>
+              <w:rPr>
+                <w:vertAlign w:val="superscript"/>
+              </w:rPr>
+              <w:t>6</w:t>
+            </w:r>
+          </w:p>
+        </w:tc>
+        <w:tc>
+          <w:tcPr>
+            <w:tcW w:w="2022" w:type="dxa"/>
+            <w:tcBorders>
+              <w:top w:val="single" w:sz="6" w:space="0" w:color="auto"/>
+              <w:left w:val="single" w:sz="6" w:space="0" w:color="auto"/>
+              <w:bottom w:val="single" w:sz="6" w:space="0" w:color="auto"/>
+              <w:right w:val="single" w:sz="6" w:space="0" w:color="auto"/>
+            </w:tcBorders>
+          </w:tcPr>
+          <w:p>
+            <w:pPr>
+              <w:spacing w:line="276" w:lineRule="auto"/>
+              <w:ind w:firstLine="0"/>
+              <w:jc w:val="center"/>
+            </w:pPr>
+            <w:r>
+              <w:t>2,435</w:t>
+            </w:r>
+            <w:r>
+              <w:t>·10</w:t>
+            </w:r>
+            <w:r>
+              <w:rPr>
+                <w:vertAlign w:val="superscript"/>
+              </w:rPr>
+              <w:t>-</w:t>
+            </w:r>
+            <w:r>
+              <w:rPr>
+                <w:vertAlign w:val="superscript"/>
+              </w:rPr>
+              <w:t>7</w:t>
+            </w:r>
+          </w:p>
+        </w:tc>
+      </w:tr>
+    </w:tbl>
+    <w:p>
+      <w:r>
+        <w:t>Требования к вероятностям отказов составных частей канала получены путём пропорционального распределения требования к каналу q_к. Результаты для рассматриваемых архитектур приведены в таблице 6.</w:t>
+      </w:r>
+    </w:p>
+    <w:p>
+      <w:r>
+        <w:t xml:space="preserve">Анализ результатов показывает, что для архитектуры «3 из 5» требования к составным частям канала менее жёсткие (примерно на порядок), </w:t>
+      </w:r>
+      <w:r>
+        <w:lastRenderedPageBreak/>
+        <w:t>чем для схемы двойного резервирования. Это обусловлено тем, что при увеличении числа каналов система допускает более высокую вероятность отказа отдельных элементов при сохранении требуемого уровня отказобезопасности системы в целом.</w:t>
+      </w:r>
+    </w:p>
+    <w:p>
+      <w:pPr>
+        <w:pStyle w:val="3"/>
+      </w:pPr>
+      <w:commentRangeStart w:id="1"/>
+      <w:r>
+        <w:rPr>
+          <w:highlight w:val="yellow"/>
+        </w:rPr>
+        <w:t>Построение</w:t>
+      </w:r>
+      <w:commentRangeEnd w:id="1"/>
+      <w:r>
+        <w:rPr>
+          <w:rStyle w:val="af"/>
+          <w:rFonts w:eastAsiaTheme="minorHAnsi" w:cstheme="minorBidi"/>
+        </w:rPr>
+        <w:commentReference w:id="1"/>
+      </w:r>
+      <w:r>
+        <w:rPr>
+          <w:highlight w:val="yellow"/>
+        </w:rPr>
+        <w:t xml:space="preserve"> деревьев неисправности</w:t>
+      </w:r>
+    </w:p>
+    <w:p>
+      <w:r>
+        <w:t>ля каждого отказного состояния категории КС, выявленного в ходе FHA, построены деревья неисправности в соответствии с приложением C Р-4761 [15]. По результатам FHA к категории КС отнесены четыре отказных состояния — по два на каждую функцию:</w:t>
+      </w:r>
+    </w:p>
+    <w:p>
+      <w:r>
+        <w:t>— несигнализируемая потеря выдачи информации об отклонении от глиссады (Ф1);</w:t>
+      </w:r>
+    </w:p>
+    <w:p>
+      <w:r>
+        <w:t>— выдача ложной информации об отклонении от глиссады (Ф1);</w:t>
+      </w:r>
+    </w:p>
+    <w:p>
+      <w:r>
+        <w:t>— несигнализируемая потеря выдачи информации об отклонении от курса (Ф2);</w:t>
+      </w:r>
+    </w:p>
+    <w:p>
+      <w:r>
+        <w:t>— выдача ложной информации об отклонении от курса (Ф2).</w:t>
+      </w:r>
+    </w:p>
+    <w:p>
+      <w:r>
+        <w:t>Для каждого отказного состояния построены два дерева — по одному для каждой из рассматриваемых архитектур. Деревья неисправности для функций Ф1 и Ф2 приведены в приложении А. Структуры деревьев для Ф1 и Ф2 идентичны и отличаются только наименованием верхнего события, поэтому ниже описана структура для функции Ф1.</w:t>
+      </w:r>
+    </w:p>
+    <w:p>
+      <w:r>
+        <w:t>Дерево НФ1/01 — «Несигнализируемая потеря выдачи информации об отклонении от глиссады»</w:t>
+      </w:r>
+    </w:p>
+    <w:p>
+      <w:r>
+        <w:t>Верхнее событие раскрывается через гейт И в обоих вариантах архитектуры, поскольку несигнализируемая потеря возможна только при одновременном выполнении двух условий: отсутствии корректного выходного сигнала на выходе системы и отсутствии формирования признака отказа встроенными средствами контроля. При срабатывании ВСК отказ становится сигнализируемым и относится к категории СС, а не КС.</w:t>
+      </w:r>
+    </w:p>
+    <w:p>
+      <w:r>
+        <w:t xml:space="preserve">Для архитектуры двойного резервирования с перекрёстным контролем под гейтом И располагаются два события: «оба канала потеряли </w:t>
+      </w:r>
+      <w:r>
+        <w:lastRenderedPageBreak/>
+        <w:t>работоспособность» (гейт И: «отказ канала 1» И «отказ канала 2») и «ВСК не сформировала признак отказа». Каждое из событий «отказ канала» раскрывается через гейт ИЛИ на четыре базовых события — отказы составных частей канала с вероятностями Q_треб из таблицы 6.</w:t>
+      </w:r>
+    </w:p>
+    <w:p>
+      <w:r>
+        <w:t>Для архитектуры «3 из 5» под верхним гейтом И располагаются два события: «все пять каналов потеряли работоспособность» (гейт И: «отказ канала 1» И ... И «отказ канала 5») и «ВСК не сформировала признак отказа». Вероятность одновременного отказа всех пяти каналов пренебрежимо мала по сравнению с двойным резервированием, что делает данное отказное состояние практически невозможным.</w:t>
+      </w:r>
+    </w:p>
+    <w:p>
+      <w:r>
+        <w:t>Дерево НФ1/02 — «Выдача ложной информации об отклонении от глиссады»</w:t>
+      </w:r>
+    </w:p>
+    <w:p>
+      <w:r>
+        <w:t>Структура дерева принципиально различается для двух вариантов архитектуры, поскольку механизм формирования ложного выходного сигнала в них разный.</w:t>
+      </w:r>
+    </w:p>
+    <w:p>
+      <w:r>
+        <w:t>Для архитектуры двойного резервирования с перекрёстным контролем выдача ложной информации на выходе системы физически заблокирована модулем перекрёстного сравнения. При расхождении сигналов каналов модуль прекращает выдачу и формирует признак отказа. Ложный сигнал может пройти на выход системы только при одновременном отказе обоих каналов с одинаковым искажением и отказе модуля перекрёстного сравнения. Верхнее событие раскрывается через гейт И: «отказ канала 1» И «отказ канала 2» И «отказ модуля сравнения». Каждое из событий «отказ канала» раскрывается через гейт ИЛИ на четыре базовых события — отказы составных частей.</w:t>
+      </w:r>
+    </w:p>
+    <w:p>
+      <w:r>
+        <w:t xml:space="preserve">Для архитектуры «3 из 5» ложная информация проходит на выход при одновременном некорректном функционировании не менее трёх каналов из пяти с одинаковым искажением: мажоритарная логика принимает сигнал большинства как корректный. Верхнее событие раскрывается через </w:t>
+      </w:r>
+      <w:r>
+        <w:lastRenderedPageBreak/>
+        <w:t>мажоритарный гейт «≥3 из 5». Каждое из пяти событий «отказ канала» раскрывается через гейт ИЛИ на четыре базовых события.</w:t>
+      </w:r>
+    </w:p>
+    <w:p>
+      <w:r>
+        <w:t>Расчёт вероятности верхнего события в обоих деревьях выполняется снизу вверх. Сначала определяется вероятность отказа канала как сумма вероятностей отказов его составных частей из таблицы 6. Далее по структуре дерева рассчитывается вероятность верхнего события с использованием правил умножения вероятностей для гейта И и биномиальной формулы для мажоритарного гейта.</w:t>
+      </w:r>
+    </w:p>
+    <w:p>
+      <w:r>
+        <w:t>Результаты расчёта для всех четырёх отказных состояний и обоих вариантов архитектуры приведены в приложении А. Полученные значения вероятностей не превышают Q_треб = 10⁻⁹ за час полёта, что подтверждает соответствие обоих вариантов архитектуры требованиям FHA</w:t>
+      </w:r>
+    </w:p>
+    <w:p>
+      <w:pPr>
+        <w:pStyle w:val="3"/>
+      </w:pPr>
+      <w:r>
+        <w:t>Н</w:t>
+      </w:r>
+      <w:r>
+        <w:t>азначение уровней гарантии разработки</w:t>
+      </w:r>
+    </w:p>
+    <w:p>
+      <w:r>
+        <w:t xml:space="preserve">Уровни гарантии разработки функций (FDAL) назначены в соответствии с таблицей 3 </w:t>
+      </w:r>
+      <w:r>
+        <w:t>Р-</w:t>
+      </w:r>
+      <w:r>
+        <w:t>4754A [19] на основании классификации отказных состояний, полученной по результатам FHA. Результаты приведены в таблице 7.</w:t>
+      </w:r>
+    </w:p>
+    <w:p>
+      <w:pPr>
+        <w:ind w:firstLine="0"/>
+      </w:pPr>
+      <w:r>
+        <w:rPr>
+          <w:spacing w:val="20"/>
+        </w:rPr>
+        <w:t>Таблица</w:t>
+      </w:r>
+      <w:r>
+        <w:t xml:space="preserve"> 7 </w:t>
+      </w:r>
+      <w:r>
+        <w:t>–</w:t>
+      </w:r>
+      <w:r>
+        <w:t xml:space="preserve"> Уровни гарантии разработки функций БПС</w:t>
+      </w:r>
+    </w:p>
+    <w:tbl>
+      <w:tblPr>
+        <w:tblStyle w:val="ae"/>
+        <w:tblW w:w="0" w:type="auto"/>
+        <w:tblLook w:val="04A0" w:firstRow="1" w:lastRow="0" w:firstColumn="1" w:lastColumn="0" w:noHBand="0" w:noVBand="1"/>
+      </w:tblPr>
+      <w:tblGrid>
+        <w:gridCol w:w="5521"/>
+        <w:gridCol w:w="2693"/>
+        <w:gridCol w:w="1124"/>
+      </w:tblGrid>
+      <w:tr>
+        <w:tc>
+          <w:tcPr>
+            <w:tcW w:w="5521" w:type="dxa"/>
+            <w:tcBorders>
+              <w:top w:val="single" w:sz="6" w:space="0" w:color="000000"/>
+              <w:left w:val="single" w:sz="6" w:space="0" w:color="000000"/>
+              <w:bottom w:val="double" w:sz="6" w:space="0" w:color="auto"/>
+              <w:right w:val="single" w:sz="6" w:space="0" w:color="000000"/>
+            </w:tcBorders>
+            <w:vAlign w:val="center"/>
+          </w:tcPr>
+          <w:p>
+            <w:pPr>
+              <w:ind w:firstLine="0"/>
+              <w:jc w:val="center"/>
+            </w:pPr>
+            <w:r>
+              <w:t>Наименование функции</w:t>
+            </w:r>
+          </w:p>
+        </w:tc>
+        <w:tc>
+          <w:tcPr>
+            <w:tcW w:w="2693" w:type="dxa"/>
+            <w:tcBorders>
+              <w:top w:val="single" w:sz="6" w:space="0" w:color="000000"/>
+              <w:left w:val="single" w:sz="6" w:space="0" w:color="000000"/>
+              <w:bottom w:val="double" w:sz="6" w:space="0" w:color="auto"/>
+              <w:right w:val="single" w:sz="6" w:space="0" w:color="000000"/>
+            </w:tcBorders>
+            <w:vAlign w:val="center"/>
+          </w:tcPr>
+          <w:p>
+            <w:pPr>
+              <w:ind w:firstLine="0"/>
+              <w:jc w:val="center"/>
+            </w:pPr>
+            <w:r>
+              <w:t>Степень опасности нарушения</w:t>
+            </w:r>
+            <w:r>
+              <w:t xml:space="preserve"> функции</w:t>
+            </w:r>
+          </w:p>
+        </w:tc>
+        <w:tc>
+          <w:tcPr>
+            <w:tcW w:w="1124" w:type="dxa"/>
+            <w:tcBorders>
+              <w:top w:val="single" w:sz="6" w:space="0" w:color="000000"/>
+              <w:left w:val="single" w:sz="6" w:space="0" w:color="000000"/>
+              <w:bottom w:val="double" w:sz="6" w:space="0" w:color="auto"/>
+              <w:right w:val="single" w:sz="6" w:space="0" w:color="000000"/>
+            </w:tcBorders>
+            <w:vAlign w:val="center"/>
+          </w:tcPr>
+          <w:p>
+            <w:pPr>
+              <w:ind w:firstLine="0"/>
+              <w:jc w:val="center"/>
+            </w:pPr>
+            <w:r>
+              <w:t>FDAL</w:t>
+            </w:r>
+          </w:p>
+        </w:tc>
+      </w:tr>
+      <w:tr>
+        <w:tc>
+          <w:tcPr>
+            <w:tcW w:w="5521" w:type="dxa"/>
+            <w:tcBorders>
+              <w:top w:val="double" w:sz="6" w:space="0" w:color="auto"/>
+              <w:left w:val="single" w:sz="6" w:space="0" w:color="000000"/>
+              <w:bottom w:val="single" w:sz="6" w:space="0" w:color="000000"/>
+              <w:right w:val="single" w:sz="6" w:space="0" w:color="000000"/>
+            </w:tcBorders>
+          </w:tcPr>
+          <w:p>
+            <w:pPr>
+              <w:ind w:firstLine="0"/>
+            </w:pPr>
+            <w:r>
+              <w:t>Ф1 «Выдача информации об отклонении от глиссады</w:t>
+            </w:r>
+            <w:r>
+              <w:t xml:space="preserve"> снижения</w:t>
+            </w:r>
+            <w:r>
+              <w:t>»</w:t>
+            </w:r>
+          </w:p>
+        </w:tc>
+        <w:tc>
+          <w:tcPr>
+            <w:tcW w:w="2693" w:type="dxa"/>
+            <w:tcBorders>
+              <w:top w:val="double" w:sz="6" w:space="0" w:color="auto"/>
+              <w:left w:val="single" w:sz="6" w:space="0" w:color="000000"/>
+              <w:bottom w:val="single" w:sz="6" w:space="0" w:color="000000"/>
+              <w:right w:val="single" w:sz="6" w:space="0" w:color="000000"/>
+            </w:tcBorders>
+          </w:tcPr>
+          <w:p>
+            <w:pPr>
+              <w:ind w:firstLine="0"/>
+              <w:jc w:val="center"/>
+            </w:pPr>
+            <w:r>
+              <w:t>КС</w:t>
+            </w:r>
+          </w:p>
+        </w:tc>
+        <w:tc>
+          <w:tcPr>
+            <w:tcW w:w="1124" w:type="dxa"/>
+            <w:tcBorders>
+              <w:top w:val="double" w:sz="6" w:space="0" w:color="auto"/>
+              <w:left w:val="single" w:sz="6" w:space="0" w:color="000000"/>
+              <w:bottom w:val="single" w:sz="6" w:space="0" w:color="000000"/>
+              <w:right w:val="single" w:sz="6" w:space="0" w:color="000000"/>
+            </w:tcBorders>
+          </w:tcPr>
+          <w:p>
+            <w:pPr>
+              <w:ind w:firstLine="0"/>
+              <w:jc w:val="center"/>
+            </w:pPr>
+            <w:r>
+              <w:t>A</w:t>
+            </w:r>
+          </w:p>
+        </w:tc>
+      </w:tr>
+      <w:tr>
+        <w:tc>
+          <w:tcPr>
+            <w:tcW w:w="5521" w:type="dxa"/>
+            <w:tcBorders>
+              <w:top w:val="single" w:sz="6" w:space="0" w:color="000000"/>
+              <w:left w:val="single" w:sz="6" w:space="0" w:color="000000"/>
+              <w:bottom w:val="single" w:sz="6" w:space="0" w:color="000000"/>
+              <w:right w:val="single" w:sz="6" w:space="0" w:color="000000"/>
+            </w:tcBorders>
+          </w:tcPr>
+          <w:p>
+            <w:pPr>
+              <w:ind w:firstLine="0"/>
+            </w:pPr>
+            <w:r>
+              <w:t>Ф2 «Выдача информации об отклонении от курса</w:t>
+            </w:r>
+            <w:r>
+              <w:t>»</w:t>
+            </w:r>
+          </w:p>
+        </w:tc>
+        <w:tc>
+          <w:tcPr>
+            <w:tcW w:w="2693" w:type="dxa"/>
+            <w:tcBorders>
+              <w:top w:val="single" w:sz="6" w:space="0" w:color="000000"/>
+              <w:left w:val="single" w:sz="6" w:space="0" w:color="000000"/>
+              <w:bottom w:val="single" w:sz="6" w:space="0" w:color="000000"/>
+              <w:right w:val="single" w:sz="6" w:space="0" w:color="000000"/>
+            </w:tcBorders>
+          </w:tcPr>
+          <w:p>
+            <w:pPr>
+              <w:ind w:firstLine="0"/>
+              <w:jc w:val="center"/>
+            </w:pPr>
+            <w:r>
+              <w:t>КС</w:t>
+            </w:r>
+          </w:p>
+        </w:tc>
+        <w:tc>
+          <w:tcPr>
+            <w:tcW w:w="1124" w:type="dxa"/>
+            <w:tcBorders>
+              <w:top w:val="single" w:sz="6" w:space="0" w:color="000000"/>
+              <w:left w:val="single" w:sz="6" w:space="0" w:color="000000"/>
+              <w:bottom w:val="single" w:sz="6" w:space="0" w:color="000000"/>
+              <w:right w:val="single" w:sz="6" w:space="0" w:color="000000"/>
+            </w:tcBorders>
+          </w:tcPr>
+          <w:p>
+            <w:pPr>
+              <w:ind w:firstLine="0"/>
+              <w:jc w:val="center"/>
+            </w:pPr>
+            <w:r>
+              <w:t>A</w:t>
+            </w:r>
+          </w:p>
+        </w:tc>
+      </w:tr>
+    </w:tbl>
+    <w:p>
+      <w:pPr>
+        <w:spacing w:before="120"/>
+      </w:pPr>
+      <w:r>
+        <w:t xml:space="preserve">Для </w:t>
+      </w:r>
+      <w:r>
+        <w:t>обеих функций</w:t>
+      </w:r>
+      <w:r>
+        <w:t xml:space="preserve"> установлен уровень FDAL A, поскольку отказные состояния указанных функций отнесены к категории катастрофических (КС).</w:t>
+      </w:r>
+      <w:r>
+        <w:t xml:space="preserve"> </w:t>
+      </w:r>
+      <w:r>
+        <w:t>Понижение уровня гарантии разработки за счёт архитектурной избыточности в рамках настоящего PSSA не применяется.</w:t>
+      </w:r>
+    </w:p>
+    <w:p>
+      <w:r>
+        <w:t xml:space="preserve">Уровни гарантии разработки элементов (IDAL), реализующих функции Ф1 и Ф2, назначены в соответствии с разделом 5 документа </w:t>
+      </w:r>
+      <w:r>
+        <w:t>Р-</w:t>
+      </w:r>
+      <w:r>
+        <w:t>4754A [19]. Результаты приведены в таблице 8.</w:t>
+      </w:r>
+    </w:p>
+    <w:p>
+      <w:pPr>
+        <w:ind w:firstLine="0"/>
+      </w:pPr>
+      <w:r>
+        <w:rPr>
+          <w:spacing w:val="20"/>
+        </w:rPr>
+        <w:lastRenderedPageBreak/>
+        <w:t>Таблица</w:t>
+      </w:r>
+      <w:r>
+        <w:t xml:space="preserve"> 8 — Уровни гарантии разработки элементов БПС</w:t>
+      </w:r>
+    </w:p>
+    <w:tbl>
+      <w:tblPr>
+        <w:tblStyle w:val="ae"/>
+        <w:tblW w:w="0" w:type="auto"/>
+        <w:tblLook w:val="04A0" w:firstRow="1" w:lastRow="0" w:firstColumn="1" w:lastColumn="0" w:noHBand="0" w:noVBand="1"/>
+      </w:tblPr>
+      <w:tblGrid>
+        <w:gridCol w:w="4245"/>
+        <w:gridCol w:w="3054"/>
+        <w:gridCol w:w="1090"/>
+        <w:gridCol w:w="949"/>
+      </w:tblGrid>
+      <w:tr>
+        <w:tc>
+          <w:tcPr>
+            <w:tcW w:w="4245" w:type="dxa"/>
+            <w:tcBorders>
+              <w:top w:val="single" w:sz="6" w:space="0" w:color="000000"/>
+              <w:left w:val="single" w:sz="6" w:space="0" w:color="000000"/>
+              <w:bottom w:val="double" w:sz="6" w:space="0" w:color="auto"/>
+              <w:right w:val="single" w:sz="6" w:space="0" w:color="000000"/>
+            </w:tcBorders>
+            <w:vAlign w:val="center"/>
+          </w:tcPr>
+          <w:p>
+            <w:pPr>
+              <w:ind w:firstLine="0"/>
+              <w:jc w:val="center"/>
+            </w:pPr>
+            <w:r>
+              <w:t>Наименование функции</w:t>
+            </w:r>
+          </w:p>
+        </w:tc>
+        <w:tc>
+          <w:tcPr>
+            <w:tcW w:w="3054" w:type="dxa"/>
+            <w:tcBorders>
+              <w:top w:val="single" w:sz="6" w:space="0" w:color="000000"/>
+              <w:left w:val="single" w:sz="6" w:space="0" w:color="000000"/>
+              <w:bottom w:val="double" w:sz="6" w:space="0" w:color="auto"/>
+              <w:right w:val="single" w:sz="6" w:space="0" w:color="000000"/>
+            </w:tcBorders>
+            <w:vAlign w:val="center"/>
+          </w:tcPr>
+          <w:p>
+            <w:pPr>
+              <w:ind w:firstLine="0"/>
+              <w:jc w:val="center"/>
+            </w:pPr>
+            <w:r>
+              <w:t>Степень опасности нарушения функции</w:t>
+            </w:r>
+          </w:p>
+        </w:tc>
+        <w:tc>
+          <w:tcPr>
+            <w:tcW w:w="1090" w:type="dxa"/>
+            <w:tcBorders>
+              <w:top w:val="single" w:sz="6" w:space="0" w:color="000000"/>
+              <w:left w:val="single" w:sz="6" w:space="0" w:color="000000"/>
+              <w:bottom w:val="double" w:sz="6" w:space="0" w:color="auto"/>
+              <w:right w:val="single" w:sz="6" w:space="0" w:color="000000"/>
+            </w:tcBorders>
+            <w:vAlign w:val="center"/>
+          </w:tcPr>
+          <w:p>
+            <w:pPr>
+              <w:ind w:firstLine="0"/>
+              <w:jc w:val="center"/>
+            </w:pPr>
+            <w:r>
+              <w:t>FDAL</w:t>
+            </w:r>
+          </w:p>
+        </w:tc>
+        <w:tc>
+          <w:tcPr>
+            <w:tcW w:w="949" w:type="dxa"/>
+            <w:tcBorders>
+              <w:top w:val="single" w:sz="6" w:space="0" w:color="000000"/>
+              <w:left w:val="single" w:sz="6" w:space="0" w:color="000000"/>
+              <w:bottom w:val="double" w:sz="6" w:space="0" w:color="auto"/>
+              <w:right w:val="single" w:sz="6" w:space="0" w:color="000000"/>
+            </w:tcBorders>
+            <w:vAlign w:val="center"/>
+          </w:tcPr>
+          <w:p>
+            <w:pPr>
+              <w:ind w:firstLine="0"/>
+              <w:jc w:val="center"/>
+              <w:rPr>
+                <w:lang w:val="en-US"/>
+              </w:rPr>
+            </w:pPr>
+            <w:r>
+              <w:rPr>
+                <w:lang w:val="en-US"/>
+              </w:rPr>
+              <w:t>IDAL</w:t>
+            </w:r>
+          </w:p>
+        </w:tc>
+      </w:tr>
+      <w:tr>
+        <w:tc>
+          <w:tcPr>
+            <w:tcW w:w="4245" w:type="dxa"/>
+            <w:tcBorders>
+              <w:top w:val="double" w:sz="6" w:space="0" w:color="auto"/>
+              <w:left w:val="single" w:sz="6" w:space="0" w:color="000000"/>
+              <w:bottom w:val="single" w:sz="6" w:space="0" w:color="000000"/>
+              <w:right w:val="single" w:sz="6" w:space="0" w:color="000000"/>
+            </w:tcBorders>
+          </w:tcPr>
+          <w:p>
+            <w:pPr>
+              <w:ind w:firstLine="0"/>
+              <w:rPr>
+                <w:lang w:val="en-US"/>
+              </w:rPr>
+            </w:pPr>
+            <w:r>
+              <w:t>БПС (аппаратное обеспечение)</w:t>
+            </w:r>
+          </w:p>
+        </w:tc>
+        <w:tc>
+          <w:tcPr>
+            <w:tcW w:w="3054" w:type="dxa"/>
+            <w:tcBorders>
+              <w:top w:val="double" w:sz="6" w:space="0" w:color="auto"/>
+              <w:left w:val="single" w:sz="6" w:space="0" w:color="000000"/>
+              <w:bottom w:val="single" w:sz="6" w:space="0" w:color="000000"/>
+              <w:right w:val="single" w:sz="6" w:space="0" w:color="000000"/>
+            </w:tcBorders>
+          </w:tcPr>
+          <w:p>
+            <w:pPr>
+              <w:ind w:firstLine="0"/>
+              <w:jc w:val="center"/>
+            </w:pPr>
+            <w:r>
+              <w:t>КС</w:t>
+            </w:r>
+          </w:p>
+        </w:tc>
+        <w:tc>
+          <w:tcPr>
+            <w:tcW w:w="1090" w:type="dxa"/>
+            <w:tcBorders>
+              <w:top w:val="double" w:sz="6" w:space="0" w:color="auto"/>
+              <w:left w:val="single" w:sz="6" w:space="0" w:color="000000"/>
+              <w:bottom w:val="single" w:sz="6" w:space="0" w:color="000000"/>
+              <w:right w:val="single" w:sz="6" w:space="0" w:color="000000"/>
+            </w:tcBorders>
+          </w:tcPr>
+          <w:p>
+            <w:pPr>
+              <w:ind w:firstLine="0"/>
+              <w:jc w:val="center"/>
+            </w:pPr>
+            <w:r>
+              <w:t>A</w:t>
+            </w:r>
+          </w:p>
+        </w:tc>
+        <w:tc>
+          <w:tcPr>
+            <w:tcW w:w="949" w:type="dxa"/>
+            <w:tcBorders>
+              <w:top w:val="double" w:sz="6" w:space="0" w:color="auto"/>
+              <w:left w:val="single" w:sz="6" w:space="0" w:color="000000"/>
+              <w:bottom w:val="single" w:sz="6" w:space="0" w:color="000000"/>
+              <w:right w:val="single" w:sz="6" w:space="0" w:color="000000"/>
+            </w:tcBorders>
+          </w:tcPr>
+          <w:p>
+            <w:pPr>
+              <w:ind w:firstLine="0"/>
+              <w:jc w:val="center"/>
+            </w:pPr>
+            <w:r>
+              <w:t>A</w:t>
+            </w:r>
+          </w:p>
+        </w:tc>
+      </w:tr>
+      <w:tr>
+        <w:tc>
+          <w:tcPr>
+            <w:tcW w:w="4245" w:type="dxa"/>
+            <w:tcBorders>
+              <w:top w:val="single" w:sz="6" w:space="0" w:color="000000"/>
+              <w:left w:val="single" w:sz="6" w:space="0" w:color="000000"/>
+              <w:bottom w:val="single" w:sz="6" w:space="0" w:color="000000"/>
+              <w:right w:val="single" w:sz="6" w:space="0" w:color="000000"/>
+            </w:tcBorders>
+          </w:tcPr>
+          <w:p>
+            <w:pPr>
+              <w:ind w:firstLine="0"/>
+            </w:pPr>
+            <w:r>
+              <w:t>Программное обеспечение БПС</w:t>
+            </w:r>
+          </w:p>
+        </w:tc>
+        <w:tc>
+          <w:tcPr>
+            <w:tcW w:w="3054" w:type="dxa"/>
+            <w:tcBorders>
+              <w:top w:val="single" w:sz="6" w:space="0" w:color="000000"/>
+              <w:left w:val="single" w:sz="6" w:space="0" w:color="000000"/>
+              <w:bottom w:val="single" w:sz="6" w:space="0" w:color="000000"/>
+              <w:right w:val="single" w:sz="6" w:space="0" w:color="000000"/>
+            </w:tcBorders>
+          </w:tcPr>
+          <w:p>
+            <w:pPr>
+              <w:ind w:firstLine="0"/>
+              <w:jc w:val="center"/>
+            </w:pPr>
+            <w:r>
+              <w:t>КС</w:t>
+            </w:r>
+          </w:p>
+        </w:tc>
+        <w:tc>
+          <w:tcPr>
+            <w:tcW w:w="1090" w:type="dxa"/>
+            <w:tcBorders>
+              <w:top w:val="single" w:sz="6" w:space="0" w:color="000000"/>
+              <w:left w:val="single" w:sz="6" w:space="0" w:color="000000"/>
+              <w:bottom w:val="single" w:sz="6" w:space="0" w:color="000000"/>
+              <w:right w:val="single" w:sz="6" w:space="0" w:color="000000"/>
+            </w:tcBorders>
+          </w:tcPr>
+          <w:p>
+            <w:pPr>
+              <w:ind w:firstLine="0"/>
+              <w:jc w:val="center"/>
+            </w:pPr>
+            <w:r>
+              <w:t>A</w:t>
+            </w:r>
+          </w:p>
+        </w:tc>
+        <w:tc>
+          <w:tcPr>
+            <w:tcW w:w="949" w:type="dxa"/>
+            <w:tcBorders>
+              <w:top w:val="single" w:sz="6" w:space="0" w:color="000000"/>
+              <w:left w:val="single" w:sz="6" w:space="0" w:color="000000"/>
+              <w:bottom w:val="single" w:sz="6" w:space="0" w:color="000000"/>
+              <w:right w:val="single" w:sz="6" w:space="0" w:color="000000"/>
+            </w:tcBorders>
+          </w:tcPr>
+          <w:p>
+            <w:pPr>
+              <w:ind w:firstLine="0"/>
+              <w:jc w:val="center"/>
+            </w:pPr>
+            <w:r>
+              <w:t>A</w:t>
+            </w:r>
+          </w:p>
+        </w:tc>
+      </w:tr>
+    </w:tbl>
+    <w:p>
+      <w:pPr>
+        <w:spacing w:before="120"/>
+      </w:pPr>
+      <w:r>
+        <w:t>Уровни IDAL для аппаратной части и программного обеспечения БПС установлены равными уровню FDAL реализуемых функций и составляют уровень A.</w:t>
+      </w:r>
+    </w:p>
+    <w:p>
+      <w:r>
+        <w:t xml:space="preserve">Аппаратная часть БПС подлежит разработке в соответствии с требованиями документа DO-254 [17] для уровня A, программное обеспечение </w:t>
+      </w:r>
+      <w:r>
+        <w:t>–</w:t>
+      </w:r>
+      <w:r>
+        <w:t xml:space="preserve"> в соответствии с RTCA DO-178C [16] для уровня A.</w:t>
+      </w:r>
+    </w:p>
+    <w:p>
+      <w:r>
+        <w:t>Требования к уровням IDAL не зависят от выбранного варианта архитектуры, поскольку определяются классификацией функций по результатам FHA и не связаны с количеством каналов системы</w:t>
+      </w:r>
+      <w:r>
+        <w:t>.</w:t>
+      </w:r>
+    </w:p>
+    <w:p>
+      <w:pPr>
+        <w:pStyle w:val="3"/>
+      </w:pPr>
+      <w:r>
+        <w:t>Сравнительный анализ архитектур и выбор реализуемой архитектуры</w:t>
+      </w:r>
+    </w:p>
+    <w:p>
+      <w:r>
+        <w:t>Р</w:t>
+      </w:r>
+      <w:r>
+        <w:t>ассматриваемые варианты архитектуры БПС</w:t>
+      </w:r>
+      <w:r>
+        <w:t xml:space="preserve">: </w:t>
+      </w:r>
+      <w:r>
+        <w:t xml:space="preserve">двойное резервирование с перекрёстным контролем и схема «3 из 5» </w:t>
+      </w:r>
+      <w:r>
+        <w:t>–</w:t>
+      </w:r>
+      <w:r>
+        <w:t xml:space="preserve"> удовлетворяют формальному требованию</w:t>
+      </w:r>
+      <w:r>
+        <w:t xml:space="preserve"> </w:t>
+      </w:r>
+      <w:r>
+        <w:t>Q</w:t>
+      </w:r>
+      <w:r>
+        <w:rPr>
+          <w:vertAlign w:val="subscript"/>
+        </w:rPr>
+        <w:t>треб</w:t>
+      </w:r>
+      <w:r>
+        <w:t xml:space="preserve"> ≤ 10</w:t>
+      </w:r>
+      <w:r>
+        <w:rPr>
+          <w:vertAlign w:val="superscript"/>
+        </w:rPr>
+        <w:t>-9</w:t>
+      </w:r>
+      <w:r>
+        <w:t xml:space="preserve"> за час полёта и обеспечивают выполнение требований FHA для всех отказных состояний категории КС.</w:t>
+      </w:r>
+    </w:p>
+    <w:p>
+      <w:r>
+        <w:t>Сравнение архитектур выполнено по совокупности показателей, определяющих их практическую применимость. Результаты приведены в таблице 9.</w:t>
+      </w:r>
+    </w:p>
+    <w:p>
+      <w:pPr>
+        <w:ind w:firstLine="0"/>
+      </w:pPr>
+      <w:r>
+        <w:rPr>
+          <w:spacing w:val="20"/>
+        </w:rPr>
+        <w:t>Таблица</w:t>
+      </w:r>
+      <w:r>
+        <w:t xml:space="preserve"> 9 </w:t>
+      </w:r>
+      <w:r>
+        <w:t>–</w:t>
+      </w:r>
+      <w:r>
+        <w:t xml:space="preserve"> Сравнение </w:t>
+      </w:r>
+      <w:r>
+        <w:t>архитектур</w:t>
+      </w:r>
+    </w:p>
+    <w:tbl>
+      <w:tblPr>
+        <w:tblStyle w:val="ae"/>
+        <w:tblW w:w="0" w:type="auto"/>
+        <w:tblLook w:val="04A0" w:firstRow="1" w:lastRow="0" w:firstColumn="1" w:lastColumn="0" w:noHBand="0" w:noVBand="1"/>
+      </w:tblPr>
+      <w:tblGrid>
+        <w:gridCol w:w="3111"/>
+        <w:gridCol w:w="3113"/>
+        <w:gridCol w:w="3114"/>
+      </w:tblGrid>
+      <w:tr>
+        <w:tc>
+          <w:tcPr>
+            <w:tcW w:w="3114" w:type="dxa"/>
+            <w:tcBorders>
+              <w:top w:val="single" w:sz="6" w:space="0" w:color="auto"/>
+              <w:left w:val="single" w:sz="6" w:space="0" w:color="auto"/>
+              <w:bottom w:val="double" w:sz="6" w:space="0" w:color="000000"/>
+              <w:right w:val="single" w:sz="6" w:space="0" w:color="auto"/>
+            </w:tcBorders>
+            <w:vAlign w:val="center"/>
+          </w:tcPr>
+          <w:p>
+            <w:pPr>
+              <w:spacing w:line="276" w:lineRule="auto"/>
+              <w:ind w:firstLine="0"/>
+              <w:jc w:val="center"/>
+              <w:rPr>
+                <w:sz w:val="24"/>
+              </w:rPr>
+            </w:pPr>
+            <w:r>
+              <w:t>Критерий</w:t>
+            </w:r>
+          </w:p>
+        </w:tc>
+        <w:tc>
+          <w:tcPr>
+            <w:tcW w:w="3115" w:type="dxa"/>
+            <w:tcBorders>
+              <w:top w:val="single" w:sz="6" w:space="0" w:color="auto"/>
+              <w:left w:val="single" w:sz="6" w:space="0" w:color="auto"/>
+              <w:bottom w:val="double" w:sz="6" w:space="0" w:color="000000"/>
+              <w:right w:val="single" w:sz="6" w:space="0" w:color="auto"/>
+            </w:tcBorders>
+            <w:vAlign w:val="center"/>
+          </w:tcPr>
+          <w:p>
+            <w:pPr>
+              <w:spacing w:line="276" w:lineRule="auto"/>
+              <w:ind w:firstLine="0"/>
+              <w:jc w:val="center"/>
+            </w:pPr>
+            <w:r>
+              <w:t>Двойное с перекрёстным контролем</w:t>
+            </w:r>
+          </w:p>
+        </w:tc>
+        <w:tc>
+          <w:tcPr>
+            <w:tcW w:w="3115" w:type="dxa"/>
+            <w:tcBorders>
+              <w:top w:val="single" w:sz="6" w:space="0" w:color="auto"/>
+              <w:left w:val="single" w:sz="6" w:space="0" w:color="auto"/>
+              <w:bottom w:val="double" w:sz="6" w:space="0" w:color="000000"/>
+              <w:right w:val="single" w:sz="6" w:space="0" w:color="auto"/>
+            </w:tcBorders>
+            <w:vAlign w:val="center"/>
+          </w:tcPr>
+          <w:p>
+            <w:pPr>
+              <w:spacing w:line="276" w:lineRule="auto"/>
+              <w:ind w:firstLine="0"/>
+              <w:jc w:val="center"/>
+            </w:pPr>
+            <w:r>
+              <w:t>«3 из 5»</w:t>
+            </w:r>
+          </w:p>
+        </w:tc>
+      </w:tr>
+      <w:tr>
+        <w:tc>
+          <w:tcPr>
+            <w:tcW w:w="3114" w:type="dxa"/>
+            <w:tcBorders>
+              <w:top w:val="double" w:sz="6" w:space="0" w:color="000000"/>
+              <w:left w:val="single" w:sz="6" w:space="0" w:color="auto"/>
+              <w:bottom w:val="single" w:sz="6" w:space="0" w:color="auto"/>
+              <w:right w:val="single" w:sz="6" w:space="0" w:color="auto"/>
+            </w:tcBorders>
+          </w:tcPr>
+          <w:p>
+            <w:pPr>
+              <w:spacing w:line="276" w:lineRule="auto"/>
+              <w:ind w:firstLine="0"/>
+            </w:pPr>
+            <w:r>
+              <w:t>q за 1 ч полёта</w:t>
+            </w:r>
+          </w:p>
+        </w:tc>
+        <w:tc>
+          <w:tcPr>
+            <w:tcW w:w="3115" w:type="dxa"/>
+            <w:tcBorders>
+              <w:top w:val="double" w:sz="6" w:space="0" w:color="000000"/>
+              <w:left w:val="single" w:sz="6" w:space="0" w:color="auto"/>
+              <w:bottom w:val="single" w:sz="6" w:space="0" w:color="auto"/>
+              <w:right w:val="single" w:sz="6" w:space="0" w:color="auto"/>
+            </w:tcBorders>
+          </w:tcPr>
+          <w:p>
+            <w:pPr>
+              <w:spacing w:line="276" w:lineRule="auto"/>
+              <w:ind w:firstLine="0"/>
+              <w:jc w:val="center"/>
+            </w:pPr>
+            <w:r>
+              <w:t>6,2523·10</w:t>
+            </w:r>
+            <w:r>
+              <w:rPr>
+                <w:vertAlign w:val="superscript"/>
+              </w:rPr>
+              <w:t>-9</w:t>
+            </w:r>
+          </w:p>
+        </w:tc>
+        <w:tc>
+          <w:tcPr>
+            <w:tcW w:w="3115" w:type="dxa"/>
+            <w:tcBorders>
+              <w:top w:val="double" w:sz="6" w:space="0" w:color="000000"/>
+              <w:left w:val="single" w:sz="6" w:space="0" w:color="auto"/>
+              <w:bottom w:val="single" w:sz="6" w:space="0" w:color="auto"/>
+              <w:right w:val="single" w:sz="6" w:space="0" w:color="auto"/>
+            </w:tcBorders>
+          </w:tcPr>
+          <w:p>
+            <w:pPr>
+              <w:spacing w:line="276" w:lineRule="auto"/>
+              <w:ind w:firstLine="0"/>
+              <w:jc w:val="center"/>
+            </w:pPr>
+            <w:r>
+              <w:t>4,9433·10</w:t>
+            </w:r>
+            <w:r>
+              <w:rPr>
+                <w:vertAlign w:val="superscript"/>
+              </w:rPr>
+              <w:t>-</w:t>
+            </w:r>
+            <w:r>
+              <w:rPr>
+                <w:vertAlign w:val="superscript"/>
+              </w:rPr>
+              <w:t>12</w:t>
+            </w:r>
+          </w:p>
+        </w:tc>
+      </w:tr>
+      <w:tr>
+        <w:tc>
+          <w:tcPr>
+            <w:tcW w:w="3114" w:type="dxa"/>
+            <w:tcBorders>
+              <w:top w:val="single" w:sz="6" w:space="0" w:color="auto"/>
+              <w:left w:val="single" w:sz="6" w:space="0" w:color="auto"/>
+              <w:bottom w:val="single" w:sz="6" w:space="0" w:color="auto"/>
+              <w:right w:val="single" w:sz="6" w:space="0" w:color="auto"/>
+            </w:tcBorders>
+          </w:tcPr>
+          <w:p>
+            <w:pPr>
+              <w:spacing w:line="276" w:lineRule="auto"/>
+              <w:ind w:firstLine="0"/>
+            </w:pPr>
+            <w:r>
+              <w:t xml:space="preserve">Число допустимых отказов </w:t>
+            </w:r>
+            <w:r>
+              <w:t xml:space="preserve">каналов </w:t>
+            </w:r>
+            <w:r>
+              <w:t xml:space="preserve">в </w:t>
+            </w:r>
+            <w:r>
+              <w:lastRenderedPageBreak/>
+              <w:t>полёте без потери функции</w:t>
+            </w:r>
+          </w:p>
+        </w:tc>
+        <w:tc>
+          <w:tcPr>
+            <w:tcW w:w="3115" w:type="dxa"/>
+            <w:tcBorders>
+              <w:top w:val="single" w:sz="6" w:space="0" w:color="auto"/>
+              <w:left w:val="single" w:sz="6" w:space="0" w:color="auto"/>
+              <w:bottom w:val="single" w:sz="6" w:space="0" w:color="auto"/>
+              <w:right w:val="single" w:sz="6" w:space="0" w:color="auto"/>
+            </w:tcBorders>
+          </w:tcPr>
+          <w:p>
+            <w:pPr>
+              <w:spacing w:line="276" w:lineRule="auto"/>
+              <w:ind w:firstLine="0"/>
+              <w:jc w:val="center"/>
+            </w:pPr>
+            <w:r>
+              <w:lastRenderedPageBreak/>
+              <w:t>0</w:t>
+            </w:r>
+          </w:p>
+        </w:tc>
+        <w:tc>
+          <w:tcPr>
+            <w:tcW w:w="3115" w:type="dxa"/>
+            <w:tcBorders>
+              <w:top w:val="single" w:sz="6" w:space="0" w:color="auto"/>
+              <w:left w:val="single" w:sz="6" w:space="0" w:color="auto"/>
+              <w:bottom w:val="single" w:sz="6" w:space="0" w:color="auto"/>
+              <w:right w:val="single" w:sz="6" w:space="0" w:color="auto"/>
+            </w:tcBorders>
+          </w:tcPr>
+          <w:p>
+            <w:pPr>
+              <w:spacing w:line="276" w:lineRule="auto"/>
+              <w:ind w:firstLine="0"/>
+              <w:jc w:val="center"/>
+            </w:pPr>
+            <w:r>
+              <w:t>2</w:t>
+            </w:r>
+          </w:p>
+        </w:tc>
+      </w:tr>
+      <w:tr>
+        <w:tc>
+          <w:tcPr>
+            <w:tcW w:w="3114" w:type="dxa"/>
+            <w:tcBorders>
+              <w:top w:val="single" w:sz="6" w:space="0" w:color="auto"/>
+              <w:left w:val="single" w:sz="6" w:space="0" w:color="auto"/>
+              <w:bottom w:val="single" w:sz="6" w:space="0" w:color="auto"/>
+              <w:right w:val="single" w:sz="6" w:space="0" w:color="auto"/>
+            </w:tcBorders>
+          </w:tcPr>
+          <w:p>
+            <w:pPr>
+              <w:tabs>
+                <w:tab w:val="left" w:pos="486"/>
+              </w:tabs>
+              <w:spacing w:line="276" w:lineRule="auto"/>
+              <w:ind w:firstLine="0"/>
+            </w:pPr>
+            <w:r>
+              <w:t>Поведение при первом отказе канала</w:t>
+            </w:r>
+          </w:p>
+        </w:tc>
+        <w:tc>
+          <w:tcPr>
+            <w:tcW w:w="3115" w:type="dxa"/>
+            <w:tcBorders>
+              <w:top w:val="single" w:sz="6" w:space="0" w:color="auto"/>
+              <w:left w:val="single" w:sz="6" w:space="0" w:color="auto"/>
+              <w:bottom w:val="single" w:sz="6" w:space="0" w:color="auto"/>
+              <w:right w:val="single" w:sz="6" w:space="0" w:color="auto"/>
+            </w:tcBorders>
+          </w:tcPr>
+          <w:p>
+            <w:pPr>
+              <w:spacing w:line="276" w:lineRule="auto"/>
+              <w:ind w:firstLine="0"/>
+              <w:jc w:val="center"/>
+            </w:pPr>
+            <w:r>
+              <w:t>прекращение выдачи</w:t>
+            </w:r>
+            <w:r>
+              <w:t xml:space="preserve"> информации</w:t>
+            </w:r>
+          </w:p>
+        </w:tc>
+        <w:tc>
+          <w:tcPr>
+            <w:tcW w:w="3115" w:type="dxa"/>
+            <w:tcBorders>
+              <w:top w:val="single" w:sz="6" w:space="0" w:color="auto"/>
+              <w:left w:val="single" w:sz="6" w:space="0" w:color="auto"/>
+              <w:bottom w:val="single" w:sz="6" w:space="0" w:color="auto"/>
+              <w:right w:val="single" w:sz="6" w:space="0" w:color="auto"/>
+            </w:tcBorders>
+          </w:tcPr>
+          <w:p>
+            <w:pPr>
+              <w:spacing w:line="276" w:lineRule="auto"/>
+              <w:ind w:firstLine="0"/>
+              <w:jc w:val="center"/>
+            </w:pPr>
+            <w:r>
+              <w:t>с</w:t>
+            </w:r>
+            <w:r>
+              <w:t>охранение работоспособности</w:t>
+            </w:r>
+          </w:p>
+        </w:tc>
+      </w:tr>
+      <w:tr>
+        <w:tc>
+          <w:tcPr>
             <w:tcW w:w="3114" w:type="dxa"/>
             <w:tcBorders>
               <w:top w:val="single" w:sz="6" w:space="0" w:color="auto"/>
@@ -15700,7 +17624,16 @@
               <w:ind w:firstLine="0"/>
             </w:pPr>
             <w:r>
-              <w:t>Источник питания</w:t>
+              <w:t>Q</w:t>
+            </w:r>
+            <w:r>
+              <w:rPr>
+                <w:vertAlign w:val="subscript"/>
+              </w:rPr>
+              <w:t>треб</w:t>
+            </w:r>
+            <w:r>
+              <w:t xml:space="preserve"> к каналу</w:t>
             </w:r>
           </w:p>
         </w:tc>
@@ -15720,13 +17653,25 @@
               <w:jc w:val="center"/>
             </w:pPr>
             <w:r>
-              <w:t>14,9237·10</w:t>
+              <w:t>3,16</w:t>
+            </w:r>
+            <w:r>
+              <w:t>23</w:t>
+            </w:r>
+            <w:r>
+              <w:t>·10</w:t>
             </w:r>
             <w:r>
               <w:rPr>
                 <w:vertAlign w:val="superscript"/>
               </w:rPr>
-              <w:t>-6</w:t>
+              <w:t>-</w:t>
+            </w:r>
+            <w:r>
+              <w:rPr>
+                <w:vertAlign w:val="superscript"/>
+              </w:rPr>
+              <w:t>5</w:t>
             </w:r>
           </w:p>
         </w:tc>
@@ -15746,7 +17691,83 @@
               <w:jc w:val="center"/>
             </w:pPr>
             <w:r>
-              <w:t>18,87</w:t>
+              <w:t>4,6</w:t>
+            </w:r>
+            <w:r>
+              <w:t>416</w:t>
+            </w:r>
+            <w:r>
+              <w:t>·10</w:t>
+            </w:r>
+            <w:r>
+              <w:rPr>
+                <w:vertAlign w:val="superscript"/>
+              </w:rPr>
+              <w:t>-</w:t>
+            </w:r>
+            <w:r>
+              <w:rPr>
+                <w:vertAlign w:val="superscript"/>
+              </w:rPr>
+              <w:t>4</w:t>
+            </w:r>
+          </w:p>
+        </w:tc>
+      </w:tr>
+      <w:tr>
+        <w:tc>
+          <w:tcPr>
+            <w:tcW w:w="3114" w:type="dxa"/>
+            <w:tcBorders>
+              <w:left w:val="single" w:sz="6" w:space="0" w:color="auto"/>
+              <w:right w:val="single" w:sz="6" w:space="0" w:color="auto"/>
+            </w:tcBorders>
+          </w:tcPr>
+          <w:p>
+            <w:pPr>
+              <w:spacing w:line="276" w:lineRule="auto"/>
+              <w:ind w:firstLine="0"/>
+            </w:pPr>
+            <w:r>
+              <w:t>Условие выдачи ложной информации</w:t>
+            </w:r>
+          </w:p>
+        </w:tc>
+        <w:tc>
+          <w:tcPr>
+            <w:tcW w:w="3115" w:type="dxa"/>
+            <w:tcBorders>
+              <w:left w:val="single" w:sz="6" w:space="0" w:color="auto"/>
+              <w:right w:val="single" w:sz="6" w:space="0" w:color="auto"/>
+            </w:tcBorders>
+          </w:tcPr>
+          <w:p>
+            <w:pPr>
+              <w:spacing w:line="276" w:lineRule="auto"/>
+              <w:ind w:firstLine="0"/>
+              <w:jc w:val="center"/>
+            </w:pPr>
+            <w:r>
+              <w:t>одновременный отказ двух каналов с одинаковым искажением + отказ модуля сравнения</w:t>
+            </w:r>
+          </w:p>
+        </w:tc>
+        <w:tc>
+          <w:tcPr>
+            <w:tcW w:w="3115" w:type="dxa"/>
+            <w:tcBorders>
+              <w:left w:val="single" w:sz="6" w:space="0" w:color="auto"/>
+              <w:right w:val="single" w:sz="6" w:space="0" w:color="auto"/>
+            </w:tcBorders>
+          </w:tcPr>
+          <w:p>
+            <w:pPr>
+              <w:spacing w:line="276" w:lineRule="auto"/>
+              <w:ind w:firstLine="0"/>
+              <w:jc w:val="center"/>
+            </w:pPr>
+            <w:r>
+              <w:t>одновременный отказ трёх и более каналов из пяти с одинаковым искажением</w:t>
             </w:r>
           </w:p>
         </w:tc>
@@ -15767,7 +17788,7 @@
               <w:ind w:firstLine="0"/>
             </w:pPr>
             <w:r>
-              <w:t>КМЧ</w:t>
+              <w:t>Сложность архитектуры</w:t>
             </w:r>
           </w:p>
         </w:tc>
@@ -15787,13 +17808,7 @@
               <w:jc w:val="center"/>
             </w:pPr>
             <w:r>
-              <w:t>0,6078·10</w:t>
-            </w:r>
-            <w:r>
-              <w:rPr>
-                <w:vertAlign w:val="superscript"/>
-              </w:rPr>
-              <w:t>-6</w:t>
+              <w:t>ниже</w:t>
             </w:r>
           </w:p>
         </w:tc>
@@ -15813,7 +17828,7 @@
               <w:jc w:val="center"/>
             </w:pPr>
             <w:r>
-              <w:t>0,77</w:t>
+              <w:t>выше</w:t>
             </w:r>
           </w:p>
         </w:tc>
@@ -15821,206 +17836,529 @@
     </w:tbl>
     <w:p>
       <w:pPr>
-        <w:ind w:firstLine="0"/>
+        <w:spacing w:before="120"/>
       </w:pPr>
-      <w:commentRangeStart w:id="1"/>
-    </w:p>
-    <w:p>
-      <w:r>
-        <w:t>Требование к вероятности отказа одного канала определяется из формулы (9) при условии q_сист ≤ 10⁻⁹. Для двойного резервирования с перекрёстным контролем вероятность отказа системы определяется как q_сист = q_к², откуда:</w:t>
-      </w:r>
-      <w:commentRangeEnd w:id="1"/>
-      <w:r>
-        <w:rPr>
-          <w:rStyle w:val="af"/>
-        </w:rPr>
-        <w:commentReference w:id="1"/>
-      </w:r>
-    </w:p>
-    <w:p>
-      <w:r>
-        <w:t>q_к ≤ √10⁻⁹ ≈ 3,16·10⁻⁵</w:t>
-      </w:r>
-    </w:p>
-    <w:p>
-      <w:r>
-        <w:t>Бюджет вероятностей отказов канала распределён по составным частям пропорционально относительным долям интенсивностей отказов из таблицы 5. Результаты представлены в таблице 6.</w:t>
-      </w:r>
-    </w:p>
-    <w:p>
-      <w:r>
-        <w:t>Таблица 6 — Требования к вероятностям отказов составных частей канала БПС</w:t>
-      </w:r>
-    </w:p>
-    <w:p>
-      <w:r>
-        <w:t>Наименование составной частиQ_треб за 1 ч полётаПриёмное устройство1,50·10⁻⁵Устройство обработки сигналов1,03·10⁻⁵Источник питания5,96·10⁻⁶КМЧ2,43·10⁻⁷</w:t>
-      </w:r>
-    </w:p>
-    <w:p>
-      <w:r>
-        <w:t>5.3.3 Построение деревьев неисправности</w:t>
-      </w:r>
-    </w:p>
-    <w:p>
-      <w:r>
-        <w:t xml:space="preserve">Для каждого отказного состояния категории КС, выявленного в ходе FHA (§5.2), построены деревья неисправности (FTA) в соответствии с приложением C Р-4761 [15]. Цель построения FTA — продемонстрировать, что вероятность возникновения отказного состояния, рассчитанная через </w:t>
+      <w:r>
+        <w:t>Определяющим критерием выбора является способность архитектуры сохранять работоспособность в условиях возникновения отказов в течение полёта. В эксплуатации воздушного судна восстановление работоспособности бортового оборудования до посадки невозможно, в связи с чем архитектура должна обеспечивать выполнение функций при наличии отказов.</w:t>
+      </w:r>
+    </w:p>
+    <w:p>
+      <w:r>
+        <w:t>Архитектура двойного резервирования с перекрёстным контролем при отказе одного из каналов прекращает выдачу информации и формирует сигнал отказа. Это приводит к потере функци</w:t>
+      </w:r>
+      <w:r>
+        <w:t>онирования</w:t>
+      </w:r>
+      <w:r>
+        <w:t xml:space="preserve"> БПС и необходимости ухода на второй круг. При возникновении отказа до этапа захода на посадку выполнение инструментального захода по категориям II/III становится невозможным.</w:t>
+      </w:r>
+    </w:p>
+    <w:p>
+      <w:r>
+        <w:t>Архитектура «3 из 5» обеспечивает сохранение работоспособности при отказе до двух каналов из пяти. Таким образом, система сохраняет способность формирования информации об отклонении от глиссады и курса при наличии отказов, что обеспечивает выполнение захода на посадку в полном объёме. Потеря функции возможна только при отказе трёх каналов, вероятность чего является пренебрежимо малой.</w:t>
+      </w:r>
+    </w:p>
+    <w:p>
+      <w:r>
+        <w:t>С точки зрения вероятности отказа архитектура «3 из 5» обеспечивает значение</w:t>
+      </w:r>
+      <w:r>
+        <w:t xml:space="preserve"> </w:t>
+      </w:r>
+      <w:r>
+        <w:t>q = 4,9433·10</w:t>
+      </w:r>
+      <w:r>
+        <w:rPr>
+          <w:vertAlign w:val="superscript"/>
+        </w:rPr>
+        <w:t>-12</w:t>
+      </w:r>
+      <w:r>
+        <w:t xml:space="preserve"> за час полёта, что на несколько порядков ниже установленного требования. Архитектура с перекрёстным контролем </w:t>
       </w:r>
       <w:r>
         <w:lastRenderedPageBreak/>
-        <w:t>вероятности отказов составных частей с учётом архитектуры системы, не превышает Q_треб.</w:t>
-      </w:r>
-    </w:p>
-    <w:p>
-      <w:r>
-        <w:t>По результатам FHA к категории КС отнесены четыре отказных состояния — по два на каждую функцию: несигнализируемая потеря выдачи информации и выдача ложной информации. Для каждого из них построено отдельное дерево неисправности.</w:t>
-      </w:r>
-    </w:p>
-    <w:p>
-      <w:r>
-        <w:t>Построение FTA выполняется по следующему алгоритму.</w:t>
-      </w:r>
-    </w:p>
-    <w:p>
-      <w:r>
-        <w:t>В качестве верхнего события дерева принимается отказное состояние из FHA. Декомпозиция верхнего события выполняется с учётом архитектуры двойного резервирования с перекрёстным контролем и характера отказного состояния:</w:t>
-      </w:r>
-    </w:p>
-    <w:p>
-      <w:r>
-        <w:t>— для отказного состояния «выдача ложной информации» формирование ложного выходного сигнала на выходе системы заблокировано модулем перекрёстного сравнения. Выдача ложной информации возможна только при одновременном отказе обоих каналов с одинаковым искажением выходного сигнала и одновременном отказе модуля перекрёстного сравнения. Верхнее событие раскрывается через гейт И, под которым располагаются события «отказ канала 1», «отказ канала 2» и «отказ модуля сравнения»;</w:t>
-      </w:r>
-    </w:p>
-    <w:p>
-      <w:r>
-        <w:t>— для отказного состояния «несигнализируемая потеря выдачи» верхнее событие раскрывается через гейт И, под которым располагаются события «отказ обоих каналов» и «несрабатывание встроенных средств контроля». Раскрытие через И обусловлено тем, что несигнализируемая потеря возможна только при одновременном выполнении обоих условий: отсутствии корректного выходного сигнала и отсутствии формирования признака отказа.</w:t>
-      </w:r>
-    </w:p>
-    <w:p>
-      <w:r>
-        <w:t xml:space="preserve">Каждое промежуточное событие «отказ канала» далее раскрывается через логический элемент ИЛИ, поскольку отказ канала наступает при отказе любой из его составных частей: приёмного устройства, устройства обработки сигналов, источника питания или КМЧ. В качестве вероятностей базовых </w:t>
-      </w:r>
+        <w:t>обеспечивает значение</w:t>
+      </w:r>
+      <w:r>
+        <w:t xml:space="preserve"> </w:t>
+      </w:r>
+      <w:r>
+        <w:t>q = 6,2523</w:t>
+      </w:r>
+      <w:r>
+        <w:t>·10</w:t>
+      </w:r>
+      <w:r>
+        <w:rPr>
+          <w:vertAlign w:val="superscript"/>
+        </w:rPr>
+        <w:t>-</w:t>
+      </w:r>
+      <w:r>
+        <w:rPr>
+          <w:vertAlign w:val="superscript"/>
+        </w:rPr>
+        <w:t>9</w:t>
+      </w:r>
+      <w:r>
+        <w:t xml:space="preserve"> за час полёта, соответствующее требованию, однако не обеспечивающее запаса по надёжности.</w:t>
+      </w:r>
+    </w:p>
+    <w:p>
+      <w:r>
+        <w:t>Дополнительным фактором является устойчивость к зависимым отказам, учитываемым на этапе CCA. Наличие запаса по вероятности отказа в архитектуре «3 из 5» повышает устойчивость системы к таким воздействиям.</w:t>
+      </w:r>
+    </w:p>
+    <w:p>
+      <w:r>
+        <w:t xml:space="preserve">В качестве реализуемой архитектуры БПС принята схема пятиканального резервирования «3 из 5». </w:t>
+      </w:r>
+    </w:p>
+    <w:p>
+      <w:r>
+        <w:t>Определяющими критериями выбора являются:</w:t>
+      </w:r>
+    </w:p>
+    <w:p>
+      <w:r>
+        <w:t>Выбор обусловлен следующими факторами:</w:t>
+      </w:r>
+    </w:p>
+    <w:p>
+      <w:r>
+        <w:t>- </w:t>
+      </w:r>
+      <w:r>
+        <w:t>сохранение работоспособности при отказе до двух каналов;</w:t>
+      </w:r>
+    </w:p>
+    <w:p>
+      <w:r>
+        <w:t>- </w:t>
+      </w:r>
+      <w:r>
+        <w:t>наличие запаса по требованию</w:t>
+      </w:r>
+      <w:r>
+        <w:t xml:space="preserve"> к вероятности отказов</w:t>
+      </w:r>
+      <w:r>
+        <w:t>;</w:t>
+      </w:r>
+    </w:p>
+    <w:p>
+      <w:r>
+        <w:t>- </w:t>
+      </w:r>
+      <w:r>
+        <w:t>повышение устойчивости к зависимым отказам;</w:t>
+      </w:r>
+    </w:p>
+    <w:p>
+      <w:r>
+        <w:t>- </w:t>
+      </w:r>
+      <w:r>
+        <w:t>снижение требований к надёжности отдельных составных частей канала.</w:t>
+      </w:r>
+    </w:p>
+    <w:p>
+      <w:r>
+        <w:t>5.3.6 Выходные данные процесса PSSA</w:t>
+      </w:r>
+    </w:p>
+    <w:p>
+      <w:r>
+        <w:t>В результате выполнения PSSA установлены следующие требования по отказобезопасности БПС:</w:t>
+      </w:r>
+    </w:p>
+    <w:p>
+      <w:r>
+        <w:t>- </w:t>
+      </w:r>
+      <w:r>
+        <w:t>требование к вероятности возникновения отказного состояния «выдача ложной информации об отклонении от глиссады</w:t>
+      </w:r>
+      <w:r>
+        <w:t xml:space="preserve"> снижения</w:t>
+      </w:r>
+      <w:r>
+        <w:t xml:space="preserve">» </w:t>
+      </w:r>
+      <w:r>
+        <w:t>–</w:t>
+      </w:r>
+      <w:r>
+        <w:t xml:space="preserve"> не более 10</w:t>
+      </w:r>
+      <w:r>
+        <w:rPr>
+          <w:vertAlign w:val="superscript"/>
+        </w:rPr>
+        <w:t>-</w:t>
+      </w:r>
+      <w:r>
+        <w:rPr>
+          <w:vertAlign w:val="superscript"/>
+        </w:rPr>
+        <w:t>9</w:t>
+      </w:r>
+      <w:r>
+        <w:rPr>
+          <w:vertAlign w:val="superscript"/>
+        </w:rPr>
+        <w:t xml:space="preserve"> </w:t>
+      </w:r>
+      <w:r>
+        <w:t>за час полёта;</w:t>
+      </w:r>
+    </w:p>
+    <w:p>
+      <w:r>
+        <w:t>- </w:t>
+      </w:r>
+      <w:r>
+        <w:t xml:space="preserve">требование к вероятности возникновения отказного состояния «выдача ложной информации об отклонении от курса» </w:t>
+      </w:r>
+      <w:r>
+        <w:t>–</w:t>
+      </w:r>
+      <w:r>
+        <w:t xml:space="preserve"> не более 10</w:t>
+      </w:r>
+      <w:r>
+        <w:rPr>
+          <w:vertAlign w:val="superscript"/>
+        </w:rPr>
+        <w:t>-</w:t>
+      </w:r>
+      <w:r>
+        <w:rPr>
+          <w:vertAlign w:val="superscript"/>
+        </w:rPr>
+        <w:t>9</w:t>
+      </w:r>
+      <w:r>
+        <w:rPr>
+          <w:vertAlign w:val="superscript"/>
+        </w:rPr>
+        <w:t xml:space="preserve"> </w:t>
+      </w:r>
+      <w:r>
+        <w:t>за час полёта;</w:t>
+      </w:r>
+    </w:p>
+    <w:p>
+      <w:r>
+        <w:t>- </w:t>
+      </w:r>
+      <w:r>
+        <w:t xml:space="preserve">требование к вероятности возникновения отказного состояния «несигнализируемая потеря выдачи информации об отклонении от глиссады» </w:t>
+      </w:r>
+      <w:r>
+        <w:t>–</w:t>
+      </w:r>
+      <w:r>
+        <w:t xml:space="preserve"> не более 10</w:t>
+      </w:r>
+      <w:r>
+        <w:rPr>
+          <w:vertAlign w:val="superscript"/>
+        </w:rPr>
+        <w:t>-</w:t>
+      </w:r>
+      <w:r>
+        <w:rPr>
+          <w:vertAlign w:val="superscript"/>
+        </w:rPr>
+        <w:t>9</w:t>
+      </w:r>
+      <w:r>
+        <w:rPr>
+          <w:vertAlign w:val="superscript"/>
+        </w:rPr>
+        <w:t xml:space="preserve"> </w:t>
+      </w:r>
+      <w:r>
+        <w:t>за час полёта;</w:t>
+      </w:r>
+    </w:p>
+    <w:p>
+      <w:r>
+        <w:t>- </w:t>
+      </w:r>
+      <w:r>
+        <w:t>требование к вероятности возникновения отказного состояния «несигнализируемая потеря выдачи информации об отклонении от курса» — не более 10</w:t>
+      </w:r>
+      <w:r>
+        <w:rPr>
+          <w:vertAlign w:val="superscript"/>
+        </w:rPr>
+        <w:t>-</w:t>
+      </w:r>
+      <w:r>
+        <w:rPr>
+          <w:vertAlign w:val="superscript"/>
+        </w:rPr>
+        <w:t>9</w:t>
+      </w:r>
+      <w:r>
+        <w:t xml:space="preserve"> за час полёта;</w:t>
+      </w:r>
+    </w:p>
+    <w:p>
+      <w:r>
+        <w:t>- </w:t>
+      </w:r>
+      <w:r>
+        <w:t>требования к вероятностям отказов составных частей канала БПС в соответствии с таблицей 6 для архитектуры «3 из 5»;</w:t>
+      </w:r>
+    </w:p>
+    <w:p>
       <w:r>
         <w:lastRenderedPageBreak/>
-        <w:t>событий — отказов составных частей — принимаются значения Q_треб из таблицы 6.</w:t>
-      </w:r>
-    </w:p>
-    <w:p>
-      <w:r>
-        <w:t>Расчёт вероятности верхнего события выполняется снизу вверх: сначала рассчитывается вероятность отказа канала как суммы вероятностей отказов его составных частей, далее определяется вероятность совместного отказа двух каналов и сопутствующих элементов архитектуры (модуля перекрёстного сравнения или ВСК).</w:t>
-      </w:r>
-    </w:p>
-    <w:p>
-      <w:r>
-        <w:t>Результаты FTA для функций Ф1 и Ф2 приведены в приложении А (Q_треб — требование FHA). Полученные значения вероятностей возникновения отказных состояний не превышают 10⁻⁹ за час полёта, что подтверждает соответствие архитектуры двойного резервирования с перекрёстным контролем с распределёнными требованиями к составным частям требованиям FHA.</w:t>
-      </w:r>
-    </w:p>
-    <w:p>
-      <w:r>
-        <w:t>5.3.4 Назначение уровней гарантии разработки</w:t>
-      </w:r>
-    </w:p>
-    <w:p>
-      <w:r>
-        <w:t>Уровни гарантии разработки функций (FDAL) назначены в соответствии с таблицей 3 Р-4754A [19] на основании классификации отказных состояний, полученной по результатам FHA. Результаты представлены в таблице 7.</w:t>
-      </w:r>
-    </w:p>
-    <w:p>
-      <w:r>
-        <w:t>Таблица 7 — Уровни гарантии разработки функций БПС</w:t>
-      </w:r>
-    </w:p>
-    <w:p>
-      <w:r>
-        <w:t>Наименование функцииСтепень опасности нарушенияFDALФ1 «Выдача информации об отклонении от глиссады»КСAФ2 «Выдача информации об отклонении от курса»КСA</w:t>
-      </w:r>
-    </w:p>
-    <w:p>
-      <w:r>
-        <w:t>Уровень FDAL=A назначен в соответствии с Р-4754A [19] для функций, нарушение которых классифицировано как КС. Понижение уровня FDAL за счёт архитектурной избыточности в рамках настоящего PSSA не применяется.</w:t>
-      </w:r>
-    </w:p>
-    <w:p>
-      <w:r>
-        <w:t>Уровни гарантии разработки элементов (IDAL), реализующих функции Ф1 и Ф2, назначены в соответствии с разделом 5 Р-4754A [19]. Результаты представлены в таблице 8.</w:t>
-      </w:r>
-    </w:p>
-    <w:p>
-      <w:r>
-        <w:t>Таблица 8 — Уровни гарантии разработки элементов БПС</w:t>
-      </w:r>
-    </w:p>
-    <w:p>
+        <w:t>- </w:t>
+      </w:r>
+      <w:r>
+        <w:t xml:space="preserve">требование к уровню гарантии разработки функций БПС </w:t>
+      </w:r>
+      <w:r>
+        <w:t>–</w:t>
+      </w:r>
+      <w:r>
+        <w:t xml:space="preserve"> FDAL</w:t>
+      </w:r>
+      <w:r>
+        <w:t xml:space="preserve"> </w:t>
+      </w:r>
+      <w:r>
+        <w:t>A;</w:t>
+      </w:r>
+    </w:p>
+    <w:p>
+      <w:r>
+        <w:t>- </w:t>
+      </w:r>
+      <w:r>
+        <w:t xml:space="preserve">требование к уровню гарантии разработки аппаратной части БПС </w:t>
+      </w:r>
+      <w:r>
+        <w:t>–</w:t>
+      </w:r>
+      <w:r>
+        <w:t xml:space="preserve"> IDAL</w:t>
+      </w:r>
+      <w:r>
+        <w:t xml:space="preserve"> </w:t>
+      </w:r>
+      <w:r>
+        <w:t>A;</w:t>
+      </w:r>
+    </w:p>
+    <w:p>
+      <w:r>
+        <w:t>- </w:t>
+      </w:r>
+      <w:r>
+        <w:t xml:space="preserve">требование к уровню гарантии разработки программного обеспечения БПС </w:t>
+      </w:r>
+      <w:r>
+        <w:t>–</w:t>
+      </w:r>
+      <w:r>
+        <w:t xml:space="preserve"> IDAL</w:t>
+      </w:r>
+      <w:r>
+        <w:t xml:space="preserve"> </w:t>
+      </w:r>
+      <w:r>
+        <w:t>A.</w:t>
+      </w:r>
+    </w:p>
+    <w:p>
+      <w:pPr>
+        <w:pStyle w:val="2"/>
+      </w:pPr>
+      <w:r>
+        <w:t xml:space="preserve">Анализ </w:t>
+      </w:r>
+      <w:r>
+        <w:t>отказов по общей причине</w:t>
+      </w:r>
+    </w:p>
+    <w:p>
+      <w:r>
+        <w:t xml:space="preserve">Анализ </w:t>
+      </w:r>
+      <w:r>
+        <w:t>отказов по общей причине</w:t>
+      </w:r>
+      <w:r>
+        <w:t xml:space="preserve"> </w:t>
+      </w:r>
+      <w:r>
+        <w:t>(Common Cause Analysis, CCA) выполнен в соответствии с разделом 7 Р-4754A [19] и приложением D Р-4761 [15]. CCA направлен на выявление условий и воздействий, способных привести к одновременному отказу нескольких независимо резервированных каналов БПС, что нейтрализует эффект структурного резервирования, заложенного в архитектуру «3 из 5».</w:t>
+      </w:r>
+    </w:p>
+    <w:p>
+      <w:r>
+        <w:t xml:space="preserve">Все вероятностные расчёты, выполненные в главе 4 и в </w:t>
+      </w:r>
+      <w:r>
+        <w:t>п.п. </w:t>
+      </w:r>
+      <w:r>
+        <w:t>5.3, основаны на допущении статистической независимости отказов каналов. Указанное допущение справедливо только при условии, что отсутствуют причины, способные привести к одновременному отказу нескольких каналов. CCA выполняется для подтверждения корректности данного допущения или для выявления необходимости дополнительных мер защиты.</w:t>
+      </w:r>
+    </w:p>
+    <w:p>
+      <w:r>
+        <w:t>В соответствии с разделом 7 Р-4754A [19] CCA включает три взаимодополняющих вида анализа:</w:t>
+      </w:r>
+    </w:p>
+    <w:p>
+      <w:r>
+        <w:t>- </w:t>
+      </w:r>
+      <w:r>
+        <w:t>анализ общих режимов отказов (Common Mode Analysis, CMA) — выявление общих режимов отказов, способных нарушить независимость каналов;</w:t>
+      </w:r>
+    </w:p>
+    <w:p>
+      <w:r>
+        <w:t>— зонный анализ безопасности (Zonal Safety Assessment, ZSA) — выявление угроз, связанных с физическим размещением каналов на воздушном судне;</w:t>
+      </w:r>
+    </w:p>
+    <w:p>
+      <w:r>
+        <w:t>— анализ специфических рисков (Particular Risks Analysis, PRA) — выявление внешних воздействий, способных одновременно повлиять на несколько каналов.</w:t>
+      </w:r>
+    </w:p>
+    <w:p>
+      <w:pPr>
+        <w:pStyle w:val="2"/>
+      </w:pPr>
       <w:r>
         <w:lastRenderedPageBreak/>
-        <w:t>Наименование элементаРеализуемые функцииFDAL функцийНазначенный IDALБПС (аппаратная часть)Ф1, Ф2AAПрограммное обеспечение БПСФ1, Ф2AA</w:t>
-      </w:r>
-    </w:p>
-    <w:p>
-      <w:r>
-        <w:t>Все элементы БПС должны разрабатываться по уровню IDAL A. Аппаратная часть БПС разрабатывается в соответствии с DO-254 [17] для уровня A; программное обеспечение разрабатывается в соответствии с DO-178C [16] для уровня A.</w:t>
-      </w:r>
-    </w:p>
-    <w:p>
-      <w:r>
-        <w:t>5.3.5 Выходные данные процесса PSSA</w:t>
-      </w:r>
-    </w:p>
-    <w:p>
-      <w:r>
-        <w:t>Выходными данными процесса PSSA являются требования по отказобезопасности, полученные по результатам FHA и PSSA.</w:t>
-      </w:r>
-    </w:p>
-    <w:p>
-      <w:r>
-        <w:t>Установлены следующие требования по отказобезопасности к БПС:</w:t>
-      </w:r>
-    </w:p>
-    <w:p>
-      <w:r>
-        <w:t>— требование к вероятности возникновения отказного состояния «выдача ложной информации об отклонении от глиссады» — не более 10⁻⁹ за час полёта;</w:t>
-      </w:r>
-    </w:p>
-    <w:p>
-      <w:r>
-        <w:t>— требование к вероятности возникновения отказного состояния «выдача ложной информации об отклонении от курса» — не более 10⁻⁹ за час полёта;</w:t>
-      </w:r>
-    </w:p>
-    <w:p>
-      <w:r>
-        <w:t>— требование к вероятности возникновения отказного состояния «несигнализируемая потеря выдачи информации об отклонении от глиссады» — не более 10⁻⁹ за час полёта;</w:t>
-      </w:r>
-    </w:p>
-    <w:p>
-      <w:r>
-        <w:t>— требование к вероятности возникновения отказного состояния «несигнализируемая потеря выдачи информации об отклонении от курса» — не более 10⁻⁹ за час полёта;</w:t>
-      </w:r>
-    </w:p>
-    <w:p>
-      <w:r>
-        <w:t>— требования к вероятностям отказов составных частей канала БПС в соответствии с таблицей 6;</w:t>
-      </w:r>
-    </w:p>
-    <w:p>
-      <w:r>
-        <w:t>— требование к уровню гарантии разработки функций БПС — FDAL=A;</w:t>
-      </w:r>
-    </w:p>
-    <w:p>
-      <w:r>
-        <w:t>— требование к уровню гарантии разработки аппаратной части БПС — IDAL=A;</w:t>
-      </w:r>
-    </w:p>
-    <w:p>
-      <w:r>
-        <w:t>— требование к уровню гарантии разработки программного обеспечения БПС — IDAL=A.</w:t>
-      </w:r>
-    </w:p>
-    <w:p>
+        <w:t>5.4.1 Анализ общих режимов отказов (CMA)</w:t>
+      </w:r>
+    </w:p>
+    <w:p>
+      <w:pPr>
+        <w:pStyle w:val="2"/>
+      </w:pPr>
+      <w:r>
+        <w:t>CMA проводится в соответствии с разделом 7.2 Р-4754A [19] для выявления отказов, общих для двух и более независимых каналов БПС, которые могут привести к одновременной потере функции резервирования. Источниками общих режимов отказов могут являться:</w:t>
+      </w:r>
+    </w:p>
+    <w:p>
+      <w:pPr>
+        <w:pStyle w:val="2"/>
+      </w:pPr>
+      <w:r>
+        <w:t>— ошибки разработки аппаратной части, общие для всех каналов (например, дефект схемотехнического решения);</w:t>
+      </w:r>
+    </w:p>
+    <w:p>
+      <w:pPr>
+        <w:pStyle w:val="2"/>
+      </w:pPr>
+      <w:r>
+        <w:t>— ошибки разработки программного обеспечения, общие для всех каналов;</w:t>
+      </w:r>
+    </w:p>
+    <w:p>
+      <w:pPr>
+        <w:pStyle w:val="2"/>
+      </w:pPr>
+      <w:r>
+        <w:t>— дефекты производства, общие для партии компонентов одного типа;</w:t>
+      </w:r>
+    </w:p>
+    <w:p>
+      <w:pPr>
+        <w:pStyle w:val="2"/>
+      </w:pPr>
+      <w:r>
+        <w:t>— ошибки технического обслуживания;</w:t>
+      </w:r>
+    </w:p>
+    <w:p>
+      <w:pPr>
+        <w:pStyle w:val="2"/>
+      </w:pPr>
+      <w:r>
+        <w:t>— общая элементная база и общие сборочные единицы;</w:t>
+      </w:r>
+    </w:p>
+    <w:p>
+      <w:pPr>
+        <w:pStyle w:val="2"/>
+      </w:pPr>
+      <w:r>
+        <w:t>— общие интерфейсы с сопрягаемыми системами.</w:t>
+      </w:r>
+    </w:p>
+    <w:p>
+      <w:pPr>
+        <w:pStyle w:val="2"/>
+      </w:pPr>
+      <w:r>
+        <w:t>Применительно к БПС с архитектурой «3 из 5» CMA охватывает следующие источники общих режимов отказов.</w:t>
+      </w:r>
+    </w:p>
+    <w:p>
+      <w:pPr>
+        <w:pStyle w:val="2"/>
+      </w:pPr>
+      <w:r>
+        <w:t>Общее программное обеспечение. Все пять каналов БПС реализуют одни и те же алгоритмы обработки сигналов курсового и глиссадного каналов. Программная ошибка, не выявленная в ходе верификации, приведёт к одинаковому некорректному поведению всех пяти каналов одновременно. Для устранения данного источника общих режимов предусматривается разработка программного обеспечения по уровню IDAL=A в соответствии с DO-178C [16], что обеспечивает максимальный уровень гарантий корректности. В качестве дополнительной меры защиты рекомендуется применение различных версий программного обеспечения для группы из трёх каналов и группы из двух каналов (диверсификация ПО), что исключает одновременное проявление одной программной ошибки во всех пяти каналах.</w:t>
+      </w:r>
+    </w:p>
+    <w:p>
+      <w:pPr>
+        <w:pStyle w:val="2"/>
+      </w:pPr>
       <w:r>
         <w:lastRenderedPageBreak/>
-        <w:t>В ходе SSA должен быть выполнен повторный PSSA с учётом фактических результатов разработки и испытаний.</w:t>
-      </w:r>
+        <w:t>Общая аппаратная платформа. Каналы построены на одинаковой элементной базе, что создаёт потенциальный источник общих режимов отказов при наличии скрытого дефекта в применяемых компонентах. Для устранения данного риска применяется элементная база с подтверждённым уровнем надёжности и проводится входной контроль компонентов в соответствии с КТ-160G [4].</w:t>
+      </w:r>
+    </w:p>
+    <w:p>
+      <w:pPr>
+        <w:pStyle w:val="2"/>
+      </w:pPr>
+      <w:r>
+        <w:t>Общий источник питания. Каждый канал имеет собственный источник питания, однако все пять источников питания подключены к одной бортовой шине 27 В постоянного тока. Отказ бортовой шины питания приведёт к одновременной потере всех каналов БПС. Для устранения данного источника общих режимов рекомендуется распределение каналов по двум независимым шинам питания: три канала на основной шине, два канала на резервной шине. Такое распределение сохраняет работоспособность системы по схеме «не менее 3 из 5» при отказе любой одной из шин питания.</w:t>
+      </w:r>
+    </w:p>
+    <w:p>
+      <w:pPr>
+        <w:pStyle w:val="2"/>
+      </w:pPr>
+      <w:r>
+        <w:t>Общие интерфейсы передачи данных. Выходные сигналы каналов передаются по шине данных в систему автоматического управления. При использовании единственной шины её отказ приводит к одновременной потере выходной информации от всех каналов. Для устранения данного риска применяется резервирование шины передачи данных в соответствии с ARINC 429 или аналогичным протоколом.</w:t>
+      </w:r>
+    </w:p>
+    <w:p>
+      <w:pPr>
+        <w:pStyle w:val="2"/>
+      </w:pPr>
+      <w:r>
+        <w:t>Результаты CMA сведены в таблицу 10.</w:t>
+      </w:r>
+    </w:p>
+    <w:p>
+      <w:pPr>
+        <w:pStyle w:val="1"/>
+        <w:numPr>
+          <w:ilvl w:val="0"/>
+          <w:numId w:val="0"/>
+        </w:numPr>
+        <w:ind w:left="709"/>
+      </w:pPr>
     </w:p>
     <w:p>
       <w:pPr>
@@ -16372,7 +18710,7 @@
 
 <file path=word/comments.xml><?xml version="1.0" encoding="utf-8"?>
 <w:comments xmlns:wpc="http://schemas.microsoft.com/office/word/2010/wordprocessingCanvas" xmlns:cx="http://schemas.microsoft.com/office/drawing/2014/chartex" xmlns:cx1="http://schemas.microsoft.com/office/drawing/2015/9/8/chartex" xmlns:cx2="http://schemas.microsoft.com/office/drawing/2015/10/21/chartex" xmlns:cx3="http://schemas.microsoft.com/office/drawing/2016/5/9/chartex" xmlns:cx4="http://schemas.microsoft.com/office/drawing/2016/5/10/chartex" xmlns:cx5="http://schemas.microsoft.com/office/drawing/2016/5/11/chartex" xmlns:cx6="http://schemas.microsoft.com/office/drawing/2016/5/12/chartex" xmlns:cx7="http://schemas.microsoft.com/office/drawing/2016/5/13/chartex" xmlns:cx8="http://schemas.microsoft.com/office/drawing/2016/5/14/chartex" xmlns:mc="http://schemas.openxmlformats.org/markup-compatibility/2006" xmlns:aink="http://schemas.microsoft.com/office/drawing/2016/ink" xmlns:am3d="http://schemas.microsoft.com/office/drawing/2017/model3d" xmlns:o="urn:schemas-microsoft-com:office:office" xmlns:r="http://schemas.openxmlformats.org/officeDocument/2006/relationships" xmlns:m="http://schemas.openxmlformats.org/officeDocument/2006/math" xmlns:v="urn:schemas-microsoft-com:vml" xmlns:wp14="http://schemas.microsoft.com/office/word/2010/wordprocessingDrawing" xmlns:wp="http://schemas.openxmlformats.org/drawingml/2006/wordprocessingDrawing" xmlns:w10="urn:schemas-microsoft-com:office:word" xmlns:w="http://schemas.openxmlformats.org/wordprocessingml/2006/main" xmlns:w14="http://schemas.microsoft.com/office/word/2010/wordml" xmlns:w15="http://schemas.microsoft.com/office/word/2012/wordml" xmlns:w16cex="http://schemas.microsoft.com/office/word/2018/wordml/cex" xmlns:w16cid="http://schemas.microsoft.com/office/word/2016/wordml/cid" xmlns:w16="http://schemas.microsoft.com/office/word/2018/wordml" xmlns:w16sdtdh="http://schemas.microsoft.com/office/word/2020/wordml/sdtdatahash" xmlns:w16se="http://schemas.microsoft.com/office/word/2015/wordml/symex" xmlns:wpg="http://schemas.microsoft.com/office/word/2010/wordprocessingGroup" xmlns:wpi="http://schemas.microsoft.com/office/word/2010/wordprocessingInk" xmlns:wne="http://schemas.microsoft.com/office/word/2006/wordml" xmlns:wps="http://schemas.microsoft.com/office/word/2010/wordprocessingShape" mc:Ignorable="w14 w15 w16se w16cid w16 w16cex w16sdtdh wp14">
-  <w:comment w:id="1" w:author="Kristinochka" w:date="2026-05-08T20:08:00Z" w:initials="K">
+  <w:comment w:id="1" w:author="Kristinochka" w:date="2026-05-11T18:09:00Z" w:initials="K">
     <w:p>
       <w:pPr>
         <w:pStyle w:val="af0"/>
@@ -16384,7 +18722,7 @@
         <w:annotationRef/>
       </w:r>
       <w:r>
-        <w:t>Дальше не смотреть – надо доработать</w:t>
+        <w:t>Перепроверить вместе с клаудой после построения</w:t>
       </w:r>
     </w:p>
   </w:comment>
@@ -16393,19 +18731,19 @@
 
 <file path=word/commentsExtended.xml><?xml version="1.0" encoding="utf-8"?>
 <w15:commentsEx xmlns:wpc="http://schemas.microsoft.com/office/word/2010/wordprocessingCanvas" xmlns:cx="http://schemas.microsoft.com/office/drawing/2014/chartex" xmlns:cx1="http://schemas.microsoft.com/office/drawing/2015/9/8/chartex" xmlns:cx2="http://schemas.microsoft.com/office/drawing/2015/10/21/chartex" xmlns:cx3="http://schemas.microsoft.com/office/drawing/2016/5/9/chartex" xmlns:cx4="http://schemas.microsoft.com/office/drawing/2016/5/10/chartex" xmlns:cx5="http://schemas.microsoft.com/office/drawing/2016/5/11/chartex" xmlns:cx6="http://schemas.microsoft.com/office/drawing/2016/5/12/chartex" xmlns:cx7="http://schemas.microsoft.com/office/drawing/2016/5/13/chartex" xmlns:cx8="http://schemas.microsoft.com/office/drawing/2016/5/14/chartex" xmlns:mc="http://schemas.openxmlformats.org/markup-compatibility/2006" xmlns:aink="http://schemas.microsoft.com/office/drawing/2016/ink" xmlns:am3d="http://schemas.microsoft.com/office/drawing/2017/model3d" xmlns:o="urn:schemas-microsoft-com:office:office" xmlns:r="http://schemas.openxmlformats.org/officeDocument/2006/relationships" xmlns:m="http://schemas.openxmlformats.org/officeDocument/2006/math" xmlns:v="urn:schemas-microsoft-com:vml" xmlns:wp14="http://schemas.microsoft.com/office/word/2010/wordprocessingDrawing" xmlns:wp="http://schemas.openxmlformats.org/drawingml/2006/wordprocessingDrawing" xmlns:w10="urn:schemas-microsoft-com:office:word" xmlns:w="http://schemas.openxmlformats.org/wordprocessingml/2006/main" xmlns:w14="http://schemas.microsoft.com/office/word/2010/wordml" xmlns:w15="http://schemas.microsoft.com/office/word/2012/wordml" xmlns:w16cex="http://schemas.microsoft.com/office/word/2018/wordml/cex" xmlns:w16cid="http://schemas.microsoft.com/office/word/2016/wordml/cid" xmlns:w16="http://schemas.microsoft.com/office/word/2018/wordml" xmlns:w16sdtdh="http://schemas.microsoft.com/office/word/2020/wordml/sdtdatahash" xmlns:w16se="http://schemas.microsoft.com/office/word/2015/wordml/symex" xmlns:wpg="http://schemas.microsoft.com/office/word/2010/wordprocessingGroup" xmlns:wpi="http://schemas.microsoft.com/office/word/2010/wordprocessingInk" xmlns:wne="http://schemas.microsoft.com/office/word/2006/wordml" xmlns:wps="http://schemas.microsoft.com/office/word/2010/wordprocessingShape" mc:Ignorable="w14 w15 w16se w16cid w16 w16cex w16sdtdh wp14">
-  <w15:commentEx w15:paraId="7A989612" w15:done="0"/>
+  <w15:commentEx w15:paraId="25C375C9" w15:done="0"/>
 </w15:commentsEx>
 </file>
 
 <file path=word/commentsExtensible.xml><?xml version="1.0" encoding="utf-8"?>
 <w16cex:commentsExtensible xmlns:wpc="http://schemas.microsoft.com/office/word/2010/wordprocessingCanvas" xmlns:cx="http://schemas.microsoft.com/office/drawing/2014/chartex" xmlns:cx1="http://schemas.microsoft.com/office/drawing/2015/9/8/chartex" xmlns:cx2="http://schemas.microsoft.com/office/drawing/2015/10/21/chartex" xmlns:cx3="http://schemas.microsoft.com/office/drawing/2016/5/9/chartex" xmlns:cx4="http://schemas.microsoft.com/office/drawing/2016/5/10/chartex" xmlns:cx5="http://schemas.microsoft.com/office/drawing/2016/5/11/chartex" xmlns:cx6="http://schemas.microsoft.com/office/drawing/2016/5/12/chartex" xmlns:cx7="http://schemas.microsoft.com/office/drawing/2016/5/13/chartex" xmlns:cx8="http://schemas.microsoft.com/office/drawing/2016/5/14/chartex" xmlns:mc="http://schemas.openxmlformats.org/markup-compatibility/2006" xmlns:aink="http://schemas.microsoft.com/office/drawing/2016/ink" xmlns:am3d="http://schemas.microsoft.com/office/drawing/2017/model3d" xmlns:o="urn:schemas-microsoft-com:office:office" xmlns:r="http://schemas.openxmlformats.org/officeDocument/2006/relationships" xmlns:m="http://schemas.openxmlformats.org/officeDocument/2006/math" xmlns:v="urn:schemas-microsoft-com:vml" xmlns:wp14="http://schemas.microsoft.com/office/word/2010/wordprocessingDrawing" xmlns:wp="http://schemas.openxmlformats.org/drawingml/2006/wordprocessingDrawing" xmlns:w10="urn:schemas-microsoft-com:office:word" xmlns:w="http://schemas.openxmlformats.org/wordprocessingml/2006/main" xmlns:w14="http://schemas.microsoft.com/office/word/2010/wordml" xmlns:w15="http://schemas.microsoft.com/office/word/2012/wordml" xmlns:w16cex="http://schemas.microsoft.com/office/word/2018/wordml/cex" xmlns:w16cid="http://schemas.microsoft.com/office/word/2016/wordml/cid" xmlns:w16="http://schemas.microsoft.com/office/word/2018/wordml" xmlns:w16sdtdh="http://schemas.microsoft.com/office/word/2020/wordml/sdtdatahash" xmlns:w16se="http://schemas.microsoft.com/office/word/2015/wordml/symex" xmlns:wpg="http://schemas.microsoft.com/office/word/2010/wordprocessingGroup" xmlns:wpi="http://schemas.microsoft.com/office/word/2010/wordprocessingInk" xmlns:wne="http://schemas.microsoft.com/office/word/2006/wordml" xmlns:wps="http://schemas.microsoft.com/office/word/2010/wordprocessingShape" mc:Ignorable="w14 w15 w16se w16cid w16 w16cex w16sdtdh wp14">
-  <w16cex:commentExtensible w16cex:durableId="2DA8C145" w16cex:dateUtc="2026-05-08T17:08:00Z"/>
+  <w16cex:commentExtensible w16cex:durableId="2DAC99D3" w16cex:dateUtc="2026-05-11T15:09:00Z"/>
 </w16cex:commentsExtensible>
 </file>
 
 <file path=word/commentsIds.xml><?xml version="1.0" encoding="utf-8"?>
 <w16cid:commentsIds xmlns:wpc="http://schemas.microsoft.com/office/word/2010/wordprocessingCanvas" xmlns:cx="http://schemas.microsoft.com/office/drawing/2014/chartex" xmlns:cx1="http://schemas.microsoft.com/office/drawing/2015/9/8/chartex" xmlns:cx2="http://schemas.microsoft.com/office/drawing/2015/10/21/chartex" xmlns:cx3="http://schemas.microsoft.com/office/drawing/2016/5/9/chartex" xmlns:cx4="http://schemas.microsoft.com/office/drawing/2016/5/10/chartex" xmlns:cx5="http://schemas.microsoft.com/office/drawing/2016/5/11/chartex" xmlns:cx6="http://schemas.microsoft.com/office/drawing/2016/5/12/chartex" xmlns:cx7="http://schemas.microsoft.com/office/drawing/2016/5/13/chartex" xmlns:cx8="http://schemas.microsoft.com/office/drawing/2016/5/14/chartex" xmlns:mc="http://schemas.openxmlformats.org/markup-compatibility/2006" xmlns:aink="http://schemas.microsoft.com/office/drawing/2016/ink" xmlns:am3d="http://schemas.microsoft.com/office/drawing/2017/model3d" xmlns:o="urn:schemas-microsoft-com:office:office" xmlns:r="http://schemas.openxmlformats.org/officeDocument/2006/relationships" xmlns:m="http://schemas.openxmlformats.org/officeDocument/2006/math" xmlns:v="urn:schemas-microsoft-com:vml" xmlns:wp14="http://schemas.microsoft.com/office/word/2010/wordprocessingDrawing" xmlns:wp="http://schemas.openxmlformats.org/drawingml/2006/wordprocessingDrawing" xmlns:w10="urn:schemas-microsoft-com:office:word" xmlns:w="http://schemas.openxmlformats.org/wordprocessingml/2006/main" xmlns:w14="http://schemas.microsoft.com/office/word/2010/wordml" xmlns:w15="http://schemas.microsoft.com/office/word/2012/wordml" xmlns:w16cex="http://schemas.microsoft.com/office/word/2018/wordml/cex" xmlns:w16cid="http://schemas.microsoft.com/office/word/2016/wordml/cid" xmlns:w16="http://schemas.microsoft.com/office/word/2018/wordml" xmlns:w16sdtdh="http://schemas.microsoft.com/office/word/2020/wordml/sdtdatahash" xmlns:w16se="http://schemas.microsoft.com/office/word/2015/wordml/symex" xmlns:wpg="http://schemas.microsoft.com/office/word/2010/wordprocessingGroup" xmlns:wpi="http://schemas.microsoft.com/office/word/2010/wordprocessingInk" xmlns:wne="http://schemas.microsoft.com/office/word/2006/wordml" xmlns:wps="http://schemas.microsoft.com/office/word/2010/wordprocessingShape" mc:Ignorable="w14 w15 w16se w16cid w16 w16cex w16sdtdh wp14">
-  <w16cid:commentId w16cid:paraId="7A989612" w16cid:durableId="2DA8C145"/>
+  <w16cid:commentId w16cid:paraId="25C375C9" w16cid:durableId="2DAC99D3"/>
 </w16cid:commentsIds>
 </file>
 
@@ -17255,10 +19593,9 @@
     <w:next w:val="a"/>
     <w:link w:val="40"/>
     <w:uiPriority w:val="9"/>
-    <w:semiHidden/>
     <w:unhideWhenUsed/>
     <w:qFormat/>
-    <w:rsid w:val="003F53F7"/>
+    <w:rsid w:val="001C708F"/>
     <w:pPr>
       <w:keepNext/>
       <w:keepLines/>
@@ -17266,14 +19603,12 @@
         <w:ilvl w:val="3"/>
         <w:numId w:val="1"/>
       </w:numPr>
-      <w:spacing w:before="40"/>
+      <w:ind w:firstLine="709"/>
       <w:outlineLvl w:val="3"/>
     </w:pPr>
     <w:rPr>
-      <w:rFonts w:asciiTheme="majorHAnsi" w:eastAsiaTheme="majorEastAsia" w:hAnsiTheme="majorHAnsi" w:cstheme="majorBidi"/>
-      <w:i/>
+      <w:rFonts w:eastAsiaTheme="majorEastAsia" w:cstheme="majorBidi"/>
       <w:iCs/>
-      <w:color w:val="2F5496" w:themeColor="accent1" w:themeShade="BF"/>
     </w:rPr>
   </w:style>
   <w:style w:type="character" w:default="1" w:styleId="a0">
@@ -17428,13 +19763,10 @@
     <w:basedOn w:val="a0"/>
     <w:link w:val="4"/>
     <w:uiPriority w:val="9"/>
-    <w:semiHidden/>
-    <w:rsid w:val="003F53F7"/>
+    <w:rsid w:val="001C708F"/>
     <w:rPr>
-      <w:rFonts w:asciiTheme="majorHAnsi" w:eastAsiaTheme="majorEastAsia" w:hAnsiTheme="majorHAnsi" w:cstheme="majorBidi"/>
-      <w:i/>
+      <w:rFonts w:ascii="Times New Roman" w:eastAsiaTheme="majorEastAsia" w:hAnsi="Times New Roman" w:cstheme="majorBidi"/>
       <w:iCs/>
-      <w:color w:val="2F5496" w:themeColor="accent1" w:themeShade="BF"/>
       <w:sz w:val="28"/>
     </w:rPr>
   </w:style>
